--- a/retorno-a-consciencia.docx
+++ b/retorno-a-consciencia.docx
@@ -92,28 +92,6 @@
         </w:rPr>
         <w:t> 23 de agosto de 2025</w:t>
       </w:r>
-      <w:r>
-        <w:rPr>
-          <w:rFonts w:ascii="Segoe UI" w:hAnsi="Segoe UI" w:cs="Segoe UI"/>
-          <w:color w:val="1F2328"/>
-        </w:rPr>
-        <w:br/>
-      </w:r>
-      <w:r>
-        <w:rPr>
-          <w:rStyle w:val="Strong"/>
-          <w:rFonts w:ascii="Segoe UI" w:eastAsiaTheme="majorEastAsia" w:hAnsi="Segoe UI" w:cs="Segoe UI"/>
-          <w:color w:val="1F2328"/>
-        </w:rPr>
-        <w:t>DOI:</w:t>
-      </w:r>
-      <w:r>
-        <w:rPr>
-          <w:rFonts w:ascii="Segoe UI" w:hAnsi="Segoe UI" w:cs="Segoe UI"/>
-          <w:color w:val="1F2328"/>
-        </w:rPr>
-        <w:t> 10.13140/RG.2.2.27104.96007</w:t>
-      </w:r>
     </w:p>
     <w:p>
       <w:pPr>
@@ -130,7 +108,7 @@
           <w:noProof/>
           <w:color w:val="1F2328"/>
         </w:rPr>
-        <w:pict w14:anchorId="731168A2">
+        <w:pict w14:anchorId="71FAFDC8">
           <v:rect id="_x0000_i1027" alt="" style="width:451.15pt;height:.05pt;mso-width-percent:0;mso-height-percent:0;mso-width-percent:0;mso-height-percent:0" o:hrpct="964" o:hralign="center" o:hrstd="t" o:hr="t" fillcolor="#a0a0a0" stroked="f"/>
         </w:pict>
       </w:r>
@@ -225,8 +203,15 @@
           <w:rFonts w:ascii="Segoe UI" w:hAnsi="Segoe UI" w:cs="Segoe UI"/>
           <w:color w:val="1F2328"/>
         </w:rPr>
+        <w:t xml:space="preserve">Esta abordagem revela convergências impressionantes através de domínios independentes de investigação. Pioneiros da mecânica quântica—Heisenberg, </w:t>
+      </w:r>
+      <w:r>
+        <w:rPr>
+          <w:rFonts w:ascii="Segoe UI" w:hAnsi="Segoe UI" w:cs="Segoe UI"/>
+          <w:color w:val="1F2328"/>
+        </w:rPr>
         <w:lastRenderedPageBreak/>
-        <w:t>Esta abordagem revela convergências impressionantes através de domínios independentes de investigação. Pioneiros da mecânica quântica—Heisenberg, Schrödinger, Pauli, Bohm, Wheeler—chegaram a interpretações orientadas à consciência através do engajamento rigoroso com fenômenos quânticos. Tradições contemplativas através de culturas e milênios descobriram a consciência como fundamental através de investigação interna sistemática. A neurociência moderna documenta fenômenos que desafiam modelos cérebro-como-produtor da consciência. Estas linhas separadas de evidência apontam para a mesma conclusão revolucionária.</w:t>
+        <w:t>Schrödinger, Pauli, Bohm, Wheeler—chegaram a interpretações orientadas à consciência através do engajamento rigoroso com fenômenos quânticos. Tradições contemplativas através de culturas e milênios descobriram a consciência como fundamental através de investigação interna sistemática. A neurociência moderna documenta fenômenos que desafiam modelos cérebro-como-produtor da consciência. Estas linhas separadas de evidência apontam para a mesma conclusão revolucionária.</w:t>
       </w:r>
     </w:p>
     <w:p>
@@ -337,8 +322,15 @@
           <w:rFonts w:ascii="Segoe UI" w:hAnsi="Segoe UI" w:cs="Segoe UI"/>
           <w:color w:val="1F2328"/>
         </w:rPr>
+        <w:t xml:space="preserve">O que torna este momento particularmente tocante é o reconhecimento de que o que estamos “descobrindo” através da filosofia analítica rigorosa e da física de ponta </w:t>
+      </w:r>
+      <w:r>
+        <w:rPr>
+          <w:rFonts w:ascii="Segoe UI" w:hAnsi="Segoe UI" w:cs="Segoe UI"/>
+          <w:color w:val="1F2328"/>
+        </w:rPr>
         <w:lastRenderedPageBreak/>
-        <w:t>O que torna este momento particularmente tocante é o reconhecimento de que o que estamos “descobrindo” através da filosofia analítica rigorosa e da física de ponta pode ser uma redescoberta de intuições que as tradições contemplativas preservaram por milênios. Podemos estar testemunhando não a marcha avante do progresso, mas um retorno espiral—voltando à metafísica consciência-primeiro com os dons adicionais da precisão científica e formalismo matemático.</w:t>
+        <w:t>pode ser uma redescoberta de intuições que as tradições contemplativas preservaram por milênios. Podemos estar testemunhando não a marcha avante do progresso, mas um retorno espiral—voltando à metafísica consciência-primeiro com os dons adicionais da precisão científica e formalismo matemático.</w:t>
       </w:r>
     </w:p>
     <w:p>
@@ -474,7 +466,7 @@
           <w:rFonts w:ascii="Segoe UI" w:hAnsi="Segoe UI" w:cs="Segoe UI"/>
           <w:color w:val="1F2328"/>
         </w:rPr>
-        <w:t xml:space="preserve">A mecânica quântica, nossa teoria física mais bem-sucedida, apresenta seu próprio desafio profundo ao materialismo. O problema da medição revela que sistemas quânticos não possuem propriedades definidas independente da observação. Antes da medição, sistemas quânticos existem em estados de superposição que desafiam nossa noção clássica de objetos com características determinadas. A teoria quântica de campos mina ainda mais o materialismo ao revelar que o que chamamos de </w:t>
+        <w:t xml:space="preserve">A mecânica quântica, nossa teoria física mais bem-sucedida, apresenta seu próprio desafio profundo ao materialismo. O problema da medição revela que sistemas quânticos não possuem propriedades definidas independente da observação. Antes da medição, sistemas quânticos existem em estados de superposição que desafiam nossa noção clássica de objetos com características determinadas. A teoria quântica de campos mina ainda mais o materialismo ao revelar que o que chamamos de “partículas” são na verdade excitações em campos subjacentes—padrões dinâmicos de atividade em vez de objetos discretos e sólidos. As várias interpretações da </w:t>
       </w:r>
       <w:r>
         <w:rPr>
@@ -482,7 +474,7 @@
           <w:color w:val="1F2328"/>
         </w:rPr>
         <w:lastRenderedPageBreak/>
-        <w:t>“partículas” são na verdade excitações em campos subjacentes—padrões dinâmicos de atividade em vez de objetos discretos e sólidos. As várias interpretações da mecânica quântica—desde consciência-causando-colapso até muitos mundos—cada uma pinta imagens fundamentalmente diferentes da realidade, sugerindo que nossa teoria física mais fundamental resiste a uma interpretação materialista clara.</w:t>
+        <w:t>mecânica quântica—desde consciência-causando-colapso até muitos mundos—cada uma pinta imagens fundamentalmente diferentes da realidade, sugerindo que nossa teoria física mais fundamental resiste a uma interpretação materialista clara.</w:t>
       </w:r>
     </w:p>
     <w:p>
@@ -616,16 +608,7 @@
           <w:rFonts w:ascii="Segoe UI" w:eastAsiaTheme="majorEastAsia" w:hAnsi="Segoe UI" w:cs="Segoe UI"/>
           <w:color w:val="1F2328"/>
         </w:rPr>
-        <w:t xml:space="preserve">Esta seção introduz o idealismo analítico de Bernardo Kastrup como uma solução abrangente aos desafios do materialismo. Ao inverter a suposição fundamental—tornando a consciência primária em vez de emergente—esta estrutura dissolve o problema difícil da consciência, explica a dissociação através de mecanismos </w:t>
-      </w:r>
-      <w:r>
-        <w:rPr>
-          <w:rStyle w:val="Emphasis"/>
-          <w:rFonts w:ascii="Segoe UI" w:eastAsiaTheme="majorEastAsia" w:hAnsi="Segoe UI" w:cs="Segoe UI"/>
-          <w:color w:val="1F2328"/>
-        </w:rPr>
-        <w:lastRenderedPageBreak/>
-        <w:t>empiricamente fundamentados e recontextualiza a indeterminação quântica como espontaneidade criativa natural da consciência.</w:t>
+        <w:t>Esta seção introduz o idealismo analítico de Bernardo Kastrup como uma solução abrangente aos desafios do materialismo. Ao inverter a suposição fundamental—tornando a consciência primária em vez de emergente—esta estrutura dissolve o problema difícil da consciência, explica a dissociação através de mecanismos empiricamente fundamentados e recontextualiza a indeterminação quântica como espontaneidade criativa natural da consciência.</w:t>
       </w:r>
     </w:p>
     <w:p>
@@ -647,6 +630,7 @@
           <w:sz w:val="30"/>
           <w:szCs w:val="30"/>
         </w:rPr>
+        <w:lastRenderedPageBreak/>
         <w:t>Apresentando Bernardo Kastrup</w:t>
       </w:r>
     </w:p>
@@ -3344,7 +3328,7 @@
         <w:pStyle w:val="NormalWeb"/>
         <w:numPr>
           <w:ilvl w:val="0"/>
-          <w:numId w:val="279"/>
+          <w:numId w:val="298"/>
         </w:numPr>
         <w:shd w:val="clear" w:color="auto" w:fill="FFFFFF"/>
         <w:spacing w:before="0" w:beforeAutospacing="0" w:after="225" w:afterAutospacing="0"/>
@@ -3374,7 +3358,7 @@
         <w:pStyle w:val="NormalWeb"/>
         <w:numPr>
           <w:ilvl w:val="0"/>
-          <w:numId w:val="279"/>
+          <w:numId w:val="298"/>
         </w:numPr>
         <w:shd w:val="clear" w:color="auto" w:fill="FFFFFF"/>
         <w:spacing w:before="0" w:beforeAutospacing="0" w:after="225" w:afterAutospacing="0"/>
@@ -3404,7 +3388,7 @@
         <w:pStyle w:val="NormalWeb"/>
         <w:numPr>
           <w:ilvl w:val="0"/>
-          <w:numId w:val="279"/>
+          <w:numId w:val="298"/>
         </w:numPr>
         <w:shd w:val="clear" w:color="auto" w:fill="FFFFFF"/>
         <w:spacing w:before="0" w:beforeAutospacing="0" w:after="225" w:afterAutospacing="0"/>
@@ -3699,7 +3683,7 @@
       <w:pPr>
         <w:numPr>
           <w:ilvl w:val="0"/>
-          <w:numId w:val="280"/>
+          <w:numId w:val="299"/>
         </w:numPr>
         <w:shd w:val="clear" w:color="auto" w:fill="FFFFFF"/>
         <w:spacing w:before="60" w:after="60" w:line="240" w:lineRule="auto"/>
@@ -3728,7 +3712,7 @@
       <w:pPr>
         <w:numPr>
           <w:ilvl w:val="0"/>
-          <w:numId w:val="280"/>
+          <w:numId w:val="299"/>
         </w:numPr>
         <w:shd w:val="clear" w:color="auto" w:fill="FFFFFF"/>
         <w:spacing w:before="60" w:after="60" w:line="240" w:lineRule="auto"/>
@@ -3757,7 +3741,7 @@
       <w:pPr>
         <w:numPr>
           <w:ilvl w:val="0"/>
-          <w:numId w:val="280"/>
+          <w:numId w:val="299"/>
         </w:numPr>
         <w:shd w:val="clear" w:color="auto" w:fill="FFFFFF"/>
         <w:spacing w:before="60" w:after="60" w:line="240" w:lineRule="auto"/>
@@ -4099,7 +4083,7 @@
       <w:pPr>
         <w:numPr>
           <w:ilvl w:val="0"/>
-          <w:numId w:val="281"/>
+          <w:numId w:val="300"/>
         </w:numPr>
         <w:shd w:val="clear" w:color="auto" w:fill="FFFFFF"/>
         <w:spacing w:before="60" w:after="60" w:line="240" w:lineRule="auto"/>
@@ -4120,7 +4104,7 @@
       <w:pPr>
         <w:numPr>
           <w:ilvl w:val="0"/>
-          <w:numId w:val="281"/>
+          <w:numId w:val="300"/>
         </w:numPr>
         <w:shd w:val="clear" w:color="auto" w:fill="FFFFFF"/>
         <w:spacing w:before="60" w:after="60" w:line="240" w:lineRule="auto"/>
@@ -4141,7 +4125,7 @@
       <w:pPr>
         <w:numPr>
           <w:ilvl w:val="0"/>
-          <w:numId w:val="281"/>
+          <w:numId w:val="300"/>
         </w:numPr>
         <w:shd w:val="clear" w:color="auto" w:fill="FFFFFF"/>
         <w:spacing w:before="60" w:after="60" w:line="240" w:lineRule="auto"/>
@@ -4162,7 +4146,7 @@
       <w:pPr>
         <w:numPr>
           <w:ilvl w:val="0"/>
-          <w:numId w:val="281"/>
+          <w:numId w:val="300"/>
         </w:numPr>
         <w:shd w:val="clear" w:color="auto" w:fill="FFFFFF"/>
         <w:spacing w:before="60" w:after="60" w:line="240" w:lineRule="auto"/>
@@ -4672,7 +4656,7 @@
       <w:pPr>
         <w:numPr>
           <w:ilvl w:val="0"/>
-          <w:numId w:val="282"/>
+          <w:numId w:val="301"/>
         </w:numPr>
         <w:shd w:val="clear" w:color="auto" w:fill="FFFFFF"/>
         <w:spacing w:before="60" w:after="60" w:line="240" w:lineRule="auto"/>
@@ -4693,7 +4677,7 @@
       <w:pPr>
         <w:numPr>
           <w:ilvl w:val="0"/>
-          <w:numId w:val="282"/>
+          <w:numId w:val="301"/>
         </w:numPr>
         <w:shd w:val="clear" w:color="auto" w:fill="FFFFFF"/>
         <w:spacing w:before="60" w:after="60" w:line="240" w:lineRule="auto"/>
@@ -4714,7 +4698,7 @@
       <w:pPr>
         <w:numPr>
           <w:ilvl w:val="0"/>
-          <w:numId w:val="282"/>
+          <w:numId w:val="301"/>
         </w:numPr>
         <w:shd w:val="clear" w:color="auto" w:fill="FFFFFF"/>
         <w:spacing w:before="60" w:after="60" w:line="240" w:lineRule="auto"/>
@@ -4735,7 +4719,7 @@
       <w:pPr>
         <w:numPr>
           <w:ilvl w:val="0"/>
-          <w:numId w:val="282"/>
+          <w:numId w:val="301"/>
         </w:numPr>
         <w:shd w:val="clear" w:color="auto" w:fill="FFFFFF"/>
         <w:spacing w:before="60" w:after="60" w:line="240" w:lineRule="auto"/>
@@ -4874,7 +4858,7 @@
       <w:pPr>
         <w:numPr>
           <w:ilvl w:val="0"/>
-          <w:numId w:val="283"/>
+          <w:numId w:val="302"/>
         </w:numPr>
         <w:shd w:val="clear" w:color="auto" w:fill="FFFFFF"/>
         <w:spacing w:before="60" w:after="60" w:line="240" w:lineRule="auto"/>
@@ -4895,7 +4879,7 @@
       <w:pPr>
         <w:numPr>
           <w:ilvl w:val="0"/>
-          <w:numId w:val="283"/>
+          <w:numId w:val="302"/>
         </w:numPr>
         <w:shd w:val="clear" w:color="auto" w:fill="FFFFFF"/>
         <w:spacing w:before="60" w:after="60" w:line="240" w:lineRule="auto"/>
@@ -4916,7 +4900,7 @@
       <w:pPr>
         <w:numPr>
           <w:ilvl w:val="0"/>
-          <w:numId w:val="283"/>
+          <w:numId w:val="302"/>
         </w:numPr>
         <w:shd w:val="clear" w:color="auto" w:fill="FFFFFF"/>
         <w:spacing w:before="60" w:after="60" w:line="240" w:lineRule="auto"/>
@@ -5056,7 +5040,7 @@
       <w:pPr>
         <w:numPr>
           <w:ilvl w:val="0"/>
-          <w:numId w:val="284"/>
+          <w:numId w:val="303"/>
         </w:numPr>
         <w:shd w:val="clear" w:color="auto" w:fill="FFFFFF"/>
         <w:spacing w:before="60" w:after="60" w:line="240" w:lineRule="auto"/>
@@ -5077,7 +5061,7 @@
       <w:pPr>
         <w:numPr>
           <w:ilvl w:val="0"/>
-          <w:numId w:val="284"/>
+          <w:numId w:val="303"/>
         </w:numPr>
         <w:shd w:val="clear" w:color="auto" w:fill="FFFFFF"/>
         <w:spacing w:before="60" w:after="60" w:line="240" w:lineRule="auto"/>
@@ -5098,7 +5082,7 @@
       <w:pPr>
         <w:numPr>
           <w:ilvl w:val="0"/>
-          <w:numId w:val="284"/>
+          <w:numId w:val="303"/>
         </w:numPr>
         <w:shd w:val="clear" w:color="auto" w:fill="FFFFFF"/>
         <w:spacing w:before="60" w:after="60" w:line="240" w:lineRule="auto"/>
@@ -5245,7 +5229,7 @@
       <w:pPr>
         <w:numPr>
           <w:ilvl w:val="0"/>
-          <w:numId w:val="285"/>
+          <w:numId w:val="304"/>
         </w:numPr>
         <w:shd w:val="clear" w:color="auto" w:fill="FFFFFF"/>
         <w:spacing w:before="60" w:after="60" w:line="240" w:lineRule="auto"/>
@@ -5266,7 +5250,7 @@
       <w:pPr>
         <w:numPr>
           <w:ilvl w:val="0"/>
-          <w:numId w:val="285"/>
+          <w:numId w:val="304"/>
         </w:numPr>
         <w:shd w:val="clear" w:color="auto" w:fill="FFFFFF"/>
         <w:spacing w:before="60" w:after="60" w:line="240" w:lineRule="auto"/>
@@ -5287,7 +5271,7 @@
       <w:pPr>
         <w:numPr>
           <w:ilvl w:val="0"/>
-          <w:numId w:val="285"/>
+          <w:numId w:val="304"/>
         </w:numPr>
         <w:shd w:val="clear" w:color="auto" w:fill="FFFFFF"/>
         <w:spacing w:before="60" w:after="60" w:line="240" w:lineRule="auto"/>
@@ -5308,7 +5292,7 @@
       <w:pPr>
         <w:numPr>
           <w:ilvl w:val="0"/>
-          <w:numId w:val="285"/>
+          <w:numId w:val="304"/>
         </w:numPr>
         <w:shd w:val="clear" w:color="auto" w:fill="FFFFFF"/>
         <w:spacing w:before="60" w:after="60" w:line="240" w:lineRule="auto"/>
@@ -5388,7 +5372,7 @@
       <w:pPr>
         <w:numPr>
           <w:ilvl w:val="0"/>
-          <w:numId w:val="286"/>
+          <w:numId w:val="305"/>
         </w:numPr>
         <w:shd w:val="clear" w:color="auto" w:fill="FFFFFF"/>
         <w:spacing w:before="60" w:after="60" w:line="240" w:lineRule="auto"/>
@@ -5409,7 +5393,7 @@
       <w:pPr>
         <w:numPr>
           <w:ilvl w:val="0"/>
-          <w:numId w:val="286"/>
+          <w:numId w:val="305"/>
         </w:numPr>
         <w:shd w:val="clear" w:color="auto" w:fill="FFFFFF"/>
         <w:spacing w:before="60" w:after="60" w:line="240" w:lineRule="auto"/>
@@ -5430,7 +5414,7 @@
       <w:pPr>
         <w:numPr>
           <w:ilvl w:val="0"/>
-          <w:numId w:val="286"/>
+          <w:numId w:val="305"/>
         </w:numPr>
         <w:shd w:val="clear" w:color="auto" w:fill="FFFFFF"/>
         <w:spacing w:before="60" w:after="60" w:line="240" w:lineRule="auto"/>
@@ -5459,7 +5443,7 @@
       <w:pPr>
         <w:numPr>
           <w:ilvl w:val="0"/>
-          <w:numId w:val="286"/>
+          <w:numId w:val="305"/>
         </w:numPr>
         <w:shd w:val="clear" w:color="auto" w:fill="FFFFFF"/>
         <w:spacing w:before="60" w:after="60" w:line="240" w:lineRule="auto"/>
@@ -5532,7 +5516,7 @@
       <w:pPr>
         <w:numPr>
           <w:ilvl w:val="0"/>
-          <w:numId w:val="287"/>
+          <w:numId w:val="306"/>
         </w:numPr>
         <w:shd w:val="clear" w:color="auto" w:fill="FFFFFF"/>
         <w:spacing w:before="60" w:after="60" w:line="240" w:lineRule="auto"/>
@@ -5553,7 +5537,7 @@
       <w:pPr>
         <w:numPr>
           <w:ilvl w:val="0"/>
-          <w:numId w:val="287"/>
+          <w:numId w:val="306"/>
         </w:numPr>
         <w:shd w:val="clear" w:color="auto" w:fill="FFFFFF"/>
         <w:spacing w:before="60" w:after="60" w:line="240" w:lineRule="auto"/>
@@ -5574,7 +5558,7 @@
       <w:pPr>
         <w:numPr>
           <w:ilvl w:val="0"/>
-          <w:numId w:val="287"/>
+          <w:numId w:val="306"/>
         </w:numPr>
         <w:shd w:val="clear" w:color="auto" w:fill="FFFFFF"/>
         <w:spacing w:before="60" w:after="60" w:line="240" w:lineRule="auto"/>
@@ -5714,7 +5698,7 @@
       <w:pPr>
         <w:numPr>
           <w:ilvl w:val="0"/>
-          <w:numId w:val="288"/>
+          <w:numId w:val="307"/>
         </w:numPr>
         <w:shd w:val="clear" w:color="auto" w:fill="FFFFFF"/>
         <w:spacing w:before="60" w:after="60" w:line="240" w:lineRule="auto"/>
@@ -5735,7 +5719,7 @@
       <w:pPr>
         <w:numPr>
           <w:ilvl w:val="0"/>
-          <w:numId w:val="288"/>
+          <w:numId w:val="307"/>
         </w:numPr>
         <w:shd w:val="clear" w:color="auto" w:fill="FFFFFF"/>
         <w:spacing w:before="60" w:after="60" w:line="240" w:lineRule="auto"/>
@@ -5756,7 +5740,7 @@
       <w:pPr>
         <w:numPr>
           <w:ilvl w:val="0"/>
-          <w:numId w:val="288"/>
+          <w:numId w:val="307"/>
         </w:numPr>
         <w:shd w:val="clear" w:color="auto" w:fill="FFFFFF"/>
         <w:spacing w:before="60" w:after="60" w:line="240" w:lineRule="auto"/>
@@ -5895,7 +5879,7 @@
       <w:pPr>
         <w:numPr>
           <w:ilvl w:val="0"/>
-          <w:numId w:val="289"/>
+          <w:numId w:val="308"/>
         </w:numPr>
         <w:shd w:val="clear" w:color="auto" w:fill="FFFFFF"/>
         <w:spacing w:before="60" w:after="60" w:line="240" w:lineRule="auto"/>
@@ -5916,7 +5900,7 @@
       <w:pPr>
         <w:numPr>
           <w:ilvl w:val="0"/>
-          <w:numId w:val="289"/>
+          <w:numId w:val="308"/>
         </w:numPr>
         <w:shd w:val="clear" w:color="auto" w:fill="FFFFFF"/>
         <w:spacing w:before="60" w:after="60" w:line="240" w:lineRule="auto"/>
@@ -5937,7 +5921,7 @@
       <w:pPr>
         <w:numPr>
           <w:ilvl w:val="0"/>
-          <w:numId w:val="289"/>
+          <w:numId w:val="308"/>
         </w:numPr>
         <w:shd w:val="clear" w:color="auto" w:fill="FFFFFF"/>
         <w:spacing w:before="60" w:after="60" w:line="240" w:lineRule="auto"/>
@@ -5958,7 +5942,7 @@
       <w:pPr>
         <w:numPr>
           <w:ilvl w:val="0"/>
-          <w:numId w:val="289"/>
+          <w:numId w:val="308"/>
         </w:numPr>
         <w:shd w:val="clear" w:color="auto" w:fill="FFFFFF"/>
         <w:spacing w:before="60" w:after="60" w:line="240" w:lineRule="auto"/>
@@ -6134,7 +6118,7 @@
       <w:pPr>
         <w:numPr>
           <w:ilvl w:val="0"/>
-          <w:numId w:val="290"/>
+          <w:numId w:val="309"/>
         </w:numPr>
         <w:shd w:val="clear" w:color="auto" w:fill="FFFFFF"/>
         <w:spacing w:before="60" w:after="60" w:line="240" w:lineRule="auto"/>
@@ -6155,7 +6139,7 @@
       <w:pPr>
         <w:numPr>
           <w:ilvl w:val="0"/>
-          <w:numId w:val="290"/>
+          <w:numId w:val="309"/>
         </w:numPr>
         <w:shd w:val="clear" w:color="auto" w:fill="FFFFFF"/>
         <w:spacing w:before="60" w:after="60" w:line="240" w:lineRule="auto"/>
@@ -6176,7 +6160,7 @@
       <w:pPr>
         <w:numPr>
           <w:ilvl w:val="0"/>
-          <w:numId w:val="290"/>
+          <w:numId w:val="309"/>
         </w:numPr>
         <w:shd w:val="clear" w:color="auto" w:fill="FFFFFF"/>
         <w:spacing w:before="60" w:after="60" w:line="240" w:lineRule="auto"/>
@@ -6197,7 +6181,7 @@
       <w:pPr>
         <w:numPr>
           <w:ilvl w:val="0"/>
-          <w:numId w:val="290"/>
+          <w:numId w:val="309"/>
         </w:numPr>
         <w:shd w:val="clear" w:color="auto" w:fill="FFFFFF"/>
         <w:spacing w:before="60" w:after="60" w:line="240" w:lineRule="auto"/>
@@ -6337,7 +6321,7 @@
       <w:pPr>
         <w:numPr>
           <w:ilvl w:val="0"/>
-          <w:numId w:val="291"/>
+          <w:numId w:val="310"/>
         </w:numPr>
         <w:shd w:val="clear" w:color="auto" w:fill="FFFFFF"/>
         <w:spacing w:before="60" w:after="60" w:line="240" w:lineRule="auto"/>
@@ -6358,7 +6342,7 @@
       <w:pPr>
         <w:numPr>
           <w:ilvl w:val="0"/>
-          <w:numId w:val="291"/>
+          <w:numId w:val="310"/>
         </w:numPr>
         <w:shd w:val="clear" w:color="auto" w:fill="FFFFFF"/>
         <w:spacing w:before="60" w:after="60" w:line="240" w:lineRule="auto"/>
@@ -6379,7 +6363,7 @@
       <w:pPr>
         <w:numPr>
           <w:ilvl w:val="0"/>
-          <w:numId w:val="291"/>
+          <w:numId w:val="310"/>
         </w:numPr>
         <w:shd w:val="clear" w:color="auto" w:fill="FFFFFF"/>
         <w:spacing w:before="60" w:after="60" w:line="240" w:lineRule="auto"/>
@@ -6400,7 +6384,7 @@
       <w:pPr>
         <w:numPr>
           <w:ilvl w:val="0"/>
-          <w:numId w:val="291"/>
+          <w:numId w:val="310"/>
         </w:numPr>
         <w:shd w:val="clear" w:color="auto" w:fill="FFFFFF"/>
         <w:spacing w:before="60" w:after="60" w:line="240" w:lineRule="auto"/>
@@ -6547,7 +6531,7 @@
       <w:pPr>
         <w:numPr>
           <w:ilvl w:val="0"/>
-          <w:numId w:val="292"/>
+          <w:numId w:val="311"/>
         </w:numPr>
         <w:shd w:val="clear" w:color="auto" w:fill="FFFFFF"/>
         <w:spacing w:before="60" w:after="60" w:line="240" w:lineRule="auto"/>
@@ -6568,7 +6552,7 @@
       <w:pPr>
         <w:numPr>
           <w:ilvl w:val="0"/>
-          <w:numId w:val="292"/>
+          <w:numId w:val="311"/>
         </w:numPr>
         <w:shd w:val="clear" w:color="auto" w:fill="FFFFFF"/>
         <w:spacing w:before="60" w:after="60" w:line="240" w:lineRule="auto"/>
@@ -6630,7 +6614,7 @@
         <w:pStyle w:val="NormalWeb"/>
         <w:numPr>
           <w:ilvl w:val="0"/>
-          <w:numId w:val="293"/>
+          <w:numId w:val="312"/>
         </w:numPr>
         <w:shd w:val="clear" w:color="auto" w:fill="FFFFFF"/>
         <w:spacing w:before="0" w:beforeAutospacing="0" w:after="225" w:afterAutospacing="0"/>
@@ -6660,7 +6644,7 @@
         <w:pStyle w:val="NormalWeb"/>
         <w:numPr>
           <w:ilvl w:val="0"/>
-          <w:numId w:val="293"/>
+          <w:numId w:val="312"/>
         </w:numPr>
         <w:shd w:val="clear" w:color="auto" w:fill="FFFFFF"/>
         <w:spacing w:before="0" w:beforeAutospacing="0" w:after="225" w:afterAutospacing="0"/>
@@ -6690,7 +6674,7 @@
         <w:pStyle w:val="NormalWeb"/>
         <w:numPr>
           <w:ilvl w:val="0"/>
-          <w:numId w:val="293"/>
+          <w:numId w:val="312"/>
         </w:numPr>
         <w:shd w:val="clear" w:color="auto" w:fill="FFFFFF"/>
         <w:spacing w:before="0" w:beforeAutospacing="0" w:after="225" w:afterAutospacing="0"/>
@@ -6720,7 +6704,7 @@
         <w:pStyle w:val="NormalWeb"/>
         <w:numPr>
           <w:ilvl w:val="0"/>
-          <w:numId w:val="293"/>
+          <w:numId w:val="312"/>
         </w:numPr>
         <w:shd w:val="clear" w:color="auto" w:fill="FFFFFF"/>
         <w:spacing w:before="0" w:beforeAutospacing="0" w:after="225" w:afterAutospacing="0"/>
@@ -6848,7 +6832,7 @@
       <w:pPr>
         <w:numPr>
           <w:ilvl w:val="0"/>
-          <w:numId w:val="294"/>
+          <w:numId w:val="313"/>
         </w:numPr>
         <w:shd w:val="clear" w:color="auto" w:fill="FFFFFF"/>
         <w:spacing w:before="60" w:after="60" w:line="240" w:lineRule="auto"/>
@@ -6869,7 +6853,7 @@
       <w:pPr>
         <w:numPr>
           <w:ilvl w:val="0"/>
-          <w:numId w:val="294"/>
+          <w:numId w:val="313"/>
         </w:numPr>
         <w:shd w:val="clear" w:color="auto" w:fill="FFFFFF"/>
         <w:spacing w:before="60" w:after="60" w:line="240" w:lineRule="auto"/>
@@ -6890,7 +6874,7 @@
       <w:pPr>
         <w:numPr>
           <w:ilvl w:val="0"/>
-          <w:numId w:val="294"/>
+          <w:numId w:val="313"/>
         </w:numPr>
         <w:shd w:val="clear" w:color="auto" w:fill="FFFFFF"/>
         <w:spacing w:before="60" w:after="60" w:line="240" w:lineRule="auto"/>
@@ -6911,7 +6895,7 @@
       <w:pPr>
         <w:numPr>
           <w:ilvl w:val="0"/>
-          <w:numId w:val="294"/>
+          <w:numId w:val="313"/>
         </w:numPr>
         <w:shd w:val="clear" w:color="auto" w:fill="FFFFFF"/>
         <w:spacing w:before="60" w:after="60" w:line="240" w:lineRule="auto"/>
@@ -8193,25 +8177,6 @@
           <w:rFonts w:ascii="Segoe UI" w:hAnsi="Segoe UI" w:cs="Segoe UI"/>
           <w:color w:val="1F2328"/>
         </w:rPr>
-        <w:t>Nahm, M., &amp; Greyson, B. (2009). Already in your list. Core survey of the literature.</w:t>
-      </w:r>
-    </w:p>
-    <w:p>
-      <w:pPr>
-        <w:pStyle w:val="NormalWeb"/>
-        <w:shd w:val="clear" w:color="auto" w:fill="FFFFFF"/>
-        <w:spacing w:before="0" w:beforeAutospacing="0" w:after="225" w:afterAutospacing="0"/>
-        <w:rPr>
-          <w:rFonts w:ascii="Segoe UI" w:hAnsi="Segoe UI" w:cs="Segoe UI"/>
-          <w:color w:val="1F2328"/>
-        </w:rPr>
-      </w:pPr>
-      <w:r>
-        <w:rPr>
-          <w:rFonts w:ascii="Segoe UI" w:hAnsi="Segoe UI" w:cs="Segoe UI"/>
-          <w:color w:val="1F2328"/>
-        </w:rPr>
-        <w:lastRenderedPageBreak/>
         <w:t>Nahm, M., &amp; Greyson, B. (2010). Terminal lucidity in people with mental illness and other conditions: A review and implications for research. Journal of Nervous and Mental Disease, 198(7), 498–506.</w:t>
       </w:r>
     </w:p>
@@ -8230,6 +8195,7 @@
           <w:rFonts w:ascii="Segoe UI" w:hAnsi="Segoe UI" w:cs="Segoe UI"/>
           <w:color w:val="1F2328"/>
         </w:rPr>
+        <w:lastRenderedPageBreak/>
         <w:t>Nahm, M. (2013). Terminal lucidity: A review and a case collection. Archives of Gerontology and Geriatrics, 57(2), 138–142.</w:t>
       </w:r>
     </w:p>
@@ -8629,7 +8595,6 @@
           <w:rFonts w:ascii="Segoe UI" w:hAnsi="Segoe UI" w:cs="Segoe UI"/>
           <w:color w:val="1F2328"/>
         </w:rPr>
-        <w:lastRenderedPageBreak/>
         <w:t>Treffert, D. A. (2010). Islands of Genius: The Bountiful Mind of the Autistic, Acquired, and Sudden Savant. Jessica Kingsley Publishers.</w:t>
       </w:r>
     </w:p>
@@ -8666,6 +8631,7 @@
           <w:rFonts w:ascii="Segoe UI" w:hAnsi="Segoe UI" w:cs="Segoe UI"/>
           <w:color w:val="1F2328"/>
         </w:rPr>
+        <w:lastRenderedPageBreak/>
         <w:t>Tucker, J. B. (2013). Return to life: Extraordinary cases of children who remember past lives. St. Martin’s Press.</w:t>
       </w:r>
     </w:p>
@@ -8786,7 +8752,7 @@
           <w:noProof/>
           <w:color w:val="1F2328"/>
         </w:rPr>
-        <w:pict w14:anchorId="7DE7F5E0">
+        <w:pict w14:anchorId="44E6E288">
           <v:rect id="_x0000_i1026" alt="" style="width:451.15pt;height:.05pt;mso-width-percent:0;mso-height-percent:0;mso-width-percent:0;mso-height-percent:0" o:hrpct="964" o:hralign="center" o:hrstd="t" o:hr="t" fillcolor="#a0a0a0" stroked="f"/>
         </w:pict>
       </w:r>
@@ -8845,7 +8811,7 @@
           <w:noProof/>
           <w:color w:val="1F2328"/>
         </w:rPr>
-        <w:pict w14:anchorId="492F998C">
+        <w:pict w14:anchorId="137907A1">
           <v:rect id="_x0000_i1025" alt="" style="width:451.15pt;height:.05pt;mso-width-percent:0;mso-height-percent:0;mso-width-percent:0;mso-height-percent:0" o:hrpct="964" o:hralign="center" o:hrstd="t" o:hr="t" fillcolor="#a0a0a0" stroked="f"/>
         </w:pict>
       </w:r>
@@ -8869,6 +8835,7 @@
         <w:t>Obrigado por ler “Retorno à Consciência.” Este trabalho está disponível livremente sob licenciamento Creative Commons para máximo impacto e distribuição.</w:t>
       </w:r>
     </w:p>
+    <w:p/>
     <w:sectPr>
       <w:headerReference w:type="even" r:id="rId13"/>
       <w:headerReference w:type="default" r:id="rId14"/>
@@ -9775,6 +9742,304 @@
     </w:lvl>
   </w:abstractNum>
   <w:abstractNum w:abstractNumId="4" w15:restartNumberingAfterBreak="0">
+    <w:nsid w:val="02AA50F4"/>
+    <w:multiLevelType w:val="multilevel"/>
+    <w:tmpl w:val="ED126C94"/>
+    <w:lvl w:ilvl="0">
+      <w:start w:val="1"/>
+      <w:numFmt w:val="bullet"/>
+      <w:lvlText w:val=""/>
+      <w:lvlJc w:val="left"/>
+      <w:pPr>
+        <w:tabs>
+          <w:tab w:val="num" w:pos="720"/>
+        </w:tabs>
+        <w:ind w:left="720" w:hanging="360"/>
+      </w:pPr>
+      <w:rPr>
+        <w:rFonts w:ascii="Symbol" w:hAnsi="Symbol" w:hint="default"/>
+        <w:sz w:val="20"/>
+      </w:rPr>
+    </w:lvl>
+    <w:lvl w:ilvl="1" w:tentative="1">
+      <w:start w:val="1"/>
+      <w:numFmt w:val="bullet"/>
+      <w:lvlText w:val="o"/>
+      <w:lvlJc w:val="left"/>
+      <w:pPr>
+        <w:tabs>
+          <w:tab w:val="num" w:pos="1440"/>
+        </w:tabs>
+        <w:ind w:left="1440" w:hanging="360"/>
+      </w:pPr>
+      <w:rPr>
+        <w:rFonts w:ascii="Courier New" w:hAnsi="Courier New" w:hint="default"/>
+        <w:sz w:val="20"/>
+      </w:rPr>
+    </w:lvl>
+    <w:lvl w:ilvl="2" w:tentative="1">
+      <w:start w:val="1"/>
+      <w:numFmt w:val="bullet"/>
+      <w:lvlText w:val=""/>
+      <w:lvlJc w:val="left"/>
+      <w:pPr>
+        <w:tabs>
+          <w:tab w:val="num" w:pos="2160"/>
+        </w:tabs>
+        <w:ind w:left="2160" w:hanging="360"/>
+      </w:pPr>
+      <w:rPr>
+        <w:rFonts w:ascii="Wingdings" w:hAnsi="Wingdings" w:hint="default"/>
+        <w:sz w:val="20"/>
+      </w:rPr>
+    </w:lvl>
+    <w:lvl w:ilvl="3" w:tentative="1">
+      <w:start w:val="1"/>
+      <w:numFmt w:val="bullet"/>
+      <w:lvlText w:val=""/>
+      <w:lvlJc w:val="left"/>
+      <w:pPr>
+        <w:tabs>
+          <w:tab w:val="num" w:pos="2880"/>
+        </w:tabs>
+        <w:ind w:left="2880" w:hanging="360"/>
+      </w:pPr>
+      <w:rPr>
+        <w:rFonts w:ascii="Wingdings" w:hAnsi="Wingdings" w:hint="default"/>
+        <w:sz w:val="20"/>
+      </w:rPr>
+    </w:lvl>
+    <w:lvl w:ilvl="4" w:tentative="1">
+      <w:start w:val="1"/>
+      <w:numFmt w:val="bullet"/>
+      <w:lvlText w:val=""/>
+      <w:lvlJc w:val="left"/>
+      <w:pPr>
+        <w:tabs>
+          <w:tab w:val="num" w:pos="3600"/>
+        </w:tabs>
+        <w:ind w:left="3600" w:hanging="360"/>
+      </w:pPr>
+      <w:rPr>
+        <w:rFonts w:ascii="Wingdings" w:hAnsi="Wingdings" w:hint="default"/>
+        <w:sz w:val="20"/>
+      </w:rPr>
+    </w:lvl>
+    <w:lvl w:ilvl="5" w:tentative="1">
+      <w:start w:val="1"/>
+      <w:numFmt w:val="bullet"/>
+      <w:lvlText w:val=""/>
+      <w:lvlJc w:val="left"/>
+      <w:pPr>
+        <w:tabs>
+          <w:tab w:val="num" w:pos="4320"/>
+        </w:tabs>
+        <w:ind w:left="4320" w:hanging="360"/>
+      </w:pPr>
+      <w:rPr>
+        <w:rFonts w:ascii="Wingdings" w:hAnsi="Wingdings" w:hint="default"/>
+        <w:sz w:val="20"/>
+      </w:rPr>
+    </w:lvl>
+    <w:lvl w:ilvl="6" w:tentative="1">
+      <w:start w:val="1"/>
+      <w:numFmt w:val="bullet"/>
+      <w:lvlText w:val=""/>
+      <w:lvlJc w:val="left"/>
+      <w:pPr>
+        <w:tabs>
+          <w:tab w:val="num" w:pos="5040"/>
+        </w:tabs>
+        <w:ind w:left="5040" w:hanging="360"/>
+      </w:pPr>
+      <w:rPr>
+        <w:rFonts w:ascii="Wingdings" w:hAnsi="Wingdings" w:hint="default"/>
+        <w:sz w:val="20"/>
+      </w:rPr>
+    </w:lvl>
+    <w:lvl w:ilvl="7" w:tentative="1">
+      <w:start w:val="1"/>
+      <w:numFmt w:val="bullet"/>
+      <w:lvlText w:val=""/>
+      <w:lvlJc w:val="left"/>
+      <w:pPr>
+        <w:tabs>
+          <w:tab w:val="num" w:pos="5760"/>
+        </w:tabs>
+        <w:ind w:left="5760" w:hanging="360"/>
+      </w:pPr>
+      <w:rPr>
+        <w:rFonts w:ascii="Wingdings" w:hAnsi="Wingdings" w:hint="default"/>
+        <w:sz w:val="20"/>
+      </w:rPr>
+    </w:lvl>
+    <w:lvl w:ilvl="8" w:tentative="1">
+      <w:start w:val="1"/>
+      <w:numFmt w:val="bullet"/>
+      <w:lvlText w:val=""/>
+      <w:lvlJc w:val="left"/>
+      <w:pPr>
+        <w:tabs>
+          <w:tab w:val="num" w:pos="6480"/>
+        </w:tabs>
+        <w:ind w:left="6480" w:hanging="360"/>
+      </w:pPr>
+      <w:rPr>
+        <w:rFonts w:ascii="Wingdings" w:hAnsi="Wingdings" w:hint="default"/>
+        <w:sz w:val="20"/>
+      </w:rPr>
+    </w:lvl>
+  </w:abstractNum>
+  <w:abstractNum w:abstractNumId="5" w15:restartNumberingAfterBreak="0">
+    <w:nsid w:val="034522E4"/>
+    <w:multiLevelType w:val="multilevel"/>
+    <w:tmpl w:val="559EEB28"/>
+    <w:lvl w:ilvl="0">
+      <w:start w:val="1"/>
+      <w:numFmt w:val="bullet"/>
+      <w:lvlText w:val=""/>
+      <w:lvlJc w:val="left"/>
+      <w:pPr>
+        <w:tabs>
+          <w:tab w:val="num" w:pos="720"/>
+        </w:tabs>
+        <w:ind w:left="720" w:hanging="360"/>
+      </w:pPr>
+      <w:rPr>
+        <w:rFonts w:ascii="Symbol" w:hAnsi="Symbol" w:hint="default"/>
+        <w:sz w:val="20"/>
+      </w:rPr>
+    </w:lvl>
+    <w:lvl w:ilvl="1" w:tentative="1">
+      <w:start w:val="1"/>
+      <w:numFmt w:val="bullet"/>
+      <w:lvlText w:val="o"/>
+      <w:lvlJc w:val="left"/>
+      <w:pPr>
+        <w:tabs>
+          <w:tab w:val="num" w:pos="1440"/>
+        </w:tabs>
+        <w:ind w:left="1440" w:hanging="360"/>
+      </w:pPr>
+      <w:rPr>
+        <w:rFonts w:ascii="Courier New" w:hAnsi="Courier New" w:hint="default"/>
+        <w:sz w:val="20"/>
+      </w:rPr>
+    </w:lvl>
+    <w:lvl w:ilvl="2" w:tentative="1">
+      <w:start w:val="1"/>
+      <w:numFmt w:val="bullet"/>
+      <w:lvlText w:val=""/>
+      <w:lvlJc w:val="left"/>
+      <w:pPr>
+        <w:tabs>
+          <w:tab w:val="num" w:pos="2160"/>
+        </w:tabs>
+        <w:ind w:left="2160" w:hanging="360"/>
+      </w:pPr>
+      <w:rPr>
+        <w:rFonts w:ascii="Wingdings" w:hAnsi="Wingdings" w:hint="default"/>
+        <w:sz w:val="20"/>
+      </w:rPr>
+    </w:lvl>
+    <w:lvl w:ilvl="3" w:tentative="1">
+      <w:start w:val="1"/>
+      <w:numFmt w:val="bullet"/>
+      <w:lvlText w:val=""/>
+      <w:lvlJc w:val="left"/>
+      <w:pPr>
+        <w:tabs>
+          <w:tab w:val="num" w:pos="2880"/>
+        </w:tabs>
+        <w:ind w:left="2880" w:hanging="360"/>
+      </w:pPr>
+      <w:rPr>
+        <w:rFonts w:ascii="Wingdings" w:hAnsi="Wingdings" w:hint="default"/>
+        <w:sz w:val="20"/>
+      </w:rPr>
+    </w:lvl>
+    <w:lvl w:ilvl="4" w:tentative="1">
+      <w:start w:val="1"/>
+      <w:numFmt w:val="bullet"/>
+      <w:lvlText w:val=""/>
+      <w:lvlJc w:val="left"/>
+      <w:pPr>
+        <w:tabs>
+          <w:tab w:val="num" w:pos="3600"/>
+        </w:tabs>
+        <w:ind w:left="3600" w:hanging="360"/>
+      </w:pPr>
+      <w:rPr>
+        <w:rFonts w:ascii="Wingdings" w:hAnsi="Wingdings" w:hint="default"/>
+        <w:sz w:val="20"/>
+      </w:rPr>
+    </w:lvl>
+    <w:lvl w:ilvl="5" w:tentative="1">
+      <w:start w:val="1"/>
+      <w:numFmt w:val="bullet"/>
+      <w:lvlText w:val=""/>
+      <w:lvlJc w:val="left"/>
+      <w:pPr>
+        <w:tabs>
+          <w:tab w:val="num" w:pos="4320"/>
+        </w:tabs>
+        <w:ind w:left="4320" w:hanging="360"/>
+      </w:pPr>
+      <w:rPr>
+        <w:rFonts w:ascii="Wingdings" w:hAnsi="Wingdings" w:hint="default"/>
+        <w:sz w:val="20"/>
+      </w:rPr>
+    </w:lvl>
+    <w:lvl w:ilvl="6" w:tentative="1">
+      <w:start w:val="1"/>
+      <w:numFmt w:val="bullet"/>
+      <w:lvlText w:val=""/>
+      <w:lvlJc w:val="left"/>
+      <w:pPr>
+        <w:tabs>
+          <w:tab w:val="num" w:pos="5040"/>
+        </w:tabs>
+        <w:ind w:left="5040" w:hanging="360"/>
+      </w:pPr>
+      <w:rPr>
+        <w:rFonts w:ascii="Wingdings" w:hAnsi="Wingdings" w:hint="default"/>
+        <w:sz w:val="20"/>
+      </w:rPr>
+    </w:lvl>
+    <w:lvl w:ilvl="7" w:tentative="1">
+      <w:start w:val="1"/>
+      <w:numFmt w:val="bullet"/>
+      <w:lvlText w:val=""/>
+      <w:lvlJc w:val="left"/>
+      <w:pPr>
+        <w:tabs>
+          <w:tab w:val="num" w:pos="5760"/>
+        </w:tabs>
+        <w:ind w:left="5760" w:hanging="360"/>
+      </w:pPr>
+      <w:rPr>
+        <w:rFonts w:ascii="Wingdings" w:hAnsi="Wingdings" w:hint="default"/>
+        <w:sz w:val="20"/>
+      </w:rPr>
+    </w:lvl>
+    <w:lvl w:ilvl="8" w:tentative="1">
+      <w:start w:val="1"/>
+      <w:numFmt w:val="bullet"/>
+      <w:lvlText w:val=""/>
+      <w:lvlJc w:val="left"/>
+      <w:pPr>
+        <w:tabs>
+          <w:tab w:val="num" w:pos="6480"/>
+        </w:tabs>
+        <w:ind w:left="6480" w:hanging="360"/>
+      </w:pPr>
+      <w:rPr>
+        <w:rFonts w:ascii="Wingdings" w:hAnsi="Wingdings" w:hint="default"/>
+        <w:sz w:val="20"/>
+      </w:rPr>
+    </w:lvl>
+  </w:abstractNum>
+  <w:abstractNum w:abstractNumId="6" w15:restartNumberingAfterBreak="0">
     <w:nsid w:val="04281692"/>
     <w:multiLevelType w:val="multilevel"/>
     <w:tmpl w:val="4700430A"/>
@@ -9923,7 +10188,7 @@
       </w:rPr>
     </w:lvl>
   </w:abstractNum>
-  <w:abstractNum w:abstractNumId="5" w15:restartNumberingAfterBreak="0">
+  <w:abstractNum w:abstractNumId="7" w15:restartNumberingAfterBreak="0">
     <w:nsid w:val="04456F62"/>
     <w:multiLevelType w:val="multilevel"/>
     <w:tmpl w:val="B420DF3C"/>
@@ -10036,7 +10301,7 @@
       </w:pPr>
     </w:lvl>
   </w:abstractNum>
-  <w:abstractNum w:abstractNumId="6" w15:restartNumberingAfterBreak="0">
+  <w:abstractNum w:abstractNumId="8" w15:restartNumberingAfterBreak="0">
     <w:nsid w:val="04A97053"/>
     <w:multiLevelType w:val="multilevel"/>
     <w:tmpl w:val="D54A225C"/>
@@ -10185,7 +10450,7 @@
       </w:rPr>
     </w:lvl>
   </w:abstractNum>
-  <w:abstractNum w:abstractNumId="7" w15:restartNumberingAfterBreak="0">
+  <w:abstractNum w:abstractNumId="9" w15:restartNumberingAfterBreak="0">
     <w:nsid w:val="04BB26DA"/>
     <w:multiLevelType w:val="multilevel"/>
     <w:tmpl w:val="8C64414A"/>
@@ -10334,7 +10599,7 @@
       </w:rPr>
     </w:lvl>
   </w:abstractNum>
-  <w:abstractNum w:abstractNumId="8" w15:restartNumberingAfterBreak="0">
+  <w:abstractNum w:abstractNumId="10" w15:restartNumberingAfterBreak="0">
     <w:nsid w:val="051D693C"/>
     <w:multiLevelType w:val="multilevel"/>
     <w:tmpl w:val="DEF889E0"/>
@@ -10447,7 +10712,7 @@
       </w:pPr>
     </w:lvl>
   </w:abstractNum>
-  <w:abstractNum w:abstractNumId="9" w15:restartNumberingAfterBreak="0">
+  <w:abstractNum w:abstractNumId="11" w15:restartNumberingAfterBreak="0">
     <w:nsid w:val="0585788E"/>
     <w:multiLevelType w:val="multilevel"/>
     <w:tmpl w:val="401E5016"/>
@@ -10596,7 +10861,7 @@
       </w:rPr>
     </w:lvl>
   </w:abstractNum>
-  <w:abstractNum w:abstractNumId="10" w15:restartNumberingAfterBreak="0">
+  <w:abstractNum w:abstractNumId="12" w15:restartNumberingAfterBreak="0">
     <w:nsid w:val="05CB6BF8"/>
     <w:multiLevelType w:val="multilevel"/>
     <w:tmpl w:val="93EE773C"/>
@@ -10745,7 +11010,7 @@
       </w:rPr>
     </w:lvl>
   </w:abstractNum>
-  <w:abstractNum w:abstractNumId="11" w15:restartNumberingAfterBreak="0">
+  <w:abstractNum w:abstractNumId="13" w15:restartNumberingAfterBreak="0">
     <w:nsid w:val="065A54E5"/>
     <w:multiLevelType w:val="multilevel"/>
     <w:tmpl w:val="166EFBF6"/>
@@ -10894,7 +11159,7 @@
       </w:rPr>
     </w:lvl>
   </w:abstractNum>
-  <w:abstractNum w:abstractNumId="12" w15:restartNumberingAfterBreak="0">
+  <w:abstractNum w:abstractNumId="14" w15:restartNumberingAfterBreak="0">
     <w:nsid w:val="067B5414"/>
     <w:multiLevelType w:val="multilevel"/>
     <w:tmpl w:val="79D089A4"/>
@@ -11043,7 +11308,7 @@
       </w:rPr>
     </w:lvl>
   </w:abstractNum>
-  <w:abstractNum w:abstractNumId="13" w15:restartNumberingAfterBreak="0">
+  <w:abstractNum w:abstractNumId="15" w15:restartNumberingAfterBreak="0">
     <w:nsid w:val="06A75A11"/>
     <w:multiLevelType w:val="multilevel"/>
     <w:tmpl w:val="0096C908"/>
@@ -11192,7 +11457,7 @@
       </w:rPr>
     </w:lvl>
   </w:abstractNum>
-  <w:abstractNum w:abstractNumId="14" w15:restartNumberingAfterBreak="0">
+  <w:abstractNum w:abstractNumId="16" w15:restartNumberingAfterBreak="0">
     <w:nsid w:val="07C54E79"/>
     <w:multiLevelType w:val="multilevel"/>
     <w:tmpl w:val="9DAC77E0"/>
@@ -11341,7 +11606,7 @@
       </w:rPr>
     </w:lvl>
   </w:abstractNum>
-  <w:abstractNum w:abstractNumId="15" w15:restartNumberingAfterBreak="0">
+  <w:abstractNum w:abstractNumId="17" w15:restartNumberingAfterBreak="0">
     <w:nsid w:val="07D64327"/>
     <w:multiLevelType w:val="multilevel"/>
     <w:tmpl w:val="FFA86686"/>
@@ -11490,7 +11755,7 @@
       </w:rPr>
     </w:lvl>
   </w:abstractNum>
-  <w:abstractNum w:abstractNumId="16" w15:restartNumberingAfterBreak="0">
+  <w:abstractNum w:abstractNumId="18" w15:restartNumberingAfterBreak="0">
     <w:nsid w:val="080847EF"/>
     <w:multiLevelType w:val="multilevel"/>
     <w:tmpl w:val="BA969746"/>
@@ -11639,7 +11904,7 @@
       </w:rPr>
     </w:lvl>
   </w:abstractNum>
-  <w:abstractNum w:abstractNumId="17" w15:restartNumberingAfterBreak="0">
+  <w:abstractNum w:abstractNumId="19" w15:restartNumberingAfterBreak="0">
     <w:nsid w:val="08165F51"/>
     <w:multiLevelType w:val="multilevel"/>
     <w:tmpl w:val="DBE228C0"/>
@@ -11788,7 +12053,156 @@
       </w:rPr>
     </w:lvl>
   </w:abstractNum>
-  <w:abstractNum w:abstractNumId="18" w15:restartNumberingAfterBreak="0">
+  <w:abstractNum w:abstractNumId="20" w15:restartNumberingAfterBreak="0">
+    <w:nsid w:val="081C5D5E"/>
+    <w:multiLevelType w:val="multilevel"/>
+    <w:tmpl w:val="4798FD0C"/>
+    <w:lvl w:ilvl="0">
+      <w:start w:val="1"/>
+      <w:numFmt w:val="bullet"/>
+      <w:lvlText w:val=""/>
+      <w:lvlJc w:val="left"/>
+      <w:pPr>
+        <w:tabs>
+          <w:tab w:val="num" w:pos="720"/>
+        </w:tabs>
+        <w:ind w:left="720" w:hanging="360"/>
+      </w:pPr>
+      <w:rPr>
+        <w:rFonts w:ascii="Symbol" w:hAnsi="Symbol" w:hint="default"/>
+        <w:sz w:val="20"/>
+      </w:rPr>
+    </w:lvl>
+    <w:lvl w:ilvl="1" w:tentative="1">
+      <w:start w:val="1"/>
+      <w:numFmt w:val="bullet"/>
+      <w:lvlText w:val="o"/>
+      <w:lvlJc w:val="left"/>
+      <w:pPr>
+        <w:tabs>
+          <w:tab w:val="num" w:pos="1440"/>
+        </w:tabs>
+        <w:ind w:left="1440" w:hanging="360"/>
+      </w:pPr>
+      <w:rPr>
+        <w:rFonts w:ascii="Courier New" w:hAnsi="Courier New" w:hint="default"/>
+        <w:sz w:val="20"/>
+      </w:rPr>
+    </w:lvl>
+    <w:lvl w:ilvl="2" w:tentative="1">
+      <w:start w:val="1"/>
+      <w:numFmt w:val="bullet"/>
+      <w:lvlText w:val=""/>
+      <w:lvlJc w:val="left"/>
+      <w:pPr>
+        <w:tabs>
+          <w:tab w:val="num" w:pos="2160"/>
+        </w:tabs>
+        <w:ind w:left="2160" w:hanging="360"/>
+      </w:pPr>
+      <w:rPr>
+        <w:rFonts w:ascii="Wingdings" w:hAnsi="Wingdings" w:hint="default"/>
+        <w:sz w:val="20"/>
+      </w:rPr>
+    </w:lvl>
+    <w:lvl w:ilvl="3" w:tentative="1">
+      <w:start w:val="1"/>
+      <w:numFmt w:val="bullet"/>
+      <w:lvlText w:val=""/>
+      <w:lvlJc w:val="left"/>
+      <w:pPr>
+        <w:tabs>
+          <w:tab w:val="num" w:pos="2880"/>
+        </w:tabs>
+        <w:ind w:left="2880" w:hanging="360"/>
+      </w:pPr>
+      <w:rPr>
+        <w:rFonts w:ascii="Wingdings" w:hAnsi="Wingdings" w:hint="default"/>
+        <w:sz w:val="20"/>
+      </w:rPr>
+    </w:lvl>
+    <w:lvl w:ilvl="4" w:tentative="1">
+      <w:start w:val="1"/>
+      <w:numFmt w:val="bullet"/>
+      <w:lvlText w:val=""/>
+      <w:lvlJc w:val="left"/>
+      <w:pPr>
+        <w:tabs>
+          <w:tab w:val="num" w:pos="3600"/>
+        </w:tabs>
+        <w:ind w:left="3600" w:hanging="360"/>
+      </w:pPr>
+      <w:rPr>
+        <w:rFonts w:ascii="Wingdings" w:hAnsi="Wingdings" w:hint="default"/>
+        <w:sz w:val="20"/>
+      </w:rPr>
+    </w:lvl>
+    <w:lvl w:ilvl="5" w:tentative="1">
+      <w:start w:val="1"/>
+      <w:numFmt w:val="bullet"/>
+      <w:lvlText w:val=""/>
+      <w:lvlJc w:val="left"/>
+      <w:pPr>
+        <w:tabs>
+          <w:tab w:val="num" w:pos="4320"/>
+        </w:tabs>
+        <w:ind w:left="4320" w:hanging="360"/>
+      </w:pPr>
+      <w:rPr>
+        <w:rFonts w:ascii="Wingdings" w:hAnsi="Wingdings" w:hint="default"/>
+        <w:sz w:val="20"/>
+      </w:rPr>
+    </w:lvl>
+    <w:lvl w:ilvl="6" w:tentative="1">
+      <w:start w:val="1"/>
+      <w:numFmt w:val="bullet"/>
+      <w:lvlText w:val=""/>
+      <w:lvlJc w:val="left"/>
+      <w:pPr>
+        <w:tabs>
+          <w:tab w:val="num" w:pos="5040"/>
+        </w:tabs>
+        <w:ind w:left="5040" w:hanging="360"/>
+      </w:pPr>
+      <w:rPr>
+        <w:rFonts w:ascii="Wingdings" w:hAnsi="Wingdings" w:hint="default"/>
+        <w:sz w:val="20"/>
+      </w:rPr>
+    </w:lvl>
+    <w:lvl w:ilvl="7" w:tentative="1">
+      <w:start w:val="1"/>
+      <w:numFmt w:val="bullet"/>
+      <w:lvlText w:val=""/>
+      <w:lvlJc w:val="left"/>
+      <w:pPr>
+        <w:tabs>
+          <w:tab w:val="num" w:pos="5760"/>
+        </w:tabs>
+        <w:ind w:left="5760" w:hanging="360"/>
+      </w:pPr>
+      <w:rPr>
+        <w:rFonts w:ascii="Wingdings" w:hAnsi="Wingdings" w:hint="default"/>
+        <w:sz w:val="20"/>
+      </w:rPr>
+    </w:lvl>
+    <w:lvl w:ilvl="8" w:tentative="1">
+      <w:start w:val="1"/>
+      <w:numFmt w:val="bullet"/>
+      <w:lvlText w:val=""/>
+      <w:lvlJc w:val="left"/>
+      <w:pPr>
+        <w:tabs>
+          <w:tab w:val="num" w:pos="6480"/>
+        </w:tabs>
+        <w:ind w:left="6480" w:hanging="360"/>
+      </w:pPr>
+      <w:rPr>
+        <w:rFonts w:ascii="Wingdings" w:hAnsi="Wingdings" w:hint="default"/>
+        <w:sz w:val="20"/>
+      </w:rPr>
+    </w:lvl>
+  </w:abstractNum>
+  <w:abstractNum w:abstractNumId="21" w15:restartNumberingAfterBreak="0">
     <w:nsid w:val="081F2ECF"/>
     <w:multiLevelType w:val="multilevel"/>
     <w:tmpl w:val="ECC4CB0A"/>
@@ -11937,7 +12351,7 @@
       </w:rPr>
     </w:lvl>
   </w:abstractNum>
-  <w:abstractNum w:abstractNumId="19" w15:restartNumberingAfterBreak="0">
+  <w:abstractNum w:abstractNumId="22" w15:restartNumberingAfterBreak="0">
     <w:nsid w:val="08BA7388"/>
     <w:multiLevelType w:val="multilevel"/>
     <w:tmpl w:val="01A2F822"/>
@@ -12086,7 +12500,7 @@
       </w:rPr>
     </w:lvl>
   </w:abstractNum>
-  <w:abstractNum w:abstractNumId="20" w15:restartNumberingAfterBreak="0">
+  <w:abstractNum w:abstractNumId="23" w15:restartNumberingAfterBreak="0">
     <w:nsid w:val="092A3368"/>
     <w:multiLevelType w:val="multilevel"/>
     <w:tmpl w:val="A824DB1A"/>
@@ -12235,7 +12649,7 @@
       </w:rPr>
     </w:lvl>
   </w:abstractNum>
-  <w:abstractNum w:abstractNumId="21" w15:restartNumberingAfterBreak="0">
+  <w:abstractNum w:abstractNumId="24" w15:restartNumberingAfterBreak="0">
     <w:nsid w:val="09441F02"/>
     <w:multiLevelType w:val="multilevel"/>
     <w:tmpl w:val="A0320FDC"/>
@@ -12384,7 +12798,305 @@
       </w:rPr>
     </w:lvl>
   </w:abstractNum>
-  <w:abstractNum w:abstractNumId="22" w15:restartNumberingAfterBreak="0">
+  <w:abstractNum w:abstractNumId="25" w15:restartNumberingAfterBreak="0">
+    <w:nsid w:val="09F1068B"/>
+    <w:multiLevelType w:val="multilevel"/>
+    <w:tmpl w:val="7BE8FDE2"/>
+    <w:lvl w:ilvl="0">
+      <w:start w:val="1"/>
+      <w:numFmt w:val="bullet"/>
+      <w:lvlText w:val=""/>
+      <w:lvlJc w:val="left"/>
+      <w:pPr>
+        <w:tabs>
+          <w:tab w:val="num" w:pos="720"/>
+        </w:tabs>
+        <w:ind w:left="720" w:hanging="360"/>
+      </w:pPr>
+      <w:rPr>
+        <w:rFonts w:ascii="Symbol" w:hAnsi="Symbol" w:hint="default"/>
+        <w:sz w:val="20"/>
+      </w:rPr>
+    </w:lvl>
+    <w:lvl w:ilvl="1" w:tentative="1">
+      <w:start w:val="1"/>
+      <w:numFmt w:val="bullet"/>
+      <w:lvlText w:val="o"/>
+      <w:lvlJc w:val="left"/>
+      <w:pPr>
+        <w:tabs>
+          <w:tab w:val="num" w:pos="1440"/>
+        </w:tabs>
+        <w:ind w:left="1440" w:hanging="360"/>
+      </w:pPr>
+      <w:rPr>
+        <w:rFonts w:ascii="Courier New" w:hAnsi="Courier New" w:hint="default"/>
+        <w:sz w:val="20"/>
+      </w:rPr>
+    </w:lvl>
+    <w:lvl w:ilvl="2" w:tentative="1">
+      <w:start w:val="1"/>
+      <w:numFmt w:val="bullet"/>
+      <w:lvlText w:val=""/>
+      <w:lvlJc w:val="left"/>
+      <w:pPr>
+        <w:tabs>
+          <w:tab w:val="num" w:pos="2160"/>
+        </w:tabs>
+        <w:ind w:left="2160" w:hanging="360"/>
+      </w:pPr>
+      <w:rPr>
+        <w:rFonts w:ascii="Wingdings" w:hAnsi="Wingdings" w:hint="default"/>
+        <w:sz w:val="20"/>
+      </w:rPr>
+    </w:lvl>
+    <w:lvl w:ilvl="3" w:tentative="1">
+      <w:start w:val="1"/>
+      <w:numFmt w:val="bullet"/>
+      <w:lvlText w:val=""/>
+      <w:lvlJc w:val="left"/>
+      <w:pPr>
+        <w:tabs>
+          <w:tab w:val="num" w:pos="2880"/>
+        </w:tabs>
+        <w:ind w:left="2880" w:hanging="360"/>
+      </w:pPr>
+      <w:rPr>
+        <w:rFonts w:ascii="Wingdings" w:hAnsi="Wingdings" w:hint="default"/>
+        <w:sz w:val="20"/>
+      </w:rPr>
+    </w:lvl>
+    <w:lvl w:ilvl="4" w:tentative="1">
+      <w:start w:val="1"/>
+      <w:numFmt w:val="bullet"/>
+      <w:lvlText w:val=""/>
+      <w:lvlJc w:val="left"/>
+      <w:pPr>
+        <w:tabs>
+          <w:tab w:val="num" w:pos="3600"/>
+        </w:tabs>
+        <w:ind w:left="3600" w:hanging="360"/>
+      </w:pPr>
+      <w:rPr>
+        <w:rFonts w:ascii="Wingdings" w:hAnsi="Wingdings" w:hint="default"/>
+        <w:sz w:val="20"/>
+      </w:rPr>
+    </w:lvl>
+    <w:lvl w:ilvl="5" w:tentative="1">
+      <w:start w:val="1"/>
+      <w:numFmt w:val="bullet"/>
+      <w:lvlText w:val=""/>
+      <w:lvlJc w:val="left"/>
+      <w:pPr>
+        <w:tabs>
+          <w:tab w:val="num" w:pos="4320"/>
+        </w:tabs>
+        <w:ind w:left="4320" w:hanging="360"/>
+      </w:pPr>
+      <w:rPr>
+        <w:rFonts w:ascii="Wingdings" w:hAnsi="Wingdings" w:hint="default"/>
+        <w:sz w:val="20"/>
+      </w:rPr>
+    </w:lvl>
+    <w:lvl w:ilvl="6" w:tentative="1">
+      <w:start w:val="1"/>
+      <w:numFmt w:val="bullet"/>
+      <w:lvlText w:val=""/>
+      <w:lvlJc w:val="left"/>
+      <w:pPr>
+        <w:tabs>
+          <w:tab w:val="num" w:pos="5040"/>
+        </w:tabs>
+        <w:ind w:left="5040" w:hanging="360"/>
+      </w:pPr>
+      <w:rPr>
+        <w:rFonts w:ascii="Wingdings" w:hAnsi="Wingdings" w:hint="default"/>
+        <w:sz w:val="20"/>
+      </w:rPr>
+    </w:lvl>
+    <w:lvl w:ilvl="7" w:tentative="1">
+      <w:start w:val="1"/>
+      <w:numFmt w:val="bullet"/>
+      <w:lvlText w:val=""/>
+      <w:lvlJc w:val="left"/>
+      <w:pPr>
+        <w:tabs>
+          <w:tab w:val="num" w:pos="5760"/>
+        </w:tabs>
+        <w:ind w:left="5760" w:hanging="360"/>
+      </w:pPr>
+      <w:rPr>
+        <w:rFonts w:ascii="Wingdings" w:hAnsi="Wingdings" w:hint="default"/>
+        <w:sz w:val="20"/>
+      </w:rPr>
+    </w:lvl>
+    <w:lvl w:ilvl="8" w:tentative="1">
+      <w:start w:val="1"/>
+      <w:numFmt w:val="bullet"/>
+      <w:lvlText w:val=""/>
+      <w:lvlJc w:val="left"/>
+      <w:pPr>
+        <w:tabs>
+          <w:tab w:val="num" w:pos="6480"/>
+        </w:tabs>
+        <w:ind w:left="6480" w:hanging="360"/>
+      </w:pPr>
+      <w:rPr>
+        <w:rFonts w:ascii="Wingdings" w:hAnsi="Wingdings" w:hint="default"/>
+        <w:sz w:val="20"/>
+      </w:rPr>
+    </w:lvl>
+  </w:abstractNum>
+  <w:abstractNum w:abstractNumId="26" w15:restartNumberingAfterBreak="0">
+    <w:nsid w:val="0A8662DF"/>
+    <w:multiLevelType w:val="multilevel"/>
+    <w:tmpl w:val="9412EA8A"/>
+    <w:lvl w:ilvl="0">
+      <w:start w:val="1"/>
+      <w:numFmt w:val="bullet"/>
+      <w:lvlText w:val=""/>
+      <w:lvlJc w:val="left"/>
+      <w:pPr>
+        <w:tabs>
+          <w:tab w:val="num" w:pos="720"/>
+        </w:tabs>
+        <w:ind w:left="720" w:hanging="360"/>
+      </w:pPr>
+      <w:rPr>
+        <w:rFonts w:ascii="Symbol" w:hAnsi="Symbol" w:hint="default"/>
+        <w:sz w:val="20"/>
+      </w:rPr>
+    </w:lvl>
+    <w:lvl w:ilvl="1" w:tentative="1">
+      <w:start w:val="1"/>
+      <w:numFmt w:val="bullet"/>
+      <w:lvlText w:val="o"/>
+      <w:lvlJc w:val="left"/>
+      <w:pPr>
+        <w:tabs>
+          <w:tab w:val="num" w:pos="1440"/>
+        </w:tabs>
+        <w:ind w:left="1440" w:hanging="360"/>
+      </w:pPr>
+      <w:rPr>
+        <w:rFonts w:ascii="Courier New" w:hAnsi="Courier New" w:hint="default"/>
+        <w:sz w:val="20"/>
+      </w:rPr>
+    </w:lvl>
+    <w:lvl w:ilvl="2" w:tentative="1">
+      <w:start w:val="1"/>
+      <w:numFmt w:val="bullet"/>
+      <w:lvlText w:val=""/>
+      <w:lvlJc w:val="left"/>
+      <w:pPr>
+        <w:tabs>
+          <w:tab w:val="num" w:pos="2160"/>
+        </w:tabs>
+        <w:ind w:left="2160" w:hanging="360"/>
+      </w:pPr>
+      <w:rPr>
+        <w:rFonts w:ascii="Wingdings" w:hAnsi="Wingdings" w:hint="default"/>
+        <w:sz w:val="20"/>
+      </w:rPr>
+    </w:lvl>
+    <w:lvl w:ilvl="3" w:tentative="1">
+      <w:start w:val="1"/>
+      <w:numFmt w:val="bullet"/>
+      <w:lvlText w:val=""/>
+      <w:lvlJc w:val="left"/>
+      <w:pPr>
+        <w:tabs>
+          <w:tab w:val="num" w:pos="2880"/>
+        </w:tabs>
+        <w:ind w:left="2880" w:hanging="360"/>
+      </w:pPr>
+      <w:rPr>
+        <w:rFonts w:ascii="Wingdings" w:hAnsi="Wingdings" w:hint="default"/>
+        <w:sz w:val="20"/>
+      </w:rPr>
+    </w:lvl>
+    <w:lvl w:ilvl="4" w:tentative="1">
+      <w:start w:val="1"/>
+      <w:numFmt w:val="bullet"/>
+      <w:lvlText w:val=""/>
+      <w:lvlJc w:val="left"/>
+      <w:pPr>
+        <w:tabs>
+          <w:tab w:val="num" w:pos="3600"/>
+        </w:tabs>
+        <w:ind w:left="3600" w:hanging="360"/>
+      </w:pPr>
+      <w:rPr>
+        <w:rFonts w:ascii="Wingdings" w:hAnsi="Wingdings" w:hint="default"/>
+        <w:sz w:val="20"/>
+      </w:rPr>
+    </w:lvl>
+    <w:lvl w:ilvl="5" w:tentative="1">
+      <w:start w:val="1"/>
+      <w:numFmt w:val="bullet"/>
+      <w:lvlText w:val=""/>
+      <w:lvlJc w:val="left"/>
+      <w:pPr>
+        <w:tabs>
+          <w:tab w:val="num" w:pos="4320"/>
+        </w:tabs>
+        <w:ind w:left="4320" w:hanging="360"/>
+      </w:pPr>
+      <w:rPr>
+        <w:rFonts w:ascii="Wingdings" w:hAnsi="Wingdings" w:hint="default"/>
+        <w:sz w:val="20"/>
+      </w:rPr>
+    </w:lvl>
+    <w:lvl w:ilvl="6" w:tentative="1">
+      <w:start w:val="1"/>
+      <w:numFmt w:val="bullet"/>
+      <w:lvlText w:val=""/>
+      <w:lvlJc w:val="left"/>
+      <w:pPr>
+        <w:tabs>
+          <w:tab w:val="num" w:pos="5040"/>
+        </w:tabs>
+        <w:ind w:left="5040" w:hanging="360"/>
+      </w:pPr>
+      <w:rPr>
+        <w:rFonts w:ascii="Wingdings" w:hAnsi="Wingdings" w:hint="default"/>
+        <w:sz w:val="20"/>
+      </w:rPr>
+    </w:lvl>
+    <w:lvl w:ilvl="7" w:tentative="1">
+      <w:start w:val="1"/>
+      <w:numFmt w:val="bullet"/>
+      <w:lvlText w:val=""/>
+      <w:lvlJc w:val="left"/>
+      <w:pPr>
+        <w:tabs>
+          <w:tab w:val="num" w:pos="5760"/>
+        </w:tabs>
+        <w:ind w:left="5760" w:hanging="360"/>
+      </w:pPr>
+      <w:rPr>
+        <w:rFonts w:ascii="Wingdings" w:hAnsi="Wingdings" w:hint="default"/>
+        <w:sz w:val="20"/>
+      </w:rPr>
+    </w:lvl>
+    <w:lvl w:ilvl="8" w:tentative="1">
+      <w:start w:val="1"/>
+      <w:numFmt w:val="bullet"/>
+      <w:lvlText w:val=""/>
+      <w:lvlJc w:val="left"/>
+      <w:pPr>
+        <w:tabs>
+          <w:tab w:val="num" w:pos="6480"/>
+        </w:tabs>
+        <w:ind w:left="6480" w:hanging="360"/>
+      </w:pPr>
+      <w:rPr>
+        <w:rFonts w:ascii="Wingdings" w:hAnsi="Wingdings" w:hint="default"/>
+        <w:sz w:val="20"/>
+      </w:rPr>
+    </w:lvl>
+  </w:abstractNum>
+  <w:abstractNum w:abstractNumId="27" w15:restartNumberingAfterBreak="0">
     <w:nsid w:val="0AEF1EF8"/>
     <w:multiLevelType w:val="multilevel"/>
     <w:tmpl w:val="A4200B34"/>
@@ -12533,7 +13245,7 @@
       </w:rPr>
     </w:lvl>
   </w:abstractNum>
-  <w:abstractNum w:abstractNumId="23" w15:restartNumberingAfterBreak="0">
+  <w:abstractNum w:abstractNumId="28" w15:restartNumberingAfterBreak="0">
     <w:nsid w:val="0B7E02E1"/>
     <w:multiLevelType w:val="multilevel"/>
     <w:tmpl w:val="3D7E69B6"/>
@@ -12682,7 +13394,7 @@
       </w:rPr>
     </w:lvl>
   </w:abstractNum>
-  <w:abstractNum w:abstractNumId="24" w15:restartNumberingAfterBreak="0">
+  <w:abstractNum w:abstractNumId="29" w15:restartNumberingAfterBreak="0">
     <w:nsid w:val="0BEB5AEE"/>
     <w:multiLevelType w:val="multilevel"/>
     <w:tmpl w:val="4E0A642C"/>
@@ -12831,7 +13543,7 @@
       </w:rPr>
     </w:lvl>
   </w:abstractNum>
-  <w:abstractNum w:abstractNumId="25" w15:restartNumberingAfterBreak="0">
+  <w:abstractNum w:abstractNumId="30" w15:restartNumberingAfterBreak="0">
     <w:nsid w:val="0C6F3351"/>
     <w:multiLevelType w:val="multilevel"/>
     <w:tmpl w:val="F3B2B398"/>
@@ -12980,7 +13692,7 @@
       </w:rPr>
     </w:lvl>
   </w:abstractNum>
-  <w:abstractNum w:abstractNumId="26" w15:restartNumberingAfterBreak="0">
+  <w:abstractNum w:abstractNumId="31" w15:restartNumberingAfterBreak="0">
     <w:nsid w:val="0CE44981"/>
     <w:multiLevelType w:val="multilevel"/>
     <w:tmpl w:val="55B42C14"/>
@@ -13129,7 +13841,7 @@
       </w:rPr>
     </w:lvl>
   </w:abstractNum>
-  <w:abstractNum w:abstractNumId="27" w15:restartNumberingAfterBreak="0">
+  <w:abstractNum w:abstractNumId="32" w15:restartNumberingAfterBreak="0">
     <w:nsid w:val="0CFE257A"/>
     <w:multiLevelType w:val="multilevel"/>
     <w:tmpl w:val="06487546"/>
@@ -13278,7 +13990,7 @@
       </w:rPr>
     </w:lvl>
   </w:abstractNum>
-  <w:abstractNum w:abstractNumId="28" w15:restartNumberingAfterBreak="0">
+  <w:abstractNum w:abstractNumId="33" w15:restartNumberingAfterBreak="0">
     <w:nsid w:val="0D286AF5"/>
     <w:multiLevelType w:val="multilevel"/>
     <w:tmpl w:val="2CBA2836"/>
@@ -13427,7 +14139,7 @@
       </w:rPr>
     </w:lvl>
   </w:abstractNum>
-  <w:abstractNum w:abstractNumId="29" w15:restartNumberingAfterBreak="0">
+  <w:abstractNum w:abstractNumId="34" w15:restartNumberingAfterBreak="0">
     <w:nsid w:val="0F944833"/>
     <w:multiLevelType w:val="multilevel"/>
     <w:tmpl w:val="0EDA2926"/>
@@ -13576,7 +14288,7 @@
       </w:rPr>
     </w:lvl>
   </w:abstractNum>
-  <w:abstractNum w:abstractNumId="30" w15:restartNumberingAfterBreak="0">
+  <w:abstractNum w:abstractNumId="35" w15:restartNumberingAfterBreak="0">
     <w:nsid w:val="101106D9"/>
     <w:multiLevelType w:val="multilevel"/>
     <w:tmpl w:val="C87CEE02"/>
@@ -13725,7 +14437,7 @@
       </w:rPr>
     </w:lvl>
   </w:abstractNum>
-  <w:abstractNum w:abstractNumId="31" w15:restartNumberingAfterBreak="0">
+  <w:abstractNum w:abstractNumId="36" w15:restartNumberingAfterBreak="0">
     <w:nsid w:val="10703B01"/>
     <w:multiLevelType w:val="multilevel"/>
     <w:tmpl w:val="C23649D0"/>
@@ -13874,7 +14586,7 @@
       </w:rPr>
     </w:lvl>
   </w:abstractNum>
-  <w:abstractNum w:abstractNumId="32" w15:restartNumberingAfterBreak="0">
+  <w:abstractNum w:abstractNumId="37" w15:restartNumberingAfterBreak="0">
     <w:nsid w:val="10BF2D19"/>
     <w:multiLevelType w:val="multilevel"/>
     <w:tmpl w:val="A7946FB0"/>
@@ -14023,7 +14735,7 @@
       </w:rPr>
     </w:lvl>
   </w:abstractNum>
-  <w:abstractNum w:abstractNumId="33" w15:restartNumberingAfterBreak="0">
+  <w:abstractNum w:abstractNumId="38" w15:restartNumberingAfterBreak="0">
     <w:nsid w:val="11191989"/>
     <w:multiLevelType w:val="multilevel"/>
     <w:tmpl w:val="A0766C94"/>
@@ -14172,7 +14884,7 @@
       </w:rPr>
     </w:lvl>
   </w:abstractNum>
-  <w:abstractNum w:abstractNumId="34" w15:restartNumberingAfterBreak="0">
+  <w:abstractNum w:abstractNumId="39" w15:restartNumberingAfterBreak="0">
     <w:nsid w:val="11BE6B34"/>
     <w:multiLevelType w:val="multilevel"/>
     <w:tmpl w:val="F57C3264"/>
@@ -14321,7 +15033,7 @@
       </w:rPr>
     </w:lvl>
   </w:abstractNum>
-  <w:abstractNum w:abstractNumId="35" w15:restartNumberingAfterBreak="0">
+  <w:abstractNum w:abstractNumId="40" w15:restartNumberingAfterBreak="0">
     <w:nsid w:val="12502966"/>
     <w:multiLevelType w:val="multilevel"/>
     <w:tmpl w:val="DECE00A4"/>
@@ -14470,7 +15182,7 @@
       </w:rPr>
     </w:lvl>
   </w:abstractNum>
-  <w:abstractNum w:abstractNumId="36" w15:restartNumberingAfterBreak="0">
+  <w:abstractNum w:abstractNumId="41" w15:restartNumberingAfterBreak="0">
     <w:nsid w:val="13F729E6"/>
     <w:multiLevelType w:val="multilevel"/>
     <w:tmpl w:val="4F8AEEEE"/>
@@ -14619,7 +15331,7 @@
       </w:rPr>
     </w:lvl>
   </w:abstractNum>
-  <w:abstractNum w:abstractNumId="37" w15:restartNumberingAfterBreak="0">
+  <w:abstractNum w:abstractNumId="42" w15:restartNumberingAfterBreak="0">
     <w:nsid w:val="145E7C6A"/>
     <w:multiLevelType w:val="multilevel"/>
     <w:tmpl w:val="9048940E"/>
@@ -14768,7 +15480,7 @@
       </w:rPr>
     </w:lvl>
   </w:abstractNum>
-  <w:abstractNum w:abstractNumId="38" w15:restartNumberingAfterBreak="0">
+  <w:abstractNum w:abstractNumId="43" w15:restartNumberingAfterBreak="0">
     <w:nsid w:val="14C62999"/>
     <w:multiLevelType w:val="multilevel"/>
     <w:tmpl w:val="183AAEB8"/>
@@ -14917,7 +15629,7 @@
       </w:rPr>
     </w:lvl>
   </w:abstractNum>
-  <w:abstractNum w:abstractNumId="39" w15:restartNumberingAfterBreak="0">
+  <w:abstractNum w:abstractNumId="44" w15:restartNumberingAfterBreak="0">
     <w:nsid w:val="15CD123D"/>
     <w:multiLevelType w:val="multilevel"/>
     <w:tmpl w:val="E1365CBA"/>
@@ -15066,7 +15778,7 @@
       </w:rPr>
     </w:lvl>
   </w:abstractNum>
-  <w:abstractNum w:abstractNumId="40" w15:restartNumberingAfterBreak="0">
+  <w:abstractNum w:abstractNumId="45" w15:restartNumberingAfterBreak="0">
     <w:nsid w:val="15F50156"/>
     <w:multiLevelType w:val="multilevel"/>
     <w:tmpl w:val="DBACDB56"/>
@@ -15215,7 +15927,7 @@
       </w:rPr>
     </w:lvl>
   </w:abstractNum>
-  <w:abstractNum w:abstractNumId="41" w15:restartNumberingAfterBreak="0">
+  <w:abstractNum w:abstractNumId="46" w15:restartNumberingAfterBreak="0">
     <w:nsid w:val="16200619"/>
     <w:multiLevelType w:val="multilevel"/>
     <w:tmpl w:val="208CE492"/>
@@ -15364,7 +16076,7 @@
       </w:rPr>
     </w:lvl>
   </w:abstractNum>
-  <w:abstractNum w:abstractNumId="42" w15:restartNumberingAfterBreak="0">
+  <w:abstractNum w:abstractNumId="47" w15:restartNumberingAfterBreak="0">
     <w:nsid w:val="16334BDE"/>
     <w:multiLevelType w:val="multilevel"/>
     <w:tmpl w:val="7FBE196E"/>
@@ -15513,7 +16225,7 @@
       </w:rPr>
     </w:lvl>
   </w:abstractNum>
-  <w:abstractNum w:abstractNumId="43" w15:restartNumberingAfterBreak="0">
+  <w:abstractNum w:abstractNumId="48" w15:restartNumberingAfterBreak="0">
     <w:nsid w:val="16783030"/>
     <w:multiLevelType w:val="multilevel"/>
     <w:tmpl w:val="A1781E9E"/>
@@ -15662,7 +16374,7 @@
       </w:rPr>
     </w:lvl>
   </w:abstractNum>
-  <w:abstractNum w:abstractNumId="44" w15:restartNumberingAfterBreak="0">
+  <w:abstractNum w:abstractNumId="49" w15:restartNumberingAfterBreak="0">
     <w:nsid w:val="1799051F"/>
     <w:multiLevelType w:val="multilevel"/>
     <w:tmpl w:val="6128C7CE"/>
@@ -15811,7 +16523,7 @@
       </w:rPr>
     </w:lvl>
   </w:abstractNum>
-  <w:abstractNum w:abstractNumId="45" w15:restartNumberingAfterBreak="0">
+  <w:abstractNum w:abstractNumId="50" w15:restartNumberingAfterBreak="0">
     <w:nsid w:val="17B52E77"/>
     <w:multiLevelType w:val="multilevel"/>
     <w:tmpl w:val="6AA48D18"/>
@@ -15960,7 +16672,7 @@
       </w:rPr>
     </w:lvl>
   </w:abstractNum>
-  <w:abstractNum w:abstractNumId="46" w15:restartNumberingAfterBreak="0">
+  <w:abstractNum w:abstractNumId="51" w15:restartNumberingAfterBreak="0">
     <w:nsid w:val="188142D2"/>
     <w:multiLevelType w:val="multilevel"/>
     <w:tmpl w:val="600E60C8"/>
@@ -16109,7 +16821,120 @@
       </w:rPr>
     </w:lvl>
   </w:abstractNum>
-  <w:abstractNum w:abstractNumId="47" w15:restartNumberingAfterBreak="0">
+  <w:abstractNum w:abstractNumId="52" w15:restartNumberingAfterBreak="0">
+    <w:nsid w:val="18BD35C8"/>
+    <w:multiLevelType w:val="multilevel"/>
+    <w:tmpl w:val="DE1C55D2"/>
+    <w:lvl w:ilvl="0">
+      <w:start w:val="1"/>
+      <w:numFmt w:val="decimal"/>
+      <w:lvlText w:val="%1."/>
+      <w:lvlJc w:val="left"/>
+      <w:pPr>
+        <w:tabs>
+          <w:tab w:val="num" w:pos="720"/>
+        </w:tabs>
+        <w:ind w:left="720" w:hanging="360"/>
+      </w:pPr>
+    </w:lvl>
+    <w:lvl w:ilvl="1" w:tentative="1">
+      <w:start w:val="1"/>
+      <w:numFmt w:val="decimal"/>
+      <w:lvlText w:val="%2."/>
+      <w:lvlJc w:val="left"/>
+      <w:pPr>
+        <w:tabs>
+          <w:tab w:val="num" w:pos="1440"/>
+        </w:tabs>
+        <w:ind w:left="1440" w:hanging="360"/>
+      </w:pPr>
+    </w:lvl>
+    <w:lvl w:ilvl="2" w:tentative="1">
+      <w:start w:val="1"/>
+      <w:numFmt w:val="decimal"/>
+      <w:lvlText w:val="%3."/>
+      <w:lvlJc w:val="left"/>
+      <w:pPr>
+        <w:tabs>
+          <w:tab w:val="num" w:pos="2160"/>
+        </w:tabs>
+        <w:ind w:left="2160" w:hanging="360"/>
+      </w:pPr>
+    </w:lvl>
+    <w:lvl w:ilvl="3" w:tentative="1">
+      <w:start w:val="1"/>
+      <w:numFmt w:val="decimal"/>
+      <w:lvlText w:val="%4."/>
+      <w:lvlJc w:val="left"/>
+      <w:pPr>
+        <w:tabs>
+          <w:tab w:val="num" w:pos="2880"/>
+        </w:tabs>
+        <w:ind w:left="2880" w:hanging="360"/>
+      </w:pPr>
+    </w:lvl>
+    <w:lvl w:ilvl="4" w:tentative="1">
+      <w:start w:val="1"/>
+      <w:numFmt w:val="decimal"/>
+      <w:lvlText w:val="%5."/>
+      <w:lvlJc w:val="left"/>
+      <w:pPr>
+        <w:tabs>
+          <w:tab w:val="num" w:pos="3600"/>
+        </w:tabs>
+        <w:ind w:left="3600" w:hanging="360"/>
+      </w:pPr>
+    </w:lvl>
+    <w:lvl w:ilvl="5" w:tentative="1">
+      <w:start w:val="1"/>
+      <w:numFmt w:val="decimal"/>
+      <w:lvlText w:val="%6."/>
+      <w:lvlJc w:val="left"/>
+      <w:pPr>
+        <w:tabs>
+          <w:tab w:val="num" w:pos="4320"/>
+        </w:tabs>
+        <w:ind w:left="4320" w:hanging="360"/>
+      </w:pPr>
+    </w:lvl>
+    <w:lvl w:ilvl="6" w:tentative="1">
+      <w:start w:val="1"/>
+      <w:numFmt w:val="decimal"/>
+      <w:lvlText w:val="%7."/>
+      <w:lvlJc w:val="left"/>
+      <w:pPr>
+        <w:tabs>
+          <w:tab w:val="num" w:pos="5040"/>
+        </w:tabs>
+        <w:ind w:left="5040" w:hanging="360"/>
+      </w:pPr>
+    </w:lvl>
+    <w:lvl w:ilvl="7" w:tentative="1">
+      <w:start w:val="1"/>
+      <w:numFmt w:val="decimal"/>
+      <w:lvlText w:val="%8."/>
+      <w:lvlJc w:val="left"/>
+      <w:pPr>
+        <w:tabs>
+          <w:tab w:val="num" w:pos="5760"/>
+        </w:tabs>
+        <w:ind w:left="5760" w:hanging="360"/>
+      </w:pPr>
+    </w:lvl>
+    <w:lvl w:ilvl="8" w:tentative="1">
+      <w:start w:val="1"/>
+      <w:numFmt w:val="decimal"/>
+      <w:lvlText w:val="%9."/>
+      <w:lvlJc w:val="left"/>
+      <w:pPr>
+        <w:tabs>
+          <w:tab w:val="num" w:pos="6480"/>
+        </w:tabs>
+        <w:ind w:left="6480" w:hanging="360"/>
+      </w:pPr>
+    </w:lvl>
+  </w:abstractNum>
+  <w:abstractNum w:abstractNumId="53" w15:restartNumberingAfterBreak="0">
     <w:nsid w:val="18EE219D"/>
     <w:multiLevelType w:val="multilevel"/>
     <w:tmpl w:val="9CD4DD90"/>
@@ -16258,7 +17083,7 @@
       </w:rPr>
     </w:lvl>
   </w:abstractNum>
-  <w:abstractNum w:abstractNumId="48" w15:restartNumberingAfterBreak="0">
+  <w:abstractNum w:abstractNumId="54" w15:restartNumberingAfterBreak="0">
     <w:nsid w:val="192C6FDE"/>
     <w:multiLevelType w:val="multilevel"/>
     <w:tmpl w:val="B74A1842"/>
@@ -16407,7 +17232,7 @@
       </w:rPr>
     </w:lvl>
   </w:abstractNum>
-  <w:abstractNum w:abstractNumId="49" w15:restartNumberingAfterBreak="0">
+  <w:abstractNum w:abstractNumId="55" w15:restartNumberingAfterBreak="0">
     <w:nsid w:val="192F684C"/>
     <w:multiLevelType w:val="multilevel"/>
     <w:tmpl w:val="F82A103A"/>
@@ -16556,7 +17381,7 @@
       </w:rPr>
     </w:lvl>
   </w:abstractNum>
-  <w:abstractNum w:abstractNumId="50" w15:restartNumberingAfterBreak="0">
+  <w:abstractNum w:abstractNumId="56" w15:restartNumberingAfterBreak="0">
     <w:nsid w:val="1A097B2A"/>
     <w:multiLevelType w:val="multilevel"/>
     <w:tmpl w:val="749C0A5A"/>
@@ -16705,7 +17530,7 @@
       </w:rPr>
     </w:lvl>
   </w:abstractNum>
-  <w:abstractNum w:abstractNumId="51" w15:restartNumberingAfterBreak="0">
+  <w:abstractNum w:abstractNumId="57" w15:restartNumberingAfterBreak="0">
     <w:nsid w:val="1A0B5340"/>
     <w:multiLevelType w:val="multilevel"/>
     <w:tmpl w:val="E5EADFE8"/>
@@ -16854,7 +17679,7 @@
       </w:rPr>
     </w:lvl>
   </w:abstractNum>
-  <w:abstractNum w:abstractNumId="52" w15:restartNumberingAfterBreak="0">
+  <w:abstractNum w:abstractNumId="58" w15:restartNumberingAfterBreak="0">
     <w:nsid w:val="1A597ABA"/>
     <w:multiLevelType w:val="multilevel"/>
     <w:tmpl w:val="F56A9F32"/>
@@ -17003,7 +17828,7 @@
       </w:rPr>
     </w:lvl>
   </w:abstractNum>
-  <w:abstractNum w:abstractNumId="53" w15:restartNumberingAfterBreak="0">
+  <w:abstractNum w:abstractNumId="59" w15:restartNumberingAfterBreak="0">
     <w:nsid w:val="1B2470A4"/>
     <w:multiLevelType w:val="multilevel"/>
     <w:tmpl w:val="45AAE5B6"/>
@@ -17152,7 +17977,7 @@
       </w:rPr>
     </w:lvl>
   </w:abstractNum>
-  <w:abstractNum w:abstractNumId="54" w15:restartNumberingAfterBreak="0">
+  <w:abstractNum w:abstractNumId="60" w15:restartNumberingAfterBreak="0">
     <w:nsid w:val="1B955563"/>
     <w:multiLevelType w:val="multilevel"/>
     <w:tmpl w:val="04801652"/>
@@ -17301,7 +18126,156 @@
       </w:rPr>
     </w:lvl>
   </w:abstractNum>
-  <w:abstractNum w:abstractNumId="55" w15:restartNumberingAfterBreak="0">
+  <w:abstractNum w:abstractNumId="61" w15:restartNumberingAfterBreak="0">
+    <w:nsid w:val="1C1161D7"/>
+    <w:multiLevelType w:val="multilevel"/>
+    <w:tmpl w:val="6098279A"/>
+    <w:lvl w:ilvl="0">
+      <w:start w:val="1"/>
+      <w:numFmt w:val="bullet"/>
+      <w:lvlText w:val=""/>
+      <w:lvlJc w:val="left"/>
+      <w:pPr>
+        <w:tabs>
+          <w:tab w:val="num" w:pos="720"/>
+        </w:tabs>
+        <w:ind w:left="720" w:hanging="360"/>
+      </w:pPr>
+      <w:rPr>
+        <w:rFonts w:ascii="Symbol" w:hAnsi="Symbol" w:hint="default"/>
+        <w:sz w:val="20"/>
+      </w:rPr>
+    </w:lvl>
+    <w:lvl w:ilvl="1" w:tentative="1">
+      <w:start w:val="1"/>
+      <w:numFmt w:val="bullet"/>
+      <w:lvlText w:val="o"/>
+      <w:lvlJc w:val="left"/>
+      <w:pPr>
+        <w:tabs>
+          <w:tab w:val="num" w:pos="1440"/>
+        </w:tabs>
+        <w:ind w:left="1440" w:hanging="360"/>
+      </w:pPr>
+      <w:rPr>
+        <w:rFonts w:ascii="Courier New" w:hAnsi="Courier New" w:hint="default"/>
+        <w:sz w:val="20"/>
+      </w:rPr>
+    </w:lvl>
+    <w:lvl w:ilvl="2" w:tentative="1">
+      <w:start w:val="1"/>
+      <w:numFmt w:val="bullet"/>
+      <w:lvlText w:val=""/>
+      <w:lvlJc w:val="left"/>
+      <w:pPr>
+        <w:tabs>
+          <w:tab w:val="num" w:pos="2160"/>
+        </w:tabs>
+        <w:ind w:left="2160" w:hanging="360"/>
+      </w:pPr>
+      <w:rPr>
+        <w:rFonts w:ascii="Wingdings" w:hAnsi="Wingdings" w:hint="default"/>
+        <w:sz w:val="20"/>
+      </w:rPr>
+    </w:lvl>
+    <w:lvl w:ilvl="3" w:tentative="1">
+      <w:start w:val="1"/>
+      <w:numFmt w:val="bullet"/>
+      <w:lvlText w:val=""/>
+      <w:lvlJc w:val="left"/>
+      <w:pPr>
+        <w:tabs>
+          <w:tab w:val="num" w:pos="2880"/>
+        </w:tabs>
+        <w:ind w:left="2880" w:hanging="360"/>
+      </w:pPr>
+      <w:rPr>
+        <w:rFonts w:ascii="Wingdings" w:hAnsi="Wingdings" w:hint="default"/>
+        <w:sz w:val="20"/>
+      </w:rPr>
+    </w:lvl>
+    <w:lvl w:ilvl="4" w:tentative="1">
+      <w:start w:val="1"/>
+      <w:numFmt w:val="bullet"/>
+      <w:lvlText w:val=""/>
+      <w:lvlJc w:val="left"/>
+      <w:pPr>
+        <w:tabs>
+          <w:tab w:val="num" w:pos="3600"/>
+        </w:tabs>
+        <w:ind w:left="3600" w:hanging="360"/>
+      </w:pPr>
+      <w:rPr>
+        <w:rFonts w:ascii="Wingdings" w:hAnsi="Wingdings" w:hint="default"/>
+        <w:sz w:val="20"/>
+      </w:rPr>
+    </w:lvl>
+    <w:lvl w:ilvl="5" w:tentative="1">
+      <w:start w:val="1"/>
+      <w:numFmt w:val="bullet"/>
+      <w:lvlText w:val=""/>
+      <w:lvlJc w:val="left"/>
+      <w:pPr>
+        <w:tabs>
+          <w:tab w:val="num" w:pos="4320"/>
+        </w:tabs>
+        <w:ind w:left="4320" w:hanging="360"/>
+      </w:pPr>
+      <w:rPr>
+        <w:rFonts w:ascii="Wingdings" w:hAnsi="Wingdings" w:hint="default"/>
+        <w:sz w:val="20"/>
+      </w:rPr>
+    </w:lvl>
+    <w:lvl w:ilvl="6" w:tentative="1">
+      <w:start w:val="1"/>
+      <w:numFmt w:val="bullet"/>
+      <w:lvlText w:val=""/>
+      <w:lvlJc w:val="left"/>
+      <w:pPr>
+        <w:tabs>
+          <w:tab w:val="num" w:pos="5040"/>
+        </w:tabs>
+        <w:ind w:left="5040" w:hanging="360"/>
+      </w:pPr>
+      <w:rPr>
+        <w:rFonts w:ascii="Wingdings" w:hAnsi="Wingdings" w:hint="default"/>
+        <w:sz w:val="20"/>
+      </w:rPr>
+    </w:lvl>
+    <w:lvl w:ilvl="7" w:tentative="1">
+      <w:start w:val="1"/>
+      <w:numFmt w:val="bullet"/>
+      <w:lvlText w:val=""/>
+      <w:lvlJc w:val="left"/>
+      <w:pPr>
+        <w:tabs>
+          <w:tab w:val="num" w:pos="5760"/>
+        </w:tabs>
+        <w:ind w:left="5760" w:hanging="360"/>
+      </w:pPr>
+      <w:rPr>
+        <w:rFonts w:ascii="Wingdings" w:hAnsi="Wingdings" w:hint="default"/>
+        <w:sz w:val="20"/>
+      </w:rPr>
+    </w:lvl>
+    <w:lvl w:ilvl="8" w:tentative="1">
+      <w:start w:val="1"/>
+      <w:numFmt w:val="bullet"/>
+      <w:lvlText w:val=""/>
+      <w:lvlJc w:val="left"/>
+      <w:pPr>
+        <w:tabs>
+          <w:tab w:val="num" w:pos="6480"/>
+        </w:tabs>
+        <w:ind w:left="6480" w:hanging="360"/>
+      </w:pPr>
+      <w:rPr>
+        <w:rFonts w:ascii="Wingdings" w:hAnsi="Wingdings" w:hint="default"/>
+        <w:sz w:val="20"/>
+      </w:rPr>
+    </w:lvl>
+  </w:abstractNum>
+  <w:abstractNum w:abstractNumId="62" w15:restartNumberingAfterBreak="0">
     <w:nsid w:val="1C1B723D"/>
     <w:multiLevelType w:val="multilevel"/>
     <w:tmpl w:val="A5C63818"/>
@@ -17450,7 +18424,7 @@
       </w:rPr>
     </w:lvl>
   </w:abstractNum>
-  <w:abstractNum w:abstractNumId="56" w15:restartNumberingAfterBreak="0">
+  <w:abstractNum w:abstractNumId="63" w15:restartNumberingAfterBreak="0">
     <w:nsid w:val="1C995B25"/>
     <w:multiLevelType w:val="multilevel"/>
     <w:tmpl w:val="D9702D30"/>
@@ -17599,7 +18573,7 @@
       </w:rPr>
     </w:lvl>
   </w:abstractNum>
-  <w:abstractNum w:abstractNumId="57" w15:restartNumberingAfterBreak="0">
+  <w:abstractNum w:abstractNumId="64" w15:restartNumberingAfterBreak="0">
     <w:nsid w:val="1CB62F6E"/>
     <w:multiLevelType w:val="multilevel"/>
     <w:tmpl w:val="A95A6D36"/>
@@ -17748,7 +18722,7 @@
       </w:rPr>
     </w:lvl>
   </w:abstractNum>
-  <w:abstractNum w:abstractNumId="58" w15:restartNumberingAfterBreak="0">
+  <w:abstractNum w:abstractNumId="65" w15:restartNumberingAfterBreak="0">
     <w:nsid w:val="1D643248"/>
     <w:multiLevelType w:val="multilevel"/>
     <w:tmpl w:val="674400CA"/>
@@ -17897,7 +18871,7 @@
       </w:rPr>
     </w:lvl>
   </w:abstractNum>
-  <w:abstractNum w:abstractNumId="59" w15:restartNumberingAfterBreak="0">
+  <w:abstractNum w:abstractNumId="66" w15:restartNumberingAfterBreak="0">
     <w:nsid w:val="1DDF3898"/>
     <w:multiLevelType w:val="multilevel"/>
     <w:tmpl w:val="9DFC3462"/>
@@ -18046,7 +19020,7 @@
       </w:rPr>
     </w:lvl>
   </w:abstractNum>
-  <w:abstractNum w:abstractNumId="60" w15:restartNumberingAfterBreak="0">
+  <w:abstractNum w:abstractNumId="67" w15:restartNumberingAfterBreak="0">
     <w:nsid w:val="1E5B3993"/>
     <w:multiLevelType w:val="multilevel"/>
     <w:tmpl w:val="1BF28796"/>
@@ -18195,7 +19169,7 @@
       </w:rPr>
     </w:lvl>
   </w:abstractNum>
-  <w:abstractNum w:abstractNumId="61" w15:restartNumberingAfterBreak="0">
+  <w:abstractNum w:abstractNumId="68" w15:restartNumberingAfterBreak="0">
     <w:nsid w:val="1E7765CE"/>
     <w:multiLevelType w:val="multilevel"/>
     <w:tmpl w:val="C03A22E4"/>
@@ -18344,7 +19318,7 @@
       </w:rPr>
     </w:lvl>
   </w:abstractNum>
-  <w:abstractNum w:abstractNumId="62" w15:restartNumberingAfterBreak="0">
+  <w:abstractNum w:abstractNumId="69" w15:restartNumberingAfterBreak="0">
     <w:nsid w:val="1E892D72"/>
     <w:multiLevelType w:val="multilevel"/>
     <w:tmpl w:val="377ACE76"/>
@@ -18493,7 +19467,7 @@
       </w:rPr>
     </w:lvl>
   </w:abstractNum>
-  <w:abstractNum w:abstractNumId="63" w15:restartNumberingAfterBreak="0">
+  <w:abstractNum w:abstractNumId="70" w15:restartNumberingAfterBreak="0">
     <w:nsid w:val="1E9742AA"/>
     <w:multiLevelType w:val="multilevel"/>
     <w:tmpl w:val="64883DA8"/>
@@ -18642,7 +19616,7 @@
       </w:rPr>
     </w:lvl>
   </w:abstractNum>
-  <w:abstractNum w:abstractNumId="64" w15:restartNumberingAfterBreak="0">
+  <w:abstractNum w:abstractNumId="71" w15:restartNumberingAfterBreak="0">
     <w:nsid w:val="1E9B55AF"/>
     <w:multiLevelType w:val="multilevel"/>
     <w:tmpl w:val="CFE4F328"/>
@@ -18791,7 +19765,7 @@
       </w:rPr>
     </w:lvl>
   </w:abstractNum>
-  <w:abstractNum w:abstractNumId="65" w15:restartNumberingAfterBreak="0">
+  <w:abstractNum w:abstractNumId="72" w15:restartNumberingAfterBreak="0">
     <w:nsid w:val="1F5B0E3B"/>
     <w:multiLevelType w:val="multilevel"/>
     <w:tmpl w:val="4D9A603E"/>
@@ -18940,7 +19914,7 @@
       </w:rPr>
     </w:lvl>
   </w:abstractNum>
-  <w:abstractNum w:abstractNumId="66" w15:restartNumberingAfterBreak="0">
+  <w:abstractNum w:abstractNumId="73" w15:restartNumberingAfterBreak="0">
     <w:nsid w:val="1FDC7336"/>
     <w:multiLevelType w:val="multilevel"/>
     <w:tmpl w:val="787489DE"/>
@@ -19089,7 +20063,7 @@
       </w:rPr>
     </w:lvl>
   </w:abstractNum>
-  <w:abstractNum w:abstractNumId="67" w15:restartNumberingAfterBreak="0">
+  <w:abstractNum w:abstractNumId="74" w15:restartNumberingAfterBreak="0">
     <w:nsid w:val="20163534"/>
     <w:multiLevelType w:val="multilevel"/>
     <w:tmpl w:val="93FE095C"/>
@@ -19238,7 +20212,7 @@
       </w:rPr>
     </w:lvl>
   </w:abstractNum>
-  <w:abstractNum w:abstractNumId="68" w15:restartNumberingAfterBreak="0">
+  <w:abstractNum w:abstractNumId="75" w15:restartNumberingAfterBreak="0">
     <w:nsid w:val="203710BF"/>
     <w:multiLevelType w:val="multilevel"/>
     <w:tmpl w:val="5CC6990C"/>
@@ -19387,7 +20361,7 @@
       </w:rPr>
     </w:lvl>
   </w:abstractNum>
-  <w:abstractNum w:abstractNumId="69" w15:restartNumberingAfterBreak="0">
+  <w:abstractNum w:abstractNumId="76" w15:restartNumberingAfterBreak="0">
     <w:nsid w:val="209538FB"/>
     <w:multiLevelType w:val="multilevel"/>
     <w:tmpl w:val="480A1EB2"/>
@@ -19536,7 +20510,7 @@
       </w:rPr>
     </w:lvl>
   </w:abstractNum>
-  <w:abstractNum w:abstractNumId="70" w15:restartNumberingAfterBreak="0">
+  <w:abstractNum w:abstractNumId="77" w15:restartNumberingAfterBreak="0">
     <w:nsid w:val="217B1856"/>
     <w:multiLevelType w:val="multilevel"/>
     <w:tmpl w:val="BF4C5642"/>
@@ -19685,7 +20659,7 @@
       </w:rPr>
     </w:lvl>
   </w:abstractNum>
-  <w:abstractNum w:abstractNumId="71" w15:restartNumberingAfterBreak="0">
+  <w:abstractNum w:abstractNumId="78" w15:restartNumberingAfterBreak="0">
     <w:nsid w:val="2207156D"/>
     <w:multiLevelType w:val="multilevel"/>
     <w:tmpl w:val="75189470"/>
@@ -19834,7 +20808,7 @@
       </w:rPr>
     </w:lvl>
   </w:abstractNum>
-  <w:abstractNum w:abstractNumId="72" w15:restartNumberingAfterBreak="0">
+  <w:abstractNum w:abstractNumId="79" w15:restartNumberingAfterBreak="0">
     <w:nsid w:val="22512E9A"/>
     <w:multiLevelType w:val="multilevel"/>
     <w:tmpl w:val="02E0C81C"/>
@@ -19983,7 +20957,7 @@
       </w:rPr>
     </w:lvl>
   </w:abstractNum>
-  <w:abstractNum w:abstractNumId="73" w15:restartNumberingAfterBreak="0">
+  <w:abstractNum w:abstractNumId="80" w15:restartNumberingAfterBreak="0">
     <w:nsid w:val="23163800"/>
     <w:multiLevelType w:val="multilevel"/>
     <w:tmpl w:val="0D502EAA"/>
@@ -20132,7 +21106,7 @@
       </w:rPr>
     </w:lvl>
   </w:abstractNum>
-  <w:abstractNum w:abstractNumId="74" w15:restartNumberingAfterBreak="0">
+  <w:abstractNum w:abstractNumId="81" w15:restartNumberingAfterBreak="0">
     <w:nsid w:val="233C6AFE"/>
     <w:multiLevelType w:val="multilevel"/>
     <w:tmpl w:val="CD02634C"/>
@@ -20281,7 +21255,7 @@
       </w:rPr>
     </w:lvl>
   </w:abstractNum>
-  <w:abstractNum w:abstractNumId="75" w15:restartNumberingAfterBreak="0">
+  <w:abstractNum w:abstractNumId="82" w15:restartNumberingAfterBreak="0">
     <w:nsid w:val="23593513"/>
     <w:multiLevelType w:val="multilevel"/>
     <w:tmpl w:val="8E0E4836"/>
@@ -20430,7 +21404,7 @@
       </w:rPr>
     </w:lvl>
   </w:abstractNum>
-  <w:abstractNum w:abstractNumId="76" w15:restartNumberingAfterBreak="0">
+  <w:abstractNum w:abstractNumId="83" w15:restartNumberingAfterBreak="0">
     <w:nsid w:val="24127021"/>
     <w:multiLevelType w:val="multilevel"/>
     <w:tmpl w:val="DE6ED0F2"/>
@@ -20579,7 +21553,7 @@
       </w:rPr>
     </w:lvl>
   </w:abstractNum>
-  <w:abstractNum w:abstractNumId="77" w15:restartNumberingAfterBreak="0">
+  <w:abstractNum w:abstractNumId="84" w15:restartNumberingAfterBreak="0">
     <w:nsid w:val="246A2AD0"/>
     <w:multiLevelType w:val="multilevel"/>
     <w:tmpl w:val="4F70DA56"/>
@@ -20728,7 +21702,156 @@
       </w:rPr>
     </w:lvl>
   </w:abstractNum>
-  <w:abstractNum w:abstractNumId="78" w15:restartNumberingAfterBreak="0">
+  <w:abstractNum w:abstractNumId="85" w15:restartNumberingAfterBreak="0">
+    <w:nsid w:val="25490AD1"/>
+    <w:multiLevelType w:val="multilevel"/>
+    <w:tmpl w:val="2EFA819A"/>
+    <w:lvl w:ilvl="0">
+      <w:start w:val="1"/>
+      <w:numFmt w:val="bullet"/>
+      <w:lvlText w:val=""/>
+      <w:lvlJc w:val="left"/>
+      <w:pPr>
+        <w:tabs>
+          <w:tab w:val="num" w:pos="720"/>
+        </w:tabs>
+        <w:ind w:left="720" w:hanging="360"/>
+      </w:pPr>
+      <w:rPr>
+        <w:rFonts w:ascii="Symbol" w:hAnsi="Symbol" w:hint="default"/>
+        <w:sz w:val="20"/>
+      </w:rPr>
+    </w:lvl>
+    <w:lvl w:ilvl="1" w:tentative="1">
+      <w:start w:val="1"/>
+      <w:numFmt w:val="bullet"/>
+      <w:lvlText w:val="o"/>
+      <w:lvlJc w:val="left"/>
+      <w:pPr>
+        <w:tabs>
+          <w:tab w:val="num" w:pos="1440"/>
+        </w:tabs>
+        <w:ind w:left="1440" w:hanging="360"/>
+      </w:pPr>
+      <w:rPr>
+        <w:rFonts w:ascii="Courier New" w:hAnsi="Courier New" w:hint="default"/>
+        <w:sz w:val="20"/>
+      </w:rPr>
+    </w:lvl>
+    <w:lvl w:ilvl="2" w:tentative="1">
+      <w:start w:val="1"/>
+      <w:numFmt w:val="bullet"/>
+      <w:lvlText w:val=""/>
+      <w:lvlJc w:val="left"/>
+      <w:pPr>
+        <w:tabs>
+          <w:tab w:val="num" w:pos="2160"/>
+        </w:tabs>
+        <w:ind w:left="2160" w:hanging="360"/>
+      </w:pPr>
+      <w:rPr>
+        <w:rFonts w:ascii="Wingdings" w:hAnsi="Wingdings" w:hint="default"/>
+        <w:sz w:val="20"/>
+      </w:rPr>
+    </w:lvl>
+    <w:lvl w:ilvl="3" w:tentative="1">
+      <w:start w:val="1"/>
+      <w:numFmt w:val="bullet"/>
+      <w:lvlText w:val=""/>
+      <w:lvlJc w:val="left"/>
+      <w:pPr>
+        <w:tabs>
+          <w:tab w:val="num" w:pos="2880"/>
+        </w:tabs>
+        <w:ind w:left="2880" w:hanging="360"/>
+      </w:pPr>
+      <w:rPr>
+        <w:rFonts w:ascii="Wingdings" w:hAnsi="Wingdings" w:hint="default"/>
+        <w:sz w:val="20"/>
+      </w:rPr>
+    </w:lvl>
+    <w:lvl w:ilvl="4" w:tentative="1">
+      <w:start w:val="1"/>
+      <w:numFmt w:val="bullet"/>
+      <w:lvlText w:val=""/>
+      <w:lvlJc w:val="left"/>
+      <w:pPr>
+        <w:tabs>
+          <w:tab w:val="num" w:pos="3600"/>
+        </w:tabs>
+        <w:ind w:left="3600" w:hanging="360"/>
+      </w:pPr>
+      <w:rPr>
+        <w:rFonts w:ascii="Wingdings" w:hAnsi="Wingdings" w:hint="default"/>
+        <w:sz w:val="20"/>
+      </w:rPr>
+    </w:lvl>
+    <w:lvl w:ilvl="5" w:tentative="1">
+      <w:start w:val="1"/>
+      <w:numFmt w:val="bullet"/>
+      <w:lvlText w:val=""/>
+      <w:lvlJc w:val="left"/>
+      <w:pPr>
+        <w:tabs>
+          <w:tab w:val="num" w:pos="4320"/>
+        </w:tabs>
+        <w:ind w:left="4320" w:hanging="360"/>
+      </w:pPr>
+      <w:rPr>
+        <w:rFonts w:ascii="Wingdings" w:hAnsi="Wingdings" w:hint="default"/>
+        <w:sz w:val="20"/>
+      </w:rPr>
+    </w:lvl>
+    <w:lvl w:ilvl="6" w:tentative="1">
+      <w:start w:val="1"/>
+      <w:numFmt w:val="bullet"/>
+      <w:lvlText w:val=""/>
+      <w:lvlJc w:val="left"/>
+      <w:pPr>
+        <w:tabs>
+          <w:tab w:val="num" w:pos="5040"/>
+        </w:tabs>
+        <w:ind w:left="5040" w:hanging="360"/>
+      </w:pPr>
+      <w:rPr>
+        <w:rFonts w:ascii="Wingdings" w:hAnsi="Wingdings" w:hint="default"/>
+        <w:sz w:val="20"/>
+      </w:rPr>
+    </w:lvl>
+    <w:lvl w:ilvl="7" w:tentative="1">
+      <w:start w:val="1"/>
+      <w:numFmt w:val="bullet"/>
+      <w:lvlText w:val=""/>
+      <w:lvlJc w:val="left"/>
+      <w:pPr>
+        <w:tabs>
+          <w:tab w:val="num" w:pos="5760"/>
+        </w:tabs>
+        <w:ind w:left="5760" w:hanging="360"/>
+      </w:pPr>
+      <w:rPr>
+        <w:rFonts w:ascii="Wingdings" w:hAnsi="Wingdings" w:hint="default"/>
+        <w:sz w:val="20"/>
+      </w:rPr>
+    </w:lvl>
+    <w:lvl w:ilvl="8" w:tentative="1">
+      <w:start w:val="1"/>
+      <w:numFmt w:val="bullet"/>
+      <w:lvlText w:val=""/>
+      <w:lvlJc w:val="left"/>
+      <w:pPr>
+        <w:tabs>
+          <w:tab w:val="num" w:pos="6480"/>
+        </w:tabs>
+        <w:ind w:left="6480" w:hanging="360"/>
+      </w:pPr>
+      <w:rPr>
+        <w:rFonts w:ascii="Wingdings" w:hAnsi="Wingdings" w:hint="default"/>
+        <w:sz w:val="20"/>
+      </w:rPr>
+    </w:lvl>
+  </w:abstractNum>
+  <w:abstractNum w:abstractNumId="86" w15:restartNumberingAfterBreak="0">
     <w:nsid w:val="256D1277"/>
     <w:multiLevelType w:val="multilevel"/>
     <w:tmpl w:val="28E8BF82"/>
@@ -20841,7 +21964,7 @@
       </w:pPr>
     </w:lvl>
   </w:abstractNum>
-  <w:abstractNum w:abstractNumId="79" w15:restartNumberingAfterBreak="0">
+  <w:abstractNum w:abstractNumId="87" w15:restartNumberingAfterBreak="0">
     <w:nsid w:val="259325C3"/>
     <w:multiLevelType w:val="multilevel"/>
     <w:tmpl w:val="B6C64BA4"/>
@@ -20990,7 +22113,7 @@
       </w:rPr>
     </w:lvl>
   </w:abstractNum>
-  <w:abstractNum w:abstractNumId="80" w15:restartNumberingAfterBreak="0">
+  <w:abstractNum w:abstractNumId="88" w15:restartNumberingAfterBreak="0">
     <w:nsid w:val="25A55ABC"/>
     <w:multiLevelType w:val="multilevel"/>
     <w:tmpl w:val="31563BCA"/>
@@ -21103,7 +22226,7 @@
       </w:pPr>
     </w:lvl>
   </w:abstractNum>
-  <w:abstractNum w:abstractNumId="81" w15:restartNumberingAfterBreak="0">
+  <w:abstractNum w:abstractNumId="89" w15:restartNumberingAfterBreak="0">
     <w:nsid w:val="25CE7E73"/>
     <w:multiLevelType w:val="multilevel"/>
     <w:tmpl w:val="B59214CE"/>
@@ -21252,7 +22375,156 @@
       </w:rPr>
     </w:lvl>
   </w:abstractNum>
-  <w:abstractNum w:abstractNumId="82" w15:restartNumberingAfterBreak="0">
+  <w:abstractNum w:abstractNumId="90" w15:restartNumberingAfterBreak="0">
+    <w:nsid w:val="26EB2D11"/>
+    <w:multiLevelType w:val="multilevel"/>
+    <w:tmpl w:val="663A4D82"/>
+    <w:lvl w:ilvl="0">
+      <w:start w:val="1"/>
+      <w:numFmt w:val="bullet"/>
+      <w:lvlText w:val=""/>
+      <w:lvlJc w:val="left"/>
+      <w:pPr>
+        <w:tabs>
+          <w:tab w:val="num" w:pos="720"/>
+        </w:tabs>
+        <w:ind w:left="720" w:hanging="360"/>
+      </w:pPr>
+      <w:rPr>
+        <w:rFonts w:ascii="Symbol" w:hAnsi="Symbol" w:hint="default"/>
+        <w:sz w:val="20"/>
+      </w:rPr>
+    </w:lvl>
+    <w:lvl w:ilvl="1" w:tentative="1">
+      <w:start w:val="1"/>
+      <w:numFmt w:val="bullet"/>
+      <w:lvlText w:val="o"/>
+      <w:lvlJc w:val="left"/>
+      <w:pPr>
+        <w:tabs>
+          <w:tab w:val="num" w:pos="1440"/>
+        </w:tabs>
+        <w:ind w:left="1440" w:hanging="360"/>
+      </w:pPr>
+      <w:rPr>
+        <w:rFonts w:ascii="Courier New" w:hAnsi="Courier New" w:hint="default"/>
+        <w:sz w:val="20"/>
+      </w:rPr>
+    </w:lvl>
+    <w:lvl w:ilvl="2" w:tentative="1">
+      <w:start w:val="1"/>
+      <w:numFmt w:val="bullet"/>
+      <w:lvlText w:val=""/>
+      <w:lvlJc w:val="left"/>
+      <w:pPr>
+        <w:tabs>
+          <w:tab w:val="num" w:pos="2160"/>
+        </w:tabs>
+        <w:ind w:left="2160" w:hanging="360"/>
+      </w:pPr>
+      <w:rPr>
+        <w:rFonts w:ascii="Wingdings" w:hAnsi="Wingdings" w:hint="default"/>
+        <w:sz w:val="20"/>
+      </w:rPr>
+    </w:lvl>
+    <w:lvl w:ilvl="3" w:tentative="1">
+      <w:start w:val="1"/>
+      <w:numFmt w:val="bullet"/>
+      <w:lvlText w:val=""/>
+      <w:lvlJc w:val="left"/>
+      <w:pPr>
+        <w:tabs>
+          <w:tab w:val="num" w:pos="2880"/>
+        </w:tabs>
+        <w:ind w:left="2880" w:hanging="360"/>
+      </w:pPr>
+      <w:rPr>
+        <w:rFonts w:ascii="Wingdings" w:hAnsi="Wingdings" w:hint="default"/>
+        <w:sz w:val="20"/>
+      </w:rPr>
+    </w:lvl>
+    <w:lvl w:ilvl="4" w:tentative="1">
+      <w:start w:val="1"/>
+      <w:numFmt w:val="bullet"/>
+      <w:lvlText w:val=""/>
+      <w:lvlJc w:val="left"/>
+      <w:pPr>
+        <w:tabs>
+          <w:tab w:val="num" w:pos="3600"/>
+        </w:tabs>
+        <w:ind w:left="3600" w:hanging="360"/>
+      </w:pPr>
+      <w:rPr>
+        <w:rFonts w:ascii="Wingdings" w:hAnsi="Wingdings" w:hint="default"/>
+        <w:sz w:val="20"/>
+      </w:rPr>
+    </w:lvl>
+    <w:lvl w:ilvl="5" w:tentative="1">
+      <w:start w:val="1"/>
+      <w:numFmt w:val="bullet"/>
+      <w:lvlText w:val=""/>
+      <w:lvlJc w:val="left"/>
+      <w:pPr>
+        <w:tabs>
+          <w:tab w:val="num" w:pos="4320"/>
+        </w:tabs>
+        <w:ind w:left="4320" w:hanging="360"/>
+      </w:pPr>
+      <w:rPr>
+        <w:rFonts w:ascii="Wingdings" w:hAnsi="Wingdings" w:hint="default"/>
+        <w:sz w:val="20"/>
+      </w:rPr>
+    </w:lvl>
+    <w:lvl w:ilvl="6" w:tentative="1">
+      <w:start w:val="1"/>
+      <w:numFmt w:val="bullet"/>
+      <w:lvlText w:val=""/>
+      <w:lvlJc w:val="left"/>
+      <w:pPr>
+        <w:tabs>
+          <w:tab w:val="num" w:pos="5040"/>
+        </w:tabs>
+        <w:ind w:left="5040" w:hanging="360"/>
+      </w:pPr>
+      <w:rPr>
+        <w:rFonts w:ascii="Wingdings" w:hAnsi="Wingdings" w:hint="default"/>
+        <w:sz w:val="20"/>
+      </w:rPr>
+    </w:lvl>
+    <w:lvl w:ilvl="7" w:tentative="1">
+      <w:start w:val="1"/>
+      <w:numFmt w:val="bullet"/>
+      <w:lvlText w:val=""/>
+      <w:lvlJc w:val="left"/>
+      <w:pPr>
+        <w:tabs>
+          <w:tab w:val="num" w:pos="5760"/>
+        </w:tabs>
+        <w:ind w:left="5760" w:hanging="360"/>
+      </w:pPr>
+      <w:rPr>
+        <w:rFonts w:ascii="Wingdings" w:hAnsi="Wingdings" w:hint="default"/>
+        <w:sz w:val="20"/>
+      </w:rPr>
+    </w:lvl>
+    <w:lvl w:ilvl="8" w:tentative="1">
+      <w:start w:val="1"/>
+      <w:numFmt w:val="bullet"/>
+      <w:lvlText w:val=""/>
+      <w:lvlJc w:val="left"/>
+      <w:pPr>
+        <w:tabs>
+          <w:tab w:val="num" w:pos="6480"/>
+        </w:tabs>
+        <w:ind w:left="6480" w:hanging="360"/>
+      </w:pPr>
+      <w:rPr>
+        <w:rFonts w:ascii="Wingdings" w:hAnsi="Wingdings" w:hint="default"/>
+        <w:sz w:val="20"/>
+      </w:rPr>
+    </w:lvl>
+  </w:abstractNum>
+  <w:abstractNum w:abstractNumId="91" w15:restartNumberingAfterBreak="0">
     <w:nsid w:val="26FE25EB"/>
     <w:multiLevelType w:val="multilevel"/>
     <w:tmpl w:val="D212728C"/>
@@ -21401,7 +22673,7 @@
       </w:rPr>
     </w:lvl>
   </w:abstractNum>
-  <w:abstractNum w:abstractNumId="83" w15:restartNumberingAfterBreak="0">
+  <w:abstractNum w:abstractNumId="92" w15:restartNumberingAfterBreak="0">
     <w:nsid w:val="27675188"/>
     <w:multiLevelType w:val="multilevel"/>
     <w:tmpl w:val="26B0B4D0"/>
@@ -21550,7 +22822,7 @@
       </w:rPr>
     </w:lvl>
   </w:abstractNum>
-  <w:abstractNum w:abstractNumId="84" w15:restartNumberingAfterBreak="0">
+  <w:abstractNum w:abstractNumId="93" w15:restartNumberingAfterBreak="0">
     <w:nsid w:val="27AA6A4A"/>
     <w:multiLevelType w:val="multilevel"/>
     <w:tmpl w:val="D48C9278"/>
@@ -21699,7 +22971,156 @@
       </w:rPr>
     </w:lvl>
   </w:abstractNum>
-  <w:abstractNum w:abstractNumId="85" w15:restartNumberingAfterBreak="0">
+  <w:abstractNum w:abstractNumId="94" w15:restartNumberingAfterBreak="0">
+    <w:nsid w:val="27B04155"/>
+    <w:multiLevelType w:val="multilevel"/>
+    <w:tmpl w:val="4FFE3A70"/>
+    <w:lvl w:ilvl="0">
+      <w:start w:val="1"/>
+      <w:numFmt w:val="bullet"/>
+      <w:lvlText w:val=""/>
+      <w:lvlJc w:val="left"/>
+      <w:pPr>
+        <w:tabs>
+          <w:tab w:val="num" w:pos="720"/>
+        </w:tabs>
+        <w:ind w:left="720" w:hanging="360"/>
+      </w:pPr>
+      <w:rPr>
+        <w:rFonts w:ascii="Symbol" w:hAnsi="Symbol" w:hint="default"/>
+        <w:sz w:val="20"/>
+      </w:rPr>
+    </w:lvl>
+    <w:lvl w:ilvl="1" w:tentative="1">
+      <w:start w:val="1"/>
+      <w:numFmt w:val="bullet"/>
+      <w:lvlText w:val="o"/>
+      <w:lvlJc w:val="left"/>
+      <w:pPr>
+        <w:tabs>
+          <w:tab w:val="num" w:pos="1440"/>
+        </w:tabs>
+        <w:ind w:left="1440" w:hanging="360"/>
+      </w:pPr>
+      <w:rPr>
+        <w:rFonts w:ascii="Courier New" w:hAnsi="Courier New" w:hint="default"/>
+        <w:sz w:val="20"/>
+      </w:rPr>
+    </w:lvl>
+    <w:lvl w:ilvl="2" w:tentative="1">
+      <w:start w:val="1"/>
+      <w:numFmt w:val="bullet"/>
+      <w:lvlText w:val=""/>
+      <w:lvlJc w:val="left"/>
+      <w:pPr>
+        <w:tabs>
+          <w:tab w:val="num" w:pos="2160"/>
+        </w:tabs>
+        <w:ind w:left="2160" w:hanging="360"/>
+      </w:pPr>
+      <w:rPr>
+        <w:rFonts w:ascii="Wingdings" w:hAnsi="Wingdings" w:hint="default"/>
+        <w:sz w:val="20"/>
+      </w:rPr>
+    </w:lvl>
+    <w:lvl w:ilvl="3" w:tentative="1">
+      <w:start w:val="1"/>
+      <w:numFmt w:val="bullet"/>
+      <w:lvlText w:val=""/>
+      <w:lvlJc w:val="left"/>
+      <w:pPr>
+        <w:tabs>
+          <w:tab w:val="num" w:pos="2880"/>
+        </w:tabs>
+        <w:ind w:left="2880" w:hanging="360"/>
+      </w:pPr>
+      <w:rPr>
+        <w:rFonts w:ascii="Wingdings" w:hAnsi="Wingdings" w:hint="default"/>
+        <w:sz w:val="20"/>
+      </w:rPr>
+    </w:lvl>
+    <w:lvl w:ilvl="4" w:tentative="1">
+      <w:start w:val="1"/>
+      <w:numFmt w:val="bullet"/>
+      <w:lvlText w:val=""/>
+      <w:lvlJc w:val="left"/>
+      <w:pPr>
+        <w:tabs>
+          <w:tab w:val="num" w:pos="3600"/>
+        </w:tabs>
+        <w:ind w:left="3600" w:hanging="360"/>
+      </w:pPr>
+      <w:rPr>
+        <w:rFonts w:ascii="Wingdings" w:hAnsi="Wingdings" w:hint="default"/>
+        <w:sz w:val="20"/>
+      </w:rPr>
+    </w:lvl>
+    <w:lvl w:ilvl="5" w:tentative="1">
+      <w:start w:val="1"/>
+      <w:numFmt w:val="bullet"/>
+      <w:lvlText w:val=""/>
+      <w:lvlJc w:val="left"/>
+      <w:pPr>
+        <w:tabs>
+          <w:tab w:val="num" w:pos="4320"/>
+        </w:tabs>
+        <w:ind w:left="4320" w:hanging="360"/>
+      </w:pPr>
+      <w:rPr>
+        <w:rFonts w:ascii="Wingdings" w:hAnsi="Wingdings" w:hint="default"/>
+        <w:sz w:val="20"/>
+      </w:rPr>
+    </w:lvl>
+    <w:lvl w:ilvl="6" w:tentative="1">
+      <w:start w:val="1"/>
+      <w:numFmt w:val="bullet"/>
+      <w:lvlText w:val=""/>
+      <w:lvlJc w:val="left"/>
+      <w:pPr>
+        <w:tabs>
+          <w:tab w:val="num" w:pos="5040"/>
+        </w:tabs>
+        <w:ind w:left="5040" w:hanging="360"/>
+      </w:pPr>
+      <w:rPr>
+        <w:rFonts w:ascii="Wingdings" w:hAnsi="Wingdings" w:hint="default"/>
+        <w:sz w:val="20"/>
+      </w:rPr>
+    </w:lvl>
+    <w:lvl w:ilvl="7" w:tentative="1">
+      <w:start w:val="1"/>
+      <w:numFmt w:val="bullet"/>
+      <w:lvlText w:val=""/>
+      <w:lvlJc w:val="left"/>
+      <w:pPr>
+        <w:tabs>
+          <w:tab w:val="num" w:pos="5760"/>
+        </w:tabs>
+        <w:ind w:left="5760" w:hanging="360"/>
+      </w:pPr>
+      <w:rPr>
+        <w:rFonts w:ascii="Wingdings" w:hAnsi="Wingdings" w:hint="default"/>
+        <w:sz w:val="20"/>
+      </w:rPr>
+    </w:lvl>
+    <w:lvl w:ilvl="8" w:tentative="1">
+      <w:start w:val="1"/>
+      <w:numFmt w:val="bullet"/>
+      <w:lvlText w:val=""/>
+      <w:lvlJc w:val="left"/>
+      <w:pPr>
+        <w:tabs>
+          <w:tab w:val="num" w:pos="6480"/>
+        </w:tabs>
+        <w:ind w:left="6480" w:hanging="360"/>
+      </w:pPr>
+      <w:rPr>
+        <w:rFonts w:ascii="Wingdings" w:hAnsi="Wingdings" w:hint="default"/>
+        <w:sz w:val="20"/>
+      </w:rPr>
+    </w:lvl>
+  </w:abstractNum>
+  <w:abstractNum w:abstractNumId="95" w15:restartNumberingAfterBreak="0">
     <w:nsid w:val="27BB7039"/>
     <w:multiLevelType w:val="multilevel"/>
     <w:tmpl w:val="17E407FA"/>
@@ -21848,7 +23269,7 @@
       </w:rPr>
     </w:lvl>
   </w:abstractNum>
-  <w:abstractNum w:abstractNumId="86" w15:restartNumberingAfterBreak="0">
+  <w:abstractNum w:abstractNumId="96" w15:restartNumberingAfterBreak="0">
     <w:nsid w:val="28975589"/>
     <w:multiLevelType w:val="multilevel"/>
     <w:tmpl w:val="84A2D18C"/>
@@ -21997,7 +23418,7 @@
       </w:rPr>
     </w:lvl>
   </w:abstractNum>
-  <w:abstractNum w:abstractNumId="87" w15:restartNumberingAfterBreak="0">
+  <w:abstractNum w:abstractNumId="97" w15:restartNumberingAfterBreak="0">
     <w:nsid w:val="28E1728E"/>
     <w:multiLevelType w:val="multilevel"/>
     <w:tmpl w:val="F168E2F0"/>
@@ -22146,7 +23567,7 @@
       </w:rPr>
     </w:lvl>
   </w:abstractNum>
-  <w:abstractNum w:abstractNumId="88" w15:restartNumberingAfterBreak="0">
+  <w:abstractNum w:abstractNumId="98" w15:restartNumberingAfterBreak="0">
     <w:nsid w:val="28EF0E16"/>
     <w:multiLevelType w:val="multilevel"/>
     <w:tmpl w:val="23BEBC34"/>
@@ -22295,7 +23716,7 @@
       </w:rPr>
     </w:lvl>
   </w:abstractNum>
-  <w:abstractNum w:abstractNumId="89" w15:restartNumberingAfterBreak="0">
+  <w:abstractNum w:abstractNumId="99" w15:restartNumberingAfterBreak="0">
     <w:nsid w:val="29696595"/>
     <w:multiLevelType w:val="multilevel"/>
     <w:tmpl w:val="A9CA15DC"/>
@@ -22444,7 +23865,7 @@
       </w:rPr>
     </w:lvl>
   </w:abstractNum>
-  <w:abstractNum w:abstractNumId="90" w15:restartNumberingAfterBreak="0">
+  <w:abstractNum w:abstractNumId="100" w15:restartNumberingAfterBreak="0">
     <w:nsid w:val="296D7275"/>
     <w:multiLevelType w:val="multilevel"/>
     <w:tmpl w:val="7E40ECE2"/>
@@ -22593,7 +24014,7 @@
       </w:rPr>
     </w:lvl>
   </w:abstractNum>
-  <w:abstractNum w:abstractNumId="91" w15:restartNumberingAfterBreak="0">
+  <w:abstractNum w:abstractNumId="101" w15:restartNumberingAfterBreak="0">
     <w:nsid w:val="299C1123"/>
     <w:multiLevelType w:val="multilevel"/>
     <w:tmpl w:val="235AADC4"/>
@@ -22742,7 +24163,7 @@
       </w:rPr>
     </w:lvl>
   </w:abstractNum>
-  <w:abstractNum w:abstractNumId="92" w15:restartNumberingAfterBreak="0">
+  <w:abstractNum w:abstractNumId="102" w15:restartNumberingAfterBreak="0">
     <w:nsid w:val="29F67320"/>
     <w:multiLevelType w:val="multilevel"/>
     <w:tmpl w:val="B8A4FA88"/>
@@ -22891,7 +24312,7 @@
       </w:rPr>
     </w:lvl>
   </w:abstractNum>
-  <w:abstractNum w:abstractNumId="93" w15:restartNumberingAfterBreak="0">
+  <w:abstractNum w:abstractNumId="103" w15:restartNumberingAfterBreak="0">
     <w:nsid w:val="2C8C3311"/>
     <w:multiLevelType w:val="multilevel"/>
     <w:tmpl w:val="7C44B7C2"/>
@@ -23040,7 +24461,7 @@
       </w:rPr>
     </w:lvl>
   </w:abstractNum>
-  <w:abstractNum w:abstractNumId="94" w15:restartNumberingAfterBreak="0">
+  <w:abstractNum w:abstractNumId="104" w15:restartNumberingAfterBreak="0">
     <w:nsid w:val="2D7B776E"/>
     <w:multiLevelType w:val="multilevel"/>
     <w:tmpl w:val="ECEE1184"/>
@@ -23189,7 +24610,7 @@
       </w:rPr>
     </w:lvl>
   </w:abstractNum>
-  <w:abstractNum w:abstractNumId="95" w15:restartNumberingAfterBreak="0">
+  <w:abstractNum w:abstractNumId="105" w15:restartNumberingAfterBreak="0">
     <w:nsid w:val="2D9E4F33"/>
     <w:multiLevelType w:val="multilevel"/>
     <w:tmpl w:val="40A0B8F4"/>
@@ -23338,7 +24759,7 @@
       </w:rPr>
     </w:lvl>
   </w:abstractNum>
-  <w:abstractNum w:abstractNumId="96" w15:restartNumberingAfterBreak="0">
+  <w:abstractNum w:abstractNumId="106" w15:restartNumberingAfterBreak="0">
     <w:nsid w:val="2E233B57"/>
     <w:multiLevelType w:val="multilevel"/>
     <w:tmpl w:val="640C9B06"/>
@@ -23487,7 +24908,7 @@
       </w:rPr>
     </w:lvl>
   </w:abstractNum>
-  <w:abstractNum w:abstractNumId="97" w15:restartNumberingAfterBreak="0">
+  <w:abstractNum w:abstractNumId="107" w15:restartNumberingAfterBreak="0">
     <w:nsid w:val="2E7340A4"/>
     <w:multiLevelType w:val="multilevel"/>
     <w:tmpl w:val="0CCAEFC6"/>
@@ -23636,7 +25057,156 @@
       </w:rPr>
     </w:lvl>
   </w:abstractNum>
-  <w:abstractNum w:abstractNumId="98" w15:restartNumberingAfterBreak="0">
+  <w:abstractNum w:abstractNumId="108" w15:restartNumberingAfterBreak="0">
+    <w:nsid w:val="2E7A4C43"/>
+    <w:multiLevelType w:val="multilevel"/>
+    <w:tmpl w:val="E07ED6D2"/>
+    <w:lvl w:ilvl="0">
+      <w:start w:val="1"/>
+      <w:numFmt w:val="bullet"/>
+      <w:lvlText w:val=""/>
+      <w:lvlJc w:val="left"/>
+      <w:pPr>
+        <w:tabs>
+          <w:tab w:val="num" w:pos="720"/>
+        </w:tabs>
+        <w:ind w:left="720" w:hanging="360"/>
+      </w:pPr>
+      <w:rPr>
+        <w:rFonts w:ascii="Symbol" w:hAnsi="Symbol" w:hint="default"/>
+        <w:sz w:val="20"/>
+      </w:rPr>
+    </w:lvl>
+    <w:lvl w:ilvl="1" w:tentative="1">
+      <w:start w:val="1"/>
+      <w:numFmt w:val="bullet"/>
+      <w:lvlText w:val="o"/>
+      <w:lvlJc w:val="left"/>
+      <w:pPr>
+        <w:tabs>
+          <w:tab w:val="num" w:pos="1440"/>
+        </w:tabs>
+        <w:ind w:left="1440" w:hanging="360"/>
+      </w:pPr>
+      <w:rPr>
+        <w:rFonts w:ascii="Courier New" w:hAnsi="Courier New" w:hint="default"/>
+        <w:sz w:val="20"/>
+      </w:rPr>
+    </w:lvl>
+    <w:lvl w:ilvl="2" w:tentative="1">
+      <w:start w:val="1"/>
+      <w:numFmt w:val="bullet"/>
+      <w:lvlText w:val=""/>
+      <w:lvlJc w:val="left"/>
+      <w:pPr>
+        <w:tabs>
+          <w:tab w:val="num" w:pos="2160"/>
+        </w:tabs>
+        <w:ind w:left="2160" w:hanging="360"/>
+      </w:pPr>
+      <w:rPr>
+        <w:rFonts w:ascii="Wingdings" w:hAnsi="Wingdings" w:hint="default"/>
+        <w:sz w:val="20"/>
+      </w:rPr>
+    </w:lvl>
+    <w:lvl w:ilvl="3" w:tentative="1">
+      <w:start w:val="1"/>
+      <w:numFmt w:val="bullet"/>
+      <w:lvlText w:val=""/>
+      <w:lvlJc w:val="left"/>
+      <w:pPr>
+        <w:tabs>
+          <w:tab w:val="num" w:pos="2880"/>
+        </w:tabs>
+        <w:ind w:left="2880" w:hanging="360"/>
+      </w:pPr>
+      <w:rPr>
+        <w:rFonts w:ascii="Wingdings" w:hAnsi="Wingdings" w:hint="default"/>
+        <w:sz w:val="20"/>
+      </w:rPr>
+    </w:lvl>
+    <w:lvl w:ilvl="4" w:tentative="1">
+      <w:start w:val="1"/>
+      <w:numFmt w:val="bullet"/>
+      <w:lvlText w:val=""/>
+      <w:lvlJc w:val="left"/>
+      <w:pPr>
+        <w:tabs>
+          <w:tab w:val="num" w:pos="3600"/>
+        </w:tabs>
+        <w:ind w:left="3600" w:hanging="360"/>
+      </w:pPr>
+      <w:rPr>
+        <w:rFonts w:ascii="Wingdings" w:hAnsi="Wingdings" w:hint="default"/>
+        <w:sz w:val="20"/>
+      </w:rPr>
+    </w:lvl>
+    <w:lvl w:ilvl="5" w:tentative="1">
+      <w:start w:val="1"/>
+      <w:numFmt w:val="bullet"/>
+      <w:lvlText w:val=""/>
+      <w:lvlJc w:val="left"/>
+      <w:pPr>
+        <w:tabs>
+          <w:tab w:val="num" w:pos="4320"/>
+        </w:tabs>
+        <w:ind w:left="4320" w:hanging="360"/>
+      </w:pPr>
+      <w:rPr>
+        <w:rFonts w:ascii="Wingdings" w:hAnsi="Wingdings" w:hint="default"/>
+        <w:sz w:val="20"/>
+      </w:rPr>
+    </w:lvl>
+    <w:lvl w:ilvl="6" w:tentative="1">
+      <w:start w:val="1"/>
+      <w:numFmt w:val="bullet"/>
+      <w:lvlText w:val=""/>
+      <w:lvlJc w:val="left"/>
+      <w:pPr>
+        <w:tabs>
+          <w:tab w:val="num" w:pos="5040"/>
+        </w:tabs>
+        <w:ind w:left="5040" w:hanging="360"/>
+      </w:pPr>
+      <w:rPr>
+        <w:rFonts w:ascii="Wingdings" w:hAnsi="Wingdings" w:hint="default"/>
+        <w:sz w:val="20"/>
+      </w:rPr>
+    </w:lvl>
+    <w:lvl w:ilvl="7" w:tentative="1">
+      <w:start w:val="1"/>
+      <w:numFmt w:val="bullet"/>
+      <w:lvlText w:val=""/>
+      <w:lvlJc w:val="left"/>
+      <w:pPr>
+        <w:tabs>
+          <w:tab w:val="num" w:pos="5760"/>
+        </w:tabs>
+        <w:ind w:left="5760" w:hanging="360"/>
+      </w:pPr>
+      <w:rPr>
+        <w:rFonts w:ascii="Wingdings" w:hAnsi="Wingdings" w:hint="default"/>
+        <w:sz w:val="20"/>
+      </w:rPr>
+    </w:lvl>
+    <w:lvl w:ilvl="8" w:tentative="1">
+      <w:start w:val="1"/>
+      <w:numFmt w:val="bullet"/>
+      <w:lvlText w:val=""/>
+      <w:lvlJc w:val="left"/>
+      <w:pPr>
+        <w:tabs>
+          <w:tab w:val="num" w:pos="6480"/>
+        </w:tabs>
+        <w:ind w:left="6480" w:hanging="360"/>
+      </w:pPr>
+      <w:rPr>
+        <w:rFonts w:ascii="Wingdings" w:hAnsi="Wingdings" w:hint="default"/>
+        <w:sz w:val="20"/>
+      </w:rPr>
+    </w:lvl>
+  </w:abstractNum>
+  <w:abstractNum w:abstractNumId="109" w15:restartNumberingAfterBreak="0">
     <w:nsid w:val="2E9D7B7C"/>
     <w:multiLevelType w:val="multilevel"/>
     <w:tmpl w:val="416AE10E"/>
@@ -23785,7 +25355,7 @@
       </w:rPr>
     </w:lvl>
   </w:abstractNum>
-  <w:abstractNum w:abstractNumId="99" w15:restartNumberingAfterBreak="0">
+  <w:abstractNum w:abstractNumId="110" w15:restartNumberingAfterBreak="0">
     <w:nsid w:val="2F237DB7"/>
     <w:multiLevelType w:val="multilevel"/>
     <w:tmpl w:val="3F8C6BB2"/>
@@ -23934,7 +25504,7 @@
       </w:rPr>
     </w:lvl>
   </w:abstractNum>
-  <w:abstractNum w:abstractNumId="100" w15:restartNumberingAfterBreak="0">
+  <w:abstractNum w:abstractNumId="111" w15:restartNumberingAfterBreak="0">
     <w:nsid w:val="2F760076"/>
     <w:multiLevelType w:val="multilevel"/>
     <w:tmpl w:val="D874958E"/>
@@ -24047,7 +25617,7 @@
       </w:pPr>
     </w:lvl>
   </w:abstractNum>
-  <w:abstractNum w:abstractNumId="101" w15:restartNumberingAfterBreak="0">
+  <w:abstractNum w:abstractNumId="112" w15:restartNumberingAfterBreak="0">
     <w:nsid w:val="2F784721"/>
     <w:multiLevelType w:val="multilevel"/>
     <w:tmpl w:val="FD80E1EC"/>
@@ -24196,7 +25766,7 @@
       </w:rPr>
     </w:lvl>
   </w:abstractNum>
-  <w:abstractNum w:abstractNumId="102" w15:restartNumberingAfterBreak="0">
+  <w:abstractNum w:abstractNumId="113" w15:restartNumberingAfterBreak="0">
     <w:nsid w:val="2FC2522A"/>
     <w:multiLevelType w:val="multilevel"/>
     <w:tmpl w:val="B81A556E"/>
@@ -24345,7 +25915,7 @@
       </w:rPr>
     </w:lvl>
   </w:abstractNum>
-  <w:abstractNum w:abstractNumId="103" w15:restartNumberingAfterBreak="0">
+  <w:abstractNum w:abstractNumId="114" w15:restartNumberingAfterBreak="0">
     <w:nsid w:val="301E25FD"/>
     <w:multiLevelType w:val="multilevel"/>
     <w:tmpl w:val="49C0B53A"/>
@@ -24494,7 +26064,7 @@
       </w:rPr>
     </w:lvl>
   </w:abstractNum>
-  <w:abstractNum w:abstractNumId="104" w15:restartNumberingAfterBreak="0">
+  <w:abstractNum w:abstractNumId="115" w15:restartNumberingAfterBreak="0">
     <w:nsid w:val="304049A6"/>
     <w:multiLevelType w:val="multilevel"/>
     <w:tmpl w:val="6ED2D8F0"/>
@@ -24643,7 +26213,7 @@
       </w:rPr>
     </w:lvl>
   </w:abstractNum>
-  <w:abstractNum w:abstractNumId="105" w15:restartNumberingAfterBreak="0">
+  <w:abstractNum w:abstractNumId="116" w15:restartNumberingAfterBreak="0">
     <w:nsid w:val="30F2023C"/>
     <w:multiLevelType w:val="multilevel"/>
     <w:tmpl w:val="BCE8BB88"/>
@@ -24792,7 +26362,7 @@
       </w:rPr>
     </w:lvl>
   </w:abstractNum>
-  <w:abstractNum w:abstractNumId="106" w15:restartNumberingAfterBreak="0">
+  <w:abstractNum w:abstractNumId="117" w15:restartNumberingAfterBreak="0">
     <w:nsid w:val="32035690"/>
     <w:multiLevelType w:val="multilevel"/>
     <w:tmpl w:val="46E08274"/>
@@ -24941,7 +26511,7 @@
       </w:rPr>
     </w:lvl>
   </w:abstractNum>
-  <w:abstractNum w:abstractNumId="107" w15:restartNumberingAfterBreak="0">
+  <w:abstractNum w:abstractNumId="118" w15:restartNumberingAfterBreak="0">
     <w:nsid w:val="32A23A9D"/>
     <w:multiLevelType w:val="multilevel"/>
     <w:tmpl w:val="CE5C2140"/>
@@ -25090,7 +26660,7 @@
       </w:rPr>
     </w:lvl>
   </w:abstractNum>
-  <w:abstractNum w:abstractNumId="108" w15:restartNumberingAfterBreak="0">
+  <w:abstractNum w:abstractNumId="119" w15:restartNumberingAfterBreak="0">
     <w:nsid w:val="32CD19BC"/>
     <w:multiLevelType w:val="multilevel"/>
     <w:tmpl w:val="FB441A4C"/>
@@ -25239,7 +26809,7 @@
       </w:rPr>
     </w:lvl>
   </w:abstractNum>
-  <w:abstractNum w:abstractNumId="109" w15:restartNumberingAfterBreak="0">
+  <w:abstractNum w:abstractNumId="120" w15:restartNumberingAfterBreak="0">
     <w:nsid w:val="32E54651"/>
     <w:multiLevelType w:val="multilevel"/>
     <w:tmpl w:val="C96A6AFC"/>
@@ -25388,7 +26958,7 @@
       </w:rPr>
     </w:lvl>
   </w:abstractNum>
-  <w:abstractNum w:abstractNumId="110" w15:restartNumberingAfterBreak="0">
+  <w:abstractNum w:abstractNumId="121" w15:restartNumberingAfterBreak="0">
     <w:nsid w:val="33032DD7"/>
     <w:multiLevelType w:val="multilevel"/>
     <w:tmpl w:val="94308F12"/>
@@ -25537,7 +27107,7 @@
       </w:rPr>
     </w:lvl>
   </w:abstractNum>
-  <w:abstractNum w:abstractNumId="111" w15:restartNumberingAfterBreak="0">
+  <w:abstractNum w:abstractNumId="122" w15:restartNumberingAfterBreak="0">
     <w:nsid w:val="33BA2DD3"/>
     <w:multiLevelType w:val="multilevel"/>
     <w:tmpl w:val="4454AB22"/>
@@ -25686,7 +27256,7 @@
       </w:rPr>
     </w:lvl>
   </w:abstractNum>
-  <w:abstractNum w:abstractNumId="112" w15:restartNumberingAfterBreak="0">
+  <w:abstractNum w:abstractNumId="123" w15:restartNumberingAfterBreak="0">
     <w:nsid w:val="33EA5BAE"/>
     <w:multiLevelType w:val="multilevel"/>
     <w:tmpl w:val="E036268C"/>
@@ -25835,7 +27405,7 @@
       </w:rPr>
     </w:lvl>
   </w:abstractNum>
-  <w:abstractNum w:abstractNumId="113" w15:restartNumberingAfterBreak="0">
+  <w:abstractNum w:abstractNumId="124" w15:restartNumberingAfterBreak="0">
     <w:nsid w:val="34347BF1"/>
     <w:multiLevelType w:val="multilevel"/>
     <w:tmpl w:val="30269692"/>
@@ -25984,7 +27554,7 @@
       </w:rPr>
     </w:lvl>
   </w:abstractNum>
-  <w:abstractNum w:abstractNumId="114" w15:restartNumberingAfterBreak="0">
+  <w:abstractNum w:abstractNumId="125" w15:restartNumberingAfterBreak="0">
     <w:nsid w:val="34804764"/>
     <w:multiLevelType w:val="multilevel"/>
     <w:tmpl w:val="0ED8F64C"/>
@@ -26133,7 +27703,7 @@
       </w:rPr>
     </w:lvl>
   </w:abstractNum>
-  <w:abstractNum w:abstractNumId="115" w15:restartNumberingAfterBreak="0">
+  <w:abstractNum w:abstractNumId="126" w15:restartNumberingAfterBreak="0">
     <w:nsid w:val="34AE3DC9"/>
     <w:multiLevelType w:val="multilevel"/>
     <w:tmpl w:val="158E649E"/>
@@ -26282,7 +27852,7 @@
       </w:rPr>
     </w:lvl>
   </w:abstractNum>
-  <w:abstractNum w:abstractNumId="116" w15:restartNumberingAfterBreak="0">
+  <w:abstractNum w:abstractNumId="127" w15:restartNumberingAfterBreak="0">
     <w:nsid w:val="34DC196B"/>
     <w:multiLevelType w:val="multilevel"/>
     <w:tmpl w:val="9048AE56"/>
@@ -26431,7 +28001,7 @@
       </w:rPr>
     </w:lvl>
   </w:abstractNum>
-  <w:abstractNum w:abstractNumId="117" w15:restartNumberingAfterBreak="0">
+  <w:abstractNum w:abstractNumId="128" w15:restartNumberingAfterBreak="0">
     <w:nsid w:val="352927D9"/>
     <w:multiLevelType w:val="multilevel"/>
     <w:tmpl w:val="CB5CFF54"/>
@@ -26580,7 +28150,7 @@
       </w:rPr>
     </w:lvl>
   </w:abstractNum>
-  <w:abstractNum w:abstractNumId="118" w15:restartNumberingAfterBreak="0">
+  <w:abstractNum w:abstractNumId="129" w15:restartNumberingAfterBreak="0">
     <w:nsid w:val="35680CA4"/>
     <w:multiLevelType w:val="multilevel"/>
     <w:tmpl w:val="1E34061E"/>
@@ -26729,7 +28299,156 @@
       </w:rPr>
     </w:lvl>
   </w:abstractNum>
-  <w:abstractNum w:abstractNumId="119" w15:restartNumberingAfterBreak="0">
+  <w:abstractNum w:abstractNumId="130" w15:restartNumberingAfterBreak="0">
+    <w:nsid w:val="35BC192B"/>
+    <w:multiLevelType w:val="multilevel"/>
+    <w:tmpl w:val="6C4AC6CE"/>
+    <w:lvl w:ilvl="0">
+      <w:start w:val="1"/>
+      <w:numFmt w:val="bullet"/>
+      <w:lvlText w:val=""/>
+      <w:lvlJc w:val="left"/>
+      <w:pPr>
+        <w:tabs>
+          <w:tab w:val="num" w:pos="720"/>
+        </w:tabs>
+        <w:ind w:left="720" w:hanging="360"/>
+      </w:pPr>
+      <w:rPr>
+        <w:rFonts w:ascii="Symbol" w:hAnsi="Symbol" w:hint="default"/>
+        <w:sz w:val="20"/>
+      </w:rPr>
+    </w:lvl>
+    <w:lvl w:ilvl="1" w:tentative="1">
+      <w:start w:val="1"/>
+      <w:numFmt w:val="bullet"/>
+      <w:lvlText w:val="o"/>
+      <w:lvlJc w:val="left"/>
+      <w:pPr>
+        <w:tabs>
+          <w:tab w:val="num" w:pos="1440"/>
+        </w:tabs>
+        <w:ind w:left="1440" w:hanging="360"/>
+      </w:pPr>
+      <w:rPr>
+        <w:rFonts w:ascii="Courier New" w:hAnsi="Courier New" w:hint="default"/>
+        <w:sz w:val="20"/>
+      </w:rPr>
+    </w:lvl>
+    <w:lvl w:ilvl="2" w:tentative="1">
+      <w:start w:val="1"/>
+      <w:numFmt w:val="bullet"/>
+      <w:lvlText w:val=""/>
+      <w:lvlJc w:val="left"/>
+      <w:pPr>
+        <w:tabs>
+          <w:tab w:val="num" w:pos="2160"/>
+        </w:tabs>
+        <w:ind w:left="2160" w:hanging="360"/>
+      </w:pPr>
+      <w:rPr>
+        <w:rFonts w:ascii="Wingdings" w:hAnsi="Wingdings" w:hint="default"/>
+        <w:sz w:val="20"/>
+      </w:rPr>
+    </w:lvl>
+    <w:lvl w:ilvl="3" w:tentative="1">
+      <w:start w:val="1"/>
+      <w:numFmt w:val="bullet"/>
+      <w:lvlText w:val=""/>
+      <w:lvlJc w:val="left"/>
+      <w:pPr>
+        <w:tabs>
+          <w:tab w:val="num" w:pos="2880"/>
+        </w:tabs>
+        <w:ind w:left="2880" w:hanging="360"/>
+      </w:pPr>
+      <w:rPr>
+        <w:rFonts w:ascii="Wingdings" w:hAnsi="Wingdings" w:hint="default"/>
+        <w:sz w:val="20"/>
+      </w:rPr>
+    </w:lvl>
+    <w:lvl w:ilvl="4" w:tentative="1">
+      <w:start w:val="1"/>
+      <w:numFmt w:val="bullet"/>
+      <w:lvlText w:val=""/>
+      <w:lvlJc w:val="left"/>
+      <w:pPr>
+        <w:tabs>
+          <w:tab w:val="num" w:pos="3600"/>
+        </w:tabs>
+        <w:ind w:left="3600" w:hanging="360"/>
+      </w:pPr>
+      <w:rPr>
+        <w:rFonts w:ascii="Wingdings" w:hAnsi="Wingdings" w:hint="default"/>
+        <w:sz w:val="20"/>
+      </w:rPr>
+    </w:lvl>
+    <w:lvl w:ilvl="5" w:tentative="1">
+      <w:start w:val="1"/>
+      <w:numFmt w:val="bullet"/>
+      <w:lvlText w:val=""/>
+      <w:lvlJc w:val="left"/>
+      <w:pPr>
+        <w:tabs>
+          <w:tab w:val="num" w:pos="4320"/>
+        </w:tabs>
+        <w:ind w:left="4320" w:hanging="360"/>
+      </w:pPr>
+      <w:rPr>
+        <w:rFonts w:ascii="Wingdings" w:hAnsi="Wingdings" w:hint="default"/>
+        <w:sz w:val="20"/>
+      </w:rPr>
+    </w:lvl>
+    <w:lvl w:ilvl="6" w:tentative="1">
+      <w:start w:val="1"/>
+      <w:numFmt w:val="bullet"/>
+      <w:lvlText w:val=""/>
+      <w:lvlJc w:val="left"/>
+      <w:pPr>
+        <w:tabs>
+          <w:tab w:val="num" w:pos="5040"/>
+        </w:tabs>
+        <w:ind w:left="5040" w:hanging="360"/>
+      </w:pPr>
+      <w:rPr>
+        <w:rFonts w:ascii="Wingdings" w:hAnsi="Wingdings" w:hint="default"/>
+        <w:sz w:val="20"/>
+      </w:rPr>
+    </w:lvl>
+    <w:lvl w:ilvl="7" w:tentative="1">
+      <w:start w:val="1"/>
+      <w:numFmt w:val="bullet"/>
+      <w:lvlText w:val=""/>
+      <w:lvlJc w:val="left"/>
+      <w:pPr>
+        <w:tabs>
+          <w:tab w:val="num" w:pos="5760"/>
+        </w:tabs>
+        <w:ind w:left="5760" w:hanging="360"/>
+      </w:pPr>
+      <w:rPr>
+        <w:rFonts w:ascii="Wingdings" w:hAnsi="Wingdings" w:hint="default"/>
+        <w:sz w:val="20"/>
+      </w:rPr>
+    </w:lvl>
+    <w:lvl w:ilvl="8" w:tentative="1">
+      <w:start w:val="1"/>
+      <w:numFmt w:val="bullet"/>
+      <w:lvlText w:val=""/>
+      <w:lvlJc w:val="left"/>
+      <w:pPr>
+        <w:tabs>
+          <w:tab w:val="num" w:pos="6480"/>
+        </w:tabs>
+        <w:ind w:left="6480" w:hanging="360"/>
+      </w:pPr>
+      <w:rPr>
+        <w:rFonts w:ascii="Wingdings" w:hAnsi="Wingdings" w:hint="default"/>
+        <w:sz w:val="20"/>
+      </w:rPr>
+    </w:lvl>
+  </w:abstractNum>
+  <w:abstractNum w:abstractNumId="131" w15:restartNumberingAfterBreak="0">
     <w:nsid w:val="36C725BD"/>
     <w:multiLevelType w:val="multilevel"/>
     <w:tmpl w:val="D704496E"/>
@@ -26878,7 +28597,7 @@
       </w:rPr>
     </w:lvl>
   </w:abstractNum>
-  <w:abstractNum w:abstractNumId="120" w15:restartNumberingAfterBreak="0">
+  <w:abstractNum w:abstractNumId="132" w15:restartNumberingAfterBreak="0">
     <w:nsid w:val="37213BF3"/>
     <w:multiLevelType w:val="multilevel"/>
     <w:tmpl w:val="3858E9AC"/>
@@ -27027,7 +28746,7 @@
       </w:rPr>
     </w:lvl>
   </w:abstractNum>
-  <w:abstractNum w:abstractNumId="121" w15:restartNumberingAfterBreak="0">
+  <w:abstractNum w:abstractNumId="133" w15:restartNumberingAfterBreak="0">
     <w:nsid w:val="377D6F44"/>
     <w:multiLevelType w:val="multilevel"/>
     <w:tmpl w:val="A24E3D2E"/>
@@ -27176,7 +28895,7 @@
       </w:rPr>
     </w:lvl>
   </w:abstractNum>
-  <w:abstractNum w:abstractNumId="122" w15:restartNumberingAfterBreak="0">
+  <w:abstractNum w:abstractNumId="134" w15:restartNumberingAfterBreak="0">
     <w:nsid w:val="37A3291E"/>
     <w:multiLevelType w:val="multilevel"/>
     <w:tmpl w:val="612EA35C"/>
@@ -27325,7 +29044,7 @@
       </w:rPr>
     </w:lvl>
   </w:abstractNum>
-  <w:abstractNum w:abstractNumId="123" w15:restartNumberingAfterBreak="0">
+  <w:abstractNum w:abstractNumId="135" w15:restartNumberingAfterBreak="0">
     <w:nsid w:val="380B4F68"/>
     <w:multiLevelType w:val="multilevel"/>
     <w:tmpl w:val="25B260F0"/>
@@ -27474,7 +29193,7 @@
       </w:rPr>
     </w:lvl>
   </w:abstractNum>
-  <w:abstractNum w:abstractNumId="124" w15:restartNumberingAfterBreak="0">
+  <w:abstractNum w:abstractNumId="136" w15:restartNumberingAfterBreak="0">
     <w:nsid w:val="384F7632"/>
     <w:multiLevelType w:val="multilevel"/>
     <w:tmpl w:val="508EEFEE"/>
@@ -27623,7 +29342,7 @@
       </w:rPr>
     </w:lvl>
   </w:abstractNum>
-  <w:abstractNum w:abstractNumId="125" w15:restartNumberingAfterBreak="0">
+  <w:abstractNum w:abstractNumId="137" w15:restartNumberingAfterBreak="0">
     <w:nsid w:val="38B549F7"/>
     <w:multiLevelType w:val="multilevel"/>
     <w:tmpl w:val="77F44E06"/>
@@ -27772,7 +29491,7 @@
       </w:rPr>
     </w:lvl>
   </w:abstractNum>
-  <w:abstractNum w:abstractNumId="126" w15:restartNumberingAfterBreak="0">
+  <w:abstractNum w:abstractNumId="138" w15:restartNumberingAfterBreak="0">
     <w:nsid w:val="391641B7"/>
     <w:multiLevelType w:val="multilevel"/>
     <w:tmpl w:val="9E64D74A"/>
@@ -27921,7 +29640,7 @@
       </w:rPr>
     </w:lvl>
   </w:abstractNum>
-  <w:abstractNum w:abstractNumId="127" w15:restartNumberingAfterBreak="0">
+  <w:abstractNum w:abstractNumId="139" w15:restartNumberingAfterBreak="0">
     <w:nsid w:val="39B052AE"/>
     <w:multiLevelType w:val="multilevel"/>
     <w:tmpl w:val="66F4222C"/>
@@ -28070,7 +29789,7 @@
       </w:rPr>
     </w:lvl>
   </w:abstractNum>
-  <w:abstractNum w:abstractNumId="128" w15:restartNumberingAfterBreak="0">
+  <w:abstractNum w:abstractNumId="140" w15:restartNumberingAfterBreak="0">
     <w:nsid w:val="39C20057"/>
     <w:multiLevelType w:val="multilevel"/>
     <w:tmpl w:val="568ED9E2"/>
@@ -28219,7 +29938,7 @@
       </w:rPr>
     </w:lvl>
   </w:abstractNum>
-  <w:abstractNum w:abstractNumId="129" w15:restartNumberingAfterBreak="0">
+  <w:abstractNum w:abstractNumId="141" w15:restartNumberingAfterBreak="0">
     <w:nsid w:val="39E6753D"/>
     <w:multiLevelType w:val="multilevel"/>
     <w:tmpl w:val="00C0FDAA"/>
@@ -28368,7 +30087,7 @@
       </w:rPr>
     </w:lvl>
   </w:abstractNum>
-  <w:abstractNum w:abstractNumId="130" w15:restartNumberingAfterBreak="0">
+  <w:abstractNum w:abstractNumId="142" w15:restartNumberingAfterBreak="0">
     <w:nsid w:val="39EB2EAE"/>
     <w:multiLevelType w:val="multilevel"/>
     <w:tmpl w:val="E8E08CAE"/>
@@ -28517,7 +30236,7 @@
       </w:rPr>
     </w:lvl>
   </w:abstractNum>
-  <w:abstractNum w:abstractNumId="131" w15:restartNumberingAfterBreak="0">
+  <w:abstractNum w:abstractNumId="143" w15:restartNumberingAfterBreak="0">
     <w:nsid w:val="3A807DD2"/>
     <w:multiLevelType w:val="multilevel"/>
     <w:tmpl w:val="54BE7702"/>
@@ -28666,7 +30385,7 @@
       </w:rPr>
     </w:lvl>
   </w:abstractNum>
-  <w:abstractNum w:abstractNumId="132" w15:restartNumberingAfterBreak="0">
+  <w:abstractNum w:abstractNumId="144" w15:restartNumberingAfterBreak="0">
     <w:nsid w:val="3B846F4B"/>
     <w:multiLevelType w:val="multilevel"/>
     <w:tmpl w:val="CF06CD26"/>
@@ -28815,7 +30534,7 @@
       </w:rPr>
     </w:lvl>
   </w:abstractNum>
-  <w:abstractNum w:abstractNumId="133" w15:restartNumberingAfterBreak="0">
+  <w:abstractNum w:abstractNumId="145" w15:restartNumberingAfterBreak="0">
     <w:nsid w:val="3BCC356E"/>
     <w:multiLevelType w:val="multilevel"/>
     <w:tmpl w:val="0B446D36"/>
@@ -28928,7 +30647,7 @@
       </w:pPr>
     </w:lvl>
   </w:abstractNum>
-  <w:abstractNum w:abstractNumId="134" w15:restartNumberingAfterBreak="0">
+  <w:abstractNum w:abstractNumId="146" w15:restartNumberingAfterBreak="0">
     <w:nsid w:val="3CE73C13"/>
     <w:multiLevelType w:val="multilevel"/>
     <w:tmpl w:val="D70473AA"/>
@@ -29077,7 +30796,7 @@
       </w:rPr>
     </w:lvl>
   </w:abstractNum>
-  <w:abstractNum w:abstractNumId="135" w15:restartNumberingAfterBreak="0">
+  <w:abstractNum w:abstractNumId="147" w15:restartNumberingAfterBreak="0">
     <w:nsid w:val="3D1B723B"/>
     <w:multiLevelType w:val="multilevel"/>
     <w:tmpl w:val="28FCAC9E"/>
@@ -29226,7 +30945,7 @@
       </w:rPr>
     </w:lvl>
   </w:abstractNum>
-  <w:abstractNum w:abstractNumId="136" w15:restartNumberingAfterBreak="0">
+  <w:abstractNum w:abstractNumId="148" w15:restartNumberingAfterBreak="0">
     <w:nsid w:val="3D355B03"/>
     <w:multiLevelType w:val="multilevel"/>
     <w:tmpl w:val="9F4CA440"/>
@@ -29375,7 +31094,7 @@
       </w:rPr>
     </w:lvl>
   </w:abstractNum>
-  <w:abstractNum w:abstractNumId="137" w15:restartNumberingAfterBreak="0">
+  <w:abstractNum w:abstractNumId="149" w15:restartNumberingAfterBreak="0">
     <w:nsid w:val="3D4E1A65"/>
     <w:multiLevelType w:val="multilevel"/>
     <w:tmpl w:val="AF8AE0E8"/>
@@ -29524,7 +31243,7 @@
       </w:rPr>
     </w:lvl>
   </w:abstractNum>
-  <w:abstractNum w:abstractNumId="138" w15:restartNumberingAfterBreak="0">
+  <w:abstractNum w:abstractNumId="150" w15:restartNumberingAfterBreak="0">
     <w:nsid w:val="3D716AAD"/>
     <w:multiLevelType w:val="multilevel"/>
     <w:tmpl w:val="895C3646"/>
@@ -29673,7 +31392,7 @@
       </w:rPr>
     </w:lvl>
   </w:abstractNum>
-  <w:abstractNum w:abstractNumId="139" w15:restartNumberingAfterBreak="0">
+  <w:abstractNum w:abstractNumId="151" w15:restartNumberingAfterBreak="0">
     <w:nsid w:val="3DBC291B"/>
     <w:multiLevelType w:val="multilevel"/>
     <w:tmpl w:val="4CD050A2"/>
@@ -29822,7 +31541,7 @@
       </w:rPr>
     </w:lvl>
   </w:abstractNum>
-  <w:abstractNum w:abstractNumId="140" w15:restartNumberingAfterBreak="0">
+  <w:abstractNum w:abstractNumId="152" w15:restartNumberingAfterBreak="0">
     <w:nsid w:val="3DC61249"/>
     <w:multiLevelType w:val="multilevel"/>
     <w:tmpl w:val="3F38CEC4"/>
@@ -29971,7 +31690,7 @@
       </w:rPr>
     </w:lvl>
   </w:abstractNum>
-  <w:abstractNum w:abstractNumId="141" w15:restartNumberingAfterBreak="0">
+  <w:abstractNum w:abstractNumId="153" w15:restartNumberingAfterBreak="0">
     <w:nsid w:val="3DD67138"/>
     <w:multiLevelType w:val="multilevel"/>
     <w:tmpl w:val="9A36B1E4"/>
@@ -30120,7 +31839,7 @@
       </w:rPr>
     </w:lvl>
   </w:abstractNum>
-  <w:abstractNum w:abstractNumId="142" w15:restartNumberingAfterBreak="0">
+  <w:abstractNum w:abstractNumId="154" w15:restartNumberingAfterBreak="0">
     <w:nsid w:val="3DDF50AC"/>
     <w:multiLevelType w:val="multilevel"/>
     <w:tmpl w:val="3280D0C0"/>
@@ -30269,7 +31988,7 @@
       </w:rPr>
     </w:lvl>
   </w:abstractNum>
-  <w:abstractNum w:abstractNumId="143" w15:restartNumberingAfterBreak="0">
+  <w:abstractNum w:abstractNumId="155" w15:restartNumberingAfterBreak="0">
     <w:nsid w:val="3E4C2630"/>
     <w:multiLevelType w:val="multilevel"/>
     <w:tmpl w:val="7388AA48"/>
@@ -30418,7 +32137,7 @@
       </w:rPr>
     </w:lvl>
   </w:abstractNum>
-  <w:abstractNum w:abstractNumId="144" w15:restartNumberingAfterBreak="0">
+  <w:abstractNum w:abstractNumId="156" w15:restartNumberingAfterBreak="0">
     <w:nsid w:val="3EA17329"/>
     <w:multiLevelType w:val="multilevel"/>
     <w:tmpl w:val="888268CE"/>
@@ -30567,7 +32286,7 @@
       </w:rPr>
     </w:lvl>
   </w:abstractNum>
-  <w:abstractNum w:abstractNumId="145" w15:restartNumberingAfterBreak="0">
+  <w:abstractNum w:abstractNumId="157" w15:restartNumberingAfterBreak="0">
     <w:nsid w:val="3F706ACF"/>
     <w:multiLevelType w:val="multilevel"/>
     <w:tmpl w:val="9EDCE982"/>
@@ -30716,7 +32435,156 @@
       </w:rPr>
     </w:lvl>
   </w:abstractNum>
-  <w:abstractNum w:abstractNumId="146" w15:restartNumberingAfterBreak="0">
+  <w:abstractNum w:abstractNumId="158" w15:restartNumberingAfterBreak="0">
+    <w:nsid w:val="3FF31F31"/>
+    <w:multiLevelType w:val="multilevel"/>
+    <w:tmpl w:val="B1C6B016"/>
+    <w:lvl w:ilvl="0">
+      <w:start w:val="1"/>
+      <w:numFmt w:val="bullet"/>
+      <w:lvlText w:val=""/>
+      <w:lvlJc w:val="left"/>
+      <w:pPr>
+        <w:tabs>
+          <w:tab w:val="num" w:pos="720"/>
+        </w:tabs>
+        <w:ind w:left="720" w:hanging="360"/>
+      </w:pPr>
+      <w:rPr>
+        <w:rFonts w:ascii="Symbol" w:hAnsi="Symbol" w:hint="default"/>
+        <w:sz w:val="20"/>
+      </w:rPr>
+    </w:lvl>
+    <w:lvl w:ilvl="1" w:tentative="1">
+      <w:start w:val="1"/>
+      <w:numFmt w:val="bullet"/>
+      <w:lvlText w:val="o"/>
+      <w:lvlJc w:val="left"/>
+      <w:pPr>
+        <w:tabs>
+          <w:tab w:val="num" w:pos="1440"/>
+        </w:tabs>
+        <w:ind w:left="1440" w:hanging="360"/>
+      </w:pPr>
+      <w:rPr>
+        <w:rFonts w:ascii="Courier New" w:hAnsi="Courier New" w:hint="default"/>
+        <w:sz w:val="20"/>
+      </w:rPr>
+    </w:lvl>
+    <w:lvl w:ilvl="2" w:tentative="1">
+      <w:start w:val="1"/>
+      <w:numFmt w:val="bullet"/>
+      <w:lvlText w:val=""/>
+      <w:lvlJc w:val="left"/>
+      <w:pPr>
+        <w:tabs>
+          <w:tab w:val="num" w:pos="2160"/>
+        </w:tabs>
+        <w:ind w:left="2160" w:hanging="360"/>
+      </w:pPr>
+      <w:rPr>
+        <w:rFonts w:ascii="Wingdings" w:hAnsi="Wingdings" w:hint="default"/>
+        <w:sz w:val="20"/>
+      </w:rPr>
+    </w:lvl>
+    <w:lvl w:ilvl="3" w:tentative="1">
+      <w:start w:val="1"/>
+      <w:numFmt w:val="bullet"/>
+      <w:lvlText w:val=""/>
+      <w:lvlJc w:val="left"/>
+      <w:pPr>
+        <w:tabs>
+          <w:tab w:val="num" w:pos="2880"/>
+        </w:tabs>
+        <w:ind w:left="2880" w:hanging="360"/>
+      </w:pPr>
+      <w:rPr>
+        <w:rFonts w:ascii="Wingdings" w:hAnsi="Wingdings" w:hint="default"/>
+        <w:sz w:val="20"/>
+      </w:rPr>
+    </w:lvl>
+    <w:lvl w:ilvl="4" w:tentative="1">
+      <w:start w:val="1"/>
+      <w:numFmt w:val="bullet"/>
+      <w:lvlText w:val=""/>
+      <w:lvlJc w:val="left"/>
+      <w:pPr>
+        <w:tabs>
+          <w:tab w:val="num" w:pos="3600"/>
+        </w:tabs>
+        <w:ind w:left="3600" w:hanging="360"/>
+      </w:pPr>
+      <w:rPr>
+        <w:rFonts w:ascii="Wingdings" w:hAnsi="Wingdings" w:hint="default"/>
+        <w:sz w:val="20"/>
+      </w:rPr>
+    </w:lvl>
+    <w:lvl w:ilvl="5" w:tentative="1">
+      <w:start w:val="1"/>
+      <w:numFmt w:val="bullet"/>
+      <w:lvlText w:val=""/>
+      <w:lvlJc w:val="left"/>
+      <w:pPr>
+        <w:tabs>
+          <w:tab w:val="num" w:pos="4320"/>
+        </w:tabs>
+        <w:ind w:left="4320" w:hanging="360"/>
+      </w:pPr>
+      <w:rPr>
+        <w:rFonts w:ascii="Wingdings" w:hAnsi="Wingdings" w:hint="default"/>
+        <w:sz w:val="20"/>
+      </w:rPr>
+    </w:lvl>
+    <w:lvl w:ilvl="6" w:tentative="1">
+      <w:start w:val="1"/>
+      <w:numFmt w:val="bullet"/>
+      <w:lvlText w:val=""/>
+      <w:lvlJc w:val="left"/>
+      <w:pPr>
+        <w:tabs>
+          <w:tab w:val="num" w:pos="5040"/>
+        </w:tabs>
+        <w:ind w:left="5040" w:hanging="360"/>
+      </w:pPr>
+      <w:rPr>
+        <w:rFonts w:ascii="Wingdings" w:hAnsi="Wingdings" w:hint="default"/>
+        <w:sz w:val="20"/>
+      </w:rPr>
+    </w:lvl>
+    <w:lvl w:ilvl="7" w:tentative="1">
+      <w:start w:val="1"/>
+      <w:numFmt w:val="bullet"/>
+      <w:lvlText w:val=""/>
+      <w:lvlJc w:val="left"/>
+      <w:pPr>
+        <w:tabs>
+          <w:tab w:val="num" w:pos="5760"/>
+        </w:tabs>
+        <w:ind w:left="5760" w:hanging="360"/>
+      </w:pPr>
+      <w:rPr>
+        <w:rFonts w:ascii="Wingdings" w:hAnsi="Wingdings" w:hint="default"/>
+        <w:sz w:val="20"/>
+      </w:rPr>
+    </w:lvl>
+    <w:lvl w:ilvl="8" w:tentative="1">
+      <w:start w:val="1"/>
+      <w:numFmt w:val="bullet"/>
+      <w:lvlText w:val=""/>
+      <w:lvlJc w:val="left"/>
+      <w:pPr>
+        <w:tabs>
+          <w:tab w:val="num" w:pos="6480"/>
+        </w:tabs>
+        <w:ind w:left="6480" w:hanging="360"/>
+      </w:pPr>
+      <w:rPr>
+        <w:rFonts w:ascii="Wingdings" w:hAnsi="Wingdings" w:hint="default"/>
+        <w:sz w:val="20"/>
+      </w:rPr>
+    </w:lvl>
+  </w:abstractNum>
+  <w:abstractNum w:abstractNumId="159" w15:restartNumberingAfterBreak="0">
     <w:nsid w:val="40506E5E"/>
     <w:multiLevelType w:val="multilevel"/>
     <w:tmpl w:val="D552471A"/>
@@ -30865,7 +32733,7 @@
       </w:rPr>
     </w:lvl>
   </w:abstractNum>
-  <w:abstractNum w:abstractNumId="147" w15:restartNumberingAfterBreak="0">
+  <w:abstractNum w:abstractNumId="160" w15:restartNumberingAfterBreak="0">
     <w:nsid w:val="41121643"/>
     <w:multiLevelType w:val="multilevel"/>
     <w:tmpl w:val="586C940E"/>
@@ -31014,7 +32882,7 @@
       </w:rPr>
     </w:lvl>
   </w:abstractNum>
-  <w:abstractNum w:abstractNumId="148" w15:restartNumberingAfterBreak="0">
+  <w:abstractNum w:abstractNumId="161" w15:restartNumberingAfterBreak="0">
     <w:nsid w:val="41884F96"/>
     <w:multiLevelType w:val="multilevel"/>
     <w:tmpl w:val="DA58090E"/>
@@ -31163,7 +33031,7 @@
       </w:rPr>
     </w:lvl>
   </w:abstractNum>
-  <w:abstractNum w:abstractNumId="149" w15:restartNumberingAfterBreak="0">
+  <w:abstractNum w:abstractNumId="162" w15:restartNumberingAfterBreak="0">
     <w:nsid w:val="41922D4B"/>
     <w:multiLevelType w:val="multilevel"/>
     <w:tmpl w:val="803881E6"/>
@@ -31312,7 +33180,7 @@
       </w:rPr>
     </w:lvl>
   </w:abstractNum>
-  <w:abstractNum w:abstractNumId="150" w15:restartNumberingAfterBreak="0">
+  <w:abstractNum w:abstractNumId="163" w15:restartNumberingAfterBreak="0">
     <w:nsid w:val="422140E2"/>
     <w:multiLevelType w:val="multilevel"/>
     <w:tmpl w:val="A032076C"/>
@@ -31461,7 +33329,7 @@
       </w:rPr>
     </w:lvl>
   </w:abstractNum>
-  <w:abstractNum w:abstractNumId="151" w15:restartNumberingAfterBreak="0">
+  <w:abstractNum w:abstractNumId="164" w15:restartNumberingAfterBreak="0">
     <w:nsid w:val="424A5E73"/>
     <w:multiLevelType w:val="multilevel"/>
     <w:tmpl w:val="7C58E356"/>
@@ -31610,7 +33478,7 @@
       </w:rPr>
     </w:lvl>
   </w:abstractNum>
-  <w:abstractNum w:abstractNumId="152" w15:restartNumberingAfterBreak="0">
+  <w:abstractNum w:abstractNumId="165" w15:restartNumberingAfterBreak="0">
     <w:nsid w:val="427013D4"/>
     <w:multiLevelType w:val="multilevel"/>
     <w:tmpl w:val="B67E9D44"/>
@@ -31759,7 +33627,7 @@
       </w:rPr>
     </w:lvl>
   </w:abstractNum>
-  <w:abstractNum w:abstractNumId="153" w15:restartNumberingAfterBreak="0">
+  <w:abstractNum w:abstractNumId="166" w15:restartNumberingAfterBreak="0">
     <w:nsid w:val="428A6ABF"/>
     <w:multiLevelType w:val="multilevel"/>
     <w:tmpl w:val="F14A2880"/>
@@ -31908,7 +33776,7 @@
       </w:rPr>
     </w:lvl>
   </w:abstractNum>
-  <w:abstractNum w:abstractNumId="154" w15:restartNumberingAfterBreak="0">
+  <w:abstractNum w:abstractNumId="167" w15:restartNumberingAfterBreak="0">
     <w:nsid w:val="42AC0C50"/>
     <w:multiLevelType w:val="multilevel"/>
     <w:tmpl w:val="205E1A00"/>
@@ -32057,7 +33925,7 @@
       </w:rPr>
     </w:lvl>
   </w:abstractNum>
-  <w:abstractNum w:abstractNumId="155" w15:restartNumberingAfterBreak="0">
+  <w:abstractNum w:abstractNumId="168" w15:restartNumberingAfterBreak="0">
     <w:nsid w:val="42F86FE2"/>
     <w:multiLevelType w:val="multilevel"/>
     <w:tmpl w:val="0C126290"/>
@@ -32206,7 +34074,7 @@
       </w:rPr>
     </w:lvl>
   </w:abstractNum>
-  <w:abstractNum w:abstractNumId="156" w15:restartNumberingAfterBreak="0">
+  <w:abstractNum w:abstractNumId="169" w15:restartNumberingAfterBreak="0">
     <w:nsid w:val="437E0003"/>
     <w:multiLevelType w:val="multilevel"/>
     <w:tmpl w:val="4906C958"/>
@@ -32355,7 +34223,7 @@
       </w:rPr>
     </w:lvl>
   </w:abstractNum>
-  <w:abstractNum w:abstractNumId="157" w15:restartNumberingAfterBreak="0">
+  <w:abstractNum w:abstractNumId="170" w15:restartNumberingAfterBreak="0">
     <w:nsid w:val="43C64F3A"/>
     <w:multiLevelType w:val="multilevel"/>
     <w:tmpl w:val="77765A80"/>
@@ -32504,7 +34372,7 @@
       </w:rPr>
     </w:lvl>
   </w:abstractNum>
-  <w:abstractNum w:abstractNumId="158" w15:restartNumberingAfterBreak="0">
+  <w:abstractNum w:abstractNumId="171" w15:restartNumberingAfterBreak="0">
     <w:nsid w:val="43DB6708"/>
     <w:multiLevelType w:val="multilevel"/>
     <w:tmpl w:val="B4362850"/>
@@ -32653,7 +34521,7 @@
       </w:rPr>
     </w:lvl>
   </w:abstractNum>
-  <w:abstractNum w:abstractNumId="159" w15:restartNumberingAfterBreak="0">
+  <w:abstractNum w:abstractNumId="172" w15:restartNumberingAfterBreak="0">
     <w:nsid w:val="4454078A"/>
     <w:multiLevelType w:val="multilevel"/>
     <w:tmpl w:val="F2123A18"/>
@@ -32802,7 +34670,7 @@
       </w:rPr>
     </w:lvl>
   </w:abstractNum>
-  <w:abstractNum w:abstractNumId="160" w15:restartNumberingAfterBreak="0">
+  <w:abstractNum w:abstractNumId="173" w15:restartNumberingAfterBreak="0">
     <w:nsid w:val="44687C24"/>
     <w:multiLevelType w:val="multilevel"/>
     <w:tmpl w:val="7B24707C"/>
@@ -32951,7 +34819,7 @@
       </w:rPr>
     </w:lvl>
   </w:abstractNum>
-  <w:abstractNum w:abstractNumId="161" w15:restartNumberingAfterBreak="0">
+  <w:abstractNum w:abstractNumId="174" w15:restartNumberingAfterBreak="0">
     <w:nsid w:val="45093DCF"/>
     <w:multiLevelType w:val="multilevel"/>
     <w:tmpl w:val="C1E6250C"/>
@@ -33100,7 +34968,7 @@
       </w:rPr>
     </w:lvl>
   </w:abstractNum>
-  <w:abstractNum w:abstractNumId="162" w15:restartNumberingAfterBreak="0">
+  <w:abstractNum w:abstractNumId="175" w15:restartNumberingAfterBreak="0">
     <w:nsid w:val="46310A6A"/>
     <w:multiLevelType w:val="multilevel"/>
     <w:tmpl w:val="5AA4CA94"/>
@@ -33249,7 +35117,7 @@
       </w:rPr>
     </w:lvl>
   </w:abstractNum>
-  <w:abstractNum w:abstractNumId="163" w15:restartNumberingAfterBreak="0">
+  <w:abstractNum w:abstractNumId="176" w15:restartNumberingAfterBreak="0">
     <w:nsid w:val="4666764B"/>
     <w:multiLevelType w:val="multilevel"/>
     <w:tmpl w:val="CEA2AC12"/>
@@ -33398,7 +35266,7 @@
       </w:rPr>
     </w:lvl>
   </w:abstractNum>
-  <w:abstractNum w:abstractNumId="164" w15:restartNumberingAfterBreak="0">
+  <w:abstractNum w:abstractNumId="177" w15:restartNumberingAfterBreak="0">
     <w:nsid w:val="468D4CC0"/>
     <w:multiLevelType w:val="multilevel"/>
     <w:tmpl w:val="446679C6"/>
@@ -33547,7 +35415,7 @@
       </w:rPr>
     </w:lvl>
   </w:abstractNum>
-  <w:abstractNum w:abstractNumId="165" w15:restartNumberingAfterBreak="0">
+  <w:abstractNum w:abstractNumId="178" w15:restartNumberingAfterBreak="0">
     <w:nsid w:val="483D0F8D"/>
     <w:multiLevelType w:val="multilevel"/>
     <w:tmpl w:val="B40EE9B2"/>
@@ -33696,7 +35564,7 @@
       </w:rPr>
     </w:lvl>
   </w:abstractNum>
-  <w:abstractNum w:abstractNumId="166" w15:restartNumberingAfterBreak="0">
+  <w:abstractNum w:abstractNumId="179" w15:restartNumberingAfterBreak="0">
     <w:nsid w:val="489C53A7"/>
     <w:multiLevelType w:val="multilevel"/>
     <w:tmpl w:val="D2906F56"/>
@@ -33845,7 +35713,7 @@
       </w:rPr>
     </w:lvl>
   </w:abstractNum>
-  <w:abstractNum w:abstractNumId="167" w15:restartNumberingAfterBreak="0">
+  <w:abstractNum w:abstractNumId="180" w15:restartNumberingAfterBreak="0">
     <w:nsid w:val="48A22FCB"/>
     <w:multiLevelType w:val="multilevel"/>
     <w:tmpl w:val="919EF788"/>
@@ -33994,7 +35862,7 @@
       </w:rPr>
     </w:lvl>
   </w:abstractNum>
-  <w:abstractNum w:abstractNumId="168" w15:restartNumberingAfterBreak="0">
+  <w:abstractNum w:abstractNumId="181" w15:restartNumberingAfterBreak="0">
     <w:nsid w:val="48D67656"/>
     <w:multiLevelType w:val="multilevel"/>
     <w:tmpl w:val="0144D586"/>
@@ -34143,7 +36011,7 @@
       </w:rPr>
     </w:lvl>
   </w:abstractNum>
-  <w:abstractNum w:abstractNumId="169" w15:restartNumberingAfterBreak="0">
+  <w:abstractNum w:abstractNumId="182" w15:restartNumberingAfterBreak="0">
     <w:nsid w:val="48F92EE9"/>
     <w:multiLevelType w:val="multilevel"/>
     <w:tmpl w:val="C4EE7554"/>
@@ -34292,7 +36160,7 @@
       </w:rPr>
     </w:lvl>
   </w:abstractNum>
-  <w:abstractNum w:abstractNumId="170" w15:restartNumberingAfterBreak="0">
+  <w:abstractNum w:abstractNumId="183" w15:restartNumberingAfterBreak="0">
     <w:nsid w:val="492D0C65"/>
     <w:multiLevelType w:val="multilevel"/>
     <w:tmpl w:val="6A3E3558"/>
@@ -34441,7 +36309,7 @@
       </w:rPr>
     </w:lvl>
   </w:abstractNum>
-  <w:abstractNum w:abstractNumId="171" w15:restartNumberingAfterBreak="0">
+  <w:abstractNum w:abstractNumId="184" w15:restartNumberingAfterBreak="0">
     <w:nsid w:val="49300A45"/>
     <w:multiLevelType w:val="multilevel"/>
     <w:tmpl w:val="5FFEF026"/>
@@ -34590,7 +36458,7 @@
       </w:rPr>
     </w:lvl>
   </w:abstractNum>
-  <w:abstractNum w:abstractNumId="172" w15:restartNumberingAfterBreak="0">
+  <w:abstractNum w:abstractNumId="185" w15:restartNumberingAfterBreak="0">
     <w:nsid w:val="4A2813DF"/>
     <w:multiLevelType w:val="multilevel"/>
     <w:tmpl w:val="EB164066"/>
@@ -34739,7 +36607,7 @@
       </w:rPr>
     </w:lvl>
   </w:abstractNum>
-  <w:abstractNum w:abstractNumId="173" w15:restartNumberingAfterBreak="0">
+  <w:abstractNum w:abstractNumId="186" w15:restartNumberingAfterBreak="0">
     <w:nsid w:val="4A40410F"/>
     <w:multiLevelType w:val="multilevel"/>
     <w:tmpl w:val="62887934"/>
@@ -34888,7 +36756,7 @@
       </w:rPr>
     </w:lvl>
   </w:abstractNum>
-  <w:abstractNum w:abstractNumId="174" w15:restartNumberingAfterBreak="0">
+  <w:abstractNum w:abstractNumId="187" w15:restartNumberingAfterBreak="0">
     <w:nsid w:val="4A5859C6"/>
     <w:multiLevelType w:val="multilevel"/>
     <w:tmpl w:val="8B20B1B8"/>
@@ -35037,7 +36905,156 @@
       </w:rPr>
     </w:lvl>
   </w:abstractNum>
-  <w:abstractNum w:abstractNumId="175" w15:restartNumberingAfterBreak="0">
+  <w:abstractNum w:abstractNumId="188" w15:restartNumberingAfterBreak="0">
+    <w:nsid w:val="4A753BE4"/>
+    <w:multiLevelType w:val="multilevel"/>
+    <w:tmpl w:val="C21C64B4"/>
+    <w:lvl w:ilvl="0">
+      <w:start w:val="1"/>
+      <w:numFmt w:val="bullet"/>
+      <w:lvlText w:val=""/>
+      <w:lvlJc w:val="left"/>
+      <w:pPr>
+        <w:tabs>
+          <w:tab w:val="num" w:pos="720"/>
+        </w:tabs>
+        <w:ind w:left="720" w:hanging="360"/>
+      </w:pPr>
+      <w:rPr>
+        <w:rFonts w:ascii="Symbol" w:hAnsi="Symbol" w:hint="default"/>
+        <w:sz w:val="20"/>
+      </w:rPr>
+    </w:lvl>
+    <w:lvl w:ilvl="1" w:tentative="1">
+      <w:start w:val="1"/>
+      <w:numFmt w:val="bullet"/>
+      <w:lvlText w:val="o"/>
+      <w:lvlJc w:val="left"/>
+      <w:pPr>
+        <w:tabs>
+          <w:tab w:val="num" w:pos="1440"/>
+        </w:tabs>
+        <w:ind w:left="1440" w:hanging="360"/>
+      </w:pPr>
+      <w:rPr>
+        <w:rFonts w:ascii="Courier New" w:hAnsi="Courier New" w:hint="default"/>
+        <w:sz w:val="20"/>
+      </w:rPr>
+    </w:lvl>
+    <w:lvl w:ilvl="2" w:tentative="1">
+      <w:start w:val="1"/>
+      <w:numFmt w:val="bullet"/>
+      <w:lvlText w:val=""/>
+      <w:lvlJc w:val="left"/>
+      <w:pPr>
+        <w:tabs>
+          <w:tab w:val="num" w:pos="2160"/>
+        </w:tabs>
+        <w:ind w:left="2160" w:hanging="360"/>
+      </w:pPr>
+      <w:rPr>
+        <w:rFonts w:ascii="Wingdings" w:hAnsi="Wingdings" w:hint="default"/>
+        <w:sz w:val="20"/>
+      </w:rPr>
+    </w:lvl>
+    <w:lvl w:ilvl="3" w:tentative="1">
+      <w:start w:val="1"/>
+      <w:numFmt w:val="bullet"/>
+      <w:lvlText w:val=""/>
+      <w:lvlJc w:val="left"/>
+      <w:pPr>
+        <w:tabs>
+          <w:tab w:val="num" w:pos="2880"/>
+        </w:tabs>
+        <w:ind w:left="2880" w:hanging="360"/>
+      </w:pPr>
+      <w:rPr>
+        <w:rFonts w:ascii="Wingdings" w:hAnsi="Wingdings" w:hint="default"/>
+        <w:sz w:val="20"/>
+      </w:rPr>
+    </w:lvl>
+    <w:lvl w:ilvl="4" w:tentative="1">
+      <w:start w:val="1"/>
+      <w:numFmt w:val="bullet"/>
+      <w:lvlText w:val=""/>
+      <w:lvlJc w:val="left"/>
+      <w:pPr>
+        <w:tabs>
+          <w:tab w:val="num" w:pos="3600"/>
+        </w:tabs>
+        <w:ind w:left="3600" w:hanging="360"/>
+      </w:pPr>
+      <w:rPr>
+        <w:rFonts w:ascii="Wingdings" w:hAnsi="Wingdings" w:hint="default"/>
+        <w:sz w:val="20"/>
+      </w:rPr>
+    </w:lvl>
+    <w:lvl w:ilvl="5" w:tentative="1">
+      <w:start w:val="1"/>
+      <w:numFmt w:val="bullet"/>
+      <w:lvlText w:val=""/>
+      <w:lvlJc w:val="left"/>
+      <w:pPr>
+        <w:tabs>
+          <w:tab w:val="num" w:pos="4320"/>
+        </w:tabs>
+        <w:ind w:left="4320" w:hanging="360"/>
+      </w:pPr>
+      <w:rPr>
+        <w:rFonts w:ascii="Wingdings" w:hAnsi="Wingdings" w:hint="default"/>
+        <w:sz w:val="20"/>
+      </w:rPr>
+    </w:lvl>
+    <w:lvl w:ilvl="6" w:tentative="1">
+      <w:start w:val="1"/>
+      <w:numFmt w:val="bullet"/>
+      <w:lvlText w:val=""/>
+      <w:lvlJc w:val="left"/>
+      <w:pPr>
+        <w:tabs>
+          <w:tab w:val="num" w:pos="5040"/>
+        </w:tabs>
+        <w:ind w:left="5040" w:hanging="360"/>
+      </w:pPr>
+      <w:rPr>
+        <w:rFonts w:ascii="Wingdings" w:hAnsi="Wingdings" w:hint="default"/>
+        <w:sz w:val="20"/>
+      </w:rPr>
+    </w:lvl>
+    <w:lvl w:ilvl="7" w:tentative="1">
+      <w:start w:val="1"/>
+      <w:numFmt w:val="bullet"/>
+      <w:lvlText w:val=""/>
+      <w:lvlJc w:val="left"/>
+      <w:pPr>
+        <w:tabs>
+          <w:tab w:val="num" w:pos="5760"/>
+        </w:tabs>
+        <w:ind w:left="5760" w:hanging="360"/>
+      </w:pPr>
+      <w:rPr>
+        <w:rFonts w:ascii="Wingdings" w:hAnsi="Wingdings" w:hint="default"/>
+        <w:sz w:val="20"/>
+      </w:rPr>
+    </w:lvl>
+    <w:lvl w:ilvl="8" w:tentative="1">
+      <w:start w:val="1"/>
+      <w:numFmt w:val="bullet"/>
+      <w:lvlText w:val=""/>
+      <w:lvlJc w:val="left"/>
+      <w:pPr>
+        <w:tabs>
+          <w:tab w:val="num" w:pos="6480"/>
+        </w:tabs>
+        <w:ind w:left="6480" w:hanging="360"/>
+      </w:pPr>
+      <w:rPr>
+        <w:rFonts w:ascii="Wingdings" w:hAnsi="Wingdings" w:hint="default"/>
+        <w:sz w:val="20"/>
+      </w:rPr>
+    </w:lvl>
+  </w:abstractNum>
+  <w:abstractNum w:abstractNumId="189" w15:restartNumberingAfterBreak="0">
     <w:nsid w:val="4B8564DC"/>
     <w:multiLevelType w:val="multilevel"/>
     <w:tmpl w:val="35707950"/>
@@ -35186,7 +37203,7 @@
       </w:rPr>
     </w:lvl>
   </w:abstractNum>
-  <w:abstractNum w:abstractNumId="176" w15:restartNumberingAfterBreak="0">
+  <w:abstractNum w:abstractNumId="190" w15:restartNumberingAfterBreak="0">
     <w:nsid w:val="4C372D70"/>
     <w:multiLevelType w:val="multilevel"/>
     <w:tmpl w:val="AD50682C"/>
@@ -35335,7 +37352,7 @@
       </w:rPr>
     </w:lvl>
   </w:abstractNum>
-  <w:abstractNum w:abstractNumId="177" w15:restartNumberingAfterBreak="0">
+  <w:abstractNum w:abstractNumId="191" w15:restartNumberingAfterBreak="0">
     <w:nsid w:val="4CC5681B"/>
     <w:multiLevelType w:val="multilevel"/>
     <w:tmpl w:val="3B442C4E"/>
@@ -35484,7 +37501,7 @@
       </w:rPr>
     </w:lvl>
   </w:abstractNum>
-  <w:abstractNum w:abstractNumId="178" w15:restartNumberingAfterBreak="0">
+  <w:abstractNum w:abstractNumId="192" w15:restartNumberingAfterBreak="0">
     <w:nsid w:val="4CDB2945"/>
     <w:multiLevelType w:val="multilevel"/>
     <w:tmpl w:val="087E029C"/>
@@ -35633,7 +37650,7 @@
       </w:rPr>
     </w:lvl>
   </w:abstractNum>
-  <w:abstractNum w:abstractNumId="179" w15:restartNumberingAfterBreak="0">
+  <w:abstractNum w:abstractNumId="193" w15:restartNumberingAfterBreak="0">
     <w:nsid w:val="4D236C99"/>
     <w:multiLevelType w:val="multilevel"/>
     <w:tmpl w:val="DC28896E"/>
@@ -35782,7 +37799,7 @@
       </w:rPr>
     </w:lvl>
   </w:abstractNum>
-  <w:abstractNum w:abstractNumId="180" w15:restartNumberingAfterBreak="0">
+  <w:abstractNum w:abstractNumId="194" w15:restartNumberingAfterBreak="0">
     <w:nsid w:val="4DA31B44"/>
     <w:multiLevelType w:val="multilevel"/>
     <w:tmpl w:val="9260FD06"/>
@@ -35931,7 +37948,7 @@
       </w:rPr>
     </w:lvl>
   </w:abstractNum>
-  <w:abstractNum w:abstractNumId="181" w15:restartNumberingAfterBreak="0">
+  <w:abstractNum w:abstractNumId="195" w15:restartNumberingAfterBreak="0">
     <w:nsid w:val="4DD076F7"/>
     <w:multiLevelType w:val="multilevel"/>
     <w:tmpl w:val="865AC7C0"/>
@@ -36080,7 +38097,7 @@
       </w:rPr>
     </w:lvl>
   </w:abstractNum>
-  <w:abstractNum w:abstractNumId="182" w15:restartNumberingAfterBreak="0">
+  <w:abstractNum w:abstractNumId="196" w15:restartNumberingAfterBreak="0">
     <w:nsid w:val="4EE14D9A"/>
     <w:multiLevelType w:val="multilevel"/>
     <w:tmpl w:val="881AE8DC"/>
@@ -36229,7 +38246,7 @@
       </w:rPr>
     </w:lvl>
   </w:abstractNum>
-  <w:abstractNum w:abstractNumId="183" w15:restartNumberingAfterBreak="0">
+  <w:abstractNum w:abstractNumId="197" w15:restartNumberingAfterBreak="0">
     <w:nsid w:val="4F25004F"/>
     <w:multiLevelType w:val="multilevel"/>
     <w:tmpl w:val="FFDAF818"/>
@@ -36342,7 +38359,7 @@
       </w:pPr>
     </w:lvl>
   </w:abstractNum>
-  <w:abstractNum w:abstractNumId="184" w15:restartNumberingAfterBreak="0">
+  <w:abstractNum w:abstractNumId="198" w15:restartNumberingAfterBreak="0">
     <w:nsid w:val="4FFD5438"/>
     <w:multiLevelType w:val="multilevel"/>
     <w:tmpl w:val="52529B7A"/>
@@ -36491,7 +38508,7 @@
       </w:rPr>
     </w:lvl>
   </w:abstractNum>
-  <w:abstractNum w:abstractNumId="185" w15:restartNumberingAfterBreak="0">
+  <w:abstractNum w:abstractNumId="199" w15:restartNumberingAfterBreak="0">
     <w:nsid w:val="503A1609"/>
     <w:multiLevelType w:val="multilevel"/>
     <w:tmpl w:val="F95001A2"/>
@@ -36640,7 +38657,7 @@
       </w:rPr>
     </w:lvl>
   </w:abstractNum>
-  <w:abstractNum w:abstractNumId="186" w15:restartNumberingAfterBreak="0">
+  <w:abstractNum w:abstractNumId="200" w15:restartNumberingAfterBreak="0">
     <w:nsid w:val="50DE20CD"/>
     <w:multiLevelType w:val="multilevel"/>
     <w:tmpl w:val="2DD0D82E"/>
@@ -36789,7 +38806,7 @@
       </w:rPr>
     </w:lvl>
   </w:abstractNum>
-  <w:abstractNum w:abstractNumId="187" w15:restartNumberingAfterBreak="0">
+  <w:abstractNum w:abstractNumId="201" w15:restartNumberingAfterBreak="0">
     <w:nsid w:val="51420C92"/>
     <w:multiLevelType w:val="multilevel"/>
     <w:tmpl w:val="FCF4BBBE"/>
@@ -36938,7 +38955,7 @@
       </w:rPr>
     </w:lvl>
   </w:abstractNum>
-  <w:abstractNum w:abstractNumId="188" w15:restartNumberingAfterBreak="0">
+  <w:abstractNum w:abstractNumId="202" w15:restartNumberingAfterBreak="0">
     <w:nsid w:val="515B66C3"/>
     <w:multiLevelType w:val="multilevel"/>
     <w:tmpl w:val="0FAEC470"/>
@@ -37087,7 +39104,7 @@
       </w:rPr>
     </w:lvl>
   </w:abstractNum>
-  <w:abstractNum w:abstractNumId="189" w15:restartNumberingAfterBreak="0">
+  <w:abstractNum w:abstractNumId="203" w15:restartNumberingAfterBreak="0">
     <w:nsid w:val="519E71EB"/>
     <w:multiLevelType w:val="multilevel"/>
     <w:tmpl w:val="07221910"/>
@@ -37236,7 +39253,7 @@
       </w:rPr>
     </w:lvl>
   </w:abstractNum>
-  <w:abstractNum w:abstractNumId="190" w15:restartNumberingAfterBreak="0">
+  <w:abstractNum w:abstractNumId="204" w15:restartNumberingAfterBreak="0">
     <w:nsid w:val="51BE39AA"/>
     <w:multiLevelType w:val="multilevel"/>
     <w:tmpl w:val="C2DE4F54"/>
@@ -37385,7 +39402,7 @@
       </w:rPr>
     </w:lvl>
   </w:abstractNum>
-  <w:abstractNum w:abstractNumId="191" w15:restartNumberingAfterBreak="0">
+  <w:abstractNum w:abstractNumId="205" w15:restartNumberingAfterBreak="0">
     <w:nsid w:val="524B5039"/>
     <w:multiLevelType w:val="multilevel"/>
     <w:tmpl w:val="C4B04CD4"/>
@@ -37534,7 +39551,7 @@
       </w:rPr>
     </w:lvl>
   </w:abstractNum>
-  <w:abstractNum w:abstractNumId="192" w15:restartNumberingAfterBreak="0">
+  <w:abstractNum w:abstractNumId="206" w15:restartNumberingAfterBreak="0">
     <w:nsid w:val="52500D94"/>
     <w:multiLevelType w:val="multilevel"/>
     <w:tmpl w:val="57281934"/>
@@ -37683,7 +39700,7 @@
       </w:rPr>
     </w:lvl>
   </w:abstractNum>
-  <w:abstractNum w:abstractNumId="193" w15:restartNumberingAfterBreak="0">
+  <w:abstractNum w:abstractNumId="207" w15:restartNumberingAfterBreak="0">
     <w:nsid w:val="527D4944"/>
     <w:multiLevelType w:val="multilevel"/>
     <w:tmpl w:val="FA4E04A2"/>
@@ -37832,7 +39849,7 @@
       </w:rPr>
     </w:lvl>
   </w:abstractNum>
-  <w:abstractNum w:abstractNumId="194" w15:restartNumberingAfterBreak="0">
+  <w:abstractNum w:abstractNumId="208" w15:restartNumberingAfterBreak="0">
     <w:nsid w:val="52A13A2D"/>
     <w:multiLevelType w:val="multilevel"/>
     <w:tmpl w:val="42B221B6"/>
@@ -37981,7 +39998,7 @@
       </w:rPr>
     </w:lvl>
   </w:abstractNum>
-  <w:abstractNum w:abstractNumId="195" w15:restartNumberingAfterBreak="0">
+  <w:abstractNum w:abstractNumId="209" w15:restartNumberingAfterBreak="0">
     <w:nsid w:val="53995811"/>
     <w:multiLevelType w:val="multilevel"/>
     <w:tmpl w:val="8B70D270"/>
@@ -38130,7 +40147,7 @@
       </w:rPr>
     </w:lvl>
   </w:abstractNum>
-  <w:abstractNum w:abstractNumId="196" w15:restartNumberingAfterBreak="0">
+  <w:abstractNum w:abstractNumId="210" w15:restartNumberingAfterBreak="0">
     <w:nsid w:val="53BB0744"/>
     <w:multiLevelType w:val="multilevel"/>
     <w:tmpl w:val="B8145A26"/>
@@ -38279,7 +40296,7 @@
       </w:rPr>
     </w:lvl>
   </w:abstractNum>
-  <w:abstractNum w:abstractNumId="197" w15:restartNumberingAfterBreak="0">
+  <w:abstractNum w:abstractNumId="211" w15:restartNumberingAfterBreak="0">
     <w:nsid w:val="53D43830"/>
     <w:multiLevelType w:val="multilevel"/>
     <w:tmpl w:val="941EBE88"/>
@@ -38428,7 +40445,7 @@
       </w:rPr>
     </w:lvl>
   </w:abstractNum>
-  <w:abstractNum w:abstractNumId="198" w15:restartNumberingAfterBreak="0">
+  <w:abstractNum w:abstractNumId="212" w15:restartNumberingAfterBreak="0">
     <w:nsid w:val="53DF484E"/>
     <w:multiLevelType w:val="multilevel"/>
     <w:tmpl w:val="2E6C6AB6"/>
@@ -38577,7 +40594,7 @@
       </w:rPr>
     </w:lvl>
   </w:abstractNum>
-  <w:abstractNum w:abstractNumId="199" w15:restartNumberingAfterBreak="0">
+  <w:abstractNum w:abstractNumId="213" w15:restartNumberingAfterBreak="0">
     <w:nsid w:val="54004256"/>
     <w:multiLevelType w:val="multilevel"/>
     <w:tmpl w:val="2CAC1316"/>
@@ -38726,7 +40743,7 @@
       </w:rPr>
     </w:lvl>
   </w:abstractNum>
-  <w:abstractNum w:abstractNumId="200" w15:restartNumberingAfterBreak="0">
+  <w:abstractNum w:abstractNumId="214" w15:restartNumberingAfterBreak="0">
     <w:nsid w:val="540506A2"/>
     <w:multiLevelType w:val="multilevel"/>
     <w:tmpl w:val="3528C25C"/>
@@ -38875,7 +40892,7 @@
       </w:rPr>
     </w:lvl>
   </w:abstractNum>
-  <w:abstractNum w:abstractNumId="201" w15:restartNumberingAfterBreak="0">
+  <w:abstractNum w:abstractNumId="215" w15:restartNumberingAfterBreak="0">
     <w:nsid w:val="5424346D"/>
     <w:multiLevelType w:val="multilevel"/>
     <w:tmpl w:val="FFAE3FD0"/>
@@ -39024,7 +41041,7 @@
       </w:rPr>
     </w:lvl>
   </w:abstractNum>
-  <w:abstractNum w:abstractNumId="202" w15:restartNumberingAfterBreak="0">
+  <w:abstractNum w:abstractNumId="216" w15:restartNumberingAfterBreak="0">
     <w:nsid w:val="54E81ECA"/>
     <w:multiLevelType w:val="multilevel"/>
     <w:tmpl w:val="A3B62DE6"/>
@@ -39173,7 +41190,7 @@
       </w:rPr>
     </w:lvl>
   </w:abstractNum>
-  <w:abstractNum w:abstractNumId="203" w15:restartNumberingAfterBreak="0">
+  <w:abstractNum w:abstractNumId="217" w15:restartNumberingAfterBreak="0">
     <w:nsid w:val="55003884"/>
     <w:multiLevelType w:val="multilevel"/>
     <w:tmpl w:val="CAAE16D6"/>
@@ -39322,7 +41339,7 @@
       </w:rPr>
     </w:lvl>
   </w:abstractNum>
-  <w:abstractNum w:abstractNumId="204" w15:restartNumberingAfterBreak="0">
+  <w:abstractNum w:abstractNumId="218" w15:restartNumberingAfterBreak="0">
     <w:nsid w:val="55974A53"/>
     <w:multiLevelType w:val="multilevel"/>
     <w:tmpl w:val="4D24E19A"/>
@@ -39471,7 +41488,7 @@
       </w:rPr>
     </w:lvl>
   </w:abstractNum>
-  <w:abstractNum w:abstractNumId="205" w15:restartNumberingAfterBreak="0">
+  <w:abstractNum w:abstractNumId="219" w15:restartNumberingAfterBreak="0">
     <w:nsid w:val="55E167B0"/>
     <w:multiLevelType w:val="multilevel"/>
     <w:tmpl w:val="0EF8BBC6"/>
@@ -39620,7 +41637,7 @@
       </w:rPr>
     </w:lvl>
   </w:abstractNum>
-  <w:abstractNum w:abstractNumId="206" w15:restartNumberingAfterBreak="0">
+  <w:abstractNum w:abstractNumId="220" w15:restartNumberingAfterBreak="0">
     <w:nsid w:val="55E61C1C"/>
     <w:multiLevelType w:val="multilevel"/>
     <w:tmpl w:val="34A2AFD8"/>
@@ -39769,7 +41786,7 @@
       </w:rPr>
     </w:lvl>
   </w:abstractNum>
-  <w:abstractNum w:abstractNumId="207" w15:restartNumberingAfterBreak="0">
+  <w:abstractNum w:abstractNumId="221" w15:restartNumberingAfterBreak="0">
     <w:nsid w:val="560B2E4D"/>
     <w:multiLevelType w:val="multilevel"/>
     <w:tmpl w:val="D94614EC"/>
@@ -39918,7 +41935,7 @@
       </w:rPr>
     </w:lvl>
   </w:abstractNum>
-  <w:abstractNum w:abstractNumId="208" w15:restartNumberingAfterBreak="0">
+  <w:abstractNum w:abstractNumId="222" w15:restartNumberingAfterBreak="0">
     <w:nsid w:val="56414B75"/>
     <w:multiLevelType w:val="multilevel"/>
     <w:tmpl w:val="26A8681E"/>
@@ -40067,7 +42084,7 @@
       </w:rPr>
     </w:lvl>
   </w:abstractNum>
-  <w:abstractNum w:abstractNumId="209" w15:restartNumberingAfterBreak="0">
+  <w:abstractNum w:abstractNumId="223" w15:restartNumberingAfterBreak="0">
     <w:nsid w:val="56710562"/>
     <w:multiLevelType w:val="multilevel"/>
     <w:tmpl w:val="7680915C"/>
@@ -40216,7 +42233,7 @@
       </w:rPr>
     </w:lvl>
   </w:abstractNum>
-  <w:abstractNum w:abstractNumId="210" w15:restartNumberingAfterBreak="0">
+  <w:abstractNum w:abstractNumId="224" w15:restartNumberingAfterBreak="0">
     <w:nsid w:val="56757F4D"/>
     <w:multiLevelType w:val="multilevel"/>
     <w:tmpl w:val="19924DE2"/>
@@ -40329,7 +42346,7 @@
       </w:pPr>
     </w:lvl>
   </w:abstractNum>
-  <w:abstractNum w:abstractNumId="211" w15:restartNumberingAfterBreak="0">
+  <w:abstractNum w:abstractNumId="225" w15:restartNumberingAfterBreak="0">
     <w:nsid w:val="579C312D"/>
     <w:multiLevelType w:val="multilevel"/>
     <w:tmpl w:val="8ABA903A"/>
@@ -40478,7 +42495,7 @@
       </w:rPr>
     </w:lvl>
   </w:abstractNum>
-  <w:abstractNum w:abstractNumId="212" w15:restartNumberingAfterBreak="0">
+  <w:abstractNum w:abstractNumId="226" w15:restartNumberingAfterBreak="0">
     <w:nsid w:val="58772889"/>
     <w:multiLevelType w:val="multilevel"/>
     <w:tmpl w:val="8272E22E"/>
@@ -40627,7 +42644,7 @@
       </w:rPr>
     </w:lvl>
   </w:abstractNum>
-  <w:abstractNum w:abstractNumId="213" w15:restartNumberingAfterBreak="0">
+  <w:abstractNum w:abstractNumId="227" w15:restartNumberingAfterBreak="0">
     <w:nsid w:val="59862CC4"/>
     <w:multiLevelType w:val="multilevel"/>
     <w:tmpl w:val="0926790C"/>
@@ -40776,7 +42793,7 @@
       </w:rPr>
     </w:lvl>
   </w:abstractNum>
-  <w:abstractNum w:abstractNumId="214" w15:restartNumberingAfterBreak="0">
+  <w:abstractNum w:abstractNumId="228" w15:restartNumberingAfterBreak="0">
     <w:nsid w:val="5990259F"/>
     <w:multiLevelType w:val="multilevel"/>
     <w:tmpl w:val="1284B7EC"/>
@@ -40925,7 +42942,7 @@
       </w:rPr>
     </w:lvl>
   </w:abstractNum>
-  <w:abstractNum w:abstractNumId="215" w15:restartNumberingAfterBreak="0">
+  <w:abstractNum w:abstractNumId="229" w15:restartNumberingAfterBreak="0">
     <w:nsid w:val="59BF3357"/>
     <w:multiLevelType w:val="multilevel"/>
     <w:tmpl w:val="9EE43A5C"/>
@@ -41074,7 +43091,7 @@
       </w:rPr>
     </w:lvl>
   </w:abstractNum>
-  <w:abstractNum w:abstractNumId="216" w15:restartNumberingAfterBreak="0">
+  <w:abstractNum w:abstractNumId="230" w15:restartNumberingAfterBreak="0">
     <w:nsid w:val="59C522DA"/>
     <w:multiLevelType w:val="multilevel"/>
     <w:tmpl w:val="6ACE0134"/>
@@ -41187,7 +43204,7 @@
       </w:pPr>
     </w:lvl>
   </w:abstractNum>
-  <w:abstractNum w:abstractNumId="217" w15:restartNumberingAfterBreak="0">
+  <w:abstractNum w:abstractNumId="231" w15:restartNumberingAfterBreak="0">
     <w:nsid w:val="59DC1A16"/>
     <w:multiLevelType w:val="multilevel"/>
     <w:tmpl w:val="F04090AE"/>
@@ -41336,7 +43353,7 @@
       </w:rPr>
     </w:lvl>
   </w:abstractNum>
-  <w:abstractNum w:abstractNumId="218" w15:restartNumberingAfterBreak="0">
+  <w:abstractNum w:abstractNumId="232" w15:restartNumberingAfterBreak="0">
     <w:nsid w:val="5A5548A9"/>
     <w:multiLevelType w:val="multilevel"/>
     <w:tmpl w:val="5BBE1846"/>
@@ -41485,7 +43502,7 @@
       </w:rPr>
     </w:lvl>
   </w:abstractNum>
-  <w:abstractNum w:abstractNumId="219" w15:restartNumberingAfterBreak="0">
+  <w:abstractNum w:abstractNumId="233" w15:restartNumberingAfterBreak="0">
     <w:nsid w:val="5AD606EF"/>
     <w:multiLevelType w:val="multilevel"/>
     <w:tmpl w:val="53B6E1D0"/>
@@ -41634,7 +43651,7 @@
       </w:rPr>
     </w:lvl>
   </w:abstractNum>
-  <w:abstractNum w:abstractNumId="220" w15:restartNumberingAfterBreak="0">
+  <w:abstractNum w:abstractNumId="234" w15:restartNumberingAfterBreak="0">
     <w:nsid w:val="5AE01059"/>
     <w:multiLevelType w:val="multilevel"/>
     <w:tmpl w:val="9864A65C"/>
@@ -41783,7 +43800,7 @@
       </w:rPr>
     </w:lvl>
   </w:abstractNum>
-  <w:abstractNum w:abstractNumId="221" w15:restartNumberingAfterBreak="0">
+  <w:abstractNum w:abstractNumId="235" w15:restartNumberingAfterBreak="0">
     <w:nsid w:val="5BC60BE0"/>
     <w:multiLevelType w:val="multilevel"/>
     <w:tmpl w:val="91F83B44"/>
@@ -41932,7 +43949,7 @@
       </w:rPr>
     </w:lvl>
   </w:abstractNum>
-  <w:abstractNum w:abstractNumId="222" w15:restartNumberingAfterBreak="0">
+  <w:abstractNum w:abstractNumId="236" w15:restartNumberingAfterBreak="0">
     <w:nsid w:val="5BEE0F4C"/>
     <w:multiLevelType w:val="multilevel"/>
     <w:tmpl w:val="1138F3B0"/>
@@ -42081,7 +44098,7 @@
       </w:rPr>
     </w:lvl>
   </w:abstractNum>
-  <w:abstractNum w:abstractNumId="223" w15:restartNumberingAfterBreak="0">
+  <w:abstractNum w:abstractNumId="237" w15:restartNumberingAfterBreak="0">
     <w:nsid w:val="5C2E0E69"/>
     <w:multiLevelType w:val="multilevel"/>
     <w:tmpl w:val="0EF8B786"/>
@@ -42230,7 +44247,7 @@
       </w:rPr>
     </w:lvl>
   </w:abstractNum>
-  <w:abstractNum w:abstractNumId="224" w15:restartNumberingAfterBreak="0">
+  <w:abstractNum w:abstractNumId="238" w15:restartNumberingAfterBreak="0">
     <w:nsid w:val="5C393E18"/>
     <w:multiLevelType w:val="multilevel"/>
     <w:tmpl w:val="C1E0487E"/>
@@ -42379,7 +44396,7 @@
       </w:rPr>
     </w:lvl>
   </w:abstractNum>
-  <w:abstractNum w:abstractNumId="225" w15:restartNumberingAfterBreak="0">
+  <w:abstractNum w:abstractNumId="239" w15:restartNumberingAfterBreak="0">
     <w:nsid w:val="5C822ACF"/>
     <w:multiLevelType w:val="multilevel"/>
     <w:tmpl w:val="0B728AEA"/>
@@ -42492,7 +44509,7 @@
       </w:pPr>
     </w:lvl>
   </w:abstractNum>
-  <w:abstractNum w:abstractNumId="226" w15:restartNumberingAfterBreak="0">
+  <w:abstractNum w:abstractNumId="240" w15:restartNumberingAfterBreak="0">
     <w:nsid w:val="5D98657F"/>
     <w:multiLevelType w:val="multilevel"/>
     <w:tmpl w:val="FE98C894"/>
@@ -42641,7 +44658,7 @@
       </w:rPr>
     </w:lvl>
   </w:abstractNum>
-  <w:abstractNum w:abstractNumId="227" w15:restartNumberingAfterBreak="0">
+  <w:abstractNum w:abstractNumId="241" w15:restartNumberingAfterBreak="0">
     <w:nsid w:val="5E5B16A6"/>
     <w:multiLevelType w:val="multilevel"/>
     <w:tmpl w:val="059465A8"/>
@@ -42790,7 +44807,7 @@
       </w:rPr>
     </w:lvl>
   </w:abstractNum>
-  <w:abstractNum w:abstractNumId="228" w15:restartNumberingAfterBreak="0">
+  <w:abstractNum w:abstractNumId="242" w15:restartNumberingAfterBreak="0">
     <w:nsid w:val="5EE71D41"/>
     <w:multiLevelType w:val="multilevel"/>
     <w:tmpl w:val="F15CDF86"/>
@@ -42939,7 +44956,7 @@
       </w:rPr>
     </w:lvl>
   </w:abstractNum>
-  <w:abstractNum w:abstractNumId="229" w15:restartNumberingAfterBreak="0">
+  <w:abstractNum w:abstractNumId="243" w15:restartNumberingAfterBreak="0">
     <w:nsid w:val="5F7902AC"/>
     <w:multiLevelType w:val="multilevel"/>
     <w:tmpl w:val="581A4FAA"/>
@@ -43088,7 +45105,7 @@
       </w:rPr>
     </w:lvl>
   </w:abstractNum>
-  <w:abstractNum w:abstractNumId="230" w15:restartNumberingAfterBreak="0">
+  <w:abstractNum w:abstractNumId="244" w15:restartNumberingAfterBreak="0">
     <w:nsid w:val="5F8408B7"/>
     <w:multiLevelType w:val="multilevel"/>
     <w:tmpl w:val="E92E24C2"/>
@@ -43237,7 +45254,156 @@
       </w:rPr>
     </w:lvl>
   </w:abstractNum>
-  <w:abstractNum w:abstractNumId="231" w15:restartNumberingAfterBreak="0">
+  <w:abstractNum w:abstractNumId="245" w15:restartNumberingAfterBreak="0">
+    <w:nsid w:val="602A0597"/>
+    <w:multiLevelType w:val="multilevel"/>
+    <w:tmpl w:val="690ED0B6"/>
+    <w:lvl w:ilvl="0">
+      <w:start w:val="1"/>
+      <w:numFmt w:val="bullet"/>
+      <w:lvlText w:val=""/>
+      <w:lvlJc w:val="left"/>
+      <w:pPr>
+        <w:tabs>
+          <w:tab w:val="num" w:pos="720"/>
+        </w:tabs>
+        <w:ind w:left="720" w:hanging="360"/>
+      </w:pPr>
+      <w:rPr>
+        <w:rFonts w:ascii="Symbol" w:hAnsi="Symbol" w:hint="default"/>
+        <w:sz w:val="20"/>
+      </w:rPr>
+    </w:lvl>
+    <w:lvl w:ilvl="1" w:tentative="1">
+      <w:start w:val="1"/>
+      <w:numFmt w:val="bullet"/>
+      <w:lvlText w:val="o"/>
+      <w:lvlJc w:val="left"/>
+      <w:pPr>
+        <w:tabs>
+          <w:tab w:val="num" w:pos="1440"/>
+        </w:tabs>
+        <w:ind w:left="1440" w:hanging="360"/>
+      </w:pPr>
+      <w:rPr>
+        <w:rFonts w:ascii="Courier New" w:hAnsi="Courier New" w:hint="default"/>
+        <w:sz w:val="20"/>
+      </w:rPr>
+    </w:lvl>
+    <w:lvl w:ilvl="2" w:tentative="1">
+      <w:start w:val="1"/>
+      <w:numFmt w:val="bullet"/>
+      <w:lvlText w:val=""/>
+      <w:lvlJc w:val="left"/>
+      <w:pPr>
+        <w:tabs>
+          <w:tab w:val="num" w:pos="2160"/>
+        </w:tabs>
+        <w:ind w:left="2160" w:hanging="360"/>
+      </w:pPr>
+      <w:rPr>
+        <w:rFonts w:ascii="Wingdings" w:hAnsi="Wingdings" w:hint="default"/>
+        <w:sz w:val="20"/>
+      </w:rPr>
+    </w:lvl>
+    <w:lvl w:ilvl="3" w:tentative="1">
+      <w:start w:val="1"/>
+      <w:numFmt w:val="bullet"/>
+      <w:lvlText w:val=""/>
+      <w:lvlJc w:val="left"/>
+      <w:pPr>
+        <w:tabs>
+          <w:tab w:val="num" w:pos="2880"/>
+        </w:tabs>
+        <w:ind w:left="2880" w:hanging="360"/>
+      </w:pPr>
+      <w:rPr>
+        <w:rFonts w:ascii="Wingdings" w:hAnsi="Wingdings" w:hint="default"/>
+        <w:sz w:val="20"/>
+      </w:rPr>
+    </w:lvl>
+    <w:lvl w:ilvl="4" w:tentative="1">
+      <w:start w:val="1"/>
+      <w:numFmt w:val="bullet"/>
+      <w:lvlText w:val=""/>
+      <w:lvlJc w:val="left"/>
+      <w:pPr>
+        <w:tabs>
+          <w:tab w:val="num" w:pos="3600"/>
+        </w:tabs>
+        <w:ind w:left="3600" w:hanging="360"/>
+      </w:pPr>
+      <w:rPr>
+        <w:rFonts w:ascii="Wingdings" w:hAnsi="Wingdings" w:hint="default"/>
+        <w:sz w:val="20"/>
+      </w:rPr>
+    </w:lvl>
+    <w:lvl w:ilvl="5" w:tentative="1">
+      <w:start w:val="1"/>
+      <w:numFmt w:val="bullet"/>
+      <w:lvlText w:val=""/>
+      <w:lvlJc w:val="left"/>
+      <w:pPr>
+        <w:tabs>
+          <w:tab w:val="num" w:pos="4320"/>
+        </w:tabs>
+        <w:ind w:left="4320" w:hanging="360"/>
+      </w:pPr>
+      <w:rPr>
+        <w:rFonts w:ascii="Wingdings" w:hAnsi="Wingdings" w:hint="default"/>
+        <w:sz w:val="20"/>
+      </w:rPr>
+    </w:lvl>
+    <w:lvl w:ilvl="6" w:tentative="1">
+      <w:start w:val="1"/>
+      <w:numFmt w:val="bullet"/>
+      <w:lvlText w:val=""/>
+      <w:lvlJc w:val="left"/>
+      <w:pPr>
+        <w:tabs>
+          <w:tab w:val="num" w:pos="5040"/>
+        </w:tabs>
+        <w:ind w:left="5040" w:hanging="360"/>
+      </w:pPr>
+      <w:rPr>
+        <w:rFonts w:ascii="Wingdings" w:hAnsi="Wingdings" w:hint="default"/>
+        <w:sz w:val="20"/>
+      </w:rPr>
+    </w:lvl>
+    <w:lvl w:ilvl="7" w:tentative="1">
+      <w:start w:val="1"/>
+      <w:numFmt w:val="bullet"/>
+      <w:lvlText w:val=""/>
+      <w:lvlJc w:val="left"/>
+      <w:pPr>
+        <w:tabs>
+          <w:tab w:val="num" w:pos="5760"/>
+        </w:tabs>
+        <w:ind w:left="5760" w:hanging="360"/>
+      </w:pPr>
+      <w:rPr>
+        <w:rFonts w:ascii="Wingdings" w:hAnsi="Wingdings" w:hint="default"/>
+        <w:sz w:val="20"/>
+      </w:rPr>
+    </w:lvl>
+    <w:lvl w:ilvl="8" w:tentative="1">
+      <w:start w:val="1"/>
+      <w:numFmt w:val="bullet"/>
+      <w:lvlText w:val=""/>
+      <w:lvlJc w:val="left"/>
+      <w:pPr>
+        <w:tabs>
+          <w:tab w:val="num" w:pos="6480"/>
+        </w:tabs>
+        <w:ind w:left="6480" w:hanging="360"/>
+      </w:pPr>
+      <w:rPr>
+        <w:rFonts w:ascii="Wingdings" w:hAnsi="Wingdings" w:hint="default"/>
+        <w:sz w:val="20"/>
+      </w:rPr>
+    </w:lvl>
+  </w:abstractNum>
+  <w:abstractNum w:abstractNumId="246" w15:restartNumberingAfterBreak="0">
     <w:nsid w:val="602B0C19"/>
     <w:multiLevelType w:val="multilevel"/>
     <w:tmpl w:val="95708D70"/>
@@ -43386,7 +45552,7 @@
       </w:rPr>
     </w:lvl>
   </w:abstractNum>
-  <w:abstractNum w:abstractNumId="232" w15:restartNumberingAfterBreak="0">
+  <w:abstractNum w:abstractNumId="247" w15:restartNumberingAfterBreak="0">
     <w:nsid w:val="60C404E7"/>
     <w:multiLevelType w:val="multilevel"/>
     <w:tmpl w:val="7250C078"/>
@@ -43535,7 +45701,7 @@
       </w:rPr>
     </w:lvl>
   </w:abstractNum>
-  <w:abstractNum w:abstractNumId="233" w15:restartNumberingAfterBreak="0">
+  <w:abstractNum w:abstractNumId="248" w15:restartNumberingAfterBreak="0">
     <w:nsid w:val="60E87D10"/>
     <w:multiLevelType w:val="multilevel"/>
     <w:tmpl w:val="5A3ABA66"/>
@@ -43684,7 +45850,7 @@
       </w:rPr>
     </w:lvl>
   </w:abstractNum>
-  <w:abstractNum w:abstractNumId="234" w15:restartNumberingAfterBreak="0">
+  <w:abstractNum w:abstractNumId="249" w15:restartNumberingAfterBreak="0">
     <w:nsid w:val="614F5083"/>
     <w:multiLevelType w:val="multilevel"/>
     <w:tmpl w:val="1296691E"/>
@@ -43833,7 +45999,7 @@
       </w:rPr>
     </w:lvl>
   </w:abstractNum>
-  <w:abstractNum w:abstractNumId="235" w15:restartNumberingAfterBreak="0">
+  <w:abstractNum w:abstractNumId="250" w15:restartNumberingAfterBreak="0">
     <w:nsid w:val="625A57E9"/>
     <w:multiLevelType w:val="multilevel"/>
     <w:tmpl w:val="7B144B3A"/>
@@ -43982,7 +46148,7 @@
       </w:rPr>
     </w:lvl>
   </w:abstractNum>
-  <w:abstractNum w:abstractNumId="236" w15:restartNumberingAfterBreak="0">
+  <w:abstractNum w:abstractNumId="251" w15:restartNumberingAfterBreak="0">
     <w:nsid w:val="62DD0FEF"/>
     <w:multiLevelType w:val="multilevel"/>
     <w:tmpl w:val="04127C86"/>
@@ -44131,7 +46297,7 @@
       </w:rPr>
     </w:lvl>
   </w:abstractNum>
-  <w:abstractNum w:abstractNumId="237" w15:restartNumberingAfterBreak="0">
+  <w:abstractNum w:abstractNumId="252" w15:restartNumberingAfterBreak="0">
     <w:nsid w:val="63D05E69"/>
     <w:multiLevelType w:val="multilevel"/>
     <w:tmpl w:val="6980F582"/>
@@ -44280,7 +46446,7 @@
       </w:rPr>
     </w:lvl>
   </w:abstractNum>
-  <w:abstractNum w:abstractNumId="238" w15:restartNumberingAfterBreak="0">
+  <w:abstractNum w:abstractNumId="253" w15:restartNumberingAfterBreak="0">
     <w:nsid w:val="63E46F30"/>
     <w:multiLevelType w:val="multilevel"/>
     <w:tmpl w:val="C87EFD4A"/>
@@ -44429,7 +46595,7 @@
       </w:rPr>
     </w:lvl>
   </w:abstractNum>
-  <w:abstractNum w:abstractNumId="239" w15:restartNumberingAfterBreak="0">
+  <w:abstractNum w:abstractNumId="254" w15:restartNumberingAfterBreak="0">
     <w:nsid w:val="64C76E34"/>
     <w:multiLevelType w:val="multilevel"/>
     <w:tmpl w:val="0F32660E"/>
@@ -44578,7 +46744,7 @@
       </w:rPr>
     </w:lvl>
   </w:abstractNum>
-  <w:abstractNum w:abstractNumId="240" w15:restartNumberingAfterBreak="0">
+  <w:abstractNum w:abstractNumId="255" w15:restartNumberingAfterBreak="0">
     <w:nsid w:val="64D50420"/>
     <w:multiLevelType w:val="multilevel"/>
     <w:tmpl w:val="D91A7972"/>
@@ -44727,7 +46893,156 @@
       </w:rPr>
     </w:lvl>
   </w:abstractNum>
-  <w:abstractNum w:abstractNumId="241" w15:restartNumberingAfterBreak="0">
+  <w:abstractNum w:abstractNumId="256" w15:restartNumberingAfterBreak="0">
+    <w:nsid w:val="65194482"/>
+    <w:multiLevelType w:val="multilevel"/>
+    <w:tmpl w:val="037041D8"/>
+    <w:lvl w:ilvl="0">
+      <w:start w:val="1"/>
+      <w:numFmt w:val="bullet"/>
+      <w:lvlText w:val=""/>
+      <w:lvlJc w:val="left"/>
+      <w:pPr>
+        <w:tabs>
+          <w:tab w:val="num" w:pos="720"/>
+        </w:tabs>
+        <w:ind w:left="720" w:hanging="360"/>
+      </w:pPr>
+      <w:rPr>
+        <w:rFonts w:ascii="Symbol" w:hAnsi="Symbol" w:hint="default"/>
+        <w:sz w:val="20"/>
+      </w:rPr>
+    </w:lvl>
+    <w:lvl w:ilvl="1" w:tentative="1">
+      <w:start w:val="1"/>
+      <w:numFmt w:val="bullet"/>
+      <w:lvlText w:val="o"/>
+      <w:lvlJc w:val="left"/>
+      <w:pPr>
+        <w:tabs>
+          <w:tab w:val="num" w:pos="1440"/>
+        </w:tabs>
+        <w:ind w:left="1440" w:hanging="360"/>
+      </w:pPr>
+      <w:rPr>
+        <w:rFonts w:ascii="Courier New" w:hAnsi="Courier New" w:hint="default"/>
+        <w:sz w:val="20"/>
+      </w:rPr>
+    </w:lvl>
+    <w:lvl w:ilvl="2" w:tentative="1">
+      <w:start w:val="1"/>
+      <w:numFmt w:val="bullet"/>
+      <w:lvlText w:val=""/>
+      <w:lvlJc w:val="left"/>
+      <w:pPr>
+        <w:tabs>
+          <w:tab w:val="num" w:pos="2160"/>
+        </w:tabs>
+        <w:ind w:left="2160" w:hanging="360"/>
+      </w:pPr>
+      <w:rPr>
+        <w:rFonts w:ascii="Wingdings" w:hAnsi="Wingdings" w:hint="default"/>
+        <w:sz w:val="20"/>
+      </w:rPr>
+    </w:lvl>
+    <w:lvl w:ilvl="3" w:tentative="1">
+      <w:start w:val="1"/>
+      <w:numFmt w:val="bullet"/>
+      <w:lvlText w:val=""/>
+      <w:lvlJc w:val="left"/>
+      <w:pPr>
+        <w:tabs>
+          <w:tab w:val="num" w:pos="2880"/>
+        </w:tabs>
+        <w:ind w:left="2880" w:hanging="360"/>
+      </w:pPr>
+      <w:rPr>
+        <w:rFonts w:ascii="Wingdings" w:hAnsi="Wingdings" w:hint="default"/>
+        <w:sz w:val="20"/>
+      </w:rPr>
+    </w:lvl>
+    <w:lvl w:ilvl="4" w:tentative="1">
+      <w:start w:val="1"/>
+      <w:numFmt w:val="bullet"/>
+      <w:lvlText w:val=""/>
+      <w:lvlJc w:val="left"/>
+      <w:pPr>
+        <w:tabs>
+          <w:tab w:val="num" w:pos="3600"/>
+        </w:tabs>
+        <w:ind w:left="3600" w:hanging="360"/>
+      </w:pPr>
+      <w:rPr>
+        <w:rFonts w:ascii="Wingdings" w:hAnsi="Wingdings" w:hint="default"/>
+        <w:sz w:val="20"/>
+      </w:rPr>
+    </w:lvl>
+    <w:lvl w:ilvl="5" w:tentative="1">
+      <w:start w:val="1"/>
+      <w:numFmt w:val="bullet"/>
+      <w:lvlText w:val=""/>
+      <w:lvlJc w:val="left"/>
+      <w:pPr>
+        <w:tabs>
+          <w:tab w:val="num" w:pos="4320"/>
+        </w:tabs>
+        <w:ind w:left="4320" w:hanging="360"/>
+      </w:pPr>
+      <w:rPr>
+        <w:rFonts w:ascii="Wingdings" w:hAnsi="Wingdings" w:hint="default"/>
+        <w:sz w:val="20"/>
+      </w:rPr>
+    </w:lvl>
+    <w:lvl w:ilvl="6" w:tentative="1">
+      <w:start w:val="1"/>
+      <w:numFmt w:val="bullet"/>
+      <w:lvlText w:val=""/>
+      <w:lvlJc w:val="left"/>
+      <w:pPr>
+        <w:tabs>
+          <w:tab w:val="num" w:pos="5040"/>
+        </w:tabs>
+        <w:ind w:left="5040" w:hanging="360"/>
+      </w:pPr>
+      <w:rPr>
+        <w:rFonts w:ascii="Wingdings" w:hAnsi="Wingdings" w:hint="default"/>
+        <w:sz w:val="20"/>
+      </w:rPr>
+    </w:lvl>
+    <w:lvl w:ilvl="7" w:tentative="1">
+      <w:start w:val="1"/>
+      <w:numFmt w:val="bullet"/>
+      <w:lvlText w:val=""/>
+      <w:lvlJc w:val="left"/>
+      <w:pPr>
+        <w:tabs>
+          <w:tab w:val="num" w:pos="5760"/>
+        </w:tabs>
+        <w:ind w:left="5760" w:hanging="360"/>
+      </w:pPr>
+      <w:rPr>
+        <w:rFonts w:ascii="Wingdings" w:hAnsi="Wingdings" w:hint="default"/>
+        <w:sz w:val="20"/>
+      </w:rPr>
+    </w:lvl>
+    <w:lvl w:ilvl="8" w:tentative="1">
+      <w:start w:val="1"/>
+      <w:numFmt w:val="bullet"/>
+      <w:lvlText w:val=""/>
+      <w:lvlJc w:val="left"/>
+      <w:pPr>
+        <w:tabs>
+          <w:tab w:val="num" w:pos="6480"/>
+        </w:tabs>
+        <w:ind w:left="6480" w:hanging="360"/>
+      </w:pPr>
+      <w:rPr>
+        <w:rFonts w:ascii="Wingdings" w:hAnsi="Wingdings" w:hint="default"/>
+        <w:sz w:val="20"/>
+      </w:rPr>
+    </w:lvl>
+  </w:abstractNum>
+  <w:abstractNum w:abstractNumId="257" w15:restartNumberingAfterBreak="0">
     <w:nsid w:val="651D617E"/>
     <w:multiLevelType w:val="multilevel"/>
     <w:tmpl w:val="D53C1734"/>
@@ -44876,7 +47191,7 @@
       </w:rPr>
     </w:lvl>
   </w:abstractNum>
-  <w:abstractNum w:abstractNumId="242" w15:restartNumberingAfterBreak="0">
+  <w:abstractNum w:abstractNumId="258" w15:restartNumberingAfterBreak="0">
     <w:nsid w:val="655E2192"/>
     <w:multiLevelType w:val="multilevel"/>
     <w:tmpl w:val="1D968B3E"/>
@@ -45025,7 +47340,7 @@
       </w:rPr>
     </w:lvl>
   </w:abstractNum>
-  <w:abstractNum w:abstractNumId="243" w15:restartNumberingAfterBreak="0">
+  <w:abstractNum w:abstractNumId="259" w15:restartNumberingAfterBreak="0">
     <w:nsid w:val="65745BF4"/>
     <w:multiLevelType w:val="multilevel"/>
     <w:tmpl w:val="E44CFA4A"/>
@@ -45174,7 +47489,7 @@
       </w:rPr>
     </w:lvl>
   </w:abstractNum>
-  <w:abstractNum w:abstractNumId="244" w15:restartNumberingAfterBreak="0">
+  <w:abstractNum w:abstractNumId="260" w15:restartNumberingAfterBreak="0">
     <w:nsid w:val="65C34975"/>
     <w:multiLevelType w:val="multilevel"/>
     <w:tmpl w:val="7F8A446C"/>
@@ -45323,7 +47638,7 @@
       </w:rPr>
     </w:lvl>
   </w:abstractNum>
-  <w:abstractNum w:abstractNumId="245" w15:restartNumberingAfterBreak="0">
+  <w:abstractNum w:abstractNumId="261" w15:restartNumberingAfterBreak="0">
     <w:nsid w:val="65E014BD"/>
     <w:multiLevelType w:val="multilevel"/>
     <w:tmpl w:val="9FA89C34"/>
@@ -45472,7 +47787,156 @@
       </w:rPr>
     </w:lvl>
   </w:abstractNum>
-  <w:abstractNum w:abstractNumId="246" w15:restartNumberingAfterBreak="0">
+  <w:abstractNum w:abstractNumId="262" w15:restartNumberingAfterBreak="0">
+    <w:nsid w:val="6608124B"/>
+    <w:multiLevelType w:val="multilevel"/>
+    <w:tmpl w:val="1AF4780C"/>
+    <w:lvl w:ilvl="0">
+      <w:start w:val="1"/>
+      <w:numFmt w:val="bullet"/>
+      <w:lvlText w:val=""/>
+      <w:lvlJc w:val="left"/>
+      <w:pPr>
+        <w:tabs>
+          <w:tab w:val="num" w:pos="720"/>
+        </w:tabs>
+        <w:ind w:left="720" w:hanging="360"/>
+      </w:pPr>
+      <w:rPr>
+        <w:rFonts w:ascii="Symbol" w:hAnsi="Symbol" w:hint="default"/>
+        <w:sz w:val="20"/>
+      </w:rPr>
+    </w:lvl>
+    <w:lvl w:ilvl="1" w:tentative="1">
+      <w:start w:val="1"/>
+      <w:numFmt w:val="bullet"/>
+      <w:lvlText w:val="o"/>
+      <w:lvlJc w:val="left"/>
+      <w:pPr>
+        <w:tabs>
+          <w:tab w:val="num" w:pos="1440"/>
+        </w:tabs>
+        <w:ind w:left="1440" w:hanging="360"/>
+      </w:pPr>
+      <w:rPr>
+        <w:rFonts w:ascii="Courier New" w:hAnsi="Courier New" w:hint="default"/>
+        <w:sz w:val="20"/>
+      </w:rPr>
+    </w:lvl>
+    <w:lvl w:ilvl="2" w:tentative="1">
+      <w:start w:val="1"/>
+      <w:numFmt w:val="bullet"/>
+      <w:lvlText w:val=""/>
+      <w:lvlJc w:val="left"/>
+      <w:pPr>
+        <w:tabs>
+          <w:tab w:val="num" w:pos="2160"/>
+        </w:tabs>
+        <w:ind w:left="2160" w:hanging="360"/>
+      </w:pPr>
+      <w:rPr>
+        <w:rFonts w:ascii="Wingdings" w:hAnsi="Wingdings" w:hint="default"/>
+        <w:sz w:val="20"/>
+      </w:rPr>
+    </w:lvl>
+    <w:lvl w:ilvl="3" w:tentative="1">
+      <w:start w:val="1"/>
+      <w:numFmt w:val="bullet"/>
+      <w:lvlText w:val=""/>
+      <w:lvlJc w:val="left"/>
+      <w:pPr>
+        <w:tabs>
+          <w:tab w:val="num" w:pos="2880"/>
+        </w:tabs>
+        <w:ind w:left="2880" w:hanging="360"/>
+      </w:pPr>
+      <w:rPr>
+        <w:rFonts w:ascii="Wingdings" w:hAnsi="Wingdings" w:hint="default"/>
+        <w:sz w:val="20"/>
+      </w:rPr>
+    </w:lvl>
+    <w:lvl w:ilvl="4" w:tentative="1">
+      <w:start w:val="1"/>
+      <w:numFmt w:val="bullet"/>
+      <w:lvlText w:val=""/>
+      <w:lvlJc w:val="left"/>
+      <w:pPr>
+        <w:tabs>
+          <w:tab w:val="num" w:pos="3600"/>
+        </w:tabs>
+        <w:ind w:left="3600" w:hanging="360"/>
+      </w:pPr>
+      <w:rPr>
+        <w:rFonts w:ascii="Wingdings" w:hAnsi="Wingdings" w:hint="default"/>
+        <w:sz w:val="20"/>
+      </w:rPr>
+    </w:lvl>
+    <w:lvl w:ilvl="5" w:tentative="1">
+      <w:start w:val="1"/>
+      <w:numFmt w:val="bullet"/>
+      <w:lvlText w:val=""/>
+      <w:lvlJc w:val="left"/>
+      <w:pPr>
+        <w:tabs>
+          <w:tab w:val="num" w:pos="4320"/>
+        </w:tabs>
+        <w:ind w:left="4320" w:hanging="360"/>
+      </w:pPr>
+      <w:rPr>
+        <w:rFonts w:ascii="Wingdings" w:hAnsi="Wingdings" w:hint="default"/>
+        <w:sz w:val="20"/>
+      </w:rPr>
+    </w:lvl>
+    <w:lvl w:ilvl="6" w:tentative="1">
+      <w:start w:val="1"/>
+      <w:numFmt w:val="bullet"/>
+      <w:lvlText w:val=""/>
+      <w:lvlJc w:val="left"/>
+      <w:pPr>
+        <w:tabs>
+          <w:tab w:val="num" w:pos="5040"/>
+        </w:tabs>
+        <w:ind w:left="5040" w:hanging="360"/>
+      </w:pPr>
+      <w:rPr>
+        <w:rFonts w:ascii="Wingdings" w:hAnsi="Wingdings" w:hint="default"/>
+        <w:sz w:val="20"/>
+      </w:rPr>
+    </w:lvl>
+    <w:lvl w:ilvl="7" w:tentative="1">
+      <w:start w:val="1"/>
+      <w:numFmt w:val="bullet"/>
+      <w:lvlText w:val=""/>
+      <w:lvlJc w:val="left"/>
+      <w:pPr>
+        <w:tabs>
+          <w:tab w:val="num" w:pos="5760"/>
+        </w:tabs>
+        <w:ind w:left="5760" w:hanging="360"/>
+      </w:pPr>
+      <w:rPr>
+        <w:rFonts w:ascii="Wingdings" w:hAnsi="Wingdings" w:hint="default"/>
+        <w:sz w:val="20"/>
+      </w:rPr>
+    </w:lvl>
+    <w:lvl w:ilvl="8" w:tentative="1">
+      <w:start w:val="1"/>
+      <w:numFmt w:val="bullet"/>
+      <w:lvlText w:val=""/>
+      <w:lvlJc w:val="left"/>
+      <w:pPr>
+        <w:tabs>
+          <w:tab w:val="num" w:pos="6480"/>
+        </w:tabs>
+        <w:ind w:left="6480" w:hanging="360"/>
+      </w:pPr>
+      <w:rPr>
+        <w:rFonts w:ascii="Wingdings" w:hAnsi="Wingdings" w:hint="default"/>
+        <w:sz w:val="20"/>
+      </w:rPr>
+    </w:lvl>
+  </w:abstractNum>
+  <w:abstractNum w:abstractNumId="263" w15:restartNumberingAfterBreak="0">
     <w:nsid w:val="67284588"/>
     <w:multiLevelType w:val="multilevel"/>
     <w:tmpl w:val="8AF09998"/>
@@ -45621,7 +48085,7 @@
       </w:rPr>
     </w:lvl>
   </w:abstractNum>
-  <w:abstractNum w:abstractNumId="247" w15:restartNumberingAfterBreak="0">
+  <w:abstractNum w:abstractNumId="264" w15:restartNumberingAfterBreak="0">
     <w:nsid w:val="67C23E0B"/>
     <w:multiLevelType w:val="multilevel"/>
     <w:tmpl w:val="CE60DECE"/>
@@ -45770,7 +48234,7 @@
       </w:rPr>
     </w:lvl>
   </w:abstractNum>
-  <w:abstractNum w:abstractNumId="248" w15:restartNumberingAfterBreak="0">
+  <w:abstractNum w:abstractNumId="265" w15:restartNumberingAfterBreak="0">
     <w:nsid w:val="684F68B8"/>
     <w:multiLevelType w:val="multilevel"/>
     <w:tmpl w:val="364699FE"/>
@@ -45919,7 +48383,7 @@
       </w:rPr>
     </w:lvl>
   </w:abstractNum>
-  <w:abstractNum w:abstractNumId="249" w15:restartNumberingAfterBreak="0">
+  <w:abstractNum w:abstractNumId="266" w15:restartNumberingAfterBreak="0">
     <w:nsid w:val="693272B5"/>
     <w:multiLevelType w:val="multilevel"/>
     <w:tmpl w:val="BCE65730"/>
@@ -46068,7 +48532,7 @@
       </w:rPr>
     </w:lvl>
   </w:abstractNum>
-  <w:abstractNum w:abstractNumId="250" w15:restartNumberingAfterBreak="0">
+  <w:abstractNum w:abstractNumId="267" w15:restartNumberingAfterBreak="0">
     <w:nsid w:val="693E2C25"/>
     <w:multiLevelType w:val="multilevel"/>
     <w:tmpl w:val="95EAD860"/>
@@ -46217,7 +48681,7 @@
       </w:rPr>
     </w:lvl>
   </w:abstractNum>
-  <w:abstractNum w:abstractNumId="251" w15:restartNumberingAfterBreak="0">
+  <w:abstractNum w:abstractNumId="268" w15:restartNumberingAfterBreak="0">
     <w:nsid w:val="69970F79"/>
     <w:multiLevelType w:val="multilevel"/>
     <w:tmpl w:val="9FA62D1E"/>
@@ -46366,7 +48830,7 @@
       </w:rPr>
     </w:lvl>
   </w:abstractNum>
-  <w:abstractNum w:abstractNumId="252" w15:restartNumberingAfterBreak="0">
+  <w:abstractNum w:abstractNumId="269" w15:restartNumberingAfterBreak="0">
     <w:nsid w:val="69F81239"/>
     <w:multiLevelType w:val="multilevel"/>
     <w:tmpl w:val="847AA7B0"/>
@@ -46515,7 +48979,7 @@
       </w:rPr>
     </w:lvl>
   </w:abstractNum>
-  <w:abstractNum w:abstractNumId="253" w15:restartNumberingAfterBreak="0">
+  <w:abstractNum w:abstractNumId="270" w15:restartNumberingAfterBreak="0">
     <w:nsid w:val="6A434B51"/>
     <w:multiLevelType w:val="multilevel"/>
     <w:tmpl w:val="39D03AB6"/>
@@ -46664,7 +49128,7 @@
       </w:rPr>
     </w:lvl>
   </w:abstractNum>
-  <w:abstractNum w:abstractNumId="254" w15:restartNumberingAfterBreak="0">
+  <w:abstractNum w:abstractNumId="271" w15:restartNumberingAfterBreak="0">
     <w:nsid w:val="6A576373"/>
     <w:multiLevelType w:val="multilevel"/>
     <w:tmpl w:val="123CF028"/>
@@ -46813,7 +49277,7 @@
       </w:rPr>
     </w:lvl>
   </w:abstractNum>
-  <w:abstractNum w:abstractNumId="255" w15:restartNumberingAfterBreak="0">
+  <w:abstractNum w:abstractNumId="272" w15:restartNumberingAfterBreak="0">
     <w:nsid w:val="6C053A7D"/>
     <w:multiLevelType w:val="multilevel"/>
     <w:tmpl w:val="FBE62CD4"/>
@@ -46962,7 +49426,7 @@
       </w:rPr>
     </w:lvl>
   </w:abstractNum>
-  <w:abstractNum w:abstractNumId="256" w15:restartNumberingAfterBreak="0">
+  <w:abstractNum w:abstractNumId="273" w15:restartNumberingAfterBreak="0">
     <w:nsid w:val="6CBB06EB"/>
     <w:multiLevelType w:val="multilevel"/>
     <w:tmpl w:val="1B4A6C62"/>
@@ -47075,7 +49539,7 @@
       </w:pPr>
     </w:lvl>
   </w:abstractNum>
-  <w:abstractNum w:abstractNumId="257" w15:restartNumberingAfterBreak="0">
+  <w:abstractNum w:abstractNumId="274" w15:restartNumberingAfterBreak="0">
     <w:nsid w:val="6CD46303"/>
     <w:multiLevelType w:val="multilevel"/>
     <w:tmpl w:val="6FE04E4C"/>
@@ -47224,7 +49688,7 @@
       </w:rPr>
     </w:lvl>
   </w:abstractNum>
-  <w:abstractNum w:abstractNumId="258" w15:restartNumberingAfterBreak="0">
+  <w:abstractNum w:abstractNumId="275" w15:restartNumberingAfterBreak="0">
     <w:nsid w:val="6D8E33E5"/>
     <w:multiLevelType w:val="multilevel"/>
     <w:tmpl w:val="39ACD4A8"/>
@@ -47373,7 +49837,7 @@
       </w:rPr>
     </w:lvl>
   </w:abstractNum>
-  <w:abstractNum w:abstractNumId="259" w15:restartNumberingAfterBreak="0">
+  <w:abstractNum w:abstractNumId="276" w15:restartNumberingAfterBreak="0">
     <w:nsid w:val="6E1F75D4"/>
     <w:multiLevelType w:val="multilevel"/>
     <w:tmpl w:val="31F05398"/>
@@ -47522,7 +49986,7 @@
       </w:rPr>
     </w:lvl>
   </w:abstractNum>
-  <w:abstractNum w:abstractNumId="260" w15:restartNumberingAfterBreak="0">
+  <w:abstractNum w:abstractNumId="277" w15:restartNumberingAfterBreak="0">
     <w:nsid w:val="6E9F0FA2"/>
     <w:multiLevelType w:val="multilevel"/>
     <w:tmpl w:val="E12AB1F8"/>
@@ -47671,7 +50135,7 @@
       </w:rPr>
     </w:lvl>
   </w:abstractNum>
-  <w:abstractNum w:abstractNumId="261" w15:restartNumberingAfterBreak="0">
+  <w:abstractNum w:abstractNumId="278" w15:restartNumberingAfterBreak="0">
     <w:nsid w:val="6EC70DA5"/>
     <w:multiLevelType w:val="multilevel"/>
     <w:tmpl w:val="4D704A08"/>
@@ -47820,7 +50284,7 @@
       </w:rPr>
     </w:lvl>
   </w:abstractNum>
-  <w:abstractNum w:abstractNumId="262" w15:restartNumberingAfterBreak="0">
+  <w:abstractNum w:abstractNumId="279" w15:restartNumberingAfterBreak="0">
     <w:nsid w:val="6F0A2BC1"/>
     <w:multiLevelType w:val="multilevel"/>
     <w:tmpl w:val="B218F616"/>
@@ -47969,7 +50433,156 @@
       </w:rPr>
     </w:lvl>
   </w:abstractNum>
-  <w:abstractNum w:abstractNumId="263" w15:restartNumberingAfterBreak="0">
+  <w:abstractNum w:abstractNumId="280" w15:restartNumberingAfterBreak="0">
+    <w:nsid w:val="70A071B4"/>
+    <w:multiLevelType w:val="multilevel"/>
+    <w:tmpl w:val="B40A88BC"/>
+    <w:lvl w:ilvl="0">
+      <w:start w:val="1"/>
+      <w:numFmt w:val="bullet"/>
+      <w:lvlText w:val=""/>
+      <w:lvlJc w:val="left"/>
+      <w:pPr>
+        <w:tabs>
+          <w:tab w:val="num" w:pos="720"/>
+        </w:tabs>
+        <w:ind w:left="720" w:hanging="360"/>
+      </w:pPr>
+      <w:rPr>
+        <w:rFonts w:ascii="Symbol" w:hAnsi="Symbol" w:hint="default"/>
+        <w:sz w:val="20"/>
+      </w:rPr>
+    </w:lvl>
+    <w:lvl w:ilvl="1" w:tentative="1">
+      <w:start w:val="1"/>
+      <w:numFmt w:val="bullet"/>
+      <w:lvlText w:val="o"/>
+      <w:lvlJc w:val="left"/>
+      <w:pPr>
+        <w:tabs>
+          <w:tab w:val="num" w:pos="1440"/>
+        </w:tabs>
+        <w:ind w:left="1440" w:hanging="360"/>
+      </w:pPr>
+      <w:rPr>
+        <w:rFonts w:ascii="Courier New" w:hAnsi="Courier New" w:hint="default"/>
+        <w:sz w:val="20"/>
+      </w:rPr>
+    </w:lvl>
+    <w:lvl w:ilvl="2" w:tentative="1">
+      <w:start w:val="1"/>
+      <w:numFmt w:val="bullet"/>
+      <w:lvlText w:val=""/>
+      <w:lvlJc w:val="left"/>
+      <w:pPr>
+        <w:tabs>
+          <w:tab w:val="num" w:pos="2160"/>
+        </w:tabs>
+        <w:ind w:left="2160" w:hanging="360"/>
+      </w:pPr>
+      <w:rPr>
+        <w:rFonts w:ascii="Wingdings" w:hAnsi="Wingdings" w:hint="default"/>
+        <w:sz w:val="20"/>
+      </w:rPr>
+    </w:lvl>
+    <w:lvl w:ilvl="3" w:tentative="1">
+      <w:start w:val="1"/>
+      <w:numFmt w:val="bullet"/>
+      <w:lvlText w:val=""/>
+      <w:lvlJc w:val="left"/>
+      <w:pPr>
+        <w:tabs>
+          <w:tab w:val="num" w:pos="2880"/>
+        </w:tabs>
+        <w:ind w:left="2880" w:hanging="360"/>
+      </w:pPr>
+      <w:rPr>
+        <w:rFonts w:ascii="Wingdings" w:hAnsi="Wingdings" w:hint="default"/>
+        <w:sz w:val="20"/>
+      </w:rPr>
+    </w:lvl>
+    <w:lvl w:ilvl="4" w:tentative="1">
+      <w:start w:val="1"/>
+      <w:numFmt w:val="bullet"/>
+      <w:lvlText w:val=""/>
+      <w:lvlJc w:val="left"/>
+      <w:pPr>
+        <w:tabs>
+          <w:tab w:val="num" w:pos="3600"/>
+        </w:tabs>
+        <w:ind w:left="3600" w:hanging="360"/>
+      </w:pPr>
+      <w:rPr>
+        <w:rFonts w:ascii="Wingdings" w:hAnsi="Wingdings" w:hint="default"/>
+        <w:sz w:val="20"/>
+      </w:rPr>
+    </w:lvl>
+    <w:lvl w:ilvl="5" w:tentative="1">
+      <w:start w:val="1"/>
+      <w:numFmt w:val="bullet"/>
+      <w:lvlText w:val=""/>
+      <w:lvlJc w:val="left"/>
+      <w:pPr>
+        <w:tabs>
+          <w:tab w:val="num" w:pos="4320"/>
+        </w:tabs>
+        <w:ind w:left="4320" w:hanging="360"/>
+      </w:pPr>
+      <w:rPr>
+        <w:rFonts w:ascii="Wingdings" w:hAnsi="Wingdings" w:hint="default"/>
+        <w:sz w:val="20"/>
+      </w:rPr>
+    </w:lvl>
+    <w:lvl w:ilvl="6" w:tentative="1">
+      <w:start w:val="1"/>
+      <w:numFmt w:val="bullet"/>
+      <w:lvlText w:val=""/>
+      <w:lvlJc w:val="left"/>
+      <w:pPr>
+        <w:tabs>
+          <w:tab w:val="num" w:pos="5040"/>
+        </w:tabs>
+        <w:ind w:left="5040" w:hanging="360"/>
+      </w:pPr>
+      <w:rPr>
+        <w:rFonts w:ascii="Wingdings" w:hAnsi="Wingdings" w:hint="default"/>
+        <w:sz w:val="20"/>
+      </w:rPr>
+    </w:lvl>
+    <w:lvl w:ilvl="7" w:tentative="1">
+      <w:start w:val="1"/>
+      <w:numFmt w:val="bullet"/>
+      <w:lvlText w:val=""/>
+      <w:lvlJc w:val="left"/>
+      <w:pPr>
+        <w:tabs>
+          <w:tab w:val="num" w:pos="5760"/>
+        </w:tabs>
+        <w:ind w:left="5760" w:hanging="360"/>
+      </w:pPr>
+      <w:rPr>
+        <w:rFonts w:ascii="Wingdings" w:hAnsi="Wingdings" w:hint="default"/>
+        <w:sz w:val="20"/>
+      </w:rPr>
+    </w:lvl>
+    <w:lvl w:ilvl="8" w:tentative="1">
+      <w:start w:val="1"/>
+      <w:numFmt w:val="bullet"/>
+      <w:lvlText w:val=""/>
+      <w:lvlJc w:val="left"/>
+      <w:pPr>
+        <w:tabs>
+          <w:tab w:val="num" w:pos="6480"/>
+        </w:tabs>
+        <w:ind w:left="6480" w:hanging="360"/>
+      </w:pPr>
+      <w:rPr>
+        <w:rFonts w:ascii="Wingdings" w:hAnsi="Wingdings" w:hint="default"/>
+        <w:sz w:val="20"/>
+      </w:rPr>
+    </w:lvl>
+  </w:abstractNum>
+  <w:abstractNum w:abstractNumId="281" w15:restartNumberingAfterBreak="0">
     <w:nsid w:val="712B5B3D"/>
     <w:multiLevelType w:val="multilevel"/>
     <w:tmpl w:val="E52A43C2"/>
@@ -48118,7 +50731,7 @@
       </w:rPr>
     </w:lvl>
   </w:abstractNum>
-  <w:abstractNum w:abstractNumId="264" w15:restartNumberingAfterBreak="0">
+  <w:abstractNum w:abstractNumId="282" w15:restartNumberingAfterBreak="0">
     <w:nsid w:val="721D0DD4"/>
     <w:multiLevelType w:val="multilevel"/>
     <w:tmpl w:val="77E88BC4"/>
@@ -48267,7 +50880,7 @@
       </w:rPr>
     </w:lvl>
   </w:abstractNum>
-  <w:abstractNum w:abstractNumId="265" w15:restartNumberingAfterBreak="0">
+  <w:abstractNum w:abstractNumId="283" w15:restartNumberingAfterBreak="0">
     <w:nsid w:val="72A277CD"/>
     <w:multiLevelType w:val="multilevel"/>
     <w:tmpl w:val="90940C5C"/>
@@ -48380,7 +50993,7 @@
       </w:pPr>
     </w:lvl>
   </w:abstractNum>
-  <w:abstractNum w:abstractNumId="266" w15:restartNumberingAfterBreak="0">
+  <w:abstractNum w:abstractNumId="284" w15:restartNumberingAfterBreak="0">
     <w:nsid w:val="72EE6283"/>
     <w:multiLevelType w:val="multilevel"/>
     <w:tmpl w:val="2E3C2C70"/>
@@ -48529,7 +51142,156 @@
       </w:rPr>
     </w:lvl>
   </w:abstractNum>
-  <w:abstractNum w:abstractNumId="267" w15:restartNumberingAfterBreak="0">
+  <w:abstractNum w:abstractNumId="285" w15:restartNumberingAfterBreak="0">
+    <w:nsid w:val="733A443F"/>
+    <w:multiLevelType w:val="multilevel"/>
+    <w:tmpl w:val="DA849FD2"/>
+    <w:lvl w:ilvl="0">
+      <w:start w:val="1"/>
+      <w:numFmt w:val="bullet"/>
+      <w:lvlText w:val=""/>
+      <w:lvlJc w:val="left"/>
+      <w:pPr>
+        <w:tabs>
+          <w:tab w:val="num" w:pos="720"/>
+        </w:tabs>
+        <w:ind w:left="720" w:hanging="360"/>
+      </w:pPr>
+      <w:rPr>
+        <w:rFonts w:ascii="Symbol" w:hAnsi="Symbol" w:hint="default"/>
+        <w:sz w:val="20"/>
+      </w:rPr>
+    </w:lvl>
+    <w:lvl w:ilvl="1" w:tentative="1">
+      <w:start w:val="1"/>
+      <w:numFmt w:val="bullet"/>
+      <w:lvlText w:val="o"/>
+      <w:lvlJc w:val="left"/>
+      <w:pPr>
+        <w:tabs>
+          <w:tab w:val="num" w:pos="1440"/>
+        </w:tabs>
+        <w:ind w:left="1440" w:hanging="360"/>
+      </w:pPr>
+      <w:rPr>
+        <w:rFonts w:ascii="Courier New" w:hAnsi="Courier New" w:hint="default"/>
+        <w:sz w:val="20"/>
+      </w:rPr>
+    </w:lvl>
+    <w:lvl w:ilvl="2" w:tentative="1">
+      <w:start w:val="1"/>
+      <w:numFmt w:val="bullet"/>
+      <w:lvlText w:val=""/>
+      <w:lvlJc w:val="left"/>
+      <w:pPr>
+        <w:tabs>
+          <w:tab w:val="num" w:pos="2160"/>
+        </w:tabs>
+        <w:ind w:left="2160" w:hanging="360"/>
+      </w:pPr>
+      <w:rPr>
+        <w:rFonts w:ascii="Wingdings" w:hAnsi="Wingdings" w:hint="default"/>
+        <w:sz w:val="20"/>
+      </w:rPr>
+    </w:lvl>
+    <w:lvl w:ilvl="3" w:tentative="1">
+      <w:start w:val="1"/>
+      <w:numFmt w:val="bullet"/>
+      <w:lvlText w:val=""/>
+      <w:lvlJc w:val="left"/>
+      <w:pPr>
+        <w:tabs>
+          <w:tab w:val="num" w:pos="2880"/>
+        </w:tabs>
+        <w:ind w:left="2880" w:hanging="360"/>
+      </w:pPr>
+      <w:rPr>
+        <w:rFonts w:ascii="Wingdings" w:hAnsi="Wingdings" w:hint="default"/>
+        <w:sz w:val="20"/>
+      </w:rPr>
+    </w:lvl>
+    <w:lvl w:ilvl="4" w:tentative="1">
+      <w:start w:val="1"/>
+      <w:numFmt w:val="bullet"/>
+      <w:lvlText w:val=""/>
+      <w:lvlJc w:val="left"/>
+      <w:pPr>
+        <w:tabs>
+          <w:tab w:val="num" w:pos="3600"/>
+        </w:tabs>
+        <w:ind w:left="3600" w:hanging="360"/>
+      </w:pPr>
+      <w:rPr>
+        <w:rFonts w:ascii="Wingdings" w:hAnsi="Wingdings" w:hint="default"/>
+        <w:sz w:val="20"/>
+      </w:rPr>
+    </w:lvl>
+    <w:lvl w:ilvl="5" w:tentative="1">
+      <w:start w:val="1"/>
+      <w:numFmt w:val="bullet"/>
+      <w:lvlText w:val=""/>
+      <w:lvlJc w:val="left"/>
+      <w:pPr>
+        <w:tabs>
+          <w:tab w:val="num" w:pos="4320"/>
+        </w:tabs>
+        <w:ind w:left="4320" w:hanging="360"/>
+      </w:pPr>
+      <w:rPr>
+        <w:rFonts w:ascii="Wingdings" w:hAnsi="Wingdings" w:hint="default"/>
+        <w:sz w:val="20"/>
+      </w:rPr>
+    </w:lvl>
+    <w:lvl w:ilvl="6" w:tentative="1">
+      <w:start w:val="1"/>
+      <w:numFmt w:val="bullet"/>
+      <w:lvlText w:val=""/>
+      <w:lvlJc w:val="left"/>
+      <w:pPr>
+        <w:tabs>
+          <w:tab w:val="num" w:pos="5040"/>
+        </w:tabs>
+        <w:ind w:left="5040" w:hanging="360"/>
+      </w:pPr>
+      <w:rPr>
+        <w:rFonts w:ascii="Wingdings" w:hAnsi="Wingdings" w:hint="default"/>
+        <w:sz w:val="20"/>
+      </w:rPr>
+    </w:lvl>
+    <w:lvl w:ilvl="7" w:tentative="1">
+      <w:start w:val="1"/>
+      <w:numFmt w:val="bullet"/>
+      <w:lvlText w:val=""/>
+      <w:lvlJc w:val="left"/>
+      <w:pPr>
+        <w:tabs>
+          <w:tab w:val="num" w:pos="5760"/>
+        </w:tabs>
+        <w:ind w:left="5760" w:hanging="360"/>
+      </w:pPr>
+      <w:rPr>
+        <w:rFonts w:ascii="Wingdings" w:hAnsi="Wingdings" w:hint="default"/>
+        <w:sz w:val="20"/>
+      </w:rPr>
+    </w:lvl>
+    <w:lvl w:ilvl="8" w:tentative="1">
+      <w:start w:val="1"/>
+      <w:numFmt w:val="bullet"/>
+      <w:lvlText w:val=""/>
+      <w:lvlJc w:val="left"/>
+      <w:pPr>
+        <w:tabs>
+          <w:tab w:val="num" w:pos="6480"/>
+        </w:tabs>
+        <w:ind w:left="6480" w:hanging="360"/>
+      </w:pPr>
+      <w:rPr>
+        <w:rFonts w:ascii="Wingdings" w:hAnsi="Wingdings" w:hint="default"/>
+        <w:sz w:val="20"/>
+      </w:rPr>
+    </w:lvl>
+  </w:abstractNum>
+  <w:abstractNum w:abstractNumId="286" w15:restartNumberingAfterBreak="0">
     <w:nsid w:val="736E1A1F"/>
     <w:multiLevelType w:val="multilevel"/>
     <w:tmpl w:val="80BE97D0"/>
@@ -48678,7 +51440,7 @@
       </w:rPr>
     </w:lvl>
   </w:abstractNum>
-  <w:abstractNum w:abstractNumId="268" w15:restartNumberingAfterBreak="0">
+  <w:abstractNum w:abstractNumId="287" w15:restartNumberingAfterBreak="0">
     <w:nsid w:val="73C055DD"/>
     <w:multiLevelType w:val="multilevel"/>
     <w:tmpl w:val="6BDAF4D8"/>
@@ -48827,7 +51589,7 @@
       </w:rPr>
     </w:lvl>
   </w:abstractNum>
-  <w:abstractNum w:abstractNumId="269" w15:restartNumberingAfterBreak="0">
+  <w:abstractNum w:abstractNumId="288" w15:restartNumberingAfterBreak="0">
     <w:nsid w:val="752E39E2"/>
     <w:multiLevelType w:val="multilevel"/>
     <w:tmpl w:val="8438ED3C"/>
@@ -48976,7 +51738,7 @@
       </w:rPr>
     </w:lvl>
   </w:abstractNum>
-  <w:abstractNum w:abstractNumId="270" w15:restartNumberingAfterBreak="0">
+  <w:abstractNum w:abstractNumId="289" w15:restartNumberingAfterBreak="0">
     <w:nsid w:val="758D72B0"/>
     <w:multiLevelType w:val="multilevel"/>
     <w:tmpl w:val="4CC6A71C"/>
@@ -49125,7 +51887,7 @@
       </w:rPr>
     </w:lvl>
   </w:abstractNum>
-  <w:abstractNum w:abstractNumId="271" w15:restartNumberingAfterBreak="0">
+  <w:abstractNum w:abstractNumId="290" w15:restartNumberingAfterBreak="0">
     <w:nsid w:val="75C84490"/>
     <w:multiLevelType w:val="multilevel"/>
     <w:tmpl w:val="F46EE912"/>
@@ -49238,7 +52000,7 @@
       </w:pPr>
     </w:lvl>
   </w:abstractNum>
-  <w:abstractNum w:abstractNumId="272" w15:restartNumberingAfterBreak="0">
+  <w:abstractNum w:abstractNumId="291" w15:restartNumberingAfterBreak="0">
     <w:nsid w:val="767F26E0"/>
     <w:multiLevelType w:val="multilevel"/>
     <w:tmpl w:val="30DCF334"/>
@@ -49387,7 +52149,7 @@
       </w:rPr>
     </w:lvl>
   </w:abstractNum>
-  <w:abstractNum w:abstractNumId="273" w15:restartNumberingAfterBreak="0">
+  <w:abstractNum w:abstractNumId="292" w15:restartNumberingAfterBreak="0">
     <w:nsid w:val="768818E0"/>
     <w:multiLevelType w:val="multilevel"/>
     <w:tmpl w:val="EBD8684A"/>
@@ -49536,7 +52298,7 @@
       </w:rPr>
     </w:lvl>
   </w:abstractNum>
-  <w:abstractNum w:abstractNumId="274" w15:restartNumberingAfterBreak="0">
+  <w:abstractNum w:abstractNumId="293" w15:restartNumberingAfterBreak="0">
     <w:nsid w:val="77467927"/>
     <w:multiLevelType w:val="multilevel"/>
     <w:tmpl w:val="463E08A0"/>
@@ -49685,7 +52447,7 @@
       </w:rPr>
     </w:lvl>
   </w:abstractNum>
-  <w:abstractNum w:abstractNumId="275" w15:restartNumberingAfterBreak="0">
+  <w:abstractNum w:abstractNumId="294" w15:restartNumberingAfterBreak="0">
     <w:nsid w:val="77861CE6"/>
     <w:multiLevelType w:val="multilevel"/>
     <w:tmpl w:val="D5A0E116"/>
@@ -49834,7 +52596,7 @@
       </w:rPr>
     </w:lvl>
   </w:abstractNum>
-  <w:abstractNum w:abstractNumId="276" w15:restartNumberingAfterBreak="0">
+  <w:abstractNum w:abstractNumId="295" w15:restartNumberingAfterBreak="0">
     <w:nsid w:val="77F304A9"/>
     <w:multiLevelType w:val="multilevel"/>
     <w:tmpl w:val="0686A304"/>
@@ -49983,7 +52745,7 @@
       </w:rPr>
     </w:lvl>
   </w:abstractNum>
-  <w:abstractNum w:abstractNumId="277" w15:restartNumberingAfterBreak="0">
+  <w:abstractNum w:abstractNumId="296" w15:restartNumberingAfterBreak="0">
     <w:nsid w:val="78094893"/>
     <w:multiLevelType w:val="multilevel"/>
     <w:tmpl w:val="E1E25010"/>
@@ -50132,7 +52894,7 @@
       </w:rPr>
     </w:lvl>
   </w:abstractNum>
-  <w:abstractNum w:abstractNumId="278" w15:restartNumberingAfterBreak="0">
+  <w:abstractNum w:abstractNumId="297" w15:restartNumberingAfterBreak="0">
     <w:nsid w:val="78EF2B55"/>
     <w:multiLevelType w:val="multilevel"/>
     <w:tmpl w:val="28469360"/>
@@ -50281,7 +53043,7 @@
       </w:rPr>
     </w:lvl>
   </w:abstractNum>
-  <w:abstractNum w:abstractNumId="279" w15:restartNumberingAfterBreak="0">
+  <w:abstractNum w:abstractNumId="298" w15:restartNumberingAfterBreak="0">
     <w:nsid w:val="78F52C8A"/>
     <w:multiLevelType w:val="multilevel"/>
     <w:tmpl w:val="D0386BC4"/>
@@ -50430,7 +53192,7 @@
       </w:rPr>
     </w:lvl>
   </w:abstractNum>
-  <w:abstractNum w:abstractNumId="280" w15:restartNumberingAfterBreak="0">
+  <w:abstractNum w:abstractNumId="299" w15:restartNumberingAfterBreak="0">
     <w:nsid w:val="79494620"/>
     <w:multiLevelType w:val="multilevel"/>
     <w:tmpl w:val="E6A01762"/>
@@ -50579,7 +53341,7 @@
       </w:rPr>
     </w:lvl>
   </w:abstractNum>
-  <w:abstractNum w:abstractNumId="281" w15:restartNumberingAfterBreak="0">
+  <w:abstractNum w:abstractNumId="300" w15:restartNumberingAfterBreak="0">
     <w:nsid w:val="79772992"/>
     <w:multiLevelType w:val="multilevel"/>
     <w:tmpl w:val="EE7CB578"/>
@@ -50728,7 +53490,7 @@
       </w:rPr>
     </w:lvl>
   </w:abstractNum>
-  <w:abstractNum w:abstractNumId="282" w15:restartNumberingAfterBreak="0">
+  <w:abstractNum w:abstractNumId="301" w15:restartNumberingAfterBreak="0">
     <w:nsid w:val="797B3EEA"/>
     <w:multiLevelType w:val="multilevel"/>
     <w:tmpl w:val="B22AA854"/>
@@ -50877,7 +53639,7 @@
       </w:rPr>
     </w:lvl>
   </w:abstractNum>
-  <w:abstractNum w:abstractNumId="283" w15:restartNumberingAfterBreak="0">
+  <w:abstractNum w:abstractNumId="302" w15:restartNumberingAfterBreak="0">
     <w:nsid w:val="798357B4"/>
     <w:multiLevelType w:val="multilevel"/>
     <w:tmpl w:val="93A6B34A"/>
@@ -51026,7 +53788,7 @@
       </w:rPr>
     </w:lvl>
   </w:abstractNum>
-  <w:abstractNum w:abstractNumId="284" w15:restartNumberingAfterBreak="0">
+  <w:abstractNum w:abstractNumId="303" w15:restartNumberingAfterBreak="0">
     <w:nsid w:val="79F5719E"/>
     <w:multiLevelType w:val="multilevel"/>
     <w:tmpl w:val="FE46830C"/>
@@ -51175,7 +53937,7 @@
       </w:rPr>
     </w:lvl>
   </w:abstractNum>
-  <w:abstractNum w:abstractNumId="285" w15:restartNumberingAfterBreak="0">
+  <w:abstractNum w:abstractNumId="304" w15:restartNumberingAfterBreak="0">
     <w:nsid w:val="7A957803"/>
     <w:multiLevelType w:val="multilevel"/>
     <w:tmpl w:val="D1D0BCF4"/>
@@ -51324,7 +54086,7 @@
       </w:rPr>
     </w:lvl>
   </w:abstractNum>
-  <w:abstractNum w:abstractNumId="286" w15:restartNumberingAfterBreak="0">
+  <w:abstractNum w:abstractNumId="305" w15:restartNumberingAfterBreak="0">
     <w:nsid w:val="7B275F6B"/>
     <w:multiLevelType w:val="multilevel"/>
     <w:tmpl w:val="CD98C874"/>
@@ -51473,7 +54235,7 @@
       </w:rPr>
     </w:lvl>
   </w:abstractNum>
-  <w:abstractNum w:abstractNumId="287" w15:restartNumberingAfterBreak="0">
+  <w:abstractNum w:abstractNumId="306" w15:restartNumberingAfterBreak="0">
     <w:nsid w:val="7B3F0562"/>
     <w:multiLevelType w:val="multilevel"/>
     <w:tmpl w:val="66949A98"/>
@@ -51622,7 +54384,7 @@
       </w:rPr>
     </w:lvl>
   </w:abstractNum>
-  <w:abstractNum w:abstractNumId="288" w15:restartNumberingAfterBreak="0">
+  <w:abstractNum w:abstractNumId="307" w15:restartNumberingAfterBreak="0">
     <w:nsid w:val="7B791E56"/>
     <w:multiLevelType w:val="multilevel"/>
     <w:tmpl w:val="E966B602"/>
@@ -51771,7 +54533,7 @@
       </w:rPr>
     </w:lvl>
   </w:abstractNum>
-  <w:abstractNum w:abstractNumId="289" w15:restartNumberingAfterBreak="0">
+  <w:abstractNum w:abstractNumId="308" w15:restartNumberingAfterBreak="0">
     <w:nsid w:val="7B856299"/>
     <w:multiLevelType w:val="multilevel"/>
     <w:tmpl w:val="9BE88452"/>
@@ -51920,7 +54682,7 @@
       </w:rPr>
     </w:lvl>
   </w:abstractNum>
-  <w:abstractNum w:abstractNumId="290" w15:restartNumberingAfterBreak="0">
+  <w:abstractNum w:abstractNumId="309" w15:restartNumberingAfterBreak="0">
     <w:nsid w:val="7BEC58CC"/>
     <w:multiLevelType w:val="multilevel"/>
     <w:tmpl w:val="BF722E40"/>
@@ -52069,7 +54831,7 @@
       </w:rPr>
     </w:lvl>
   </w:abstractNum>
-  <w:abstractNum w:abstractNumId="291" w15:restartNumberingAfterBreak="0">
+  <w:abstractNum w:abstractNumId="310" w15:restartNumberingAfterBreak="0">
     <w:nsid w:val="7C727ACC"/>
     <w:multiLevelType w:val="multilevel"/>
     <w:tmpl w:val="5EB83AB0"/>
@@ -52218,7 +54980,7 @@
       </w:rPr>
     </w:lvl>
   </w:abstractNum>
-  <w:abstractNum w:abstractNumId="292" w15:restartNumberingAfterBreak="0">
+  <w:abstractNum w:abstractNumId="311" w15:restartNumberingAfterBreak="0">
     <w:nsid w:val="7D446159"/>
     <w:multiLevelType w:val="multilevel"/>
     <w:tmpl w:val="D5D29012"/>
@@ -52367,7 +55129,7 @@
       </w:rPr>
     </w:lvl>
   </w:abstractNum>
-  <w:abstractNum w:abstractNumId="293" w15:restartNumberingAfterBreak="0">
+  <w:abstractNum w:abstractNumId="312" w15:restartNumberingAfterBreak="0">
     <w:nsid w:val="7F1D5334"/>
     <w:multiLevelType w:val="multilevel"/>
     <w:tmpl w:val="7A9C276C"/>
@@ -52516,7 +55278,7 @@
       </w:rPr>
     </w:lvl>
   </w:abstractNum>
-  <w:abstractNum w:abstractNumId="294" w15:restartNumberingAfterBreak="0">
+  <w:abstractNum w:abstractNumId="313" w15:restartNumberingAfterBreak="0">
     <w:nsid w:val="7F7B610E"/>
     <w:multiLevelType w:val="multilevel"/>
     <w:tmpl w:val="2CA4D5B4"/>
@@ -52665,7 +55427,7 @@
       </w:rPr>
     </w:lvl>
   </w:abstractNum>
-  <w:abstractNum w:abstractNumId="295" w15:restartNumberingAfterBreak="0">
+  <w:abstractNum w:abstractNumId="314" w15:restartNumberingAfterBreak="0">
     <w:nsid w:val="7FB478E5"/>
     <w:multiLevelType w:val="multilevel"/>
     <w:tmpl w:val="5D3C4DBE"/>
@@ -52815,892 +55577,949 @@
     </w:lvl>
   </w:abstractNum>
   <w:num w:numId="1" w16cid:durableId="434717968">
-    <w:abstractNumId w:val="41"/>
+    <w:abstractNumId w:val="46"/>
   </w:num>
   <w:num w:numId="2" w16cid:durableId="2025545893">
+    <w:abstractNumId w:val="167"/>
+  </w:num>
+  <w:num w:numId="3" w16cid:durableId="338167359">
+    <w:abstractNumId w:val="219"/>
+  </w:num>
+  <w:num w:numId="4" w16cid:durableId="329067770">
+    <w:abstractNumId w:val="163"/>
+  </w:num>
+  <w:num w:numId="5" w16cid:durableId="1664316589">
+    <w:abstractNumId w:val="91"/>
+  </w:num>
+  <w:num w:numId="6" w16cid:durableId="1495948063">
+    <w:abstractNumId w:val="209"/>
+  </w:num>
+  <w:num w:numId="7" w16cid:durableId="1470636281">
+    <w:abstractNumId w:val="298"/>
+  </w:num>
+  <w:num w:numId="8" w16cid:durableId="1000741435">
+    <w:abstractNumId w:val="104"/>
+  </w:num>
+  <w:num w:numId="9" w16cid:durableId="661354451">
+    <w:abstractNumId w:val="292"/>
+  </w:num>
+  <w:num w:numId="10" w16cid:durableId="853572530">
+    <w:abstractNumId w:val="62"/>
+  </w:num>
+  <w:num w:numId="11" w16cid:durableId="268780225">
+    <w:abstractNumId w:val="159"/>
+  </w:num>
+  <w:num w:numId="12" w16cid:durableId="1611551792">
+    <w:abstractNumId w:val="102"/>
+  </w:num>
+  <w:num w:numId="13" w16cid:durableId="2108765332">
+    <w:abstractNumId w:val="18"/>
+  </w:num>
+  <w:num w:numId="14" w16cid:durableId="726881714">
+    <w:abstractNumId w:val="216"/>
+  </w:num>
+  <w:num w:numId="15" w16cid:durableId="298386906">
+    <w:abstractNumId w:val="191"/>
+  </w:num>
+  <w:num w:numId="16" w16cid:durableId="407774092">
+    <w:abstractNumId w:val="107"/>
+  </w:num>
+  <w:num w:numId="17" w16cid:durableId="1168906470">
+    <w:abstractNumId w:val="254"/>
+  </w:num>
+  <w:num w:numId="18" w16cid:durableId="1112434247">
+    <w:abstractNumId w:val="248"/>
+  </w:num>
+  <w:num w:numId="19" w16cid:durableId="1543908714">
+    <w:abstractNumId w:val="13"/>
+  </w:num>
+  <w:num w:numId="20" w16cid:durableId="908346185">
+    <w:abstractNumId w:val="295"/>
+  </w:num>
+  <w:num w:numId="21" w16cid:durableId="154037117">
+    <w:abstractNumId w:val="47"/>
+  </w:num>
+  <w:num w:numId="22" w16cid:durableId="656029532">
+    <w:abstractNumId w:val="284"/>
+  </w:num>
+  <w:num w:numId="23" w16cid:durableId="1319075375">
+    <w:abstractNumId w:val="294"/>
+  </w:num>
+  <w:num w:numId="24" w16cid:durableId="1917201234">
+    <w:abstractNumId w:val="68"/>
+  </w:num>
+  <w:num w:numId="25" w16cid:durableId="817770634">
+    <w:abstractNumId w:val="126"/>
+  </w:num>
+  <w:num w:numId="26" w16cid:durableId="1586692832">
+    <w:abstractNumId w:val="253"/>
+  </w:num>
+  <w:num w:numId="27" w16cid:durableId="964892089">
+    <w:abstractNumId w:val="273"/>
+  </w:num>
+  <w:num w:numId="28" w16cid:durableId="739645062">
+    <w:abstractNumId w:val="30"/>
+  </w:num>
+  <w:num w:numId="29" w16cid:durableId="1717585888">
+    <w:abstractNumId w:val="204"/>
+  </w:num>
+  <w:num w:numId="30" w16cid:durableId="717240682">
+    <w:abstractNumId w:val="83"/>
+  </w:num>
+  <w:num w:numId="31" w16cid:durableId="1348023714">
+    <w:abstractNumId w:val="161"/>
+  </w:num>
+  <w:num w:numId="32" w16cid:durableId="209922122">
+    <w:abstractNumId w:val="123"/>
+  </w:num>
+  <w:num w:numId="33" w16cid:durableId="1594512901">
+    <w:abstractNumId w:val="222"/>
+  </w:num>
+  <w:num w:numId="34" w16cid:durableId="1916939618">
+    <w:abstractNumId w:val="211"/>
+  </w:num>
+  <w:num w:numId="35" w16cid:durableId="1853300981">
+    <w:abstractNumId w:val="205"/>
+  </w:num>
+  <w:num w:numId="36" w16cid:durableId="1324625018">
+    <w:abstractNumId w:val="49"/>
+  </w:num>
+  <w:num w:numId="37" w16cid:durableId="1698190956">
+    <w:abstractNumId w:val="314"/>
+  </w:num>
+  <w:num w:numId="38" w16cid:durableId="1682396749">
+    <w:abstractNumId w:val="82"/>
+  </w:num>
+  <w:num w:numId="39" w16cid:durableId="1544634587">
+    <w:abstractNumId w:val="60"/>
+  </w:num>
+  <w:num w:numId="40" w16cid:durableId="270206218">
+    <w:abstractNumId w:val="235"/>
+  </w:num>
+  <w:num w:numId="41" w16cid:durableId="398670702">
+    <w:abstractNumId w:val="297"/>
+  </w:num>
+  <w:num w:numId="42" w16cid:durableId="2130394493">
+    <w:abstractNumId w:val="71"/>
+  </w:num>
+  <w:num w:numId="43" w16cid:durableId="1661619600">
+    <w:abstractNumId w:val="84"/>
+  </w:num>
+  <w:num w:numId="44" w16cid:durableId="993680397">
+    <w:abstractNumId w:val="228"/>
+  </w:num>
+  <w:num w:numId="45" w16cid:durableId="502092923">
+    <w:abstractNumId w:val="136"/>
+  </w:num>
+  <w:num w:numId="46" w16cid:durableId="1852329649">
     <w:abstractNumId w:val="154"/>
   </w:num>
-  <w:num w:numId="3" w16cid:durableId="338167359">
-    <w:abstractNumId w:val="205"/>
+  <w:num w:numId="47" w16cid:durableId="815999641">
+    <w:abstractNumId w:val="87"/>
   </w:num>
-  <w:num w:numId="4" w16cid:durableId="329067770">
-    <w:abstractNumId w:val="150"/>
+  <w:num w:numId="48" w16cid:durableId="886843315">
+    <w:abstractNumId w:val="246"/>
   </w:num>
-  <w:num w:numId="5" w16cid:durableId="1664316589">
-    <w:abstractNumId w:val="82"/>
+  <w:num w:numId="49" w16cid:durableId="1919829718">
+    <w:abstractNumId w:val="138"/>
   </w:num>
-  <w:num w:numId="6" w16cid:durableId="1495948063">
-    <w:abstractNumId w:val="195"/>
+  <w:num w:numId="50" w16cid:durableId="118840383">
+    <w:abstractNumId w:val="124"/>
   </w:num>
-  <w:num w:numId="7" w16cid:durableId="1470636281">
-    <w:abstractNumId w:val="279"/>
+  <w:num w:numId="51" w16cid:durableId="467287659">
+    <w:abstractNumId w:val="51"/>
   </w:num>
-  <w:num w:numId="8" w16cid:durableId="1000741435">
-    <w:abstractNumId w:val="94"/>
+  <w:num w:numId="52" w16cid:durableId="429008485">
+    <w:abstractNumId w:val="249"/>
   </w:num>
-  <w:num w:numId="9" w16cid:durableId="661354451">
-    <w:abstractNumId w:val="273"/>
+  <w:num w:numId="53" w16cid:durableId="10036666">
+    <w:abstractNumId w:val="110"/>
   </w:num>
-  <w:num w:numId="10" w16cid:durableId="853572530">
+  <w:num w:numId="54" w16cid:durableId="640575675">
+    <w:abstractNumId w:val="43"/>
+  </w:num>
+  <w:num w:numId="55" w16cid:durableId="2076780723">
+    <w:abstractNumId w:val="76"/>
+  </w:num>
+  <w:num w:numId="56" w16cid:durableId="369653803">
+    <w:abstractNumId w:val="36"/>
+  </w:num>
+  <w:num w:numId="57" w16cid:durableId="912348075">
+    <w:abstractNumId w:val="197"/>
+  </w:num>
+  <w:num w:numId="58" w16cid:durableId="1730885084">
+    <w:abstractNumId w:val="75"/>
+  </w:num>
+  <w:num w:numId="59" w16cid:durableId="1463579518">
+    <w:abstractNumId w:val="12"/>
+  </w:num>
+  <w:num w:numId="60" w16cid:durableId="1377705806">
+    <w:abstractNumId w:val="72"/>
+  </w:num>
+  <w:num w:numId="61" w16cid:durableId="985550794">
+    <w:abstractNumId w:val="57"/>
+  </w:num>
+  <w:num w:numId="62" w16cid:durableId="754478805">
+    <w:abstractNumId w:val="170"/>
+  </w:num>
+  <w:num w:numId="63" w16cid:durableId="1139567305">
+    <w:abstractNumId w:val="89"/>
+  </w:num>
+  <w:num w:numId="64" w16cid:durableId="631641300">
+    <w:abstractNumId w:val="306"/>
+  </w:num>
+  <w:num w:numId="65" w16cid:durableId="361056784">
+    <w:abstractNumId w:val="177"/>
+  </w:num>
+  <w:num w:numId="66" w16cid:durableId="37510918">
+    <w:abstractNumId w:val="28"/>
+  </w:num>
+  <w:num w:numId="67" w16cid:durableId="691344883">
+    <w:abstractNumId w:val="140"/>
+  </w:num>
+  <w:num w:numId="68" w16cid:durableId="291448521">
+    <w:abstractNumId w:val="166"/>
+  </w:num>
+  <w:num w:numId="69" w16cid:durableId="1951233167">
+    <w:abstractNumId w:val="128"/>
+  </w:num>
+  <w:num w:numId="70" w16cid:durableId="1076050837">
+    <w:abstractNumId w:val="250"/>
+  </w:num>
+  <w:num w:numId="71" w16cid:durableId="1424260978">
+    <w:abstractNumId w:val="287"/>
+  </w:num>
+  <w:num w:numId="72" w16cid:durableId="1807042262">
+    <w:abstractNumId w:val="11"/>
+  </w:num>
+  <w:num w:numId="73" w16cid:durableId="1578904573">
+    <w:abstractNumId w:val="157"/>
+  </w:num>
+  <w:num w:numId="74" w16cid:durableId="1577088383">
+    <w:abstractNumId w:val="214"/>
+  </w:num>
+  <w:num w:numId="75" w16cid:durableId="1105542047">
+    <w:abstractNumId w:val="251"/>
+  </w:num>
+  <w:num w:numId="76" w16cid:durableId="1333799701">
+    <w:abstractNumId w:val="19"/>
+  </w:num>
+  <w:num w:numId="77" w16cid:durableId="2008744901">
+    <w:abstractNumId w:val="33"/>
+  </w:num>
+  <w:num w:numId="78" w16cid:durableId="2094818698">
+    <w:abstractNumId w:val="221"/>
+  </w:num>
+  <w:num w:numId="79" w16cid:durableId="652608094">
+    <w:abstractNumId w:val="79"/>
+  </w:num>
+  <w:num w:numId="80" w16cid:durableId="1614945435">
+    <w:abstractNumId w:val="308"/>
+  </w:num>
+  <w:num w:numId="81" w16cid:durableId="1759132606">
+    <w:abstractNumId w:val="97"/>
+  </w:num>
+  <w:num w:numId="82" w16cid:durableId="240718697">
+    <w:abstractNumId w:val="132"/>
+  </w:num>
+  <w:num w:numId="83" w16cid:durableId="427887991">
+    <w:abstractNumId w:val="227"/>
+  </w:num>
+  <w:num w:numId="84" w16cid:durableId="1742555763">
+    <w:abstractNumId w:val="179"/>
+  </w:num>
+  <w:num w:numId="85" w16cid:durableId="921915306">
+    <w:abstractNumId w:val="233"/>
+  </w:num>
+  <w:num w:numId="86" w16cid:durableId="1981761231">
+    <w:abstractNumId w:val="290"/>
+  </w:num>
+  <w:num w:numId="87" w16cid:durableId="1869445809">
+    <w:abstractNumId w:val="176"/>
+  </w:num>
+  <w:num w:numId="88" w16cid:durableId="1444496235">
+    <w:abstractNumId w:val="58"/>
+  </w:num>
+  <w:num w:numId="89" w16cid:durableId="1399094259">
+    <w:abstractNumId w:val="80"/>
+  </w:num>
+  <w:num w:numId="90" w16cid:durableId="1960799260">
+    <w:abstractNumId w:val="200"/>
+  </w:num>
+  <w:num w:numId="91" w16cid:durableId="1530028017">
+    <w:abstractNumId w:val="165"/>
+  </w:num>
+  <w:num w:numId="92" w16cid:durableId="613445980">
+    <w:abstractNumId w:val="300"/>
+  </w:num>
+  <w:num w:numId="93" w16cid:durableId="1574391727">
+    <w:abstractNumId w:val="137"/>
+  </w:num>
+  <w:num w:numId="94" w16cid:durableId="254241916">
+    <w:abstractNumId w:val="129"/>
+  </w:num>
+  <w:num w:numId="95" w16cid:durableId="1923904519">
     <w:abstractNumId w:val="55"/>
   </w:num>
-  <w:num w:numId="11" w16cid:durableId="268780225">
-    <w:abstractNumId w:val="146"/>
+  <w:num w:numId="96" w16cid:durableId="116602388">
+    <w:abstractNumId w:val="296"/>
   </w:num>
-  <w:num w:numId="12" w16cid:durableId="1611551792">
-    <w:abstractNumId w:val="92"/>
+  <w:num w:numId="97" w16cid:durableId="1125932632">
+    <w:abstractNumId w:val="194"/>
   </w:num>
-  <w:num w:numId="13" w16cid:durableId="2108765332">
-    <w:abstractNumId w:val="16"/>
-  </w:num>
-  <w:num w:numId="14" w16cid:durableId="726881714">
-    <w:abstractNumId w:val="202"/>
-  </w:num>
-  <w:num w:numId="15" w16cid:durableId="298386906">
-    <w:abstractNumId w:val="177"/>
-  </w:num>
-  <w:num w:numId="16" w16cid:durableId="407774092">
-    <w:abstractNumId w:val="97"/>
-  </w:num>
-  <w:num w:numId="17" w16cid:durableId="1168906470">
-    <w:abstractNumId w:val="239"/>
-  </w:num>
-  <w:num w:numId="18" w16cid:durableId="1112434247">
-    <w:abstractNumId w:val="233"/>
-  </w:num>
-  <w:num w:numId="19" w16cid:durableId="1543908714">
-    <w:abstractNumId w:val="11"/>
-  </w:num>
-  <w:num w:numId="20" w16cid:durableId="908346185">
-    <w:abstractNumId w:val="276"/>
-  </w:num>
-  <w:num w:numId="21" w16cid:durableId="154037117">
+  <w:num w:numId="98" w16cid:durableId="1153067195">
     <w:abstractNumId w:val="42"/>
   </w:num>
-  <w:num w:numId="22" w16cid:durableId="656029532">
-    <w:abstractNumId w:val="266"/>
-  </w:num>
-  <w:num w:numId="23" w16cid:durableId="1319075375">
-    <w:abstractNumId w:val="275"/>
-  </w:num>
-  <w:num w:numId="24" w16cid:durableId="1917201234">
-    <w:abstractNumId w:val="61"/>
-  </w:num>
-  <w:num w:numId="25" w16cid:durableId="817770634">
-    <w:abstractNumId w:val="115"/>
-  </w:num>
-  <w:num w:numId="26" w16cid:durableId="1586692832">
-    <w:abstractNumId w:val="238"/>
-  </w:num>
-  <w:num w:numId="27" w16cid:durableId="964892089">
-    <w:abstractNumId w:val="256"/>
-  </w:num>
-  <w:num w:numId="28" w16cid:durableId="739645062">
-    <w:abstractNumId w:val="25"/>
-  </w:num>
-  <w:num w:numId="29" w16cid:durableId="1717585888">
-    <w:abstractNumId w:val="190"/>
-  </w:num>
-  <w:num w:numId="30" w16cid:durableId="717240682">
-    <w:abstractNumId w:val="76"/>
-  </w:num>
-  <w:num w:numId="31" w16cid:durableId="1348023714">
-    <w:abstractNumId w:val="148"/>
-  </w:num>
-  <w:num w:numId="32" w16cid:durableId="209922122">
-    <w:abstractNumId w:val="112"/>
-  </w:num>
-  <w:num w:numId="33" w16cid:durableId="1594512901">
-    <w:abstractNumId w:val="208"/>
-  </w:num>
-  <w:num w:numId="34" w16cid:durableId="1916939618">
-    <w:abstractNumId w:val="197"/>
-  </w:num>
-  <w:num w:numId="35" w16cid:durableId="1853300981">
-    <w:abstractNumId w:val="191"/>
-  </w:num>
-  <w:num w:numId="36" w16cid:durableId="1324625018">
-    <w:abstractNumId w:val="44"/>
-  </w:num>
-  <w:num w:numId="37" w16cid:durableId="1698190956">
-    <w:abstractNumId w:val="295"/>
-  </w:num>
-  <w:num w:numId="38" w16cid:durableId="1682396749">
-    <w:abstractNumId w:val="75"/>
-  </w:num>
-  <w:num w:numId="39" w16cid:durableId="1544634587">
+  <w:num w:numId="99" w16cid:durableId="129057942">
     <w:abstractNumId w:val="54"/>
   </w:num>
-  <w:num w:numId="40" w16cid:durableId="270206218">
-    <w:abstractNumId w:val="221"/>
+  <w:num w:numId="100" w16cid:durableId="1736271233">
+    <w:abstractNumId w:val="303"/>
   </w:num>
-  <w:num w:numId="41" w16cid:durableId="398670702">
-    <w:abstractNumId w:val="278"/>
+  <w:num w:numId="101" w16cid:durableId="218369277">
+    <w:abstractNumId w:val="172"/>
   </w:num>
-  <w:num w:numId="42" w16cid:durableId="2130394493">
-    <w:abstractNumId w:val="64"/>
+  <w:num w:numId="102" w16cid:durableId="1652516879">
+    <w:abstractNumId w:val="15"/>
   </w:num>
-  <w:num w:numId="43" w16cid:durableId="1661619600">
-    <w:abstractNumId w:val="77"/>
-  </w:num>
-  <w:num w:numId="44" w16cid:durableId="993680397">
-    <w:abstractNumId w:val="214"/>
-  </w:num>
-  <w:num w:numId="45" w16cid:durableId="502092923">
-    <w:abstractNumId w:val="124"/>
-  </w:num>
-  <w:num w:numId="46" w16cid:durableId="1852329649">
-    <w:abstractNumId w:val="142"/>
-  </w:num>
-  <w:num w:numId="47" w16cid:durableId="815999641">
-    <w:abstractNumId w:val="79"/>
-  </w:num>
-  <w:num w:numId="48" w16cid:durableId="886843315">
-    <w:abstractNumId w:val="231"/>
-  </w:num>
-  <w:num w:numId="49" w16cid:durableId="1919829718">
-    <w:abstractNumId w:val="126"/>
-  </w:num>
-  <w:num w:numId="50" w16cid:durableId="118840383">
-    <w:abstractNumId w:val="113"/>
-  </w:num>
-  <w:num w:numId="51" w16cid:durableId="467287659">
-    <w:abstractNumId w:val="46"/>
-  </w:num>
-  <w:num w:numId="52" w16cid:durableId="429008485">
-    <w:abstractNumId w:val="234"/>
-  </w:num>
-  <w:num w:numId="53" w16cid:durableId="10036666">
-    <w:abstractNumId w:val="99"/>
-  </w:num>
-  <w:num w:numId="54" w16cid:durableId="640575675">
-    <w:abstractNumId w:val="38"/>
-  </w:num>
-  <w:num w:numId="55" w16cid:durableId="2076780723">
-    <w:abstractNumId w:val="69"/>
-  </w:num>
-  <w:num w:numId="56" w16cid:durableId="369653803">
-    <w:abstractNumId w:val="31"/>
-  </w:num>
-  <w:num w:numId="57" w16cid:durableId="912348075">
+  <w:num w:numId="103" w16cid:durableId="2026129407">
     <w:abstractNumId w:val="183"/>
   </w:num>
-  <w:num w:numId="58" w16cid:durableId="1730885084">
-    <w:abstractNumId w:val="68"/>
-  </w:num>
-  <w:num w:numId="59" w16cid:durableId="1463579518">
-    <w:abstractNumId w:val="10"/>
-  </w:num>
-  <w:num w:numId="60" w16cid:durableId="1377705806">
-    <w:abstractNumId w:val="65"/>
-  </w:num>
-  <w:num w:numId="61" w16cid:durableId="985550794">
-    <w:abstractNumId w:val="51"/>
-  </w:num>
-  <w:num w:numId="62" w16cid:durableId="754478805">
-    <w:abstractNumId w:val="157"/>
-  </w:num>
-  <w:num w:numId="63" w16cid:durableId="1139567305">
-    <w:abstractNumId w:val="81"/>
-  </w:num>
-  <w:num w:numId="64" w16cid:durableId="631641300">
-    <w:abstractNumId w:val="287"/>
-  </w:num>
-  <w:num w:numId="65" w16cid:durableId="361056784">
-    <w:abstractNumId w:val="164"/>
-  </w:num>
-  <w:num w:numId="66" w16cid:durableId="37510918">
-    <w:abstractNumId w:val="23"/>
-  </w:num>
-  <w:num w:numId="67" w16cid:durableId="691344883">
-    <w:abstractNumId w:val="128"/>
-  </w:num>
-  <w:num w:numId="68" w16cid:durableId="291448521">
-    <w:abstractNumId w:val="153"/>
-  </w:num>
-  <w:num w:numId="69" w16cid:durableId="1951233167">
-    <w:abstractNumId w:val="117"/>
-  </w:num>
-  <w:num w:numId="70" w16cid:durableId="1076050837">
-    <w:abstractNumId w:val="235"/>
-  </w:num>
-  <w:num w:numId="71" w16cid:durableId="1424260978">
-    <w:abstractNumId w:val="268"/>
-  </w:num>
-  <w:num w:numId="72" w16cid:durableId="1807042262">
-    <w:abstractNumId w:val="9"/>
-  </w:num>
-  <w:num w:numId="73" w16cid:durableId="1578904573">
-    <w:abstractNumId w:val="145"/>
-  </w:num>
-  <w:num w:numId="74" w16cid:durableId="1577088383">
-    <w:abstractNumId w:val="200"/>
-  </w:num>
-  <w:num w:numId="75" w16cid:durableId="1105542047">
-    <w:abstractNumId w:val="236"/>
-  </w:num>
-  <w:num w:numId="76" w16cid:durableId="1333799701">
-    <w:abstractNumId w:val="17"/>
-  </w:num>
-  <w:num w:numId="77" w16cid:durableId="2008744901">
-    <w:abstractNumId w:val="28"/>
-  </w:num>
-  <w:num w:numId="78" w16cid:durableId="2094818698">
-    <w:abstractNumId w:val="207"/>
-  </w:num>
-  <w:num w:numId="79" w16cid:durableId="652608094">
-    <w:abstractNumId w:val="72"/>
-  </w:num>
-  <w:num w:numId="80" w16cid:durableId="1614945435">
-    <w:abstractNumId w:val="289"/>
-  </w:num>
-  <w:num w:numId="81" w16cid:durableId="1759132606">
-    <w:abstractNumId w:val="87"/>
-  </w:num>
-  <w:num w:numId="82" w16cid:durableId="240718697">
-    <w:abstractNumId w:val="120"/>
-  </w:num>
-  <w:num w:numId="83" w16cid:durableId="427887991">
-    <w:abstractNumId w:val="213"/>
-  </w:num>
-  <w:num w:numId="84" w16cid:durableId="1742555763">
-    <w:abstractNumId w:val="166"/>
-  </w:num>
-  <w:num w:numId="85" w16cid:durableId="921915306">
-    <w:abstractNumId w:val="219"/>
-  </w:num>
-  <w:num w:numId="86" w16cid:durableId="1981761231">
-    <w:abstractNumId w:val="271"/>
-  </w:num>
-  <w:num w:numId="87" w16cid:durableId="1869445809">
-    <w:abstractNumId w:val="163"/>
-  </w:num>
-  <w:num w:numId="88" w16cid:durableId="1444496235">
-    <w:abstractNumId w:val="52"/>
-  </w:num>
-  <w:num w:numId="89" w16cid:durableId="1399094259">
-    <w:abstractNumId w:val="73"/>
-  </w:num>
-  <w:num w:numId="90" w16cid:durableId="1960799260">
-    <w:abstractNumId w:val="186"/>
-  </w:num>
-  <w:num w:numId="91" w16cid:durableId="1530028017">
-    <w:abstractNumId w:val="152"/>
-  </w:num>
-  <w:num w:numId="92" w16cid:durableId="613445980">
-    <w:abstractNumId w:val="281"/>
-  </w:num>
-  <w:num w:numId="93" w16cid:durableId="1574391727">
-    <w:abstractNumId w:val="125"/>
-  </w:num>
-  <w:num w:numId="94" w16cid:durableId="254241916">
-    <w:abstractNumId w:val="118"/>
-  </w:num>
-  <w:num w:numId="95" w16cid:durableId="1923904519">
-    <w:abstractNumId w:val="49"/>
-  </w:num>
-  <w:num w:numId="96" w16cid:durableId="116602388">
-    <w:abstractNumId w:val="277"/>
-  </w:num>
-  <w:num w:numId="97" w16cid:durableId="1125932632">
-    <w:abstractNumId w:val="180"/>
-  </w:num>
-  <w:num w:numId="98" w16cid:durableId="1153067195">
-    <w:abstractNumId w:val="37"/>
-  </w:num>
-  <w:num w:numId="99" w16cid:durableId="129057942">
-    <w:abstractNumId w:val="48"/>
-  </w:num>
-  <w:num w:numId="100" w16cid:durableId="1736271233">
-    <w:abstractNumId w:val="284"/>
-  </w:num>
-  <w:num w:numId="101" w16cid:durableId="218369277">
-    <w:abstractNumId w:val="159"/>
-  </w:num>
-  <w:num w:numId="102" w16cid:durableId="1652516879">
-    <w:abstractNumId w:val="13"/>
-  </w:num>
-  <w:num w:numId="103" w16cid:durableId="2026129407">
-    <w:abstractNumId w:val="170"/>
-  </w:num>
   <w:num w:numId="104" w16cid:durableId="801730286">
-    <w:abstractNumId w:val="204"/>
+    <w:abstractNumId w:val="218"/>
   </w:num>
   <w:num w:numId="105" w16cid:durableId="553079914">
     <w:abstractNumId w:val="2"/>
   </w:num>
   <w:num w:numId="106" w16cid:durableId="1787888821">
-    <w:abstractNumId w:val="107"/>
+    <w:abstractNumId w:val="118"/>
   </w:num>
   <w:num w:numId="107" w16cid:durableId="225799615">
-    <w:abstractNumId w:val="173"/>
+    <w:abstractNumId w:val="186"/>
   </w:num>
   <w:num w:numId="108" w16cid:durableId="1368876844">
+    <w:abstractNumId w:val="305"/>
+  </w:num>
+  <w:num w:numId="109" w16cid:durableId="595598222">
+    <w:abstractNumId w:val="229"/>
+  </w:num>
+  <w:num w:numId="110" w16cid:durableId="534542488">
+    <w:abstractNumId w:val="224"/>
+  </w:num>
+  <w:num w:numId="111" w16cid:durableId="1774399298">
+    <w:abstractNumId w:val="113"/>
+  </w:num>
+  <w:num w:numId="112" w16cid:durableId="613901821">
+    <w:abstractNumId w:val="119"/>
+  </w:num>
+  <w:num w:numId="113" w16cid:durableId="684745898">
+    <w:abstractNumId w:val="279"/>
+  </w:num>
+  <w:num w:numId="114" w16cid:durableId="404575797">
+    <w:abstractNumId w:val="27"/>
+  </w:num>
+  <w:num w:numId="115" w16cid:durableId="252055008">
+    <w:abstractNumId w:val="274"/>
+  </w:num>
+  <w:num w:numId="116" w16cid:durableId="849493801">
+    <w:abstractNumId w:val="282"/>
+  </w:num>
+  <w:num w:numId="117" w16cid:durableId="1928494106">
+    <w:abstractNumId w:val="164"/>
+  </w:num>
+  <w:num w:numId="118" w16cid:durableId="1349215533">
+    <w:abstractNumId w:val="220"/>
+  </w:num>
+  <w:num w:numId="119" w16cid:durableId="1700159130">
+    <w:abstractNumId w:val="180"/>
+  </w:num>
+  <w:num w:numId="120" w16cid:durableId="1233659580">
+    <w:abstractNumId w:val="17"/>
+  </w:num>
+  <w:num w:numId="121" w16cid:durableId="1720129412">
+    <w:abstractNumId w:val="98"/>
+  </w:num>
+  <w:num w:numId="122" w16cid:durableId="186531827">
+    <w:abstractNumId w:val="207"/>
+  </w:num>
+  <w:num w:numId="123" w16cid:durableId="142821599">
+    <w:abstractNumId w:val="67"/>
+  </w:num>
+  <w:num w:numId="124" w16cid:durableId="1509638856">
+    <w:abstractNumId w:val="174"/>
+  </w:num>
+  <w:num w:numId="125" w16cid:durableId="844713657">
+    <w:abstractNumId w:val="125"/>
+  </w:num>
+  <w:num w:numId="126" w16cid:durableId="1463232234">
+    <w:abstractNumId w:val="259"/>
+  </w:num>
+  <w:num w:numId="127" w16cid:durableId="1886527366">
+    <w:abstractNumId w:val="14"/>
+  </w:num>
+  <w:num w:numId="128" w16cid:durableId="2009408468">
+    <w:abstractNumId w:val="34"/>
+  </w:num>
+  <w:num w:numId="129" w16cid:durableId="1482037091">
+    <w:abstractNumId w:val="127"/>
+  </w:num>
+  <w:num w:numId="130" w16cid:durableId="2115854205">
+    <w:abstractNumId w:val="261"/>
+  </w:num>
+  <w:num w:numId="131" w16cid:durableId="494996959">
+    <w:abstractNumId w:val="6"/>
+  </w:num>
+  <w:num w:numId="132" w16cid:durableId="1108891573">
+    <w:abstractNumId w:val="267"/>
+  </w:num>
+  <w:num w:numId="133" w16cid:durableId="324747913">
+    <w:abstractNumId w:val="9"/>
+  </w:num>
+  <w:num w:numId="134" w16cid:durableId="33358841">
+    <w:abstractNumId w:val="223"/>
+  </w:num>
+  <w:num w:numId="135" w16cid:durableId="244387271">
+    <w:abstractNumId w:val="88"/>
+  </w:num>
+  <w:num w:numId="136" w16cid:durableId="1821967638">
+    <w:abstractNumId w:val="106"/>
+  </w:num>
+  <w:num w:numId="137" w16cid:durableId="726296435">
+    <w:abstractNumId w:val="206"/>
+  </w:num>
+  <w:num w:numId="138" w16cid:durableId="1498425946">
+    <w:abstractNumId w:val="269"/>
+  </w:num>
+  <w:num w:numId="139" w16cid:durableId="1317682769">
+    <w:abstractNumId w:val="202"/>
+  </w:num>
+  <w:num w:numId="140" w16cid:durableId="1170754726">
+    <w:abstractNumId w:val="182"/>
+  </w:num>
+  <w:num w:numId="141" w16cid:durableId="2145153192">
+    <w:abstractNumId w:val="156"/>
+  </w:num>
+  <w:num w:numId="142" w16cid:durableId="1004625133">
+    <w:abstractNumId w:val="142"/>
+  </w:num>
+  <w:num w:numId="143" w16cid:durableId="502286690">
+    <w:abstractNumId w:val="139"/>
+  </w:num>
+  <w:num w:numId="144" w16cid:durableId="349374813">
+    <w:abstractNumId w:val="301"/>
+  </w:num>
+  <w:num w:numId="145" w16cid:durableId="611979776">
+    <w:abstractNumId w:val="212"/>
+  </w:num>
+  <w:num w:numId="146" w16cid:durableId="340282782">
+    <w:abstractNumId w:val="141"/>
+  </w:num>
+  <w:num w:numId="147" w16cid:durableId="1136143767">
+    <w:abstractNumId w:val="238"/>
+  </w:num>
+  <w:num w:numId="148" w16cid:durableId="1410427550">
+    <w:abstractNumId w:val="101"/>
+  </w:num>
+  <w:num w:numId="149" w16cid:durableId="1088500544">
     <w:abstractNumId w:val="286"/>
   </w:num>
-  <w:num w:numId="109" w16cid:durableId="595598222">
+  <w:num w:numId="150" w16cid:durableId="1318731971">
     <w:abstractNumId w:val="215"/>
   </w:num>
-  <w:num w:numId="110" w16cid:durableId="534542488">
+  <w:num w:numId="151" w16cid:durableId="1748070025">
+    <w:abstractNumId w:val="112"/>
+  </w:num>
+  <w:num w:numId="152" w16cid:durableId="527960375">
+    <w:abstractNumId w:val="198"/>
+  </w:num>
+  <w:num w:numId="153" w16cid:durableId="1883638535">
+    <w:abstractNumId w:val="81"/>
+  </w:num>
+  <w:num w:numId="154" w16cid:durableId="213391720">
+    <w:abstractNumId w:val="117"/>
+  </w:num>
+  <w:num w:numId="155" w16cid:durableId="1052077424">
+    <w:abstractNumId w:val="244"/>
+  </w:num>
+  <w:num w:numId="156" w16cid:durableId="576674483">
+    <w:abstractNumId w:val="103"/>
+  </w:num>
+  <w:num w:numId="157" w16cid:durableId="1722971944">
+    <w:abstractNumId w:val="231"/>
+  </w:num>
+  <w:num w:numId="158" w16cid:durableId="1825658596">
+    <w:abstractNumId w:val="24"/>
+  </w:num>
+  <w:num w:numId="159" w16cid:durableId="746540900">
+    <w:abstractNumId w:val="135"/>
+  </w:num>
+  <w:num w:numId="160" w16cid:durableId="1156260382">
+    <w:abstractNumId w:val="283"/>
+  </w:num>
+  <w:num w:numId="161" w16cid:durableId="1699350983">
+    <w:abstractNumId w:val="40"/>
+  </w:num>
+  <w:num w:numId="162" w16cid:durableId="853760960">
+    <w:abstractNumId w:val="187"/>
+  </w:num>
+  <w:num w:numId="163" w16cid:durableId="953631824">
+    <w:abstractNumId w:val="53"/>
+  </w:num>
+  <w:num w:numId="164" w16cid:durableId="1927419379">
     <w:abstractNumId w:val="210"/>
   </w:num>
-  <w:num w:numId="111" w16cid:durableId="1774399298">
-    <w:abstractNumId w:val="102"/>
+  <w:num w:numId="165" w16cid:durableId="1493066247">
+    <w:abstractNumId w:val="242"/>
   </w:num>
-  <w:num w:numId="112" w16cid:durableId="613901821">
-    <w:abstractNumId w:val="108"/>
-  </w:num>
-  <w:num w:numId="113" w16cid:durableId="684745898">
-    <w:abstractNumId w:val="262"/>
-  </w:num>
-  <w:num w:numId="114" w16cid:durableId="404575797">
-    <w:abstractNumId w:val="22"/>
-  </w:num>
-  <w:num w:numId="115" w16cid:durableId="252055008">
+  <w:num w:numId="166" w16cid:durableId="1350253981">
     <w:abstractNumId w:val="257"/>
   </w:num>
-  <w:num w:numId="116" w16cid:durableId="849493801">
-    <w:abstractNumId w:val="264"/>
+  <w:num w:numId="167" w16cid:durableId="1797676448">
+    <w:abstractNumId w:val="310"/>
   </w:num>
-  <w:num w:numId="117" w16cid:durableId="1928494106">
-    <w:abstractNumId w:val="151"/>
+  <w:num w:numId="168" w16cid:durableId="187328903">
+    <w:abstractNumId w:val="64"/>
   </w:num>
-  <w:num w:numId="118" w16cid:durableId="1349215533">
-    <w:abstractNumId w:val="206"/>
+  <w:num w:numId="169" w16cid:durableId="2126119315">
+    <w:abstractNumId w:val="99"/>
   </w:num>
-  <w:num w:numId="119" w16cid:durableId="1700159130">
-    <w:abstractNumId w:val="167"/>
+  <w:num w:numId="170" w16cid:durableId="743338541">
+    <w:abstractNumId w:val="31"/>
   </w:num>
-  <w:num w:numId="120" w16cid:durableId="1233659580">
-    <w:abstractNumId w:val="15"/>
+  <w:num w:numId="171" w16cid:durableId="1398016825">
+    <w:abstractNumId w:val="270"/>
   </w:num>
-  <w:num w:numId="121" w16cid:durableId="1720129412">
-    <w:abstractNumId w:val="88"/>
+  <w:num w:numId="172" w16cid:durableId="839975988">
+    <w:abstractNumId w:val="192"/>
   </w:num>
-  <w:num w:numId="122" w16cid:durableId="186531827">
-    <w:abstractNumId w:val="193"/>
+  <w:num w:numId="173" w16cid:durableId="741148294">
+    <w:abstractNumId w:val="247"/>
   </w:num>
-  <w:num w:numId="123" w16cid:durableId="142821599">
-    <w:abstractNumId w:val="60"/>
+  <w:num w:numId="174" w16cid:durableId="653989990">
+    <w:abstractNumId w:val="258"/>
   </w:num>
-  <w:num w:numId="124" w16cid:durableId="1509638856">
-    <w:abstractNumId w:val="161"/>
+  <w:num w:numId="175" w16cid:durableId="1457484065">
+    <w:abstractNumId w:val="149"/>
   </w:num>
-  <w:num w:numId="125" w16cid:durableId="844713657">
+  <w:num w:numId="176" w16cid:durableId="1907033485">
+    <w:abstractNumId w:val="171"/>
+  </w:num>
+  <w:num w:numId="177" w16cid:durableId="1881046989">
     <w:abstractNumId w:val="114"/>
   </w:num>
-  <w:num w:numId="126" w16cid:durableId="1463232234">
-    <w:abstractNumId w:val="243"/>
+  <w:num w:numId="178" w16cid:durableId="1158762373">
+    <w:abstractNumId w:val="134"/>
   </w:num>
-  <w:num w:numId="127" w16cid:durableId="1886527366">
-    <w:abstractNumId w:val="12"/>
+  <w:num w:numId="179" w16cid:durableId="1380862692">
+    <w:abstractNumId w:val="239"/>
   </w:num>
-  <w:num w:numId="128" w16cid:durableId="2009408468">
-    <w:abstractNumId w:val="29"/>
+  <w:num w:numId="180" w16cid:durableId="1532645035">
+    <w:abstractNumId w:val="213"/>
   </w:num>
-  <w:num w:numId="129" w16cid:durableId="1482037091">
-    <w:abstractNumId w:val="116"/>
+  <w:num w:numId="181" w16cid:durableId="1424913666">
+    <w:abstractNumId w:val="150"/>
   </w:num>
-  <w:num w:numId="130" w16cid:durableId="2115854205">
-    <w:abstractNumId w:val="245"/>
+  <w:num w:numId="182" w16cid:durableId="322634771">
+    <w:abstractNumId w:val="45"/>
   </w:num>
-  <w:num w:numId="131" w16cid:durableId="494996959">
-    <w:abstractNumId w:val="4"/>
+  <w:num w:numId="183" w16cid:durableId="95714389">
+    <w:abstractNumId w:val="175"/>
   </w:num>
-  <w:num w:numId="132" w16cid:durableId="1108891573">
-    <w:abstractNumId w:val="250"/>
-  </w:num>
-  <w:num w:numId="133" w16cid:durableId="324747913">
-    <w:abstractNumId w:val="7"/>
-  </w:num>
-  <w:num w:numId="134" w16cid:durableId="33358841">
-    <w:abstractNumId w:val="209"/>
-  </w:num>
-  <w:num w:numId="135" w16cid:durableId="244387271">
-    <w:abstractNumId w:val="80"/>
-  </w:num>
-  <w:num w:numId="136" w16cid:durableId="1821967638">
-    <w:abstractNumId w:val="96"/>
-  </w:num>
-  <w:num w:numId="137" w16cid:durableId="726296435">
-    <w:abstractNumId w:val="192"/>
-  </w:num>
-  <w:num w:numId="138" w16cid:durableId="1498425946">
-    <w:abstractNumId w:val="252"/>
-  </w:num>
-  <w:num w:numId="139" w16cid:durableId="1317682769">
-    <w:abstractNumId w:val="188"/>
-  </w:num>
-  <w:num w:numId="140" w16cid:durableId="1170754726">
-    <w:abstractNumId w:val="169"/>
-  </w:num>
-  <w:num w:numId="141" w16cid:durableId="2145153192">
-    <w:abstractNumId w:val="144"/>
-  </w:num>
-  <w:num w:numId="142" w16cid:durableId="1004625133">
-    <w:abstractNumId w:val="130"/>
-  </w:num>
-  <w:num w:numId="143" w16cid:durableId="502286690">
-    <w:abstractNumId w:val="127"/>
-  </w:num>
-  <w:num w:numId="144" w16cid:durableId="349374813">
-    <w:abstractNumId w:val="282"/>
-  </w:num>
-  <w:num w:numId="145" w16cid:durableId="611979776">
-    <w:abstractNumId w:val="198"/>
-  </w:num>
-  <w:num w:numId="146" w16cid:durableId="340282782">
-    <w:abstractNumId w:val="129"/>
-  </w:num>
-  <w:num w:numId="147" w16cid:durableId="1136143767">
-    <w:abstractNumId w:val="224"/>
-  </w:num>
-  <w:num w:numId="148" w16cid:durableId="1410427550">
-    <w:abstractNumId w:val="91"/>
-  </w:num>
-  <w:num w:numId="149" w16cid:durableId="1088500544">
-    <w:abstractNumId w:val="267"/>
-  </w:num>
-  <w:num w:numId="150" w16cid:durableId="1318731971">
-    <w:abstractNumId w:val="201"/>
-  </w:num>
-  <w:num w:numId="151" w16cid:durableId="1748070025">
-    <w:abstractNumId w:val="101"/>
-  </w:num>
-  <w:num w:numId="152" w16cid:durableId="527960375">
-    <w:abstractNumId w:val="184"/>
-  </w:num>
-  <w:num w:numId="153" w16cid:durableId="1883638535">
-    <w:abstractNumId w:val="74"/>
-  </w:num>
-  <w:num w:numId="154" w16cid:durableId="213391720">
-    <w:abstractNumId w:val="106"/>
-  </w:num>
-  <w:num w:numId="155" w16cid:durableId="1052077424">
-    <w:abstractNumId w:val="230"/>
-  </w:num>
-  <w:num w:numId="156" w16cid:durableId="576674483">
-    <w:abstractNumId w:val="93"/>
-  </w:num>
-  <w:num w:numId="157" w16cid:durableId="1722971944">
+  <w:num w:numId="184" w16cid:durableId="815494464">
     <w:abstractNumId w:val="217"/>
   </w:num>
-  <w:num w:numId="158" w16cid:durableId="1825658596">
-    <w:abstractNumId w:val="21"/>
-  </w:num>
-  <w:num w:numId="159" w16cid:durableId="746540900">
-    <w:abstractNumId w:val="123"/>
-  </w:num>
-  <w:num w:numId="160" w16cid:durableId="1156260382">
-    <w:abstractNumId w:val="265"/>
-  </w:num>
-  <w:num w:numId="161" w16cid:durableId="1699350983">
-    <w:abstractNumId w:val="35"/>
-  </w:num>
-  <w:num w:numId="162" w16cid:durableId="853760960">
-    <w:abstractNumId w:val="174"/>
-  </w:num>
-  <w:num w:numId="163" w16cid:durableId="953631824">
-    <w:abstractNumId w:val="47"/>
-  </w:num>
-  <w:num w:numId="164" w16cid:durableId="1927419379">
-    <w:abstractNumId w:val="196"/>
-  </w:num>
-  <w:num w:numId="165" w16cid:durableId="1493066247">
-    <w:abstractNumId w:val="228"/>
-  </w:num>
-  <w:num w:numId="166" w16cid:durableId="1350253981">
-    <w:abstractNumId w:val="241"/>
-  </w:num>
-  <w:num w:numId="167" w16cid:durableId="1797676448">
-    <w:abstractNumId w:val="291"/>
-  </w:num>
-  <w:num w:numId="168" w16cid:durableId="187328903">
-    <w:abstractNumId w:val="57"/>
-  </w:num>
-  <w:num w:numId="169" w16cid:durableId="2126119315">
-    <w:abstractNumId w:val="89"/>
-  </w:num>
-  <w:num w:numId="170" w16cid:durableId="743338541">
-    <w:abstractNumId w:val="26"/>
-  </w:num>
-  <w:num w:numId="171" w16cid:durableId="1398016825">
-    <w:abstractNumId w:val="253"/>
-  </w:num>
-  <w:num w:numId="172" w16cid:durableId="839975988">
-    <w:abstractNumId w:val="178"/>
-  </w:num>
-  <w:num w:numId="173" w16cid:durableId="741148294">
-    <w:abstractNumId w:val="232"/>
-  </w:num>
-  <w:num w:numId="174" w16cid:durableId="653989990">
-    <w:abstractNumId w:val="242"/>
-  </w:num>
-  <w:num w:numId="175" w16cid:durableId="1457484065">
-    <w:abstractNumId w:val="137"/>
-  </w:num>
-  <w:num w:numId="176" w16cid:durableId="1907033485">
-    <w:abstractNumId w:val="158"/>
-  </w:num>
-  <w:num w:numId="177" w16cid:durableId="1881046989">
-    <w:abstractNumId w:val="103"/>
-  </w:num>
-  <w:num w:numId="178" w16cid:durableId="1158762373">
-    <w:abstractNumId w:val="122"/>
-  </w:num>
-  <w:num w:numId="179" w16cid:durableId="1380862692">
-    <w:abstractNumId w:val="225"/>
-  </w:num>
-  <w:num w:numId="180" w16cid:durableId="1532645035">
-    <w:abstractNumId w:val="199"/>
-  </w:num>
-  <w:num w:numId="181" w16cid:durableId="1424913666">
-    <w:abstractNumId w:val="138"/>
-  </w:num>
-  <w:num w:numId="182" w16cid:durableId="322634771">
-    <w:abstractNumId w:val="40"/>
-  </w:num>
-  <w:num w:numId="183" w16cid:durableId="95714389">
-    <w:abstractNumId w:val="162"/>
-  </w:num>
-  <w:num w:numId="184" w16cid:durableId="815494464">
-    <w:abstractNumId w:val="203"/>
-  </w:num>
   <w:num w:numId="185" w16cid:durableId="341081226">
-    <w:abstractNumId w:val="260"/>
+    <w:abstractNumId w:val="277"/>
   </w:num>
   <w:num w:numId="186" w16cid:durableId="74523892">
     <w:abstractNumId w:val="0"/>
   </w:num>
   <w:num w:numId="187" w16cid:durableId="682442691">
+    <w:abstractNumId w:val="240"/>
+  </w:num>
+  <w:num w:numId="188" w16cid:durableId="1087653050">
+    <w:abstractNumId w:val="278"/>
+  </w:num>
+  <w:num w:numId="189" w16cid:durableId="2064208776">
+    <w:abstractNumId w:val="199"/>
+  </w:num>
+  <w:num w:numId="190" w16cid:durableId="1767996191">
+    <w:abstractNumId w:val="193"/>
+  </w:num>
+  <w:num w:numId="191" w16cid:durableId="1062682264">
+    <w:abstractNumId w:val="56"/>
+  </w:num>
+  <w:num w:numId="192" w16cid:durableId="791442085">
+    <w:abstractNumId w:val="74"/>
+  </w:num>
+  <w:num w:numId="193" w16cid:durableId="1334526972">
+    <w:abstractNumId w:val="8"/>
+  </w:num>
+  <w:num w:numId="194" w16cid:durableId="2143574146">
+    <w:abstractNumId w:val="201"/>
+  </w:num>
+  <w:num w:numId="195" w16cid:durableId="1428382061">
+    <w:abstractNumId w:val="151"/>
+  </w:num>
+  <w:num w:numId="196" w16cid:durableId="467548810">
+    <w:abstractNumId w:val="260"/>
+  </w:num>
+  <w:num w:numId="197" w16cid:durableId="682588172">
+    <w:abstractNumId w:val="293"/>
+  </w:num>
+  <w:num w:numId="198" w16cid:durableId="542063571">
+    <w:abstractNumId w:val="145"/>
+  </w:num>
+  <w:num w:numId="199" w16cid:durableId="1755777425">
+    <w:abstractNumId w:val="203"/>
+  </w:num>
+  <w:num w:numId="200" w16cid:durableId="141165851">
+    <w:abstractNumId w:val="143"/>
+  </w:num>
+  <w:num w:numId="201" w16cid:durableId="103576263">
+    <w:abstractNumId w:val="307"/>
+  </w:num>
+  <w:num w:numId="202" w16cid:durableId="779106171">
+    <w:abstractNumId w:val="131"/>
+  </w:num>
+  <w:num w:numId="203" w16cid:durableId="1131706879">
     <w:abstractNumId w:val="226"/>
   </w:num>
-  <w:num w:numId="188" w16cid:durableId="1087653050">
-    <w:abstractNumId w:val="261"/>
+  <w:num w:numId="204" w16cid:durableId="1035227798">
+    <w:abstractNumId w:val="276"/>
   </w:num>
-  <w:num w:numId="189" w16cid:durableId="2064208776">
+  <w:num w:numId="205" w16cid:durableId="1364987630">
+    <w:abstractNumId w:val="41"/>
+  </w:num>
+  <w:num w:numId="206" w16cid:durableId="1782610112">
+    <w:abstractNumId w:val="275"/>
+  </w:num>
+  <w:num w:numId="207" w16cid:durableId="466818270">
+    <w:abstractNumId w:val="78"/>
+  </w:num>
+  <w:num w:numId="208" w16cid:durableId="233508786">
     <w:abstractNumId w:val="185"/>
   </w:num>
-  <w:num w:numId="190" w16cid:durableId="1767996191">
-    <w:abstractNumId w:val="179"/>
-  </w:num>
-  <w:num w:numId="191" w16cid:durableId="1062682264">
-    <w:abstractNumId w:val="50"/>
-  </w:num>
-  <w:num w:numId="192" w16cid:durableId="791442085">
-    <w:abstractNumId w:val="67"/>
-  </w:num>
-  <w:num w:numId="193" w16cid:durableId="1334526972">
-    <w:abstractNumId w:val="6"/>
-  </w:num>
-  <w:num w:numId="194" w16cid:durableId="2143574146">
-    <w:abstractNumId w:val="187"/>
-  </w:num>
-  <w:num w:numId="195" w16cid:durableId="1428382061">
-    <w:abstractNumId w:val="139"/>
-  </w:num>
-  <w:num w:numId="196" w16cid:durableId="467548810">
-    <w:abstractNumId w:val="244"/>
-  </w:num>
-  <w:num w:numId="197" w16cid:durableId="682588172">
-    <w:abstractNumId w:val="274"/>
-  </w:num>
-  <w:num w:numId="198" w16cid:durableId="542063571">
-    <w:abstractNumId w:val="133"/>
-  </w:num>
-  <w:num w:numId="199" w16cid:durableId="1755777425">
+  <w:num w:numId="209" w16cid:durableId="1018312322">
     <w:abstractNumId w:val="189"/>
   </w:num>
-  <w:num w:numId="200" w16cid:durableId="141165851">
-    <w:abstractNumId w:val="131"/>
+  <w:num w:numId="210" w16cid:durableId="1782914012">
+    <w:abstractNumId w:val="190"/>
   </w:num>
-  <w:num w:numId="201" w16cid:durableId="103576263">
+  <w:num w:numId="211" w16cid:durableId="2018802149">
+    <w:abstractNumId w:val="271"/>
+  </w:num>
+  <w:num w:numId="212" w16cid:durableId="1292905095">
+    <w:abstractNumId w:val="77"/>
+  </w:num>
+  <w:num w:numId="213" w16cid:durableId="1993826420">
+    <w:abstractNumId w:val="153"/>
+  </w:num>
+  <w:num w:numId="214" w16cid:durableId="1250850671">
+    <w:abstractNumId w:val="73"/>
+  </w:num>
+  <w:num w:numId="215" w16cid:durableId="1990478594">
+    <w:abstractNumId w:val="66"/>
+  </w:num>
+  <w:num w:numId="216" w16cid:durableId="1822502295">
+    <w:abstractNumId w:val="169"/>
+  </w:num>
+  <w:num w:numId="217" w16cid:durableId="1019430699">
+    <w:abstractNumId w:val="86"/>
+  </w:num>
+  <w:num w:numId="218" w16cid:durableId="1310860480">
+    <w:abstractNumId w:val="312"/>
+  </w:num>
+  <w:num w:numId="219" w16cid:durableId="1763137992">
+    <w:abstractNumId w:val="63"/>
+  </w:num>
+  <w:num w:numId="220" w16cid:durableId="524253036">
+    <w:abstractNumId w:val="37"/>
+  </w:num>
+  <w:num w:numId="221" w16cid:durableId="2089033038">
+    <w:abstractNumId w:val="38"/>
+  </w:num>
+  <w:num w:numId="222" w16cid:durableId="1554662123">
+    <w:abstractNumId w:val="243"/>
+  </w:num>
+  <w:num w:numId="223" w16cid:durableId="1014648257">
+    <w:abstractNumId w:val="289"/>
+  </w:num>
+  <w:num w:numId="224" w16cid:durableId="301738488">
+    <w:abstractNumId w:val="69"/>
+  </w:num>
+  <w:num w:numId="225" w16cid:durableId="1734427761">
+    <w:abstractNumId w:val="147"/>
+  </w:num>
+  <w:num w:numId="226" w16cid:durableId="156579825">
+    <w:abstractNumId w:val="272"/>
+  </w:num>
+  <w:num w:numId="227" w16cid:durableId="193463515">
+    <w:abstractNumId w:val="178"/>
+  </w:num>
+  <w:num w:numId="228" w16cid:durableId="518277267">
+    <w:abstractNumId w:val="268"/>
+  </w:num>
+  <w:num w:numId="229" w16cid:durableId="1885366358">
+    <w:abstractNumId w:val="281"/>
+  </w:num>
+  <w:num w:numId="230" w16cid:durableId="1824544390">
+    <w:abstractNumId w:val="22"/>
+  </w:num>
+  <w:num w:numId="231" w16cid:durableId="952323731">
+    <w:abstractNumId w:val="16"/>
+  </w:num>
+  <w:num w:numId="232" w16cid:durableId="1049840283">
+    <w:abstractNumId w:val="96"/>
+  </w:num>
+  <w:num w:numId="233" w16cid:durableId="823275894">
+    <w:abstractNumId w:val="266"/>
+  </w:num>
+  <w:num w:numId="234" w16cid:durableId="1738630315">
+    <w:abstractNumId w:val="144"/>
+  </w:num>
+  <w:num w:numId="235" w16cid:durableId="1316450924">
+    <w:abstractNumId w:val="208"/>
+  </w:num>
+  <w:num w:numId="236" w16cid:durableId="1178886934">
+    <w:abstractNumId w:val="230"/>
+  </w:num>
+  <w:num w:numId="237" w16cid:durableId="335151658">
+    <w:abstractNumId w:val="23"/>
+  </w:num>
+  <w:num w:numId="238" w16cid:durableId="2010518257">
+    <w:abstractNumId w:val="152"/>
+  </w:num>
+  <w:num w:numId="239" w16cid:durableId="1106999264">
+    <w:abstractNumId w:val="234"/>
+  </w:num>
+  <w:num w:numId="240" w16cid:durableId="1195733866">
+    <w:abstractNumId w:val="32"/>
+  </w:num>
+  <w:num w:numId="241" w16cid:durableId="1687826599">
     <w:abstractNumId w:val="288"/>
   </w:num>
-  <w:num w:numId="202" w16cid:durableId="779106171">
-    <w:abstractNumId w:val="119"/>
+  <w:num w:numId="242" w16cid:durableId="1926566993">
+    <w:abstractNumId w:val="162"/>
   </w:num>
-  <w:num w:numId="203" w16cid:durableId="1131706879">
-    <w:abstractNumId w:val="212"/>
+  <w:num w:numId="243" w16cid:durableId="1798989535">
+    <w:abstractNumId w:val="44"/>
   </w:num>
-  <w:num w:numId="204" w16cid:durableId="1035227798">
-    <w:abstractNumId w:val="259"/>
+  <w:num w:numId="244" w16cid:durableId="1019702204">
+    <w:abstractNumId w:val="160"/>
   </w:num>
-  <w:num w:numId="205" w16cid:durableId="1364987630">
-    <w:abstractNumId w:val="36"/>
-  </w:num>
-  <w:num w:numId="206" w16cid:durableId="1782610112">
-    <w:abstractNumId w:val="258"/>
-  </w:num>
-  <w:num w:numId="207" w16cid:durableId="466818270">
-    <w:abstractNumId w:val="71"/>
-  </w:num>
-  <w:num w:numId="208" w16cid:durableId="233508786">
-    <w:abstractNumId w:val="172"/>
-  </w:num>
-  <w:num w:numId="209" w16cid:durableId="1018312322">
-    <w:abstractNumId w:val="175"/>
-  </w:num>
-  <w:num w:numId="210" w16cid:durableId="1782914012">
-    <w:abstractNumId w:val="176"/>
-  </w:num>
-  <w:num w:numId="211" w16cid:durableId="2018802149">
-    <w:abstractNumId w:val="254"/>
-  </w:num>
-  <w:num w:numId="212" w16cid:durableId="1292905095">
-    <w:abstractNumId w:val="70"/>
-  </w:num>
-  <w:num w:numId="213" w16cid:durableId="1993826420">
-    <w:abstractNumId w:val="141"/>
-  </w:num>
-  <w:num w:numId="214" w16cid:durableId="1250850671">
-    <w:abstractNumId w:val="66"/>
-  </w:num>
-  <w:num w:numId="215" w16cid:durableId="1990478594">
-    <w:abstractNumId w:val="59"/>
-  </w:num>
-  <w:num w:numId="216" w16cid:durableId="1822502295">
-    <w:abstractNumId w:val="156"/>
-  </w:num>
-  <w:num w:numId="217" w16cid:durableId="1019430699">
-    <w:abstractNumId w:val="78"/>
-  </w:num>
-  <w:num w:numId="218" w16cid:durableId="1310860480">
-    <w:abstractNumId w:val="293"/>
-  </w:num>
-  <w:num w:numId="219" w16cid:durableId="1763137992">
-    <w:abstractNumId w:val="56"/>
-  </w:num>
-  <w:num w:numId="220" w16cid:durableId="524253036">
-    <w:abstractNumId w:val="32"/>
-  </w:num>
-  <w:num w:numId="221" w16cid:durableId="2089033038">
-    <w:abstractNumId w:val="33"/>
-  </w:num>
-  <w:num w:numId="222" w16cid:durableId="1554662123">
-    <w:abstractNumId w:val="229"/>
-  </w:num>
-  <w:num w:numId="223" w16cid:durableId="1014648257">
-    <w:abstractNumId w:val="270"/>
-  </w:num>
-  <w:num w:numId="224" w16cid:durableId="301738488">
-    <w:abstractNumId w:val="62"/>
-  </w:num>
-  <w:num w:numId="225" w16cid:durableId="1734427761">
-    <w:abstractNumId w:val="135"/>
-  </w:num>
-  <w:num w:numId="226" w16cid:durableId="156579825">
+  <w:num w:numId="245" w16cid:durableId="1347975935">
     <w:abstractNumId w:val="255"/>
   </w:num>
-  <w:num w:numId="227" w16cid:durableId="193463515">
-    <w:abstractNumId w:val="165"/>
+  <w:num w:numId="246" w16cid:durableId="284846027">
+    <w:abstractNumId w:val="252"/>
   </w:num>
-  <w:num w:numId="228" w16cid:durableId="518277267">
-    <w:abstractNumId w:val="251"/>
+  <w:num w:numId="247" w16cid:durableId="463432060">
+    <w:abstractNumId w:val="100"/>
   </w:num>
-  <w:num w:numId="229" w16cid:durableId="1885366358">
+  <w:num w:numId="248" w16cid:durableId="1296722028">
+    <w:abstractNumId w:val="291"/>
+  </w:num>
+  <w:num w:numId="249" w16cid:durableId="1387754659">
+    <w:abstractNumId w:val="120"/>
+  </w:num>
+  <w:num w:numId="250" w16cid:durableId="57753538">
     <w:abstractNumId w:val="263"/>
   </w:num>
-  <w:num w:numId="230" w16cid:durableId="1824544390">
-    <w:abstractNumId w:val="19"/>
-  </w:num>
-  <w:num w:numId="231" w16cid:durableId="952323731">
-    <w:abstractNumId w:val="14"/>
-  </w:num>
-  <w:num w:numId="232" w16cid:durableId="1049840283">
-    <w:abstractNumId w:val="86"/>
-  </w:num>
-  <w:num w:numId="233" w16cid:durableId="823275894">
-    <w:abstractNumId w:val="249"/>
-  </w:num>
-  <w:num w:numId="234" w16cid:durableId="1738630315">
-    <w:abstractNumId w:val="132"/>
-  </w:num>
-  <w:num w:numId="235" w16cid:durableId="1316450924">
-    <w:abstractNumId w:val="194"/>
-  </w:num>
-  <w:num w:numId="236" w16cid:durableId="1178886934">
-    <w:abstractNumId w:val="216"/>
-  </w:num>
-  <w:num w:numId="237" w16cid:durableId="335151658">
-    <w:abstractNumId w:val="20"/>
-  </w:num>
-  <w:num w:numId="238" w16cid:durableId="2010518257">
-    <w:abstractNumId w:val="140"/>
-  </w:num>
-  <w:num w:numId="239" w16cid:durableId="1106999264">
-    <w:abstractNumId w:val="220"/>
-  </w:num>
-  <w:num w:numId="240" w16cid:durableId="1195733866">
-    <w:abstractNumId w:val="27"/>
-  </w:num>
-  <w:num w:numId="241" w16cid:durableId="1687826599">
-    <w:abstractNumId w:val="269"/>
-  </w:num>
-  <w:num w:numId="242" w16cid:durableId="1926566993">
-    <w:abstractNumId w:val="149"/>
-  </w:num>
-  <w:num w:numId="243" w16cid:durableId="1798989535">
-    <w:abstractNumId w:val="39"/>
-  </w:num>
-  <w:num w:numId="244" w16cid:durableId="1019702204">
-    <w:abstractNumId w:val="147"/>
-  </w:num>
-  <w:num w:numId="245" w16cid:durableId="1347975935">
-    <w:abstractNumId w:val="240"/>
-  </w:num>
-  <w:num w:numId="246" w16cid:durableId="284846027">
-    <w:abstractNumId w:val="237"/>
-  </w:num>
-  <w:num w:numId="247" w16cid:durableId="463432060">
-    <w:abstractNumId w:val="90"/>
-  </w:num>
-  <w:num w:numId="248" w16cid:durableId="1296722028">
-    <w:abstractNumId w:val="272"/>
-  </w:num>
-  <w:num w:numId="249" w16cid:durableId="1387754659">
-    <w:abstractNumId w:val="109"/>
-  </w:num>
-  <w:num w:numId="250" w16cid:durableId="57753538">
-    <w:abstractNumId w:val="246"/>
-  </w:num>
   <w:num w:numId="251" w16cid:durableId="1909882304">
-    <w:abstractNumId w:val="95"/>
+    <w:abstractNumId w:val="105"/>
   </w:num>
   <w:num w:numId="252" w16cid:durableId="571239133">
-    <w:abstractNumId w:val="24"/>
+    <w:abstractNumId w:val="29"/>
   </w:num>
   <w:num w:numId="253" w16cid:durableId="623847639">
-    <w:abstractNumId w:val="280"/>
+    <w:abstractNumId w:val="299"/>
   </w:num>
   <w:num w:numId="254" w16cid:durableId="1394621101">
     <w:abstractNumId w:val="1"/>
   </w:num>
   <w:num w:numId="255" w16cid:durableId="34502507">
-    <w:abstractNumId w:val="100"/>
+    <w:abstractNumId w:val="111"/>
   </w:num>
   <w:num w:numId="256" w16cid:durableId="1759060949">
-    <w:abstractNumId w:val="18"/>
+    <w:abstractNumId w:val="21"/>
   </w:num>
   <w:num w:numId="257" w16cid:durableId="439034982">
+    <w:abstractNumId w:val="181"/>
+  </w:num>
+  <w:num w:numId="258" w16cid:durableId="451442806">
+    <w:abstractNumId w:val="59"/>
+  </w:num>
+  <w:num w:numId="259" w16cid:durableId="1244485214">
+    <w:abstractNumId w:val="195"/>
+  </w:num>
+  <w:num w:numId="260" w16cid:durableId="1727215520">
+    <w:abstractNumId w:val="173"/>
+  </w:num>
+  <w:num w:numId="261" w16cid:durableId="1185098151">
+    <w:abstractNumId w:val="93"/>
+  </w:num>
+  <w:num w:numId="262" w16cid:durableId="125704378">
+    <w:abstractNumId w:val="115"/>
+  </w:num>
+  <w:num w:numId="263" w16cid:durableId="2026324924">
+    <w:abstractNumId w:val="196"/>
+  </w:num>
+  <w:num w:numId="264" w16cid:durableId="1206671941">
+    <w:abstractNumId w:val="225"/>
+  </w:num>
+  <w:num w:numId="265" w16cid:durableId="1415972186">
     <w:abstractNumId w:val="168"/>
   </w:num>
-  <w:num w:numId="258" w16cid:durableId="451442806">
-    <w:abstractNumId w:val="53"/>
-  </w:num>
-  <w:num w:numId="259" w16cid:durableId="1244485214">
-    <w:abstractNumId w:val="181"/>
-  </w:num>
-  <w:num w:numId="260" w16cid:durableId="1727215520">
-    <w:abstractNumId w:val="160"/>
-  </w:num>
-  <w:num w:numId="261" w16cid:durableId="1185098151">
-    <w:abstractNumId w:val="84"/>
-  </w:num>
-  <w:num w:numId="262" w16cid:durableId="125704378">
-    <w:abstractNumId w:val="104"/>
-  </w:num>
-  <w:num w:numId="263" w16cid:durableId="2026324924">
-    <w:abstractNumId w:val="182"/>
-  </w:num>
-  <w:num w:numId="264" w16cid:durableId="1206671941">
-    <w:abstractNumId w:val="211"/>
-  </w:num>
-  <w:num w:numId="265" w16cid:durableId="1415972186">
-    <w:abstractNumId w:val="155"/>
-  </w:num>
   <w:num w:numId="266" w16cid:durableId="906762013">
-    <w:abstractNumId w:val="292"/>
+    <w:abstractNumId w:val="311"/>
   </w:num>
   <w:num w:numId="267" w16cid:durableId="642927321">
-    <w:abstractNumId w:val="227"/>
+    <w:abstractNumId w:val="241"/>
   </w:num>
   <w:num w:numId="268" w16cid:durableId="1677688669">
-    <w:abstractNumId w:val="63"/>
+    <w:abstractNumId w:val="70"/>
   </w:num>
   <w:num w:numId="269" w16cid:durableId="684942669">
-    <w:abstractNumId w:val="222"/>
+    <w:abstractNumId w:val="236"/>
   </w:num>
   <w:num w:numId="270" w16cid:durableId="2099787905">
-    <w:abstractNumId w:val="43"/>
+    <w:abstractNumId w:val="48"/>
   </w:num>
   <w:num w:numId="271" w16cid:durableId="1688017157">
-    <w:abstractNumId w:val="283"/>
+    <w:abstractNumId w:val="302"/>
   </w:num>
   <w:num w:numId="272" w16cid:durableId="910236615">
-    <w:abstractNumId w:val="285"/>
+    <w:abstractNumId w:val="304"/>
   </w:num>
   <w:num w:numId="273" w16cid:durableId="53088576">
-    <w:abstractNumId w:val="247"/>
+    <w:abstractNumId w:val="264"/>
   </w:num>
   <w:num w:numId="274" w16cid:durableId="1936550311">
-    <w:abstractNumId w:val="8"/>
+    <w:abstractNumId w:val="10"/>
   </w:num>
   <w:num w:numId="275" w16cid:durableId="799300943">
     <w:abstractNumId w:val="3"/>
   </w:num>
   <w:num w:numId="276" w16cid:durableId="1660185290">
-    <w:abstractNumId w:val="290"/>
+    <w:abstractNumId w:val="309"/>
   </w:num>
   <w:num w:numId="277" w16cid:durableId="665013454">
-    <w:abstractNumId w:val="30"/>
+    <w:abstractNumId w:val="35"/>
   </w:num>
   <w:num w:numId="278" w16cid:durableId="1427770580">
-    <w:abstractNumId w:val="111"/>
+    <w:abstractNumId w:val="122"/>
   </w:num>
   <w:num w:numId="279" w16cid:durableId="1272468463">
-    <w:abstractNumId w:val="98"/>
+    <w:abstractNumId w:val="109"/>
   </w:num>
   <w:num w:numId="280" w16cid:durableId="440146137">
-    <w:abstractNumId w:val="143"/>
+    <w:abstractNumId w:val="155"/>
   </w:num>
   <w:num w:numId="281" w16cid:durableId="2018312813">
-    <w:abstractNumId w:val="294"/>
+    <w:abstractNumId w:val="313"/>
   </w:num>
   <w:num w:numId="282" w16cid:durableId="964458071">
-    <w:abstractNumId w:val="171"/>
+    <w:abstractNumId w:val="184"/>
   </w:num>
   <w:num w:numId="283" w16cid:durableId="641428578">
-    <w:abstractNumId w:val="110"/>
+    <w:abstractNumId w:val="121"/>
   </w:num>
   <w:num w:numId="284" w16cid:durableId="1676417270">
-    <w:abstractNumId w:val="134"/>
+    <w:abstractNumId w:val="146"/>
   </w:num>
   <w:num w:numId="285" w16cid:durableId="1089275027">
-    <w:abstractNumId w:val="218"/>
+    <w:abstractNumId w:val="232"/>
   </w:num>
   <w:num w:numId="286" w16cid:durableId="1868175842">
-    <w:abstractNumId w:val="136"/>
+    <w:abstractNumId w:val="148"/>
   </w:num>
   <w:num w:numId="287" w16cid:durableId="1453861814">
-    <w:abstractNumId w:val="58"/>
+    <w:abstractNumId w:val="65"/>
   </w:num>
   <w:num w:numId="288" w16cid:durableId="1961952406">
-    <w:abstractNumId w:val="105"/>
+    <w:abstractNumId w:val="116"/>
   </w:num>
   <w:num w:numId="289" w16cid:durableId="120731848">
-    <w:abstractNumId w:val="83"/>
+    <w:abstractNumId w:val="92"/>
   </w:num>
   <w:num w:numId="290" w16cid:durableId="908223336">
-    <w:abstractNumId w:val="45"/>
+    <w:abstractNumId w:val="50"/>
   </w:num>
   <w:num w:numId="291" w16cid:durableId="235555482">
-    <w:abstractNumId w:val="248"/>
+    <w:abstractNumId w:val="265"/>
   </w:num>
   <w:num w:numId="292" w16cid:durableId="1061438668">
-    <w:abstractNumId w:val="121"/>
+    <w:abstractNumId w:val="133"/>
   </w:num>
   <w:num w:numId="293" w16cid:durableId="1578176214">
+    <w:abstractNumId w:val="7"/>
+  </w:num>
+  <w:num w:numId="294" w16cid:durableId="39206659">
+    <w:abstractNumId w:val="237"/>
+  </w:num>
+  <w:num w:numId="295" w16cid:durableId="1045327195">
+    <w:abstractNumId w:val="95"/>
+  </w:num>
+  <w:num w:numId="296" w16cid:durableId="1292976579">
+    <w:abstractNumId w:val="39"/>
+  </w:num>
+  <w:num w:numId="297" w16cid:durableId="957487170">
+    <w:abstractNumId w:val="85"/>
+  </w:num>
+  <w:num w:numId="298" w16cid:durableId="1686009072">
+    <w:abstractNumId w:val="158"/>
+  </w:num>
+  <w:num w:numId="299" w16cid:durableId="672680451">
+    <w:abstractNumId w:val="245"/>
+  </w:num>
+  <w:num w:numId="300" w16cid:durableId="926575872">
+    <w:abstractNumId w:val="26"/>
+  </w:num>
+  <w:num w:numId="301" w16cid:durableId="386952263">
+    <w:abstractNumId w:val="280"/>
+  </w:num>
+  <w:num w:numId="302" w16cid:durableId="358042879">
+    <w:abstractNumId w:val="94"/>
+  </w:num>
+  <w:num w:numId="303" w16cid:durableId="1514296416">
+    <w:abstractNumId w:val="61"/>
+  </w:num>
+  <w:num w:numId="304" w16cid:durableId="2059933157">
+    <w:abstractNumId w:val="108"/>
+  </w:num>
+  <w:num w:numId="305" w16cid:durableId="2126805813">
+    <w:abstractNumId w:val="90"/>
+  </w:num>
+  <w:num w:numId="306" w16cid:durableId="1681203114">
+    <w:abstractNumId w:val="4"/>
+  </w:num>
+  <w:num w:numId="307" w16cid:durableId="782840444">
+    <w:abstractNumId w:val="256"/>
+  </w:num>
+  <w:num w:numId="308" w16cid:durableId="767965174">
+    <w:abstractNumId w:val="25"/>
+  </w:num>
+  <w:num w:numId="309" w16cid:durableId="1068116338">
+    <w:abstractNumId w:val="20"/>
+  </w:num>
+  <w:num w:numId="310" w16cid:durableId="768353668">
+    <w:abstractNumId w:val="130"/>
+  </w:num>
+  <w:num w:numId="311" w16cid:durableId="135533576">
     <w:abstractNumId w:val="5"/>
   </w:num>
-  <w:num w:numId="294" w16cid:durableId="39206659">
-    <w:abstractNumId w:val="223"/>
+  <w:num w:numId="312" w16cid:durableId="1872064108">
+    <w:abstractNumId w:val="52"/>
   </w:num>
-  <w:num w:numId="295" w16cid:durableId="1045327195">
-    <w:abstractNumId w:val="85"/>
+  <w:num w:numId="313" w16cid:durableId="56562304">
+    <w:abstractNumId w:val="262"/>
   </w:num>
-  <w:num w:numId="296" w16cid:durableId="1292976579">
-    <w:abstractNumId w:val="34"/>
+  <w:num w:numId="314" w16cid:durableId="1981350012">
+    <w:abstractNumId w:val="285"/>
+  </w:num>
+  <w:num w:numId="315" w16cid:durableId="1761172975">
+    <w:abstractNumId w:val="188"/>
   </w:num>
 </w:numbering>
 </file>

--- a/retorno-a-consciencia.docx
+++ b/retorno-a-consciencia.docx
@@ -92,6 +92,21 @@
         </w:rPr>
         <w:t> 23 de agosto de 2025</w:t>
       </w:r>
+      <w:r>
+        <w:rPr>
+          <w:rFonts w:ascii="Segoe UI" w:hAnsi="Segoe UI" w:cs="Segoe UI"/>
+          <w:color w:val="1F2328"/>
+        </w:rPr>
+        <w:br/>
+      </w:r>
+      <w:r>
+        <w:rPr>
+          <w:rStyle w:val="Emphasis"/>
+          <w:rFonts w:ascii="Segoe UI" w:eastAsiaTheme="majorEastAsia" w:hAnsi="Segoe UI" w:cs="Segoe UI"/>
+          <w:color w:val="1F2328"/>
+        </w:rPr>
+        <w:t>Tradução de: “Return to Consciousness: A Philosophical Journey from Materialism to Meaning” (DOI: 10.13140/RG.2.2.27104.96007)</w:t>
+      </w:r>
     </w:p>
     <w:p>
       <w:pPr>
@@ -108,7 +123,7 @@
           <w:noProof/>
           <w:color w:val="1F2328"/>
         </w:rPr>
-        <w:pict w14:anchorId="71FAFDC8">
+        <w:pict w14:anchorId="08D95F89">
           <v:rect id="_x0000_i1027" alt="" style="width:451.15pt;height:.05pt;mso-width-percent:0;mso-height-percent:0;mso-width-percent:0;mso-height-percent:0" o:hrpct="964" o:hralign="center" o:hrstd="t" o:hr="t" fillcolor="#a0a0a0" stroked="f"/>
         </w:pict>
       </w:r>
@@ -203,15 +218,8 @@
           <w:rFonts w:ascii="Segoe UI" w:hAnsi="Segoe UI" w:cs="Segoe UI"/>
           <w:color w:val="1F2328"/>
         </w:rPr>
-        <w:t xml:space="preserve">Esta abordagem revela convergências impressionantes através de domínios independentes de investigação. Pioneiros da mecânica quântica—Heisenberg, </w:t>
-      </w:r>
-      <w:r>
-        <w:rPr>
-          <w:rFonts w:ascii="Segoe UI" w:hAnsi="Segoe UI" w:cs="Segoe UI"/>
-          <w:color w:val="1F2328"/>
-        </w:rPr>
         <w:lastRenderedPageBreak/>
-        <w:t>Schrödinger, Pauli, Bohm, Wheeler—chegaram a interpretações orientadas à consciência através do engajamento rigoroso com fenômenos quânticos. Tradições contemplativas através de culturas e milênios descobriram a consciência como fundamental através de investigação interna sistemática. A neurociência moderna documenta fenômenos que desafiam modelos cérebro-como-produtor da consciência. Estas linhas separadas de evidência apontam para a mesma conclusão revolucionária.</w:t>
+        <w:t>Esta abordagem revela convergências impressionantes através de domínios independentes de investigação. Pioneiros da mecânica quântica—Heisenberg, Schrödinger, Pauli, Bohm, Wheeler—chegaram a interpretações orientadas à consciência através do engajamento rigoroso com fenômenos quânticos. Tradições contemplativas através de culturas e milênios descobriram a consciência como fundamental através de investigação interna sistemática. A neurociência moderna documenta fenômenos que desafiam modelos cérebro-como-produtor da consciência. Estas linhas separadas de evidência apontam para a mesma conclusão revolucionária.</w:t>
       </w:r>
     </w:p>
     <w:p>
@@ -322,15 +330,8 @@
           <w:rFonts w:ascii="Segoe UI" w:hAnsi="Segoe UI" w:cs="Segoe UI"/>
           <w:color w:val="1F2328"/>
         </w:rPr>
-        <w:t xml:space="preserve">O que torna este momento particularmente tocante é o reconhecimento de que o que estamos “descobrindo” através da filosofia analítica rigorosa e da física de ponta </w:t>
-      </w:r>
-      <w:r>
-        <w:rPr>
-          <w:rFonts w:ascii="Segoe UI" w:hAnsi="Segoe UI" w:cs="Segoe UI"/>
-          <w:color w:val="1F2328"/>
-        </w:rPr>
         <w:lastRenderedPageBreak/>
-        <w:t>pode ser uma redescoberta de intuições que as tradições contemplativas preservaram por milênios. Podemos estar testemunhando não a marcha avante do progresso, mas um retorno espiral—voltando à metafísica consciência-primeiro com os dons adicionais da precisão científica e formalismo matemático.</w:t>
+        <w:t>O que torna este momento particularmente tocante é o reconhecimento de que o que estamos “descobrindo” através da filosofia analítica rigorosa e da física de ponta pode ser uma redescoberta de intuições que as tradições contemplativas preservaram por milênios. Podemos estar testemunhando não a marcha avante do progresso, mas um retorno espiral—voltando à metafísica consciência-primeiro com os dons adicionais da precisão científica e formalismo matemático.</w:t>
       </w:r>
     </w:p>
     <w:p>
@@ -466,7 +467,7 @@
           <w:rFonts w:ascii="Segoe UI" w:hAnsi="Segoe UI" w:cs="Segoe UI"/>
           <w:color w:val="1F2328"/>
         </w:rPr>
-        <w:t xml:space="preserve">A mecânica quântica, nossa teoria física mais bem-sucedida, apresenta seu próprio desafio profundo ao materialismo. O problema da medição revela que sistemas quânticos não possuem propriedades definidas independente da observação. Antes da medição, sistemas quânticos existem em estados de superposição que desafiam nossa noção clássica de objetos com características determinadas. A teoria quântica de campos mina ainda mais o materialismo ao revelar que o que chamamos de “partículas” são na verdade excitações em campos subjacentes—padrões dinâmicos de atividade em vez de objetos discretos e sólidos. As várias interpretações da </w:t>
+        <w:t xml:space="preserve">A mecânica quântica, nossa teoria física mais bem-sucedida, apresenta seu próprio desafio profundo ao materialismo. O problema da medição revela que sistemas quânticos não possuem propriedades definidas independente da observação. Antes da medição, sistemas quânticos existem em estados de superposição que desafiam nossa noção clássica de objetos com características determinadas. A teoria quântica de campos mina ainda mais o materialismo ao revelar que o que chamamos de </w:t>
       </w:r>
       <w:r>
         <w:rPr>
@@ -474,7 +475,7 @@
           <w:color w:val="1F2328"/>
         </w:rPr>
         <w:lastRenderedPageBreak/>
-        <w:t>mecânica quântica—desde consciência-causando-colapso até muitos mundos—cada uma pinta imagens fundamentalmente diferentes da realidade, sugerindo que nossa teoria física mais fundamental resiste a uma interpretação materialista clara.</w:t>
+        <w:t>“partículas” são na verdade excitações em campos subjacentes—padrões dinâmicos de atividade em vez de objetos discretos e sólidos. As várias interpretações da mecânica quântica—desde consciência-causando-colapso até muitos mundos—cada uma pinta imagens fundamentalmente diferentes da realidade, sugerindo que nossa teoria física mais fundamental resiste a uma interpretação materialista clara.</w:t>
       </w:r>
     </w:p>
     <w:p>
@@ -608,7 +609,16 @@
           <w:rFonts w:ascii="Segoe UI" w:eastAsiaTheme="majorEastAsia" w:hAnsi="Segoe UI" w:cs="Segoe UI"/>
           <w:color w:val="1F2328"/>
         </w:rPr>
-        <w:t>Esta seção introduz o idealismo analítico de Bernardo Kastrup como uma solução abrangente aos desafios do materialismo. Ao inverter a suposição fundamental—tornando a consciência primária em vez de emergente—esta estrutura dissolve o problema difícil da consciência, explica a dissociação através de mecanismos empiricamente fundamentados e recontextualiza a indeterminação quântica como espontaneidade criativa natural da consciência.</w:t>
+        <w:t xml:space="preserve">Esta seção introduz o idealismo analítico de Bernardo Kastrup como uma solução abrangente aos desafios do materialismo. Ao inverter a suposição fundamental—tornando a consciência primária em vez de emergente—esta estrutura dissolve o problema difícil da consciência, explica a dissociação através de mecanismos </w:t>
+      </w:r>
+      <w:r>
+        <w:rPr>
+          <w:rStyle w:val="Emphasis"/>
+          <w:rFonts w:ascii="Segoe UI" w:eastAsiaTheme="majorEastAsia" w:hAnsi="Segoe UI" w:cs="Segoe UI"/>
+          <w:color w:val="1F2328"/>
+        </w:rPr>
+        <w:lastRenderedPageBreak/>
+        <w:t>empiricamente fundamentados e recontextualiza a indeterminação quântica como espontaneidade criativa natural da consciência.</w:t>
       </w:r>
     </w:p>
     <w:p>
@@ -630,7 +640,6 @@
           <w:sz w:val="30"/>
           <w:szCs w:val="30"/>
         </w:rPr>
-        <w:lastRenderedPageBreak/>
         <w:t>Apresentando Bernardo Kastrup</w:t>
       </w:r>
     </w:p>
@@ -3328,7 +3337,7 @@
         <w:pStyle w:val="NormalWeb"/>
         <w:numPr>
           <w:ilvl w:val="0"/>
-          <w:numId w:val="298"/>
+          <w:numId w:val="317"/>
         </w:numPr>
         <w:shd w:val="clear" w:color="auto" w:fill="FFFFFF"/>
         <w:spacing w:before="0" w:beforeAutospacing="0" w:after="225" w:afterAutospacing="0"/>
@@ -3358,7 +3367,7 @@
         <w:pStyle w:val="NormalWeb"/>
         <w:numPr>
           <w:ilvl w:val="0"/>
-          <w:numId w:val="298"/>
+          <w:numId w:val="317"/>
         </w:numPr>
         <w:shd w:val="clear" w:color="auto" w:fill="FFFFFF"/>
         <w:spacing w:before="0" w:beforeAutospacing="0" w:after="225" w:afterAutospacing="0"/>
@@ -3388,7 +3397,7 @@
         <w:pStyle w:val="NormalWeb"/>
         <w:numPr>
           <w:ilvl w:val="0"/>
-          <w:numId w:val="298"/>
+          <w:numId w:val="317"/>
         </w:numPr>
         <w:shd w:val="clear" w:color="auto" w:fill="FFFFFF"/>
         <w:spacing w:before="0" w:beforeAutospacing="0" w:after="225" w:afterAutospacing="0"/>
@@ -3683,7 +3692,7 @@
       <w:pPr>
         <w:numPr>
           <w:ilvl w:val="0"/>
-          <w:numId w:val="299"/>
+          <w:numId w:val="318"/>
         </w:numPr>
         <w:shd w:val="clear" w:color="auto" w:fill="FFFFFF"/>
         <w:spacing w:before="60" w:after="60" w:line="240" w:lineRule="auto"/>
@@ -3712,7 +3721,7 @@
       <w:pPr>
         <w:numPr>
           <w:ilvl w:val="0"/>
-          <w:numId w:val="299"/>
+          <w:numId w:val="318"/>
         </w:numPr>
         <w:shd w:val="clear" w:color="auto" w:fill="FFFFFF"/>
         <w:spacing w:before="60" w:after="60" w:line="240" w:lineRule="auto"/>
@@ -3741,7 +3750,7 @@
       <w:pPr>
         <w:numPr>
           <w:ilvl w:val="0"/>
-          <w:numId w:val="299"/>
+          <w:numId w:val="318"/>
         </w:numPr>
         <w:shd w:val="clear" w:color="auto" w:fill="FFFFFF"/>
         <w:spacing w:before="60" w:after="60" w:line="240" w:lineRule="auto"/>
@@ -4083,7 +4092,7 @@
       <w:pPr>
         <w:numPr>
           <w:ilvl w:val="0"/>
-          <w:numId w:val="300"/>
+          <w:numId w:val="319"/>
         </w:numPr>
         <w:shd w:val="clear" w:color="auto" w:fill="FFFFFF"/>
         <w:spacing w:before="60" w:after="60" w:line="240" w:lineRule="auto"/>
@@ -4104,7 +4113,7 @@
       <w:pPr>
         <w:numPr>
           <w:ilvl w:val="0"/>
-          <w:numId w:val="300"/>
+          <w:numId w:val="319"/>
         </w:numPr>
         <w:shd w:val="clear" w:color="auto" w:fill="FFFFFF"/>
         <w:spacing w:before="60" w:after="60" w:line="240" w:lineRule="auto"/>
@@ -4125,7 +4134,7 @@
       <w:pPr>
         <w:numPr>
           <w:ilvl w:val="0"/>
-          <w:numId w:val="300"/>
+          <w:numId w:val="319"/>
         </w:numPr>
         <w:shd w:val="clear" w:color="auto" w:fill="FFFFFF"/>
         <w:spacing w:before="60" w:after="60" w:line="240" w:lineRule="auto"/>
@@ -4146,7 +4155,7 @@
       <w:pPr>
         <w:numPr>
           <w:ilvl w:val="0"/>
-          <w:numId w:val="300"/>
+          <w:numId w:val="319"/>
         </w:numPr>
         <w:shd w:val="clear" w:color="auto" w:fill="FFFFFF"/>
         <w:spacing w:before="60" w:after="60" w:line="240" w:lineRule="auto"/>
@@ -4656,7 +4665,7 @@
       <w:pPr>
         <w:numPr>
           <w:ilvl w:val="0"/>
-          <w:numId w:val="301"/>
+          <w:numId w:val="320"/>
         </w:numPr>
         <w:shd w:val="clear" w:color="auto" w:fill="FFFFFF"/>
         <w:spacing w:before="60" w:after="60" w:line="240" w:lineRule="auto"/>
@@ -4677,7 +4686,7 @@
       <w:pPr>
         <w:numPr>
           <w:ilvl w:val="0"/>
-          <w:numId w:val="301"/>
+          <w:numId w:val="320"/>
         </w:numPr>
         <w:shd w:val="clear" w:color="auto" w:fill="FFFFFF"/>
         <w:spacing w:before="60" w:after="60" w:line="240" w:lineRule="auto"/>
@@ -4698,7 +4707,7 @@
       <w:pPr>
         <w:numPr>
           <w:ilvl w:val="0"/>
-          <w:numId w:val="301"/>
+          <w:numId w:val="320"/>
         </w:numPr>
         <w:shd w:val="clear" w:color="auto" w:fill="FFFFFF"/>
         <w:spacing w:before="60" w:after="60" w:line="240" w:lineRule="auto"/>
@@ -4719,7 +4728,7 @@
       <w:pPr>
         <w:numPr>
           <w:ilvl w:val="0"/>
-          <w:numId w:val="301"/>
+          <w:numId w:val="320"/>
         </w:numPr>
         <w:shd w:val="clear" w:color="auto" w:fill="FFFFFF"/>
         <w:spacing w:before="60" w:after="60" w:line="240" w:lineRule="auto"/>
@@ -4858,7 +4867,7 @@
       <w:pPr>
         <w:numPr>
           <w:ilvl w:val="0"/>
-          <w:numId w:val="302"/>
+          <w:numId w:val="321"/>
         </w:numPr>
         <w:shd w:val="clear" w:color="auto" w:fill="FFFFFF"/>
         <w:spacing w:before="60" w:after="60" w:line="240" w:lineRule="auto"/>
@@ -4879,7 +4888,7 @@
       <w:pPr>
         <w:numPr>
           <w:ilvl w:val="0"/>
-          <w:numId w:val="302"/>
+          <w:numId w:val="321"/>
         </w:numPr>
         <w:shd w:val="clear" w:color="auto" w:fill="FFFFFF"/>
         <w:spacing w:before="60" w:after="60" w:line="240" w:lineRule="auto"/>
@@ -4900,7 +4909,7 @@
       <w:pPr>
         <w:numPr>
           <w:ilvl w:val="0"/>
-          <w:numId w:val="302"/>
+          <w:numId w:val="321"/>
         </w:numPr>
         <w:shd w:val="clear" w:color="auto" w:fill="FFFFFF"/>
         <w:spacing w:before="60" w:after="60" w:line="240" w:lineRule="auto"/>
@@ -5040,7 +5049,7 @@
       <w:pPr>
         <w:numPr>
           <w:ilvl w:val="0"/>
-          <w:numId w:val="303"/>
+          <w:numId w:val="322"/>
         </w:numPr>
         <w:shd w:val="clear" w:color="auto" w:fill="FFFFFF"/>
         <w:spacing w:before="60" w:after="60" w:line="240" w:lineRule="auto"/>
@@ -5061,7 +5070,7 @@
       <w:pPr>
         <w:numPr>
           <w:ilvl w:val="0"/>
-          <w:numId w:val="303"/>
+          <w:numId w:val="322"/>
         </w:numPr>
         <w:shd w:val="clear" w:color="auto" w:fill="FFFFFF"/>
         <w:spacing w:before="60" w:after="60" w:line="240" w:lineRule="auto"/>
@@ -5082,7 +5091,7 @@
       <w:pPr>
         <w:numPr>
           <w:ilvl w:val="0"/>
-          <w:numId w:val="303"/>
+          <w:numId w:val="322"/>
         </w:numPr>
         <w:shd w:val="clear" w:color="auto" w:fill="FFFFFF"/>
         <w:spacing w:before="60" w:after="60" w:line="240" w:lineRule="auto"/>
@@ -5229,7 +5238,7 @@
       <w:pPr>
         <w:numPr>
           <w:ilvl w:val="0"/>
-          <w:numId w:val="304"/>
+          <w:numId w:val="323"/>
         </w:numPr>
         <w:shd w:val="clear" w:color="auto" w:fill="FFFFFF"/>
         <w:spacing w:before="60" w:after="60" w:line="240" w:lineRule="auto"/>
@@ -5250,7 +5259,7 @@
       <w:pPr>
         <w:numPr>
           <w:ilvl w:val="0"/>
-          <w:numId w:val="304"/>
+          <w:numId w:val="323"/>
         </w:numPr>
         <w:shd w:val="clear" w:color="auto" w:fill="FFFFFF"/>
         <w:spacing w:before="60" w:after="60" w:line="240" w:lineRule="auto"/>
@@ -5271,7 +5280,7 @@
       <w:pPr>
         <w:numPr>
           <w:ilvl w:val="0"/>
-          <w:numId w:val="304"/>
+          <w:numId w:val="323"/>
         </w:numPr>
         <w:shd w:val="clear" w:color="auto" w:fill="FFFFFF"/>
         <w:spacing w:before="60" w:after="60" w:line="240" w:lineRule="auto"/>
@@ -5292,7 +5301,7 @@
       <w:pPr>
         <w:numPr>
           <w:ilvl w:val="0"/>
-          <w:numId w:val="304"/>
+          <w:numId w:val="323"/>
         </w:numPr>
         <w:shd w:val="clear" w:color="auto" w:fill="FFFFFF"/>
         <w:spacing w:before="60" w:after="60" w:line="240" w:lineRule="auto"/>
@@ -5372,7 +5381,7 @@
       <w:pPr>
         <w:numPr>
           <w:ilvl w:val="0"/>
-          <w:numId w:val="305"/>
+          <w:numId w:val="324"/>
         </w:numPr>
         <w:shd w:val="clear" w:color="auto" w:fill="FFFFFF"/>
         <w:spacing w:before="60" w:after="60" w:line="240" w:lineRule="auto"/>
@@ -5393,7 +5402,7 @@
       <w:pPr>
         <w:numPr>
           <w:ilvl w:val="0"/>
-          <w:numId w:val="305"/>
+          <w:numId w:val="324"/>
         </w:numPr>
         <w:shd w:val="clear" w:color="auto" w:fill="FFFFFF"/>
         <w:spacing w:before="60" w:after="60" w:line="240" w:lineRule="auto"/>
@@ -5414,7 +5423,7 @@
       <w:pPr>
         <w:numPr>
           <w:ilvl w:val="0"/>
-          <w:numId w:val="305"/>
+          <w:numId w:val="324"/>
         </w:numPr>
         <w:shd w:val="clear" w:color="auto" w:fill="FFFFFF"/>
         <w:spacing w:before="60" w:after="60" w:line="240" w:lineRule="auto"/>
@@ -5443,7 +5452,7 @@
       <w:pPr>
         <w:numPr>
           <w:ilvl w:val="0"/>
-          <w:numId w:val="305"/>
+          <w:numId w:val="324"/>
         </w:numPr>
         <w:shd w:val="clear" w:color="auto" w:fill="FFFFFF"/>
         <w:spacing w:before="60" w:after="60" w:line="240" w:lineRule="auto"/>
@@ -5516,7 +5525,7 @@
       <w:pPr>
         <w:numPr>
           <w:ilvl w:val="0"/>
-          <w:numId w:val="306"/>
+          <w:numId w:val="325"/>
         </w:numPr>
         <w:shd w:val="clear" w:color="auto" w:fill="FFFFFF"/>
         <w:spacing w:before="60" w:after="60" w:line="240" w:lineRule="auto"/>
@@ -5537,7 +5546,7 @@
       <w:pPr>
         <w:numPr>
           <w:ilvl w:val="0"/>
-          <w:numId w:val="306"/>
+          <w:numId w:val="325"/>
         </w:numPr>
         <w:shd w:val="clear" w:color="auto" w:fill="FFFFFF"/>
         <w:spacing w:before="60" w:after="60" w:line="240" w:lineRule="auto"/>
@@ -5558,7 +5567,7 @@
       <w:pPr>
         <w:numPr>
           <w:ilvl w:val="0"/>
-          <w:numId w:val="306"/>
+          <w:numId w:val="325"/>
         </w:numPr>
         <w:shd w:val="clear" w:color="auto" w:fill="FFFFFF"/>
         <w:spacing w:before="60" w:after="60" w:line="240" w:lineRule="auto"/>
@@ -5698,7 +5707,7 @@
       <w:pPr>
         <w:numPr>
           <w:ilvl w:val="0"/>
-          <w:numId w:val="307"/>
+          <w:numId w:val="326"/>
         </w:numPr>
         <w:shd w:val="clear" w:color="auto" w:fill="FFFFFF"/>
         <w:spacing w:before="60" w:after="60" w:line="240" w:lineRule="auto"/>
@@ -5719,7 +5728,7 @@
       <w:pPr>
         <w:numPr>
           <w:ilvl w:val="0"/>
-          <w:numId w:val="307"/>
+          <w:numId w:val="326"/>
         </w:numPr>
         <w:shd w:val="clear" w:color="auto" w:fill="FFFFFF"/>
         <w:spacing w:before="60" w:after="60" w:line="240" w:lineRule="auto"/>
@@ -5740,7 +5749,7 @@
       <w:pPr>
         <w:numPr>
           <w:ilvl w:val="0"/>
-          <w:numId w:val="307"/>
+          <w:numId w:val="326"/>
         </w:numPr>
         <w:shd w:val="clear" w:color="auto" w:fill="FFFFFF"/>
         <w:spacing w:before="60" w:after="60" w:line="240" w:lineRule="auto"/>
@@ -5879,7 +5888,7 @@
       <w:pPr>
         <w:numPr>
           <w:ilvl w:val="0"/>
-          <w:numId w:val="308"/>
+          <w:numId w:val="327"/>
         </w:numPr>
         <w:shd w:val="clear" w:color="auto" w:fill="FFFFFF"/>
         <w:spacing w:before="60" w:after="60" w:line="240" w:lineRule="auto"/>
@@ -5900,7 +5909,7 @@
       <w:pPr>
         <w:numPr>
           <w:ilvl w:val="0"/>
-          <w:numId w:val="308"/>
+          <w:numId w:val="327"/>
         </w:numPr>
         <w:shd w:val="clear" w:color="auto" w:fill="FFFFFF"/>
         <w:spacing w:before="60" w:after="60" w:line="240" w:lineRule="auto"/>
@@ -5921,7 +5930,7 @@
       <w:pPr>
         <w:numPr>
           <w:ilvl w:val="0"/>
-          <w:numId w:val="308"/>
+          <w:numId w:val="327"/>
         </w:numPr>
         <w:shd w:val="clear" w:color="auto" w:fill="FFFFFF"/>
         <w:spacing w:before="60" w:after="60" w:line="240" w:lineRule="auto"/>
@@ -5942,7 +5951,7 @@
       <w:pPr>
         <w:numPr>
           <w:ilvl w:val="0"/>
-          <w:numId w:val="308"/>
+          <w:numId w:val="327"/>
         </w:numPr>
         <w:shd w:val="clear" w:color="auto" w:fill="FFFFFF"/>
         <w:spacing w:before="60" w:after="60" w:line="240" w:lineRule="auto"/>
@@ -6118,7 +6127,7 @@
       <w:pPr>
         <w:numPr>
           <w:ilvl w:val="0"/>
-          <w:numId w:val="309"/>
+          <w:numId w:val="328"/>
         </w:numPr>
         <w:shd w:val="clear" w:color="auto" w:fill="FFFFFF"/>
         <w:spacing w:before="60" w:after="60" w:line="240" w:lineRule="auto"/>
@@ -6139,7 +6148,7 @@
       <w:pPr>
         <w:numPr>
           <w:ilvl w:val="0"/>
-          <w:numId w:val="309"/>
+          <w:numId w:val="328"/>
         </w:numPr>
         <w:shd w:val="clear" w:color="auto" w:fill="FFFFFF"/>
         <w:spacing w:before="60" w:after="60" w:line="240" w:lineRule="auto"/>
@@ -6160,7 +6169,7 @@
       <w:pPr>
         <w:numPr>
           <w:ilvl w:val="0"/>
-          <w:numId w:val="309"/>
+          <w:numId w:val="328"/>
         </w:numPr>
         <w:shd w:val="clear" w:color="auto" w:fill="FFFFFF"/>
         <w:spacing w:before="60" w:after="60" w:line="240" w:lineRule="auto"/>
@@ -6181,7 +6190,7 @@
       <w:pPr>
         <w:numPr>
           <w:ilvl w:val="0"/>
-          <w:numId w:val="309"/>
+          <w:numId w:val="328"/>
         </w:numPr>
         <w:shd w:val="clear" w:color="auto" w:fill="FFFFFF"/>
         <w:spacing w:before="60" w:after="60" w:line="240" w:lineRule="auto"/>
@@ -6321,7 +6330,7 @@
       <w:pPr>
         <w:numPr>
           <w:ilvl w:val="0"/>
-          <w:numId w:val="310"/>
+          <w:numId w:val="329"/>
         </w:numPr>
         <w:shd w:val="clear" w:color="auto" w:fill="FFFFFF"/>
         <w:spacing w:before="60" w:after="60" w:line="240" w:lineRule="auto"/>
@@ -6342,7 +6351,7 @@
       <w:pPr>
         <w:numPr>
           <w:ilvl w:val="0"/>
-          <w:numId w:val="310"/>
+          <w:numId w:val="329"/>
         </w:numPr>
         <w:shd w:val="clear" w:color="auto" w:fill="FFFFFF"/>
         <w:spacing w:before="60" w:after="60" w:line="240" w:lineRule="auto"/>
@@ -6363,7 +6372,7 @@
       <w:pPr>
         <w:numPr>
           <w:ilvl w:val="0"/>
-          <w:numId w:val="310"/>
+          <w:numId w:val="329"/>
         </w:numPr>
         <w:shd w:val="clear" w:color="auto" w:fill="FFFFFF"/>
         <w:spacing w:before="60" w:after="60" w:line="240" w:lineRule="auto"/>
@@ -6384,7 +6393,7 @@
       <w:pPr>
         <w:numPr>
           <w:ilvl w:val="0"/>
-          <w:numId w:val="310"/>
+          <w:numId w:val="329"/>
         </w:numPr>
         <w:shd w:val="clear" w:color="auto" w:fill="FFFFFF"/>
         <w:spacing w:before="60" w:after="60" w:line="240" w:lineRule="auto"/>
@@ -6531,7 +6540,7 @@
       <w:pPr>
         <w:numPr>
           <w:ilvl w:val="0"/>
-          <w:numId w:val="311"/>
+          <w:numId w:val="330"/>
         </w:numPr>
         <w:shd w:val="clear" w:color="auto" w:fill="FFFFFF"/>
         <w:spacing w:before="60" w:after="60" w:line="240" w:lineRule="auto"/>
@@ -6552,7 +6561,7 @@
       <w:pPr>
         <w:numPr>
           <w:ilvl w:val="0"/>
-          <w:numId w:val="311"/>
+          <w:numId w:val="330"/>
         </w:numPr>
         <w:shd w:val="clear" w:color="auto" w:fill="FFFFFF"/>
         <w:spacing w:before="60" w:after="60" w:line="240" w:lineRule="auto"/>
@@ -6614,7 +6623,7 @@
         <w:pStyle w:val="NormalWeb"/>
         <w:numPr>
           <w:ilvl w:val="0"/>
-          <w:numId w:val="312"/>
+          <w:numId w:val="331"/>
         </w:numPr>
         <w:shd w:val="clear" w:color="auto" w:fill="FFFFFF"/>
         <w:spacing w:before="0" w:beforeAutospacing="0" w:after="225" w:afterAutospacing="0"/>
@@ -6644,7 +6653,7 @@
         <w:pStyle w:val="NormalWeb"/>
         <w:numPr>
           <w:ilvl w:val="0"/>
-          <w:numId w:val="312"/>
+          <w:numId w:val="331"/>
         </w:numPr>
         <w:shd w:val="clear" w:color="auto" w:fill="FFFFFF"/>
         <w:spacing w:before="0" w:beforeAutospacing="0" w:after="225" w:afterAutospacing="0"/>
@@ -6674,7 +6683,7 @@
         <w:pStyle w:val="NormalWeb"/>
         <w:numPr>
           <w:ilvl w:val="0"/>
-          <w:numId w:val="312"/>
+          <w:numId w:val="331"/>
         </w:numPr>
         <w:shd w:val="clear" w:color="auto" w:fill="FFFFFF"/>
         <w:spacing w:before="0" w:beforeAutospacing="0" w:after="225" w:afterAutospacing="0"/>
@@ -6704,7 +6713,7 @@
         <w:pStyle w:val="NormalWeb"/>
         <w:numPr>
           <w:ilvl w:val="0"/>
-          <w:numId w:val="312"/>
+          <w:numId w:val="331"/>
         </w:numPr>
         <w:shd w:val="clear" w:color="auto" w:fill="FFFFFF"/>
         <w:spacing w:before="0" w:beforeAutospacing="0" w:after="225" w:afterAutospacing="0"/>
@@ -6832,7 +6841,7 @@
       <w:pPr>
         <w:numPr>
           <w:ilvl w:val="0"/>
-          <w:numId w:val="313"/>
+          <w:numId w:val="332"/>
         </w:numPr>
         <w:shd w:val="clear" w:color="auto" w:fill="FFFFFF"/>
         <w:spacing w:before="60" w:after="60" w:line="240" w:lineRule="auto"/>
@@ -6853,7 +6862,7 @@
       <w:pPr>
         <w:numPr>
           <w:ilvl w:val="0"/>
-          <w:numId w:val="313"/>
+          <w:numId w:val="332"/>
         </w:numPr>
         <w:shd w:val="clear" w:color="auto" w:fill="FFFFFF"/>
         <w:spacing w:before="60" w:after="60" w:line="240" w:lineRule="auto"/>
@@ -6874,7 +6883,7 @@
       <w:pPr>
         <w:numPr>
           <w:ilvl w:val="0"/>
-          <w:numId w:val="313"/>
+          <w:numId w:val="332"/>
         </w:numPr>
         <w:shd w:val="clear" w:color="auto" w:fill="FFFFFF"/>
         <w:spacing w:before="60" w:after="60" w:line="240" w:lineRule="auto"/>
@@ -6895,7 +6904,7 @@
       <w:pPr>
         <w:numPr>
           <w:ilvl w:val="0"/>
-          <w:numId w:val="313"/>
+          <w:numId w:val="332"/>
         </w:numPr>
         <w:shd w:val="clear" w:color="auto" w:fill="FFFFFF"/>
         <w:spacing w:before="60" w:after="60" w:line="240" w:lineRule="auto"/>
@@ -8752,7 +8761,7 @@
           <w:noProof/>
           <w:color w:val="1F2328"/>
         </w:rPr>
-        <w:pict w14:anchorId="44E6E288">
+        <w:pict w14:anchorId="1632C584">
           <v:rect id="_x0000_i1026" alt="" style="width:451.15pt;height:.05pt;mso-width-percent:0;mso-height-percent:0;mso-width-percent:0;mso-height-percent:0" o:hrpct="964" o:hralign="center" o:hrstd="t" o:hr="t" fillcolor="#a0a0a0" stroked="f"/>
         </w:pict>
       </w:r>
@@ -8811,7 +8820,7 @@
           <w:noProof/>
           <w:color w:val="1F2328"/>
         </w:rPr>
-        <w:pict w14:anchorId="137907A1">
+        <w:pict w14:anchorId="2ECF8EBC">
           <v:rect id="_x0000_i1025" alt="" style="width:451.15pt;height:.05pt;mso-width-percent:0;mso-height-percent:0;mso-width-percent:0;mso-height-percent:0" o:hrpct="964" o:hralign="center" o:hrstd="t" o:hr="t" fillcolor="#a0a0a0" stroked="f"/>
         </w:pict>
       </w:r>
@@ -8835,7 +8844,6 @@
         <w:t>Obrigado por ler “Retorno à Consciência.” Este trabalho está disponível livremente sob licenciamento Creative Commons para máximo impacto e distribuição.</w:t>
       </w:r>
     </w:p>
-    <w:p/>
     <w:sectPr>
       <w:headerReference w:type="even" r:id="rId13"/>
       <w:headerReference w:type="default" r:id="rId14"/>
@@ -9593,6 +9601,155 @@
     </w:lvl>
   </w:abstractNum>
   <w:abstractNum w:abstractNumId="3" w15:restartNumberingAfterBreak="0">
+    <w:nsid w:val="02116BCE"/>
+    <w:multiLevelType w:val="multilevel"/>
+    <w:tmpl w:val="162CFACC"/>
+    <w:lvl w:ilvl="0">
+      <w:start w:val="1"/>
+      <w:numFmt w:val="bullet"/>
+      <w:lvlText w:val=""/>
+      <w:lvlJc w:val="left"/>
+      <w:pPr>
+        <w:tabs>
+          <w:tab w:val="num" w:pos="720"/>
+        </w:tabs>
+        <w:ind w:left="720" w:hanging="360"/>
+      </w:pPr>
+      <w:rPr>
+        <w:rFonts w:ascii="Symbol" w:hAnsi="Symbol" w:hint="default"/>
+        <w:sz w:val="20"/>
+      </w:rPr>
+    </w:lvl>
+    <w:lvl w:ilvl="1" w:tentative="1">
+      <w:start w:val="1"/>
+      <w:numFmt w:val="bullet"/>
+      <w:lvlText w:val="o"/>
+      <w:lvlJc w:val="left"/>
+      <w:pPr>
+        <w:tabs>
+          <w:tab w:val="num" w:pos="1440"/>
+        </w:tabs>
+        <w:ind w:left="1440" w:hanging="360"/>
+      </w:pPr>
+      <w:rPr>
+        <w:rFonts w:ascii="Courier New" w:hAnsi="Courier New" w:hint="default"/>
+        <w:sz w:val="20"/>
+      </w:rPr>
+    </w:lvl>
+    <w:lvl w:ilvl="2" w:tentative="1">
+      <w:start w:val="1"/>
+      <w:numFmt w:val="bullet"/>
+      <w:lvlText w:val=""/>
+      <w:lvlJc w:val="left"/>
+      <w:pPr>
+        <w:tabs>
+          <w:tab w:val="num" w:pos="2160"/>
+        </w:tabs>
+        <w:ind w:left="2160" w:hanging="360"/>
+      </w:pPr>
+      <w:rPr>
+        <w:rFonts w:ascii="Wingdings" w:hAnsi="Wingdings" w:hint="default"/>
+        <w:sz w:val="20"/>
+      </w:rPr>
+    </w:lvl>
+    <w:lvl w:ilvl="3" w:tentative="1">
+      <w:start w:val="1"/>
+      <w:numFmt w:val="bullet"/>
+      <w:lvlText w:val=""/>
+      <w:lvlJc w:val="left"/>
+      <w:pPr>
+        <w:tabs>
+          <w:tab w:val="num" w:pos="2880"/>
+        </w:tabs>
+        <w:ind w:left="2880" w:hanging="360"/>
+      </w:pPr>
+      <w:rPr>
+        <w:rFonts w:ascii="Wingdings" w:hAnsi="Wingdings" w:hint="default"/>
+        <w:sz w:val="20"/>
+      </w:rPr>
+    </w:lvl>
+    <w:lvl w:ilvl="4" w:tentative="1">
+      <w:start w:val="1"/>
+      <w:numFmt w:val="bullet"/>
+      <w:lvlText w:val=""/>
+      <w:lvlJc w:val="left"/>
+      <w:pPr>
+        <w:tabs>
+          <w:tab w:val="num" w:pos="3600"/>
+        </w:tabs>
+        <w:ind w:left="3600" w:hanging="360"/>
+      </w:pPr>
+      <w:rPr>
+        <w:rFonts w:ascii="Wingdings" w:hAnsi="Wingdings" w:hint="default"/>
+        <w:sz w:val="20"/>
+      </w:rPr>
+    </w:lvl>
+    <w:lvl w:ilvl="5" w:tentative="1">
+      <w:start w:val="1"/>
+      <w:numFmt w:val="bullet"/>
+      <w:lvlText w:val=""/>
+      <w:lvlJc w:val="left"/>
+      <w:pPr>
+        <w:tabs>
+          <w:tab w:val="num" w:pos="4320"/>
+        </w:tabs>
+        <w:ind w:left="4320" w:hanging="360"/>
+      </w:pPr>
+      <w:rPr>
+        <w:rFonts w:ascii="Wingdings" w:hAnsi="Wingdings" w:hint="default"/>
+        <w:sz w:val="20"/>
+      </w:rPr>
+    </w:lvl>
+    <w:lvl w:ilvl="6" w:tentative="1">
+      <w:start w:val="1"/>
+      <w:numFmt w:val="bullet"/>
+      <w:lvlText w:val=""/>
+      <w:lvlJc w:val="left"/>
+      <w:pPr>
+        <w:tabs>
+          <w:tab w:val="num" w:pos="5040"/>
+        </w:tabs>
+        <w:ind w:left="5040" w:hanging="360"/>
+      </w:pPr>
+      <w:rPr>
+        <w:rFonts w:ascii="Wingdings" w:hAnsi="Wingdings" w:hint="default"/>
+        <w:sz w:val="20"/>
+      </w:rPr>
+    </w:lvl>
+    <w:lvl w:ilvl="7" w:tentative="1">
+      <w:start w:val="1"/>
+      <w:numFmt w:val="bullet"/>
+      <w:lvlText w:val=""/>
+      <w:lvlJc w:val="left"/>
+      <w:pPr>
+        <w:tabs>
+          <w:tab w:val="num" w:pos="5760"/>
+        </w:tabs>
+        <w:ind w:left="5760" w:hanging="360"/>
+      </w:pPr>
+      <w:rPr>
+        <w:rFonts w:ascii="Wingdings" w:hAnsi="Wingdings" w:hint="default"/>
+        <w:sz w:val="20"/>
+      </w:rPr>
+    </w:lvl>
+    <w:lvl w:ilvl="8" w:tentative="1">
+      <w:start w:val="1"/>
+      <w:numFmt w:val="bullet"/>
+      <w:lvlText w:val=""/>
+      <w:lvlJc w:val="left"/>
+      <w:pPr>
+        <w:tabs>
+          <w:tab w:val="num" w:pos="6480"/>
+        </w:tabs>
+        <w:ind w:left="6480" w:hanging="360"/>
+      </w:pPr>
+      <w:rPr>
+        <w:rFonts w:ascii="Wingdings" w:hAnsi="Wingdings" w:hint="default"/>
+        <w:sz w:val="20"/>
+      </w:rPr>
+    </w:lvl>
+  </w:abstractNum>
+  <w:abstractNum w:abstractNumId="4" w15:restartNumberingAfterBreak="0">
     <w:nsid w:val="0225776F"/>
     <w:multiLevelType w:val="multilevel"/>
     <w:tmpl w:val="51B6125A"/>
@@ -9741,7 +9898,7 @@
       </w:rPr>
     </w:lvl>
   </w:abstractNum>
-  <w:abstractNum w:abstractNumId="4" w15:restartNumberingAfterBreak="0">
+  <w:abstractNum w:abstractNumId="5" w15:restartNumberingAfterBreak="0">
     <w:nsid w:val="02AA50F4"/>
     <w:multiLevelType w:val="multilevel"/>
     <w:tmpl w:val="ED126C94"/>
@@ -9890,7 +10047,7 @@
       </w:rPr>
     </w:lvl>
   </w:abstractNum>
-  <w:abstractNum w:abstractNumId="5" w15:restartNumberingAfterBreak="0">
+  <w:abstractNum w:abstractNumId="6" w15:restartNumberingAfterBreak="0">
     <w:nsid w:val="034522E4"/>
     <w:multiLevelType w:val="multilevel"/>
     <w:tmpl w:val="559EEB28"/>
@@ -10039,7 +10196,7 @@
       </w:rPr>
     </w:lvl>
   </w:abstractNum>
-  <w:abstractNum w:abstractNumId="6" w15:restartNumberingAfterBreak="0">
+  <w:abstractNum w:abstractNumId="7" w15:restartNumberingAfterBreak="0">
     <w:nsid w:val="04281692"/>
     <w:multiLevelType w:val="multilevel"/>
     <w:tmpl w:val="4700430A"/>
@@ -10188,7 +10345,7 @@
       </w:rPr>
     </w:lvl>
   </w:abstractNum>
-  <w:abstractNum w:abstractNumId="7" w15:restartNumberingAfterBreak="0">
+  <w:abstractNum w:abstractNumId="8" w15:restartNumberingAfterBreak="0">
     <w:nsid w:val="04456F62"/>
     <w:multiLevelType w:val="multilevel"/>
     <w:tmpl w:val="B420DF3C"/>
@@ -10301,7 +10458,7 @@
       </w:pPr>
     </w:lvl>
   </w:abstractNum>
-  <w:abstractNum w:abstractNumId="8" w15:restartNumberingAfterBreak="0">
+  <w:abstractNum w:abstractNumId="9" w15:restartNumberingAfterBreak="0">
     <w:nsid w:val="04A97053"/>
     <w:multiLevelType w:val="multilevel"/>
     <w:tmpl w:val="D54A225C"/>
@@ -10450,7 +10607,7 @@
       </w:rPr>
     </w:lvl>
   </w:abstractNum>
-  <w:abstractNum w:abstractNumId="9" w15:restartNumberingAfterBreak="0">
+  <w:abstractNum w:abstractNumId="10" w15:restartNumberingAfterBreak="0">
     <w:nsid w:val="04BB26DA"/>
     <w:multiLevelType w:val="multilevel"/>
     <w:tmpl w:val="8C64414A"/>
@@ -10599,7 +10756,7 @@
       </w:rPr>
     </w:lvl>
   </w:abstractNum>
-  <w:abstractNum w:abstractNumId="10" w15:restartNumberingAfterBreak="0">
+  <w:abstractNum w:abstractNumId="11" w15:restartNumberingAfterBreak="0">
     <w:nsid w:val="051D693C"/>
     <w:multiLevelType w:val="multilevel"/>
     <w:tmpl w:val="DEF889E0"/>
@@ -10712,7 +10869,7 @@
       </w:pPr>
     </w:lvl>
   </w:abstractNum>
-  <w:abstractNum w:abstractNumId="11" w15:restartNumberingAfterBreak="0">
+  <w:abstractNum w:abstractNumId="12" w15:restartNumberingAfterBreak="0">
     <w:nsid w:val="0585788E"/>
     <w:multiLevelType w:val="multilevel"/>
     <w:tmpl w:val="401E5016"/>
@@ -10861,7 +11018,7 @@
       </w:rPr>
     </w:lvl>
   </w:abstractNum>
-  <w:abstractNum w:abstractNumId="12" w15:restartNumberingAfterBreak="0">
+  <w:abstractNum w:abstractNumId="13" w15:restartNumberingAfterBreak="0">
     <w:nsid w:val="05CB6BF8"/>
     <w:multiLevelType w:val="multilevel"/>
     <w:tmpl w:val="93EE773C"/>
@@ -11010,7 +11167,7 @@
       </w:rPr>
     </w:lvl>
   </w:abstractNum>
-  <w:abstractNum w:abstractNumId="13" w15:restartNumberingAfterBreak="0">
+  <w:abstractNum w:abstractNumId="14" w15:restartNumberingAfterBreak="0">
     <w:nsid w:val="065A54E5"/>
     <w:multiLevelType w:val="multilevel"/>
     <w:tmpl w:val="166EFBF6"/>
@@ -11159,7 +11316,7 @@
       </w:rPr>
     </w:lvl>
   </w:abstractNum>
-  <w:abstractNum w:abstractNumId="14" w15:restartNumberingAfterBreak="0">
+  <w:abstractNum w:abstractNumId="15" w15:restartNumberingAfterBreak="0">
     <w:nsid w:val="067B5414"/>
     <w:multiLevelType w:val="multilevel"/>
     <w:tmpl w:val="79D089A4"/>
@@ -11308,7 +11465,7 @@
       </w:rPr>
     </w:lvl>
   </w:abstractNum>
-  <w:abstractNum w:abstractNumId="15" w15:restartNumberingAfterBreak="0">
+  <w:abstractNum w:abstractNumId="16" w15:restartNumberingAfterBreak="0">
     <w:nsid w:val="06A75A11"/>
     <w:multiLevelType w:val="multilevel"/>
     <w:tmpl w:val="0096C908"/>
@@ -11457,7 +11614,7 @@
       </w:rPr>
     </w:lvl>
   </w:abstractNum>
-  <w:abstractNum w:abstractNumId="16" w15:restartNumberingAfterBreak="0">
+  <w:abstractNum w:abstractNumId="17" w15:restartNumberingAfterBreak="0">
     <w:nsid w:val="07C54E79"/>
     <w:multiLevelType w:val="multilevel"/>
     <w:tmpl w:val="9DAC77E0"/>
@@ -11606,7 +11763,7 @@
       </w:rPr>
     </w:lvl>
   </w:abstractNum>
-  <w:abstractNum w:abstractNumId="17" w15:restartNumberingAfterBreak="0">
+  <w:abstractNum w:abstractNumId="18" w15:restartNumberingAfterBreak="0">
     <w:nsid w:val="07D64327"/>
     <w:multiLevelType w:val="multilevel"/>
     <w:tmpl w:val="FFA86686"/>
@@ -11755,7 +11912,7 @@
       </w:rPr>
     </w:lvl>
   </w:abstractNum>
-  <w:abstractNum w:abstractNumId="18" w15:restartNumberingAfterBreak="0">
+  <w:abstractNum w:abstractNumId="19" w15:restartNumberingAfterBreak="0">
     <w:nsid w:val="080847EF"/>
     <w:multiLevelType w:val="multilevel"/>
     <w:tmpl w:val="BA969746"/>
@@ -11904,7 +12061,7 @@
       </w:rPr>
     </w:lvl>
   </w:abstractNum>
-  <w:abstractNum w:abstractNumId="19" w15:restartNumberingAfterBreak="0">
+  <w:abstractNum w:abstractNumId="20" w15:restartNumberingAfterBreak="0">
     <w:nsid w:val="08165F51"/>
     <w:multiLevelType w:val="multilevel"/>
     <w:tmpl w:val="DBE228C0"/>
@@ -12053,7 +12210,7 @@
       </w:rPr>
     </w:lvl>
   </w:abstractNum>
-  <w:abstractNum w:abstractNumId="20" w15:restartNumberingAfterBreak="0">
+  <w:abstractNum w:abstractNumId="21" w15:restartNumberingAfterBreak="0">
     <w:nsid w:val="081C5D5E"/>
     <w:multiLevelType w:val="multilevel"/>
     <w:tmpl w:val="4798FD0C"/>
@@ -12202,7 +12359,7 @@
       </w:rPr>
     </w:lvl>
   </w:abstractNum>
-  <w:abstractNum w:abstractNumId="21" w15:restartNumberingAfterBreak="0">
+  <w:abstractNum w:abstractNumId="22" w15:restartNumberingAfterBreak="0">
     <w:nsid w:val="081F2ECF"/>
     <w:multiLevelType w:val="multilevel"/>
     <w:tmpl w:val="ECC4CB0A"/>
@@ -12351,7 +12508,7 @@
       </w:rPr>
     </w:lvl>
   </w:abstractNum>
-  <w:abstractNum w:abstractNumId="22" w15:restartNumberingAfterBreak="0">
+  <w:abstractNum w:abstractNumId="23" w15:restartNumberingAfterBreak="0">
     <w:nsid w:val="08BA7388"/>
     <w:multiLevelType w:val="multilevel"/>
     <w:tmpl w:val="01A2F822"/>
@@ -12500,7 +12657,7 @@
       </w:rPr>
     </w:lvl>
   </w:abstractNum>
-  <w:abstractNum w:abstractNumId="23" w15:restartNumberingAfterBreak="0">
+  <w:abstractNum w:abstractNumId="24" w15:restartNumberingAfterBreak="0">
     <w:nsid w:val="092A3368"/>
     <w:multiLevelType w:val="multilevel"/>
     <w:tmpl w:val="A824DB1A"/>
@@ -12649,7 +12806,7 @@
       </w:rPr>
     </w:lvl>
   </w:abstractNum>
-  <w:abstractNum w:abstractNumId="24" w15:restartNumberingAfterBreak="0">
+  <w:abstractNum w:abstractNumId="25" w15:restartNumberingAfterBreak="0">
     <w:nsid w:val="09441F02"/>
     <w:multiLevelType w:val="multilevel"/>
     <w:tmpl w:val="A0320FDC"/>
@@ -12798,7 +12955,7 @@
       </w:rPr>
     </w:lvl>
   </w:abstractNum>
-  <w:abstractNum w:abstractNumId="25" w15:restartNumberingAfterBreak="0">
+  <w:abstractNum w:abstractNumId="26" w15:restartNumberingAfterBreak="0">
     <w:nsid w:val="09F1068B"/>
     <w:multiLevelType w:val="multilevel"/>
     <w:tmpl w:val="7BE8FDE2"/>
@@ -12947,7 +13104,7 @@
       </w:rPr>
     </w:lvl>
   </w:abstractNum>
-  <w:abstractNum w:abstractNumId="26" w15:restartNumberingAfterBreak="0">
+  <w:abstractNum w:abstractNumId="27" w15:restartNumberingAfterBreak="0">
     <w:nsid w:val="0A8662DF"/>
     <w:multiLevelType w:val="multilevel"/>
     <w:tmpl w:val="9412EA8A"/>
@@ -13096,7 +13253,7 @@
       </w:rPr>
     </w:lvl>
   </w:abstractNum>
-  <w:abstractNum w:abstractNumId="27" w15:restartNumberingAfterBreak="0">
+  <w:abstractNum w:abstractNumId="28" w15:restartNumberingAfterBreak="0">
     <w:nsid w:val="0AEF1EF8"/>
     <w:multiLevelType w:val="multilevel"/>
     <w:tmpl w:val="A4200B34"/>
@@ -13245,7 +13402,7 @@
       </w:rPr>
     </w:lvl>
   </w:abstractNum>
-  <w:abstractNum w:abstractNumId="28" w15:restartNumberingAfterBreak="0">
+  <w:abstractNum w:abstractNumId="29" w15:restartNumberingAfterBreak="0">
     <w:nsid w:val="0B7E02E1"/>
     <w:multiLevelType w:val="multilevel"/>
     <w:tmpl w:val="3D7E69B6"/>
@@ -13394,7 +13551,7 @@
       </w:rPr>
     </w:lvl>
   </w:abstractNum>
-  <w:abstractNum w:abstractNumId="29" w15:restartNumberingAfterBreak="0">
+  <w:abstractNum w:abstractNumId="30" w15:restartNumberingAfterBreak="0">
     <w:nsid w:val="0BEB5AEE"/>
     <w:multiLevelType w:val="multilevel"/>
     <w:tmpl w:val="4E0A642C"/>
@@ -13543,7 +13700,7 @@
       </w:rPr>
     </w:lvl>
   </w:abstractNum>
-  <w:abstractNum w:abstractNumId="30" w15:restartNumberingAfterBreak="0">
+  <w:abstractNum w:abstractNumId="31" w15:restartNumberingAfterBreak="0">
     <w:nsid w:val="0C6F3351"/>
     <w:multiLevelType w:val="multilevel"/>
     <w:tmpl w:val="F3B2B398"/>
@@ -13692,7 +13849,7 @@
       </w:rPr>
     </w:lvl>
   </w:abstractNum>
-  <w:abstractNum w:abstractNumId="31" w15:restartNumberingAfterBreak="0">
+  <w:abstractNum w:abstractNumId="32" w15:restartNumberingAfterBreak="0">
     <w:nsid w:val="0CE44981"/>
     <w:multiLevelType w:val="multilevel"/>
     <w:tmpl w:val="55B42C14"/>
@@ -13841,7 +13998,7 @@
       </w:rPr>
     </w:lvl>
   </w:abstractNum>
-  <w:abstractNum w:abstractNumId="32" w15:restartNumberingAfterBreak="0">
+  <w:abstractNum w:abstractNumId="33" w15:restartNumberingAfterBreak="0">
     <w:nsid w:val="0CFE257A"/>
     <w:multiLevelType w:val="multilevel"/>
     <w:tmpl w:val="06487546"/>
@@ -13990,7 +14147,7 @@
       </w:rPr>
     </w:lvl>
   </w:abstractNum>
-  <w:abstractNum w:abstractNumId="33" w15:restartNumberingAfterBreak="0">
+  <w:abstractNum w:abstractNumId="34" w15:restartNumberingAfterBreak="0">
     <w:nsid w:val="0D286AF5"/>
     <w:multiLevelType w:val="multilevel"/>
     <w:tmpl w:val="2CBA2836"/>
@@ -14139,7 +14296,156 @@
       </w:rPr>
     </w:lvl>
   </w:abstractNum>
-  <w:abstractNum w:abstractNumId="34" w15:restartNumberingAfterBreak="0">
+  <w:abstractNum w:abstractNumId="35" w15:restartNumberingAfterBreak="0">
+    <w:nsid w:val="0EC00BC9"/>
+    <w:multiLevelType w:val="multilevel"/>
+    <w:tmpl w:val="91BEB0E6"/>
+    <w:lvl w:ilvl="0">
+      <w:start w:val="1"/>
+      <w:numFmt w:val="bullet"/>
+      <w:lvlText w:val=""/>
+      <w:lvlJc w:val="left"/>
+      <w:pPr>
+        <w:tabs>
+          <w:tab w:val="num" w:pos="720"/>
+        </w:tabs>
+        <w:ind w:left="720" w:hanging="360"/>
+      </w:pPr>
+      <w:rPr>
+        <w:rFonts w:ascii="Symbol" w:hAnsi="Symbol" w:hint="default"/>
+        <w:sz w:val="20"/>
+      </w:rPr>
+    </w:lvl>
+    <w:lvl w:ilvl="1" w:tentative="1">
+      <w:start w:val="1"/>
+      <w:numFmt w:val="bullet"/>
+      <w:lvlText w:val="o"/>
+      <w:lvlJc w:val="left"/>
+      <w:pPr>
+        <w:tabs>
+          <w:tab w:val="num" w:pos="1440"/>
+        </w:tabs>
+        <w:ind w:left="1440" w:hanging="360"/>
+      </w:pPr>
+      <w:rPr>
+        <w:rFonts w:ascii="Courier New" w:hAnsi="Courier New" w:hint="default"/>
+        <w:sz w:val="20"/>
+      </w:rPr>
+    </w:lvl>
+    <w:lvl w:ilvl="2" w:tentative="1">
+      <w:start w:val="1"/>
+      <w:numFmt w:val="bullet"/>
+      <w:lvlText w:val=""/>
+      <w:lvlJc w:val="left"/>
+      <w:pPr>
+        <w:tabs>
+          <w:tab w:val="num" w:pos="2160"/>
+        </w:tabs>
+        <w:ind w:left="2160" w:hanging="360"/>
+      </w:pPr>
+      <w:rPr>
+        <w:rFonts w:ascii="Wingdings" w:hAnsi="Wingdings" w:hint="default"/>
+        <w:sz w:val="20"/>
+      </w:rPr>
+    </w:lvl>
+    <w:lvl w:ilvl="3" w:tentative="1">
+      <w:start w:val="1"/>
+      <w:numFmt w:val="bullet"/>
+      <w:lvlText w:val=""/>
+      <w:lvlJc w:val="left"/>
+      <w:pPr>
+        <w:tabs>
+          <w:tab w:val="num" w:pos="2880"/>
+        </w:tabs>
+        <w:ind w:left="2880" w:hanging="360"/>
+      </w:pPr>
+      <w:rPr>
+        <w:rFonts w:ascii="Wingdings" w:hAnsi="Wingdings" w:hint="default"/>
+        <w:sz w:val="20"/>
+      </w:rPr>
+    </w:lvl>
+    <w:lvl w:ilvl="4" w:tentative="1">
+      <w:start w:val="1"/>
+      <w:numFmt w:val="bullet"/>
+      <w:lvlText w:val=""/>
+      <w:lvlJc w:val="left"/>
+      <w:pPr>
+        <w:tabs>
+          <w:tab w:val="num" w:pos="3600"/>
+        </w:tabs>
+        <w:ind w:left="3600" w:hanging="360"/>
+      </w:pPr>
+      <w:rPr>
+        <w:rFonts w:ascii="Wingdings" w:hAnsi="Wingdings" w:hint="default"/>
+        <w:sz w:val="20"/>
+      </w:rPr>
+    </w:lvl>
+    <w:lvl w:ilvl="5" w:tentative="1">
+      <w:start w:val="1"/>
+      <w:numFmt w:val="bullet"/>
+      <w:lvlText w:val=""/>
+      <w:lvlJc w:val="left"/>
+      <w:pPr>
+        <w:tabs>
+          <w:tab w:val="num" w:pos="4320"/>
+        </w:tabs>
+        <w:ind w:left="4320" w:hanging="360"/>
+      </w:pPr>
+      <w:rPr>
+        <w:rFonts w:ascii="Wingdings" w:hAnsi="Wingdings" w:hint="default"/>
+        <w:sz w:val="20"/>
+      </w:rPr>
+    </w:lvl>
+    <w:lvl w:ilvl="6" w:tentative="1">
+      <w:start w:val="1"/>
+      <w:numFmt w:val="bullet"/>
+      <w:lvlText w:val=""/>
+      <w:lvlJc w:val="left"/>
+      <w:pPr>
+        <w:tabs>
+          <w:tab w:val="num" w:pos="5040"/>
+        </w:tabs>
+        <w:ind w:left="5040" w:hanging="360"/>
+      </w:pPr>
+      <w:rPr>
+        <w:rFonts w:ascii="Wingdings" w:hAnsi="Wingdings" w:hint="default"/>
+        <w:sz w:val="20"/>
+      </w:rPr>
+    </w:lvl>
+    <w:lvl w:ilvl="7" w:tentative="1">
+      <w:start w:val="1"/>
+      <w:numFmt w:val="bullet"/>
+      <w:lvlText w:val=""/>
+      <w:lvlJc w:val="left"/>
+      <w:pPr>
+        <w:tabs>
+          <w:tab w:val="num" w:pos="5760"/>
+        </w:tabs>
+        <w:ind w:left="5760" w:hanging="360"/>
+      </w:pPr>
+      <w:rPr>
+        <w:rFonts w:ascii="Wingdings" w:hAnsi="Wingdings" w:hint="default"/>
+        <w:sz w:val="20"/>
+      </w:rPr>
+    </w:lvl>
+    <w:lvl w:ilvl="8" w:tentative="1">
+      <w:start w:val="1"/>
+      <w:numFmt w:val="bullet"/>
+      <w:lvlText w:val=""/>
+      <w:lvlJc w:val="left"/>
+      <w:pPr>
+        <w:tabs>
+          <w:tab w:val="num" w:pos="6480"/>
+        </w:tabs>
+        <w:ind w:left="6480" w:hanging="360"/>
+      </w:pPr>
+      <w:rPr>
+        <w:rFonts w:ascii="Wingdings" w:hAnsi="Wingdings" w:hint="default"/>
+        <w:sz w:val="20"/>
+      </w:rPr>
+    </w:lvl>
+  </w:abstractNum>
+  <w:abstractNum w:abstractNumId="36" w15:restartNumberingAfterBreak="0">
     <w:nsid w:val="0F944833"/>
     <w:multiLevelType w:val="multilevel"/>
     <w:tmpl w:val="0EDA2926"/>
@@ -14288,7 +14594,156 @@
       </w:rPr>
     </w:lvl>
   </w:abstractNum>
-  <w:abstractNum w:abstractNumId="35" w15:restartNumberingAfterBreak="0">
+  <w:abstractNum w:abstractNumId="37" w15:restartNumberingAfterBreak="0">
+    <w:nsid w:val="100847DF"/>
+    <w:multiLevelType w:val="multilevel"/>
+    <w:tmpl w:val="FE58144A"/>
+    <w:lvl w:ilvl="0">
+      <w:start w:val="1"/>
+      <w:numFmt w:val="bullet"/>
+      <w:lvlText w:val=""/>
+      <w:lvlJc w:val="left"/>
+      <w:pPr>
+        <w:tabs>
+          <w:tab w:val="num" w:pos="720"/>
+        </w:tabs>
+        <w:ind w:left="720" w:hanging="360"/>
+      </w:pPr>
+      <w:rPr>
+        <w:rFonts w:ascii="Symbol" w:hAnsi="Symbol" w:hint="default"/>
+        <w:sz w:val="20"/>
+      </w:rPr>
+    </w:lvl>
+    <w:lvl w:ilvl="1" w:tentative="1">
+      <w:start w:val="1"/>
+      <w:numFmt w:val="bullet"/>
+      <w:lvlText w:val="o"/>
+      <w:lvlJc w:val="left"/>
+      <w:pPr>
+        <w:tabs>
+          <w:tab w:val="num" w:pos="1440"/>
+        </w:tabs>
+        <w:ind w:left="1440" w:hanging="360"/>
+      </w:pPr>
+      <w:rPr>
+        <w:rFonts w:ascii="Courier New" w:hAnsi="Courier New" w:hint="default"/>
+        <w:sz w:val="20"/>
+      </w:rPr>
+    </w:lvl>
+    <w:lvl w:ilvl="2" w:tentative="1">
+      <w:start w:val="1"/>
+      <w:numFmt w:val="bullet"/>
+      <w:lvlText w:val=""/>
+      <w:lvlJc w:val="left"/>
+      <w:pPr>
+        <w:tabs>
+          <w:tab w:val="num" w:pos="2160"/>
+        </w:tabs>
+        <w:ind w:left="2160" w:hanging="360"/>
+      </w:pPr>
+      <w:rPr>
+        <w:rFonts w:ascii="Wingdings" w:hAnsi="Wingdings" w:hint="default"/>
+        <w:sz w:val="20"/>
+      </w:rPr>
+    </w:lvl>
+    <w:lvl w:ilvl="3" w:tentative="1">
+      <w:start w:val="1"/>
+      <w:numFmt w:val="bullet"/>
+      <w:lvlText w:val=""/>
+      <w:lvlJc w:val="left"/>
+      <w:pPr>
+        <w:tabs>
+          <w:tab w:val="num" w:pos="2880"/>
+        </w:tabs>
+        <w:ind w:left="2880" w:hanging="360"/>
+      </w:pPr>
+      <w:rPr>
+        <w:rFonts w:ascii="Wingdings" w:hAnsi="Wingdings" w:hint="default"/>
+        <w:sz w:val="20"/>
+      </w:rPr>
+    </w:lvl>
+    <w:lvl w:ilvl="4" w:tentative="1">
+      <w:start w:val="1"/>
+      <w:numFmt w:val="bullet"/>
+      <w:lvlText w:val=""/>
+      <w:lvlJc w:val="left"/>
+      <w:pPr>
+        <w:tabs>
+          <w:tab w:val="num" w:pos="3600"/>
+        </w:tabs>
+        <w:ind w:left="3600" w:hanging="360"/>
+      </w:pPr>
+      <w:rPr>
+        <w:rFonts w:ascii="Wingdings" w:hAnsi="Wingdings" w:hint="default"/>
+        <w:sz w:val="20"/>
+      </w:rPr>
+    </w:lvl>
+    <w:lvl w:ilvl="5" w:tentative="1">
+      <w:start w:val="1"/>
+      <w:numFmt w:val="bullet"/>
+      <w:lvlText w:val=""/>
+      <w:lvlJc w:val="left"/>
+      <w:pPr>
+        <w:tabs>
+          <w:tab w:val="num" w:pos="4320"/>
+        </w:tabs>
+        <w:ind w:left="4320" w:hanging="360"/>
+      </w:pPr>
+      <w:rPr>
+        <w:rFonts w:ascii="Wingdings" w:hAnsi="Wingdings" w:hint="default"/>
+        <w:sz w:val="20"/>
+      </w:rPr>
+    </w:lvl>
+    <w:lvl w:ilvl="6" w:tentative="1">
+      <w:start w:val="1"/>
+      <w:numFmt w:val="bullet"/>
+      <w:lvlText w:val=""/>
+      <w:lvlJc w:val="left"/>
+      <w:pPr>
+        <w:tabs>
+          <w:tab w:val="num" w:pos="5040"/>
+        </w:tabs>
+        <w:ind w:left="5040" w:hanging="360"/>
+      </w:pPr>
+      <w:rPr>
+        <w:rFonts w:ascii="Wingdings" w:hAnsi="Wingdings" w:hint="default"/>
+        <w:sz w:val="20"/>
+      </w:rPr>
+    </w:lvl>
+    <w:lvl w:ilvl="7" w:tentative="1">
+      <w:start w:val="1"/>
+      <w:numFmt w:val="bullet"/>
+      <w:lvlText w:val=""/>
+      <w:lvlJc w:val="left"/>
+      <w:pPr>
+        <w:tabs>
+          <w:tab w:val="num" w:pos="5760"/>
+        </w:tabs>
+        <w:ind w:left="5760" w:hanging="360"/>
+      </w:pPr>
+      <w:rPr>
+        <w:rFonts w:ascii="Wingdings" w:hAnsi="Wingdings" w:hint="default"/>
+        <w:sz w:val="20"/>
+      </w:rPr>
+    </w:lvl>
+    <w:lvl w:ilvl="8" w:tentative="1">
+      <w:start w:val="1"/>
+      <w:numFmt w:val="bullet"/>
+      <w:lvlText w:val=""/>
+      <w:lvlJc w:val="left"/>
+      <w:pPr>
+        <w:tabs>
+          <w:tab w:val="num" w:pos="6480"/>
+        </w:tabs>
+        <w:ind w:left="6480" w:hanging="360"/>
+      </w:pPr>
+      <w:rPr>
+        <w:rFonts w:ascii="Wingdings" w:hAnsi="Wingdings" w:hint="default"/>
+        <w:sz w:val="20"/>
+      </w:rPr>
+    </w:lvl>
+  </w:abstractNum>
+  <w:abstractNum w:abstractNumId="38" w15:restartNumberingAfterBreak="0">
     <w:nsid w:val="101106D9"/>
     <w:multiLevelType w:val="multilevel"/>
     <w:tmpl w:val="C87CEE02"/>
@@ -14437,7 +14892,7 @@
       </w:rPr>
     </w:lvl>
   </w:abstractNum>
-  <w:abstractNum w:abstractNumId="36" w15:restartNumberingAfterBreak="0">
+  <w:abstractNum w:abstractNumId="39" w15:restartNumberingAfterBreak="0">
     <w:nsid w:val="10703B01"/>
     <w:multiLevelType w:val="multilevel"/>
     <w:tmpl w:val="C23649D0"/>
@@ -14586,7 +15041,7 @@
       </w:rPr>
     </w:lvl>
   </w:abstractNum>
-  <w:abstractNum w:abstractNumId="37" w15:restartNumberingAfterBreak="0">
+  <w:abstractNum w:abstractNumId="40" w15:restartNumberingAfterBreak="0">
     <w:nsid w:val="10BF2D19"/>
     <w:multiLevelType w:val="multilevel"/>
     <w:tmpl w:val="A7946FB0"/>
@@ -14735,7 +15190,7 @@
       </w:rPr>
     </w:lvl>
   </w:abstractNum>
-  <w:abstractNum w:abstractNumId="38" w15:restartNumberingAfterBreak="0">
+  <w:abstractNum w:abstractNumId="41" w15:restartNumberingAfterBreak="0">
     <w:nsid w:val="11191989"/>
     <w:multiLevelType w:val="multilevel"/>
     <w:tmpl w:val="A0766C94"/>
@@ -14884,7 +15339,7 @@
       </w:rPr>
     </w:lvl>
   </w:abstractNum>
-  <w:abstractNum w:abstractNumId="39" w15:restartNumberingAfterBreak="0">
+  <w:abstractNum w:abstractNumId="42" w15:restartNumberingAfterBreak="0">
     <w:nsid w:val="11BE6B34"/>
     <w:multiLevelType w:val="multilevel"/>
     <w:tmpl w:val="F57C3264"/>
@@ -15033,7 +15488,7 @@
       </w:rPr>
     </w:lvl>
   </w:abstractNum>
-  <w:abstractNum w:abstractNumId="40" w15:restartNumberingAfterBreak="0">
+  <w:abstractNum w:abstractNumId="43" w15:restartNumberingAfterBreak="0">
     <w:nsid w:val="12502966"/>
     <w:multiLevelType w:val="multilevel"/>
     <w:tmpl w:val="DECE00A4"/>
@@ -15182,7 +15637,7 @@
       </w:rPr>
     </w:lvl>
   </w:abstractNum>
-  <w:abstractNum w:abstractNumId="41" w15:restartNumberingAfterBreak="0">
+  <w:abstractNum w:abstractNumId="44" w15:restartNumberingAfterBreak="0">
     <w:nsid w:val="13F729E6"/>
     <w:multiLevelType w:val="multilevel"/>
     <w:tmpl w:val="4F8AEEEE"/>
@@ -15331,7 +15786,156 @@
       </w:rPr>
     </w:lvl>
   </w:abstractNum>
-  <w:abstractNum w:abstractNumId="42" w15:restartNumberingAfterBreak="0">
+  <w:abstractNum w:abstractNumId="45" w15:restartNumberingAfterBreak="0">
+    <w:nsid w:val="14484657"/>
+    <w:multiLevelType w:val="multilevel"/>
+    <w:tmpl w:val="815C41B8"/>
+    <w:lvl w:ilvl="0">
+      <w:start w:val="1"/>
+      <w:numFmt w:val="bullet"/>
+      <w:lvlText w:val=""/>
+      <w:lvlJc w:val="left"/>
+      <w:pPr>
+        <w:tabs>
+          <w:tab w:val="num" w:pos="720"/>
+        </w:tabs>
+        <w:ind w:left="720" w:hanging="360"/>
+      </w:pPr>
+      <w:rPr>
+        <w:rFonts w:ascii="Symbol" w:hAnsi="Symbol" w:hint="default"/>
+        <w:sz w:val="20"/>
+      </w:rPr>
+    </w:lvl>
+    <w:lvl w:ilvl="1" w:tentative="1">
+      <w:start w:val="1"/>
+      <w:numFmt w:val="bullet"/>
+      <w:lvlText w:val="o"/>
+      <w:lvlJc w:val="left"/>
+      <w:pPr>
+        <w:tabs>
+          <w:tab w:val="num" w:pos="1440"/>
+        </w:tabs>
+        <w:ind w:left="1440" w:hanging="360"/>
+      </w:pPr>
+      <w:rPr>
+        <w:rFonts w:ascii="Courier New" w:hAnsi="Courier New" w:hint="default"/>
+        <w:sz w:val="20"/>
+      </w:rPr>
+    </w:lvl>
+    <w:lvl w:ilvl="2" w:tentative="1">
+      <w:start w:val="1"/>
+      <w:numFmt w:val="bullet"/>
+      <w:lvlText w:val=""/>
+      <w:lvlJc w:val="left"/>
+      <w:pPr>
+        <w:tabs>
+          <w:tab w:val="num" w:pos="2160"/>
+        </w:tabs>
+        <w:ind w:left="2160" w:hanging="360"/>
+      </w:pPr>
+      <w:rPr>
+        <w:rFonts w:ascii="Wingdings" w:hAnsi="Wingdings" w:hint="default"/>
+        <w:sz w:val="20"/>
+      </w:rPr>
+    </w:lvl>
+    <w:lvl w:ilvl="3" w:tentative="1">
+      <w:start w:val="1"/>
+      <w:numFmt w:val="bullet"/>
+      <w:lvlText w:val=""/>
+      <w:lvlJc w:val="left"/>
+      <w:pPr>
+        <w:tabs>
+          <w:tab w:val="num" w:pos="2880"/>
+        </w:tabs>
+        <w:ind w:left="2880" w:hanging="360"/>
+      </w:pPr>
+      <w:rPr>
+        <w:rFonts w:ascii="Wingdings" w:hAnsi="Wingdings" w:hint="default"/>
+        <w:sz w:val="20"/>
+      </w:rPr>
+    </w:lvl>
+    <w:lvl w:ilvl="4" w:tentative="1">
+      <w:start w:val="1"/>
+      <w:numFmt w:val="bullet"/>
+      <w:lvlText w:val=""/>
+      <w:lvlJc w:val="left"/>
+      <w:pPr>
+        <w:tabs>
+          <w:tab w:val="num" w:pos="3600"/>
+        </w:tabs>
+        <w:ind w:left="3600" w:hanging="360"/>
+      </w:pPr>
+      <w:rPr>
+        <w:rFonts w:ascii="Wingdings" w:hAnsi="Wingdings" w:hint="default"/>
+        <w:sz w:val="20"/>
+      </w:rPr>
+    </w:lvl>
+    <w:lvl w:ilvl="5" w:tentative="1">
+      <w:start w:val="1"/>
+      <w:numFmt w:val="bullet"/>
+      <w:lvlText w:val=""/>
+      <w:lvlJc w:val="left"/>
+      <w:pPr>
+        <w:tabs>
+          <w:tab w:val="num" w:pos="4320"/>
+        </w:tabs>
+        <w:ind w:left="4320" w:hanging="360"/>
+      </w:pPr>
+      <w:rPr>
+        <w:rFonts w:ascii="Wingdings" w:hAnsi="Wingdings" w:hint="default"/>
+        <w:sz w:val="20"/>
+      </w:rPr>
+    </w:lvl>
+    <w:lvl w:ilvl="6" w:tentative="1">
+      <w:start w:val="1"/>
+      <w:numFmt w:val="bullet"/>
+      <w:lvlText w:val=""/>
+      <w:lvlJc w:val="left"/>
+      <w:pPr>
+        <w:tabs>
+          <w:tab w:val="num" w:pos="5040"/>
+        </w:tabs>
+        <w:ind w:left="5040" w:hanging="360"/>
+      </w:pPr>
+      <w:rPr>
+        <w:rFonts w:ascii="Wingdings" w:hAnsi="Wingdings" w:hint="default"/>
+        <w:sz w:val="20"/>
+      </w:rPr>
+    </w:lvl>
+    <w:lvl w:ilvl="7" w:tentative="1">
+      <w:start w:val="1"/>
+      <w:numFmt w:val="bullet"/>
+      <w:lvlText w:val=""/>
+      <w:lvlJc w:val="left"/>
+      <w:pPr>
+        <w:tabs>
+          <w:tab w:val="num" w:pos="5760"/>
+        </w:tabs>
+        <w:ind w:left="5760" w:hanging="360"/>
+      </w:pPr>
+      <w:rPr>
+        <w:rFonts w:ascii="Wingdings" w:hAnsi="Wingdings" w:hint="default"/>
+        <w:sz w:val="20"/>
+      </w:rPr>
+    </w:lvl>
+    <w:lvl w:ilvl="8" w:tentative="1">
+      <w:start w:val="1"/>
+      <w:numFmt w:val="bullet"/>
+      <w:lvlText w:val=""/>
+      <w:lvlJc w:val="left"/>
+      <w:pPr>
+        <w:tabs>
+          <w:tab w:val="num" w:pos="6480"/>
+        </w:tabs>
+        <w:ind w:left="6480" w:hanging="360"/>
+      </w:pPr>
+      <w:rPr>
+        <w:rFonts w:ascii="Wingdings" w:hAnsi="Wingdings" w:hint="default"/>
+        <w:sz w:val="20"/>
+      </w:rPr>
+    </w:lvl>
+  </w:abstractNum>
+  <w:abstractNum w:abstractNumId="46" w15:restartNumberingAfterBreak="0">
     <w:nsid w:val="145E7C6A"/>
     <w:multiLevelType w:val="multilevel"/>
     <w:tmpl w:val="9048940E"/>
@@ -15480,7 +16084,7 @@
       </w:rPr>
     </w:lvl>
   </w:abstractNum>
-  <w:abstractNum w:abstractNumId="43" w15:restartNumberingAfterBreak="0">
+  <w:abstractNum w:abstractNumId="47" w15:restartNumberingAfterBreak="0">
     <w:nsid w:val="14C62999"/>
     <w:multiLevelType w:val="multilevel"/>
     <w:tmpl w:val="183AAEB8"/>
@@ -15629,7 +16233,7 @@
       </w:rPr>
     </w:lvl>
   </w:abstractNum>
-  <w:abstractNum w:abstractNumId="44" w15:restartNumberingAfterBreak="0">
+  <w:abstractNum w:abstractNumId="48" w15:restartNumberingAfterBreak="0">
     <w:nsid w:val="15CD123D"/>
     <w:multiLevelType w:val="multilevel"/>
     <w:tmpl w:val="E1365CBA"/>
@@ -15778,7 +16382,7 @@
       </w:rPr>
     </w:lvl>
   </w:abstractNum>
-  <w:abstractNum w:abstractNumId="45" w15:restartNumberingAfterBreak="0">
+  <w:abstractNum w:abstractNumId="49" w15:restartNumberingAfterBreak="0">
     <w:nsid w:val="15F50156"/>
     <w:multiLevelType w:val="multilevel"/>
     <w:tmpl w:val="DBACDB56"/>
@@ -15927,7 +16531,7 @@
       </w:rPr>
     </w:lvl>
   </w:abstractNum>
-  <w:abstractNum w:abstractNumId="46" w15:restartNumberingAfterBreak="0">
+  <w:abstractNum w:abstractNumId="50" w15:restartNumberingAfterBreak="0">
     <w:nsid w:val="16200619"/>
     <w:multiLevelType w:val="multilevel"/>
     <w:tmpl w:val="208CE492"/>
@@ -16076,7 +16680,7 @@
       </w:rPr>
     </w:lvl>
   </w:abstractNum>
-  <w:abstractNum w:abstractNumId="47" w15:restartNumberingAfterBreak="0">
+  <w:abstractNum w:abstractNumId="51" w15:restartNumberingAfterBreak="0">
     <w:nsid w:val="16334BDE"/>
     <w:multiLevelType w:val="multilevel"/>
     <w:tmpl w:val="7FBE196E"/>
@@ -16225,7 +16829,7 @@
       </w:rPr>
     </w:lvl>
   </w:abstractNum>
-  <w:abstractNum w:abstractNumId="48" w15:restartNumberingAfterBreak="0">
+  <w:abstractNum w:abstractNumId="52" w15:restartNumberingAfterBreak="0">
     <w:nsid w:val="16783030"/>
     <w:multiLevelType w:val="multilevel"/>
     <w:tmpl w:val="A1781E9E"/>
@@ -16374,7 +16978,7 @@
       </w:rPr>
     </w:lvl>
   </w:abstractNum>
-  <w:abstractNum w:abstractNumId="49" w15:restartNumberingAfterBreak="0">
+  <w:abstractNum w:abstractNumId="53" w15:restartNumberingAfterBreak="0">
     <w:nsid w:val="1799051F"/>
     <w:multiLevelType w:val="multilevel"/>
     <w:tmpl w:val="6128C7CE"/>
@@ -16523,7 +17127,7 @@
       </w:rPr>
     </w:lvl>
   </w:abstractNum>
-  <w:abstractNum w:abstractNumId="50" w15:restartNumberingAfterBreak="0">
+  <w:abstractNum w:abstractNumId="54" w15:restartNumberingAfterBreak="0">
     <w:nsid w:val="17B52E77"/>
     <w:multiLevelType w:val="multilevel"/>
     <w:tmpl w:val="6AA48D18"/>
@@ -16672,7 +17276,7 @@
       </w:rPr>
     </w:lvl>
   </w:abstractNum>
-  <w:abstractNum w:abstractNumId="51" w15:restartNumberingAfterBreak="0">
+  <w:abstractNum w:abstractNumId="55" w15:restartNumberingAfterBreak="0">
     <w:nsid w:val="188142D2"/>
     <w:multiLevelType w:val="multilevel"/>
     <w:tmpl w:val="600E60C8"/>
@@ -16821,7 +17425,7 @@
       </w:rPr>
     </w:lvl>
   </w:abstractNum>
-  <w:abstractNum w:abstractNumId="52" w15:restartNumberingAfterBreak="0">
+  <w:abstractNum w:abstractNumId="56" w15:restartNumberingAfterBreak="0">
     <w:nsid w:val="18BD35C8"/>
     <w:multiLevelType w:val="multilevel"/>
     <w:tmpl w:val="DE1C55D2"/>
@@ -16934,7 +17538,7 @@
       </w:pPr>
     </w:lvl>
   </w:abstractNum>
-  <w:abstractNum w:abstractNumId="53" w15:restartNumberingAfterBreak="0">
+  <w:abstractNum w:abstractNumId="57" w15:restartNumberingAfterBreak="0">
     <w:nsid w:val="18EE219D"/>
     <w:multiLevelType w:val="multilevel"/>
     <w:tmpl w:val="9CD4DD90"/>
@@ -17083,7 +17687,7 @@
       </w:rPr>
     </w:lvl>
   </w:abstractNum>
-  <w:abstractNum w:abstractNumId="54" w15:restartNumberingAfterBreak="0">
+  <w:abstractNum w:abstractNumId="58" w15:restartNumberingAfterBreak="0">
     <w:nsid w:val="192C6FDE"/>
     <w:multiLevelType w:val="multilevel"/>
     <w:tmpl w:val="B74A1842"/>
@@ -17232,7 +17836,7 @@
       </w:rPr>
     </w:lvl>
   </w:abstractNum>
-  <w:abstractNum w:abstractNumId="55" w15:restartNumberingAfterBreak="0">
+  <w:abstractNum w:abstractNumId="59" w15:restartNumberingAfterBreak="0">
     <w:nsid w:val="192F684C"/>
     <w:multiLevelType w:val="multilevel"/>
     <w:tmpl w:val="F82A103A"/>
@@ -17381,7 +17985,7 @@
       </w:rPr>
     </w:lvl>
   </w:abstractNum>
-  <w:abstractNum w:abstractNumId="56" w15:restartNumberingAfterBreak="0">
+  <w:abstractNum w:abstractNumId="60" w15:restartNumberingAfterBreak="0">
     <w:nsid w:val="1A097B2A"/>
     <w:multiLevelType w:val="multilevel"/>
     <w:tmpl w:val="749C0A5A"/>
@@ -17530,7 +18134,7 @@
       </w:rPr>
     </w:lvl>
   </w:abstractNum>
-  <w:abstractNum w:abstractNumId="57" w15:restartNumberingAfterBreak="0">
+  <w:abstractNum w:abstractNumId="61" w15:restartNumberingAfterBreak="0">
     <w:nsid w:val="1A0B5340"/>
     <w:multiLevelType w:val="multilevel"/>
     <w:tmpl w:val="E5EADFE8"/>
@@ -17679,7 +18283,7 @@
       </w:rPr>
     </w:lvl>
   </w:abstractNum>
-  <w:abstractNum w:abstractNumId="58" w15:restartNumberingAfterBreak="0">
+  <w:abstractNum w:abstractNumId="62" w15:restartNumberingAfterBreak="0">
     <w:nsid w:val="1A597ABA"/>
     <w:multiLevelType w:val="multilevel"/>
     <w:tmpl w:val="F56A9F32"/>
@@ -17828,7 +18432,7 @@
       </w:rPr>
     </w:lvl>
   </w:abstractNum>
-  <w:abstractNum w:abstractNumId="59" w15:restartNumberingAfterBreak="0">
+  <w:abstractNum w:abstractNumId="63" w15:restartNumberingAfterBreak="0">
     <w:nsid w:val="1B2470A4"/>
     <w:multiLevelType w:val="multilevel"/>
     <w:tmpl w:val="45AAE5B6"/>
@@ -17977,7 +18581,7 @@
       </w:rPr>
     </w:lvl>
   </w:abstractNum>
-  <w:abstractNum w:abstractNumId="60" w15:restartNumberingAfterBreak="0">
+  <w:abstractNum w:abstractNumId="64" w15:restartNumberingAfterBreak="0">
     <w:nsid w:val="1B955563"/>
     <w:multiLevelType w:val="multilevel"/>
     <w:tmpl w:val="04801652"/>
@@ -18126,7 +18730,7 @@
       </w:rPr>
     </w:lvl>
   </w:abstractNum>
-  <w:abstractNum w:abstractNumId="61" w15:restartNumberingAfterBreak="0">
+  <w:abstractNum w:abstractNumId="65" w15:restartNumberingAfterBreak="0">
     <w:nsid w:val="1C1161D7"/>
     <w:multiLevelType w:val="multilevel"/>
     <w:tmpl w:val="6098279A"/>
@@ -18275,7 +18879,7 @@
       </w:rPr>
     </w:lvl>
   </w:abstractNum>
-  <w:abstractNum w:abstractNumId="62" w15:restartNumberingAfterBreak="0">
+  <w:abstractNum w:abstractNumId="66" w15:restartNumberingAfterBreak="0">
     <w:nsid w:val="1C1B723D"/>
     <w:multiLevelType w:val="multilevel"/>
     <w:tmpl w:val="A5C63818"/>
@@ -18424,7 +19028,7 @@
       </w:rPr>
     </w:lvl>
   </w:abstractNum>
-  <w:abstractNum w:abstractNumId="63" w15:restartNumberingAfterBreak="0">
+  <w:abstractNum w:abstractNumId="67" w15:restartNumberingAfterBreak="0">
     <w:nsid w:val="1C995B25"/>
     <w:multiLevelType w:val="multilevel"/>
     <w:tmpl w:val="D9702D30"/>
@@ -18573,7 +19177,7 @@
       </w:rPr>
     </w:lvl>
   </w:abstractNum>
-  <w:abstractNum w:abstractNumId="64" w15:restartNumberingAfterBreak="0">
+  <w:abstractNum w:abstractNumId="68" w15:restartNumberingAfterBreak="0">
     <w:nsid w:val="1CB62F6E"/>
     <w:multiLevelType w:val="multilevel"/>
     <w:tmpl w:val="A95A6D36"/>
@@ -18722,7 +19326,7 @@
       </w:rPr>
     </w:lvl>
   </w:abstractNum>
-  <w:abstractNum w:abstractNumId="65" w15:restartNumberingAfterBreak="0">
+  <w:abstractNum w:abstractNumId="69" w15:restartNumberingAfterBreak="0">
     <w:nsid w:val="1D643248"/>
     <w:multiLevelType w:val="multilevel"/>
     <w:tmpl w:val="674400CA"/>
@@ -18871,7 +19475,7 @@
       </w:rPr>
     </w:lvl>
   </w:abstractNum>
-  <w:abstractNum w:abstractNumId="66" w15:restartNumberingAfterBreak="0">
+  <w:abstractNum w:abstractNumId="70" w15:restartNumberingAfterBreak="0">
     <w:nsid w:val="1DDF3898"/>
     <w:multiLevelType w:val="multilevel"/>
     <w:tmpl w:val="9DFC3462"/>
@@ -19020,7 +19624,7 @@
       </w:rPr>
     </w:lvl>
   </w:abstractNum>
-  <w:abstractNum w:abstractNumId="67" w15:restartNumberingAfterBreak="0">
+  <w:abstractNum w:abstractNumId="71" w15:restartNumberingAfterBreak="0">
     <w:nsid w:val="1E5B3993"/>
     <w:multiLevelType w:val="multilevel"/>
     <w:tmpl w:val="1BF28796"/>
@@ -19169,7 +19773,7 @@
       </w:rPr>
     </w:lvl>
   </w:abstractNum>
-  <w:abstractNum w:abstractNumId="68" w15:restartNumberingAfterBreak="0">
+  <w:abstractNum w:abstractNumId="72" w15:restartNumberingAfterBreak="0">
     <w:nsid w:val="1E7765CE"/>
     <w:multiLevelType w:val="multilevel"/>
     <w:tmpl w:val="C03A22E4"/>
@@ -19318,7 +19922,7 @@
       </w:rPr>
     </w:lvl>
   </w:abstractNum>
-  <w:abstractNum w:abstractNumId="69" w15:restartNumberingAfterBreak="0">
+  <w:abstractNum w:abstractNumId="73" w15:restartNumberingAfterBreak="0">
     <w:nsid w:val="1E892D72"/>
     <w:multiLevelType w:val="multilevel"/>
     <w:tmpl w:val="377ACE76"/>
@@ -19467,7 +20071,7 @@
       </w:rPr>
     </w:lvl>
   </w:abstractNum>
-  <w:abstractNum w:abstractNumId="70" w15:restartNumberingAfterBreak="0">
+  <w:abstractNum w:abstractNumId="74" w15:restartNumberingAfterBreak="0">
     <w:nsid w:val="1E9742AA"/>
     <w:multiLevelType w:val="multilevel"/>
     <w:tmpl w:val="64883DA8"/>
@@ -19616,7 +20220,7 @@
       </w:rPr>
     </w:lvl>
   </w:abstractNum>
-  <w:abstractNum w:abstractNumId="71" w15:restartNumberingAfterBreak="0">
+  <w:abstractNum w:abstractNumId="75" w15:restartNumberingAfterBreak="0">
     <w:nsid w:val="1E9B55AF"/>
     <w:multiLevelType w:val="multilevel"/>
     <w:tmpl w:val="CFE4F328"/>
@@ -19765,7 +20369,156 @@
       </w:rPr>
     </w:lvl>
   </w:abstractNum>
-  <w:abstractNum w:abstractNumId="72" w15:restartNumberingAfterBreak="0">
+  <w:abstractNum w:abstractNumId="76" w15:restartNumberingAfterBreak="0">
+    <w:nsid w:val="1ED754B7"/>
+    <w:multiLevelType w:val="multilevel"/>
+    <w:tmpl w:val="5C187744"/>
+    <w:lvl w:ilvl="0">
+      <w:start w:val="1"/>
+      <w:numFmt w:val="bullet"/>
+      <w:lvlText w:val=""/>
+      <w:lvlJc w:val="left"/>
+      <w:pPr>
+        <w:tabs>
+          <w:tab w:val="num" w:pos="720"/>
+        </w:tabs>
+        <w:ind w:left="720" w:hanging="360"/>
+      </w:pPr>
+      <w:rPr>
+        <w:rFonts w:ascii="Symbol" w:hAnsi="Symbol" w:hint="default"/>
+        <w:sz w:val="20"/>
+      </w:rPr>
+    </w:lvl>
+    <w:lvl w:ilvl="1" w:tentative="1">
+      <w:start w:val="1"/>
+      <w:numFmt w:val="bullet"/>
+      <w:lvlText w:val="o"/>
+      <w:lvlJc w:val="left"/>
+      <w:pPr>
+        <w:tabs>
+          <w:tab w:val="num" w:pos="1440"/>
+        </w:tabs>
+        <w:ind w:left="1440" w:hanging="360"/>
+      </w:pPr>
+      <w:rPr>
+        <w:rFonts w:ascii="Courier New" w:hAnsi="Courier New" w:hint="default"/>
+        <w:sz w:val="20"/>
+      </w:rPr>
+    </w:lvl>
+    <w:lvl w:ilvl="2" w:tentative="1">
+      <w:start w:val="1"/>
+      <w:numFmt w:val="bullet"/>
+      <w:lvlText w:val=""/>
+      <w:lvlJc w:val="left"/>
+      <w:pPr>
+        <w:tabs>
+          <w:tab w:val="num" w:pos="2160"/>
+        </w:tabs>
+        <w:ind w:left="2160" w:hanging="360"/>
+      </w:pPr>
+      <w:rPr>
+        <w:rFonts w:ascii="Wingdings" w:hAnsi="Wingdings" w:hint="default"/>
+        <w:sz w:val="20"/>
+      </w:rPr>
+    </w:lvl>
+    <w:lvl w:ilvl="3" w:tentative="1">
+      <w:start w:val="1"/>
+      <w:numFmt w:val="bullet"/>
+      <w:lvlText w:val=""/>
+      <w:lvlJc w:val="left"/>
+      <w:pPr>
+        <w:tabs>
+          <w:tab w:val="num" w:pos="2880"/>
+        </w:tabs>
+        <w:ind w:left="2880" w:hanging="360"/>
+      </w:pPr>
+      <w:rPr>
+        <w:rFonts w:ascii="Wingdings" w:hAnsi="Wingdings" w:hint="default"/>
+        <w:sz w:val="20"/>
+      </w:rPr>
+    </w:lvl>
+    <w:lvl w:ilvl="4" w:tentative="1">
+      <w:start w:val="1"/>
+      <w:numFmt w:val="bullet"/>
+      <w:lvlText w:val=""/>
+      <w:lvlJc w:val="left"/>
+      <w:pPr>
+        <w:tabs>
+          <w:tab w:val="num" w:pos="3600"/>
+        </w:tabs>
+        <w:ind w:left="3600" w:hanging="360"/>
+      </w:pPr>
+      <w:rPr>
+        <w:rFonts w:ascii="Wingdings" w:hAnsi="Wingdings" w:hint="default"/>
+        <w:sz w:val="20"/>
+      </w:rPr>
+    </w:lvl>
+    <w:lvl w:ilvl="5" w:tentative="1">
+      <w:start w:val="1"/>
+      <w:numFmt w:val="bullet"/>
+      <w:lvlText w:val=""/>
+      <w:lvlJc w:val="left"/>
+      <w:pPr>
+        <w:tabs>
+          <w:tab w:val="num" w:pos="4320"/>
+        </w:tabs>
+        <w:ind w:left="4320" w:hanging="360"/>
+      </w:pPr>
+      <w:rPr>
+        <w:rFonts w:ascii="Wingdings" w:hAnsi="Wingdings" w:hint="default"/>
+        <w:sz w:val="20"/>
+      </w:rPr>
+    </w:lvl>
+    <w:lvl w:ilvl="6" w:tentative="1">
+      <w:start w:val="1"/>
+      <w:numFmt w:val="bullet"/>
+      <w:lvlText w:val=""/>
+      <w:lvlJc w:val="left"/>
+      <w:pPr>
+        <w:tabs>
+          <w:tab w:val="num" w:pos="5040"/>
+        </w:tabs>
+        <w:ind w:left="5040" w:hanging="360"/>
+      </w:pPr>
+      <w:rPr>
+        <w:rFonts w:ascii="Wingdings" w:hAnsi="Wingdings" w:hint="default"/>
+        <w:sz w:val="20"/>
+      </w:rPr>
+    </w:lvl>
+    <w:lvl w:ilvl="7" w:tentative="1">
+      <w:start w:val="1"/>
+      <w:numFmt w:val="bullet"/>
+      <w:lvlText w:val=""/>
+      <w:lvlJc w:val="left"/>
+      <w:pPr>
+        <w:tabs>
+          <w:tab w:val="num" w:pos="5760"/>
+        </w:tabs>
+        <w:ind w:left="5760" w:hanging="360"/>
+      </w:pPr>
+      <w:rPr>
+        <w:rFonts w:ascii="Wingdings" w:hAnsi="Wingdings" w:hint="default"/>
+        <w:sz w:val="20"/>
+      </w:rPr>
+    </w:lvl>
+    <w:lvl w:ilvl="8" w:tentative="1">
+      <w:start w:val="1"/>
+      <w:numFmt w:val="bullet"/>
+      <w:lvlText w:val=""/>
+      <w:lvlJc w:val="left"/>
+      <w:pPr>
+        <w:tabs>
+          <w:tab w:val="num" w:pos="6480"/>
+        </w:tabs>
+        <w:ind w:left="6480" w:hanging="360"/>
+      </w:pPr>
+      <w:rPr>
+        <w:rFonts w:ascii="Wingdings" w:hAnsi="Wingdings" w:hint="default"/>
+        <w:sz w:val="20"/>
+      </w:rPr>
+    </w:lvl>
+  </w:abstractNum>
+  <w:abstractNum w:abstractNumId="77" w15:restartNumberingAfterBreak="0">
     <w:nsid w:val="1F5B0E3B"/>
     <w:multiLevelType w:val="multilevel"/>
     <w:tmpl w:val="4D9A603E"/>
@@ -19914,7 +20667,7 @@
       </w:rPr>
     </w:lvl>
   </w:abstractNum>
-  <w:abstractNum w:abstractNumId="73" w15:restartNumberingAfterBreak="0">
+  <w:abstractNum w:abstractNumId="78" w15:restartNumberingAfterBreak="0">
     <w:nsid w:val="1FDC7336"/>
     <w:multiLevelType w:val="multilevel"/>
     <w:tmpl w:val="787489DE"/>
@@ -20063,7 +20816,7 @@
       </w:rPr>
     </w:lvl>
   </w:abstractNum>
-  <w:abstractNum w:abstractNumId="74" w15:restartNumberingAfterBreak="0">
+  <w:abstractNum w:abstractNumId="79" w15:restartNumberingAfterBreak="0">
     <w:nsid w:val="20163534"/>
     <w:multiLevelType w:val="multilevel"/>
     <w:tmpl w:val="93FE095C"/>
@@ -20212,7 +20965,7 @@
       </w:rPr>
     </w:lvl>
   </w:abstractNum>
-  <w:abstractNum w:abstractNumId="75" w15:restartNumberingAfterBreak="0">
+  <w:abstractNum w:abstractNumId="80" w15:restartNumberingAfterBreak="0">
     <w:nsid w:val="203710BF"/>
     <w:multiLevelType w:val="multilevel"/>
     <w:tmpl w:val="5CC6990C"/>
@@ -20361,7 +21114,7 @@
       </w:rPr>
     </w:lvl>
   </w:abstractNum>
-  <w:abstractNum w:abstractNumId="76" w15:restartNumberingAfterBreak="0">
+  <w:abstractNum w:abstractNumId="81" w15:restartNumberingAfterBreak="0">
     <w:nsid w:val="209538FB"/>
     <w:multiLevelType w:val="multilevel"/>
     <w:tmpl w:val="480A1EB2"/>
@@ -20510,7 +21263,7 @@
       </w:rPr>
     </w:lvl>
   </w:abstractNum>
-  <w:abstractNum w:abstractNumId="77" w15:restartNumberingAfterBreak="0">
+  <w:abstractNum w:abstractNumId="82" w15:restartNumberingAfterBreak="0">
     <w:nsid w:val="217B1856"/>
     <w:multiLevelType w:val="multilevel"/>
     <w:tmpl w:val="BF4C5642"/>
@@ -20659,7 +21412,7 @@
       </w:rPr>
     </w:lvl>
   </w:abstractNum>
-  <w:abstractNum w:abstractNumId="78" w15:restartNumberingAfterBreak="0">
+  <w:abstractNum w:abstractNumId="83" w15:restartNumberingAfterBreak="0">
     <w:nsid w:val="2207156D"/>
     <w:multiLevelType w:val="multilevel"/>
     <w:tmpl w:val="75189470"/>
@@ -20808,7 +21561,7 @@
       </w:rPr>
     </w:lvl>
   </w:abstractNum>
-  <w:abstractNum w:abstractNumId="79" w15:restartNumberingAfterBreak="0">
+  <w:abstractNum w:abstractNumId="84" w15:restartNumberingAfterBreak="0">
     <w:nsid w:val="22512E9A"/>
     <w:multiLevelType w:val="multilevel"/>
     <w:tmpl w:val="02E0C81C"/>
@@ -20957,7 +21710,7 @@
       </w:rPr>
     </w:lvl>
   </w:abstractNum>
-  <w:abstractNum w:abstractNumId="80" w15:restartNumberingAfterBreak="0">
+  <w:abstractNum w:abstractNumId="85" w15:restartNumberingAfterBreak="0">
     <w:nsid w:val="23163800"/>
     <w:multiLevelType w:val="multilevel"/>
     <w:tmpl w:val="0D502EAA"/>
@@ -21106,7 +21859,7 @@
       </w:rPr>
     </w:lvl>
   </w:abstractNum>
-  <w:abstractNum w:abstractNumId="81" w15:restartNumberingAfterBreak="0">
+  <w:abstractNum w:abstractNumId="86" w15:restartNumberingAfterBreak="0">
     <w:nsid w:val="233C6AFE"/>
     <w:multiLevelType w:val="multilevel"/>
     <w:tmpl w:val="CD02634C"/>
@@ -21255,7 +22008,7 @@
       </w:rPr>
     </w:lvl>
   </w:abstractNum>
-  <w:abstractNum w:abstractNumId="82" w15:restartNumberingAfterBreak="0">
+  <w:abstractNum w:abstractNumId="87" w15:restartNumberingAfterBreak="0">
     <w:nsid w:val="23593513"/>
     <w:multiLevelType w:val="multilevel"/>
     <w:tmpl w:val="8E0E4836"/>
@@ -21404,7 +22157,7 @@
       </w:rPr>
     </w:lvl>
   </w:abstractNum>
-  <w:abstractNum w:abstractNumId="83" w15:restartNumberingAfterBreak="0">
+  <w:abstractNum w:abstractNumId="88" w15:restartNumberingAfterBreak="0">
     <w:nsid w:val="24127021"/>
     <w:multiLevelType w:val="multilevel"/>
     <w:tmpl w:val="DE6ED0F2"/>
@@ -21553,7 +22306,156 @@
       </w:rPr>
     </w:lvl>
   </w:abstractNum>
-  <w:abstractNum w:abstractNumId="84" w15:restartNumberingAfterBreak="0">
+  <w:abstractNum w:abstractNumId="89" w15:restartNumberingAfterBreak="0">
+    <w:nsid w:val="24690305"/>
+    <w:multiLevelType w:val="multilevel"/>
+    <w:tmpl w:val="02AE258C"/>
+    <w:lvl w:ilvl="0">
+      <w:start w:val="1"/>
+      <w:numFmt w:val="bullet"/>
+      <w:lvlText w:val=""/>
+      <w:lvlJc w:val="left"/>
+      <w:pPr>
+        <w:tabs>
+          <w:tab w:val="num" w:pos="720"/>
+        </w:tabs>
+        <w:ind w:left="720" w:hanging="360"/>
+      </w:pPr>
+      <w:rPr>
+        <w:rFonts w:ascii="Symbol" w:hAnsi="Symbol" w:hint="default"/>
+        <w:sz w:val="20"/>
+      </w:rPr>
+    </w:lvl>
+    <w:lvl w:ilvl="1" w:tentative="1">
+      <w:start w:val="1"/>
+      <w:numFmt w:val="bullet"/>
+      <w:lvlText w:val="o"/>
+      <w:lvlJc w:val="left"/>
+      <w:pPr>
+        <w:tabs>
+          <w:tab w:val="num" w:pos="1440"/>
+        </w:tabs>
+        <w:ind w:left="1440" w:hanging="360"/>
+      </w:pPr>
+      <w:rPr>
+        <w:rFonts w:ascii="Courier New" w:hAnsi="Courier New" w:hint="default"/>
+        <w:sz w:val="20"/>
+      </w:rPr>
+    </w:lvl>
+    <w:lvl w:ilvl="2" w:tentative="1">
+      <w:start w:val="1"/>
+      <w:numFmt w:val="bullet"/>
+      <w:lvlText w:val=""/>
+      <w:lvlJc w:val="left"/>
+      <w:pPr>
+        <w:tabs>
+          <w:tab w:val="num" w:pos="2160"/>
+        </w:tabs>
+        <w:ind w:left="2160" w:hanging="360"/>
+      </w:pPr>
+      <w:rPr>
+        <w:rFonts w:ascii="Wingdings" w:hAnsi="Wingdings" w:hint="default"/>
+        <w:sz w:val="20"/>
+      </w:rPr>
+    </w:lvl>
+    <w:lvl w:ilvl="3" w:tentative="1">
+      <w:start w:val="1"/>
+      <w:numFmt w:val="bullet"/>
+      <w:lvlText w:val=""/>
+      <w:lvlJc w:val="left"/>
+      <w:pPr>
+        <w:tabs>
+          <w:tab w:val="num" w:pos="2880"/>
+        </w:tabs>
+        <w:ind w:left="2880" w:hanging="360"/>
+      </w:pPr>
+      <w:rPr>
+        <w:rFonts w:ascii="Wingdings" w:hAnsi="Wingdings" w:hint="default"/>
+        <w:sz w:val="20"/>
+      </w:rPr>
+    </w:lvl>
+    <w:lvl w:ilvl="4" w:tentative="1">
+      <w:start w:val="1"/>
+      <w:numFmt w:val="bullet"/>
+      <w:lvlText w:val=""/>
+      <w:lvlJc w:val="left"/>
+      <w:pPr>
+        <w:tabs>
+          <w:tab w:val="num" w:pos="3600"/>
+        </w:tabs>
+        <w:ind w:left="3600" w:hanging="360"/>
+      </w:pPr>
+      <w:rPr>
+        <w:rFonts w:ascii="Wingdings" w:hAnsi="Wingdings" w:hint="default"/>
+        <w:sz w:val="20"/>
+      </w:rPr>
+    </w:lvl>
+    <w:lvl w:ilvl="5" w:tentative="1">
+      <w:start w:val="1"/>
+      <w:numFmt w:val="bullet"/>
+      <w:lvlText w:val=""/>
+      <w:lvlJc w:val="left"/>
+      <w:pPr>
+        <w:tabs>
+          <w:tab w:val="num" w:pos="4320"/>
+        </w:tabs>
+        <w:ind w:left="4320" w:hanging="360"/>
+      </w:pPr>
+      <w:rPr>
+        <w:rFonts w:ascii="Wingdings" w:hAnsi="Wingdings" w:hint="default"/>
+        <w:sz w:val="20"/>
+      </w:rPr>
+    </w:lvl>
+    <w:lvl w:ilvl="6" w:tentative="1">
+      <w:start w:val="1"/>
+      <w:numFmt w:val="bullet"/>
+      <w:lvlText w:val=""/>
+      <w:lvlJc w:val="left"/>
+      <w:pPr>
+        <w:tabs>
+          <w:tab w:val="num" w:pos="5040"/>
+        </w:tabs>
+        <w:ind w:left="5040" w:hanging="360"/>
+      </w:pPr>
+      <w:rPr>
+        <w:rFonts w:ascii="Wingdings" w:hAnsi="Wingdings" w:hint="default"/>
+        <w:sz w:val="20"/>
+      </w:rPr>
+    </w:lvl>
+    <w:lvl w:ilvl="7" w:tentative="1">
+      <w:start w:val="1"/>
+      <w:numFmt w:val="bullet"/>
+      <w:lvlText w:val=""/>
+      <w:lvlJc w:val="left"/>
+      <w:pPr>
+        <w:tabs>
+          <w:tab w:val="num" w:pos="5760"/>
+        </w:tabs>
+        <w:ind w:left="5760" w:hanging="360"/>
+      </w:pPr>
+      <w:rPr>
+        <w:rFonts w:ascii="Wingdings" w:hAnsi="Wingdings" w:hint="default"/>
+        <w:sz w:val="20"/>
+      </w:rPr>
+    </w:lvl>
+    <w:lvl w:ilvl="8" w:tentative="1">
+      <w:start w:val="1"/>
+      <w:numFmt w:val="bullet"/>
+      <w:lvlText w:val=""/>
+      <w:lvlJc w:val="left"/>
+      <w:pPr>
+        <w:tabs>
+          <w:tab w:val="num" w:pos="6480"/>
+        </w:tabs>
+        <w:ind w:left="6480" w:hanging="360"/>
+      </w:pPr>
+      <w:rPr>
+        <w:rFonts w:ascii="Wingdings" w:hAnsi="Wingdings" w:hint="default"/>
+        <w:sz w:val="20"/>
+      </w:rPr>
+    </w:lvl>
+  </w:abstractNum>
+  <w:abstractNum w:abstractNumId="90" w15:restartNumberingAfterBreak="0">
     <w:nsid w:val="246A2AD0"/>
     <w:multiLevelType w:val="multilevel"/>
     <w:tmpl w:val="4F70DA56"/>
@@ -21702,7 +22604,7 @@
       </w:rPr>
     </w:lvl>
   </w:abstractNum>
-  <w:abstractNum w:abstractNumId="85" w15:restartNumberingAfterBreak="0">
+  <w:abstractNum w:abstractNumId="91" w15:restartNumberingAfterBreak="0">
     <w:nsid w:val="25490AD1"/>
     <w:multiLevelType w:val="multilevel"/>
     <w:tmpl w:val="2EFA819A"/>
@@ -21851,7 +22753,7 @@
       </w:rPr>
     </w:lvl>
   </w:abstractNum>
-  <w:abstractNum w:abstractNumId="86" w15:restartNumberingAfterBreak="0">
+  <w:abstractNum w:abstractNumId="92" w15:restartNumberingAfterBreak="0">
     <w:nsid w:val="256D1277"/>
     <w:multiLevelType w:val="multilevel"/>
     <w:tmpl w:val="28E8BF82"/>
@@ -21964,7 +22866,7 @@
       </w:pPr>
     </w:lvl>
   </w:abstractNum>
-  <w:abstractNum w:abstractNumId="87" w15:restartNumberingAfterBreak="0">
+  <w:abstractNum w:abstractNumId="93" w15:restartNumberingAfterBreak="0">
     <w:nsid w:val="259325C3"/>
     <w:multiLevelType w:val="multilevel"/>
     <w:tmpl w:val="B6C64BA4"/>
@@ -22113,7 +23015,7 @@
       </w:rPr>
     </w:lvl>
   </w:abstractNum>
-  <w:abstractNum w:abstractNumId="88" w15:restartNumberingAfterBreak="0">
+  <w:abstractNum w:abstractNumId="94" w15:restartNumberingAfterBreak="0">
     <w:nsid w:val="25A55ABC"/>
     <w:multiLevelType w:val="multilevel"/>
     <w:tmpl w:val="31563BCA"/>
@@ -22226,7 +23128,7 @@
       </w:pPr>
     </w:lvl>
   </w:abstractNum>
-  <w:abstractNum w:abstractNumId="89" w15:restartNumberingAfterBreak="0">
+  <w:abstractNum w:abstractNumId="95" w15:restartNumberingAfterBreak="0">
     <w:nsid w:val="25CE7E73"/>
     <w:multiLevelType w:val="multilevel"/>
     <w:tmpl w:val="B59214CE"/>
@@ -22375,7 +23277,7 @@
       </w:rPr>
     </w:lvl>
   </w:abstractNum>
-  <w:abstractNum w:abstractNumId="90" w15:restartNumberingAfterBreak="0">
+  <w:abstractNum w:abstractNumId="96" w15:restartNumberingAfterBreak="0">
     <w:nsid w:val="26EB2D11"/>
     <w:multiLevelType w:val="multilevel"/>
     <w:tmpl w:val="663A4D82"/>
@@ -22524,7 +23426,7 @@
       </w:rPr>
     </w:lvl>
   </w:abstractNum>
-  <w:abstractNum w:abstractNumId="91" w15:restartNumberingAfterBreak="0">
+  <w:abstractNum w:abstractNumId="97" w15:restartNumberingAfterBreak="0">
     <w:nsid w:val="26FE25EB"/>
     <w:multiLevelType w:val="multilevel"/>
     <w:tmpl w:val="D212728C"/>
@@ -22673,7 +23575,7 @@
       </w:rPr>
     </w:lvl>
   </w:abstractNum>
-  <w:abstractNum w:abstractNumId="92" w15:restartNumberingAfterBreak="0">
+  <w:abstractNum w:abstractNumId="98" w15:restartNumberingAfterBreak="0">
     <w:nsid w:val="27675188"/>
     <w:multiLevelType w:val="multilevel"/>
     <w:tmpl w:val="26B0B4D0"/>
@@ -22822,7 +23724,7 @@
       </w:rPr>
     </w:lvl>
   </w:abstractNum>
-  <w:abstractNum w:abstractNumId="93" w15:restartNumberingAfterBreak="0">
+  <w:abstractNum w:abstractNumId="99" w15:restartNumberingAfterBreak="0">
     <w:nsid w:val="27AA6A4A"/>
     <w:multiLevelType w:val="multilevel"/>
     <w:tmpl w:val="D48C9278"/>
@@ -22971,7 +23873,7 @@
       </w:rPr>
     </w:lvl>
   </w:abstractNum>
-  <w:abstractNum w:abstractNumId="94" w15:restartNumberingAfterBreak="0">
+  <w:abstractNum w:abstractNumId="100" w15:restartNumberingAfterBreak="0">
     <w:nsid w:val="27B04155"/>
     <w:multiLevelType w:val="multilevel"/>
     <w:tmpl w:val="4FFE3A70"/>
@@ -23120,7 +24022,7 @@
       </w:rPr>
     </w:lvl>
   </w:abstractNum>
-  <w:abstractNum w:abstractNumId="95" w15:restartNumberingAfterBreak="0">
+  <w:abstractNum w:abstractNumId="101" w15:restartNumberingAfterBreak="0">
     <w:nsid w:val="27BB7039"/>
     <w:multiLevelType w:val="multilevel"/>
     <w:tmpl w:val="17E407FA"/>
@@ -23269,7 +24171,7 @@
       </w:rPr>
     </w:lvl>
   </w:abstractNum>
-  <w:abstractNum w:abstractNumId="96" w15:restartNumberingAfterBreak="0">
+  <w:abstractNum w:abstractNumId="102" w15:restartNumberingAfterBreak="0">
     <w:nsid w:val="28975589"/>
     <w:multiLevelType w:val="multilevel"/>
     <w:tmpl w:val="84A2D18C"/>
@@ -23418,7 +24320,7 @@
       </w:rPr>
     </w:lvl>
   </w:abstractNum>
-  <w:abstractNum w:abstractNumId="97" w15:restartNumberingAfterBreak="0">
+  <w:abstractNum w:abstractNumId="103" w15:restartNumberingAfterBreak="0">
     <w:nsid w:val="28E1728E"/>
     <w:multiLevelType w:val="multilevel"/>
     <w:tmpl w:val="F168E2F0"/>
@@ -23567,7 +24469,7 @@
       </w:rPr>
     </w:lvl>
   </w:abstractNum>
-  <w:abstractNum w:abstractNumId="98" w15:restartNumberingAfterBreak="0">
+  <w:abstractNum w:abstractNumId="104" w15:restartNumberingAfterBreak="0">
     <w:nsid w:val="28EF0E16"/>
     <w:multiLevelType w:val="multilevel"/>
     <w:tmpl w:val="23BEBC34"/>
@@ -23716,7 +24618,7 @@
       </w:rPr>
     </w:lvl>
   </w:abstractNum>
-  <w:abstractNum w:abstractNumId="99" w15:restartNumberingAfterBreak="0">
+  <w:abstractNum w:abstractNumId="105" w15:restartNumberingAfterBreak="0">
     <w:nsid w:val="29696595"/>
     <w:multiLevelType w:val="multilevel"/>
     <w:tmpl w:val="A9CA15DC"/>
@@ -23865,7 +24767,7 @@
       </w:rPr>
     </w:lvl>
   </w:abstractNum>
-  <w:abstractNum w:abstractNumId="100" w15:restartNumberingAfterBreak="0">
+  <w:abstractNum w:abstractNumId="106" w15:restartNumberingAfterBreak="0">
     <w:nsid w:val="296D7275"/>
     <w:multiLevelType w:val="multilevel"/>
     <w:tmpl w:val="7E40ECE2"/>
@@ -24014,7 +24916,7 @@
       </w:rPr>
     </w:lvl>
   </w:abstractNum>
-  <w:abstractNum w:abstractNumId="101" w15:restartNumberingAfterBreak="0">
+  <w:abstractNum w:abstractNumId="107" w15:restartNumberingAfterBreak="0">
     <w:nsid w:val="299C1123"/>
     <w:multiLevelType w:val="multilevel"/>
     <w:tmpl w:val="235AADC4"/>
@@ -24163,7 +25065,7 @@
       </w:rPr>
     </w:lvl>
   </w:abstractNum>
-  <w:abstractNum w:abstractNumId="102" w15:restartNumberingAfterBreak="0">
+  <w:abstractNum w:abstractNumId="108" w15:restartNumberingAfterBreak="0">
     <w:nsid w:val="29F67320"/>
     <w:multiLevelType w:val="multilevel"/>
     <w:tmpl w:val="B8A4FA88"/>
@@ -24312,7 +25214,7 @@
       </w:rPr>
     </w:lvl>
   </w:abstractNum>
-  <w:abstractNum w:abstractNumId="103" w15:restartNumberingAfterBreak="0">
+  <w:abstractNum w:abstractNumId="109" w15:restartNumberingAfterBreak="0">
     <w:nsid w:val="2C8C3311"/>
     <w:multiLevelType w:val="multilevel"/>
     <w:tmpl w:val="7C44B7C2"/>
@@ -24461,7 +25363,7 @@
       </w:rPr>
     </w:lvl>
   </w:abstractNum>
-  <w:abstractNum w:abstractNumId="104" w15:restartNumberingAfterBreak="0">
+  <w:abstractNum w:abstractNumId="110" w15:restartNumberingAfterBreak="0">
     <w:nsid w:val="2D7B776E"/>
     <w:multiLevelType w:val="multilevel"/>
     <w:tmpl w:val="ECEE1184"/>
@@ -24610,7 +25512,7 @@
       </w:rPr>
     </w:lvl>
   </w:abstractNum>
-  <w:abstractNum w:abstractNumId="105" w15:restartNumberingAfterBreak="0">
+  <w:abstractNum w:abstractNumId="111" w15:restartNumberingAfterBreak="0">
     <w:nsid w:val="2D9E4F33"/>
     <w:multiLevelType w:val="multilevel"/>
     <w:tmpl w:val="40A0B8F4"/>
@@ -24759,7 +25661,156 @@
       </w:rPr>
     </w:lvl>
   </w:abstractNum>
-  <w:abstractNum w:abstractNumId="106" w15:restartNumberingAfterBreak="0">
+  <w:abstractNum w:abstractNumId="112" w15:restartNumberingAfterBreak="0">
+    <w:nsid w:val="2DED1CD3"/>
+    <w:multiLevelType w:val="multilevel"/>
+    <w:tmpl w:val="EA02CC1E"/>
+    <w:lvl w:ilvl="0">
+      <w:start w:val="1"/>
+      <w:numFmt w:val="bullet"/>
+      <w:lvlText w:val=""/>
+      <w:lvlJc w:val="left"/>
+      <w:pPr>
+        <w:tabs>
+          <w:tab w:val="num" w:pos="720"/>
+        </w:tabs>
+        <w:ind w:left="720" w:hanging="360"/>
+      </w:pPr>
+      <w:rPr>
+        <w:rFonts w:ascii="Symbol" w:hAnsi="Symbol" w:hint="default"/>
+        <w:sz w:val="20"/>
+      </w:rPr>
+    </w:lvl>
+    <w:lvl w:ilvl="1" w:tentative="1">
+      <w:start w:val="1"/>
+      <w:numFmt w:val="bullet"/>
+      <w:lvlText w:val="o"/>
+      <w:lvlJc w:val="left"/>
+      <w:pPr>
+        <w:tabs>
+          <w:tab w:val="num" w:pos="1440"/>
+        </w:tabs>
+        <w:ind w:left="1440" w:hanging="360"/>
+      </w:pPr>
+      <w:rPr>
+        <w:rFonts w:ascii="Courier New" w:hAnsi="Courier New" w:hint="default"/>
+        <w:sz w:val="20"/>
+      </w:rPr>
+    </w:lvl>
+    <w:lvl w:ilvl="2" w:tentative="1">
+      <w:start w:val="1"/>
+      <w:numFmt w:val="bullet"/>
+      <w:lvlText w:val=""/>
+      <w:lvlJc w:val="left"/>
+      <w:pPr>
+        <w:tabs>
+          <w:tab w:val="num" w:pos="2160"/>
+        </w:tabs>
+        <w:ind w:left="2160" w:hanging="360"/>
+      </w:pPr>
+      <w:rPr>
+        <w:rFonts w:ascii="Wingdings" w:hAnsi="Wingdings" w:hint="default"/>
+        <w:sz w:val="20"/>
+      </w:rPr>
+    </w:lvl>
+    <w:lvl w:ilvl="3" w:tentative="1">
+      <w:start w:val="1"/>
+      <w:numFmt w:val="bullet"/>
+      <w:lvlText w:val=""/>
+      <w:lvlJc w:val="left"/>
+      <w:pPr>
+        <w:tabs>
+          <w:tab w:val="num" w:pos="2880"/>
+        </w:tabs>
+        <w:ind w:left="2880" w:hanging="360"/>
+      </w:pPr>
+      <w:rPr>
+        <w:rFonts w:ascii="Wingdings" w:hAnsi="Wingdings" w:hint="default"/>
+        <w:sz w:val="20"/>
+      </w:rPr>
+    </w:lvl>
+    <w:lvl w:ilvl="4" w:tentative="1">
+      <w:start w:val="1"/>
+      <w:numFmt w:val="bullet"/>
+      <w:lvlText w:val=""/>
+      <w:lvlJc w:val="left"/>
+      <w:pPr>
+        <w:tabs>
+          <w:tab w:val="num" w:pos="3600"/>
+        </w:tabs>
+        <w:ind w:left="3600" w:hanging="360"/>
+      </w:pPr>
+      <w:rPr>
+        <w:rFonts w:ascii="Wingdings" w:hAnsi="Wingdings" w:hint="default"/>
+        <w:sz w:val="20"/>
+      </w:rPr>
+    </w:lvl>
+    <w:lvl w:ilvl="5" w:tentative="1">
+      <w:start w:val="1"/>
+      <w:numFmt w:val="bullet"/>
+      <w:lvlText w:val=""/>
+      <w:lvlJc w:val="left"/>
+      <w:pPr>
+        <w:tabs>
+          <w:tab w:val="num" w:pos="4320"/>
+        </w:tabs>
+        <w:ind w:left="4320" w:hanging="360"/>
+      </w:pPr>
+      <w:rPr>
+        <w:rFonts w:ascii="Wingdings" w:hAnsi="Wingdings" w:hint="default"/>
+        <w:sz w:val="20"/>
+      </w:rPr>
+    </w:lvl>
+    <w:lvl w:ilvl="6" w:tentative="1">
+      <w:start w:val="1"/>
+      <w:numFmt w:val="bullet"/>
+      <w:lvlText w:val=""/>
+      <w:lvlJc w:val="left"/>
+      <w:pPr>
+        <w:tabs>
+          <w:tab w:val="num" w:pos="5040"/>
+        </w:tabs>
+        <w:ind w:left="5040" w:hanging="360"/>
+      </w:pPr>
+      <w:rPr>
+        <w:rFonts w:ascii="Wingdings" w:hAnsi="Wingdings" w:hint="default"/>
+        <w:sz w:val="20"/>
+      </w:rPr>
+    </w:lvl>
+    <w:lvl w:ilvl="7" w:tentative="1">
+      <w:start w:val="1"/>
+      <w:numFmt w:val="bullet"/>
+      <w:lvlText w:val=""/>
+      <w:lvlJc w:val="left"/>
+      <w:pPr>
+        <w:tabs>
+          <w:tab w:val="num" w:pos="5760"/>
+        </w:tabs>
+        <w:ind w:left="5760" w:hanging="360"/>
+      </w:pPr>
+      <w:rPr>
+        <w:rFonts w:ascii="Wingdings" w:hAnsi="Wingdings" w:hint="default"/>
+        <w:sz w:val="20"/>
+      </w:rPr>
+    </w:lvl>
+    <w:lvl w:ilvl="8" w:tentative="1">
+      <w:start w:val="1"/>
+      <w:numFmt w:val="bullet"/>
+      <w:lvlText w:val=""/>
+      <w:lvlJc w:val="left"/>
+      <w:pPr>
+        <w:tabs>
+          <w:tab w:val="num" w:pos="6480"/>
+        </w:tabs>
+        <w:ind w:left="6480" w:hanging="360"/>
+      </w:pPr>
+      <w:rPr>
+        <w:rFonts w:ascii="Wingdings" w:hAnsi="Wingdings" w:hint="default"/>
+        <w:sz w:val="20"/>
+      </w:rPr>
+    </w:lvl>
+  </w:abstractNum>
+  <w:abstractNum w:abstractNumId="113" w15:restartNumberingAfterBreak="0">
     <w:nsid w:val="2E233B57"/>
     <w:multiLevelType w:val="multilevel"/>
     <w:tmpl w:val="640C9B06"/>
@@ -24908,7 +25959,7 @@
       </w:rPr>
     </w:lvl>
   </w:abstractNum>
-  <w:abstractNum w:abstractNumId="107" w15:restartNumberingAfterBreak="0">
+  <w:abstractNum w:abstractNumId="114" w15:restartNumberingAfterBreak="0">
     <w:nsid w:val="2E7340A4"/>
     <w:multiLevelType w:val="multilevel"/>
     <w:tmpl w:val="0CCAEFC6"/>
@@ -25057,7 +26108,7 @@
       </w:rPr>
     </w:lvl>
   </w:abstractNum>
-  <w:abstractNum w:abstractNumId="108" w15:restartNumberingAfterBreak="0">
+  <w:abstractNum w:abstractNumId="115" w15:restartNumberingAfterBreak="0">
     <w:nsid w:val="2E7A4C43"/>
     <w:multiLevelType w:val="multilevel"/>
     <w:tmpl w:val="E07ED6D2"/>
@@ -25206,7 +26257,7 @@
       </w:rPr>
     </w:lvl>
   </w:abstractNum>
-  <w:abstractNum w:abstractNumId="109" w15:restartNumberingAfterBreak="0">
+  <w:abstractNum w:abstractNumId="116" w15:restartNumberingAfterBreak="0">
     <w:nsid w:val="2E9D7B7C"/>
     <w:multiLevelType w:val="multilevel"/>
     <w:tmpl w:val="416AE10E"/>
@@ -25355,7 +26406,7 @@
       </w:rPr>
     </w:lvl>
   </w:abstractNum>
-  <w:abstractNum w:abstractNumId="110" w15:restartNumberingAfterBreak="0">
+  <w:abstractNum w:abstractNumId="117" w15:restartNumberingAfterBreak="0">
     <w:nsid w:val="2F237DB7"/>
     <w:multiLevelType w:val="multilevel"/>
     <w:tmpl w:val="3F8C6BB2"/>
@@ -25504,7 +26555,7 @@
       </w:rPr>
     </w:lvl>
   </w:abstractNum>
-  <w:abstractNum w:abstractNumId="111" w15:restartNumberingAfterBreak="0">
+  <w:abstractNum w:abstractNumId="118" w15:restartNumberingAfterBreak="0">
     <w:nsid w:val="2F760076"/>
     <w:multiLevelType w:val="multilevel"/>
     <w:tmpl w:val="D874958E"/>
@@ -25617,7 +26668,7 @@
       </w:pPr>
     </w:lvl>
   </w:abstractNum>
-  <w:abstractNum w:abstractNumId="112" w15:restartNumberingAfterBreak="0">
+  <w:abstractNum w:abstractNumId="119" w15:restartNumberingAfterBreak="0">
     <w:nsid w:val="2F784721"/>
     <w:multiLevelType w:val="multilevel"/>
     <w:tmpl w:val="FD80E1EC"/>
@@ -25766,7 +26817,7 @@
       </w:rPr>
     </w:lvl>
   </w:abstractNum>
-  <w:abstractNum w:abstractNumId="113" w15:restartNumberingAfterBreak="0">
+  <w:abstractNum w:abstractNumId="120" w15:restartNumberingAfterBreak="0">
     <w:nsid w:val="2FC2522A"/>
     <w:multiLevelType w:val="multilevel"/>
     <w:tmpl w:val="B81A556E"/>
@@ -25915,7 +26966,7 @@
       </w:rPr>
     </w:lvl>
   </w:abstractNum>
-  <w:abstractNum w:abstractNumId="114" w15:restartNumberingAfterBreak="0">
+  <w:abstractNum w:abstractNumId="121" w15:restartNumberingAfterBreak="0">
     <w:nsid w:val="301E25FD"/>
     <w:multiLevelType w:val="multilevel"/>
     <w:tmpl w:val="49C0B53A"/>
@@ -26064,7 +27115,7 @@
       </w:rPr>
     </w:lvl>
   </w:abstractNum>
-  <w:abstractNum w:abstractNumId="115" w15:restartNumberingAfterBreak="0">
+  <w:abstractNum w:abstractNumId="122" w15:restartNumberingAfterBreak="0">
     <w:nsid w:val="304049A6"/>
     <w:multiLevelType w:val="multilevel"/>
     <w:tmpl w:val="6ED2D8F0"/>
@@ -26213,7 +27264,7 @@
       </w:rPr>
     </w:lvl>
   </w:abstractNum>
-  <w:abstractNum w:abstractNumId="116" w15:restartNumberingAfterBreak="0">
+  <w:abstractNum w:abstractNumId="123" w15:restartNumberingAfterBreak="0">
     <w:nsid w:val="30F2023C"/>
     <w:multiLevelType w:val="multilevel"/>
     <w:tmpl w:val="BCE8BB88"/>
@@ -26362,7 +27413,156 @@
       </w:rPr>
     </w:lvl>
   </w:abstractNum>
-  <w:abstractNum w:abstractNumId="117" w15:restartNumberingAfterBreak="0">
+  <w:abstractNum w:abstractNumId="124" w15:restartNumberingAfterBreak="0">
+    <w:nsid w:val="31DE61F0"/>
+    <w:multiLevelType w:val="multilevel"/>
+    <w:tmpl w:val="0FB04A50"/>
+    <w:lvl w:ilvl="0">
+      <w:start w:val="1"/>
+      <w:numFmt w:val="bullet"/>
+      <w:lvlText w:val=""/>
+      <w:lvlJc w:val="left"/>
+      <w:pPr>
+        <w:tabs>
+          <w:tab w:val="num" w:pos="720"/>
+        </w:tabs>
+        <w:ind w:left="720" w:hanging="360"/>
+      </w:pPr>
+      <w:rPr>
+        <w:rFonts w:ascii="Symbol" w:hAnsi="Symbol" w:hint="default"/>
+        <w:sz w:val="20"/>
+      </w:rPr>
+    </w:lvl>
+    <w:lvl w:ilvl="1" w:tentative="1">
+      <w:start w:val="1"/>
+      <w:numFmt w:val="bullet"/>
+      <w:lvlText w:val="o"/>
+      <w:lvlJc w:val="left"/>
+      <w:pPr>
+        <w:tabs>
+          <w:tab w:val="num" w:pos="1440"/>
+        </w:tabs>
+        <w:ind w:left="1440" w:hanging="360"/>
+      </w:pPr>
+      <w:rPr>
+        <w:rFonts w:ascii="Courier New" w:hAnsi="Courier New" w:hint="default"/>
+        <w:sz w:val="20"/>
+      </w:rPr>
+    </w:lvl>
+    <w:lvl w:ilvl="2" w:tentative="1">
+      <w:start w:val="1"/>
+      <w:numFmt w:val="bullet"/>
+      <w:lvlText w:val=""/>
+      <w:lvlJc w:val="left"/>
+      <w:pPr>
+        <w:tabs>
+          <w:tab w:val="num" w:pos="2160"/>
+        </w:tabs>
+        <w:ind w:left="2160" w:hanging="360"/>
+      </w:pPr>
+      <w:rPr>
+        <w:rFonts w:ascii="Wingdings" w:hAnsi="Wingdings" w:hint="default"/>
+        <w:sz w:val="20"/>
+      </w:rPr>
+    </w:lvl>
+    <w:lvl w:ilvl="3" w:tentative="1">
+      <w:start w:val="1"/>
+      <w:numFmt w:val="bullet"/>
+      <w:lvlText w:val=""/>
+      <w:lvlJc w:val="left"/>
+      <w:pPr>
+        <w:tabs>
+          <w:tab w:val="num" w:pos="2880"/>
+        </w:tabs>
+        <w:ind w:left="2880" w:hanging="360"/>
+      </w:pPr>
+      <w:rPr>
+        <w:rFonts w:ascii="Wingdings" w:hAnsi="Wingdings" w:hint="default"/>
+        <w:sz w:val="20"/>
+      </w:rPr>
+    </w:lvl>
+    <w:lvl w:ilvl="4" w:tentative="1">
+      <w:start w:val="1"/>
+      <w:numFmt w:val="bullet"/>
+      <w:lvlText w:val=""/>
+      <w:lvlJc w:val="left"/>
+      <w:pPr>
+        <w:tabs>
+          <w:tab w:val="num" w:pos="3600"/>
+        </w:tabs>
+        <w:ind w:left="3600" w:hanging="360"/>
+      </w:pPr>
+      <w:rPr>
+        <w:rFonts w:ascii="Wingdings" w:hAnsi="Wingdings" w:hint="default"/>
+        <w:sz w:val="20"/>
+      </w:rPr>
+    </w:lvl>
+    <w:lvl w:ilvl="5" w:tentative="1">
+      <w:start w:val="1"/>
+      <w:numFmt w:val="bullet"/>
+      <w:lvlText w:val=""/>
+      <w:lvlJc w:val="left"/>
+      <w:pPr>
+        <w:tabs>
+          <w:tab w:val="num" w:pos="4320"/>
+        </w:tabs>
+        <w:ind w:left="4320" w:hanging="360"/>
+      </w:pPr>
+      <w:rPr>
+        <w:rFonts w:ascii="Wingdings" w:hAnsi="Wingdings" w:hint="default"/>
+        <w:sz w:val="20"/>
+      </w:rPr>
+    </w:lvl>
+    <w:lvl w:ilvl="6" w:tentative="1">
+      <w:start w:val="1"/>
+      <w:numFmt w:val="bullet"/>
+      <w:lvlText w:val=""/>
+      <w:lvlJc w:val="left"/>
+      <w:pPr>
+        <w:tabs>
+          <w:tab w:val="num" w:pos="5040"/>
+        </w:tabs>
+        <w:ind w:left="5040" w:hanging="360"/>
+      </w:pPr>
+      <w:rPr>
+        <w:rFonts w:ascii="Wingdings" w:hAnsi="Wingdings" w:hint="default"/>
+        <w:sz w:val="20"/>
+      </w:rPr>
+    </w:lvl>
+    <w:lvl w:ilvl="7" w:tentative="1">
+      <w:start w:val="1"/>
+      <w:numFmt w:val="bullet"/>
+      <w:lvlText w:val=""/>
+      <w:lvlJc w:val="left"/>
+      <w:pPr>
+        <w:tabs>
+          <w:tab w:val="num" w:pos="5760"/>
+        </w:tabs>
+        <w:ind w:left="5760" w:hanging="360"/>
+      </w:pPr>
+      <w:rPr>
+        <w:rFonts w:ascii="Wingdings" w:hAnsi="Wingdings" w:hint="default"/>
+        <w:sz w:val="20"/>
+      </w:rPr>
+    </w:lvl>
+    <w:lvl w:ilvl="8" w:tentative="1">
+      <w:start w:val="1"/>
+      <w:numFmt w:val="bullet"/>
+      <w:lvlText w:val=""/>
+      <w:lvlJc w:val="left"/>
+      <w:pPr>
+        <w:tabs>
+          <w:tab w:val="num" w:pos="6480"/>
+        </w:tabs>
+        <w:ind w:left="6480" w:hanging="360"/>
+      </w:pPr>
+      <w:rPr>
+        <w:rFonts w:ascii="Wingdings" w:hAnsi="Wingdings" w:hint="default"/>
+        <w:sz w:val="20"/>
+      </w:rPr>
+    </w:lvl>
+  </w:abstractNum>
+  <w:abstractNum w:abstractNumId="125" w15:restartNumberingAfterBreak="0">
     <w:nsid w:val="32035690"/>
     <w:multiLevelType w:val="multilevel"/>
     <w:tmpl w:val="46E08274"/>
@@ -26511,7 +27711,7 @@
       </w:rPr>
     </w:lvl>
   </w:abstractNum>
-  <w:abstractNum w:abstractNumId="118" w15:restartNumberingAfterBreak="0">
+  <w:abstractNum w:abstractNumId="126" w15:restartNumberingAfterBreak="0">
     <w:nsid w:val="32A23A9D"/>
     <w:multiLevelType w:val="multilevel"/>
     <w:tmpl w:val="CE5C2140"/>
@@ -26660,7 +27860,7 @@
       </w:rPr>
     </w:lvl>
   </w:abstractNum>
-  <w:abstractNum w:abstractNumId="119" w15:restartNumberingAfterBreak="0">
+  <w:abstractNum w:abstractNumId="127" w15:restartNumberingAfterBreak="0">
     <w:nsid w:val="32CD19BC"/>
     <w:multiLevelType w:val="multilevel"/>
     <w:tmpl w:val="FB441A4C"/>
@@ -26809,7 +28009,7 @@
       </w:rPr>
     </w:lvl>
   </w:abstractNum>
-  <w:abstractNum w:abstractNumId="120" w15:restartNumberingAfterBreak="0">
+  <w:abstractNum w:abstractNumId="128" w15:restartNumberingAfterBreak="0">
     <w:nsid w:val="32E54651"/>
     <w:multiLevelType w:val="multilevel"/>
     <w:tmpl w:val="C96A6AFC"/>
@@ -26958,7 +28158,7 @@
       </w:rPr>
     </w:lvl>
   </w:abstractNum>
-  <w:abstractNum w:abstractNumId="121" w15:restartNumberingAfterBreak="0">
+  <w:abstractNum w:abstractNumId="129" w15:restartNumberingAfterBreak="0">
     <w:nsid w:val="33032DD7"/>
     <w:multiLevelType w:val="multilevel"/>
     <w:tmpl w:val="94308F12"/>
@@ -27107,7 +28307,7 @@
       </w:rPr>
     </w:lvl>
   </w:abstractNum>
-  <w:abstractNum w:abstractNumId="122" w15:restartNumberingAfterBreak="0">
+  <w:abstractNum w:abstractNumId="130" w15:restartNumberingAfterBreak="0">
     <w:nsid w:val="33BA2DD3"/>
     <w:multiLevelType w:val="multilevel"/>
     <w:tmpl w:val="4454AB22"/>
@@ -27256,7 +28456,7 @@
       </w:rPr>
     </w:lvl>
   </w:abstractNum>
-  <w:abstractNum w:abstractNumId="123" w15:restartNumberingAfterBreak="0">
+  <w:abstractNum w:abstractNumId="131" w15:restartNumberingAfterBreak="0">
     <w:nsid w:val="33EA5BAE"/>
     <w:multiLevelType w:val="multilevel"/>
     <w:tmpl w:val="E036268C"/>
@@ -27405,7 +28605,7 @@
       </w:rPr>
     </w:lvl>
   </w:abstractNum>
-  <w:abstractNum w:abstractNumId="124" w15:restartNumberingAfterBreak="0">
+  <w:abstractNum w:abstractNumId="132" w15:restartNumberingAfterBreak="0">
     <w:nsid w:val="34347BF1"/>
     <w:multiLevelType w:val="multilevel"/>
     <w:tmpl w:val="30269692"/>
@@ -27554,7 +28754,7 @@
       </w:rPr>
     </w:lvl>
   </w:abstractNum>
-  <w:abstractNum w:abstractNumId="125" w15:restartNumberingAfterBreak="0">
+  <w:abstractNum w:abstractNumId="133" w15:restartNumberingAfterBreak="0">
     <w:nsid w:val="34804764"/>
     <w:multiLevelType w:val="multilevel"/>
     <w:tmpl w:val="0ED8F64C"/>
@@ -27703,7 +28903,7 @@
       </w:rPr>
     </w:lvl>
   </w:abstractNum>
-  <w:abstractNum w:abstractNumId="126" w15:restartNumberingAfterBreak="0">
+  <w:abstractNum w:abstractNumId="134" w15:restartNumberingAfterBreak="0">
     <w:nsid w:val="34AE3DC9"/>
     <w:multiLevelType w:val="multilevel"/>
     <w:tmpl w:val="158E649E"/>
@@ -27852,7 +29052,7 @@
       </w:rPr>
     </w:lvl>
   </w:abstractNum>
-  <w:abstractNum w:abstractNumId="127" w15:restartNumberingAfterBreak="0">
+  <w:abstractNum w:abstractNumId="135" w15:restartNumberingAfterBreak="0">
     <w:nsid w:val="34DC196B"/>
     <w:multiLevelType w:val="multilevel"/>
     <w:tmpl w:val="9048AE56"/>
@@ -28001,7 +29201,7 @@
       </w:rPr>
     </w:lvl>
   </w:abstractNum>
-  <w:abstractNum w:abstractNumId="128" w15:restartNumberingAfterBreak="0">
+  <w:abstractNum w:abstractNumId="136" w15:restartNumberingAfterBreak="0">
     <w:nsid w:val="352927D9"/>
     <w:multiLevelType w:val="multilevel"/>
     <w:tmpl w:val="CB5CFF54"/>
@@ -28150,7 +29350,7 @@
       </w:rPr>
     </w:lvl>
   </w:abstractNum>
-  <w:abstractNum w:abstractNumId="129" w15:restartNumberingAfterBreak="0">
+  <w:abstractNum w:abstractNumId="137" w15:restartNumberingAfterBreak="0">
     <w:nsid w:val="35680CA4"/>
     <w:multiLevelType w:val="multilevel"/>
     <w:tmpl w:val="1E34061E"/>
@@ -28299,7 +29499,7 @@
       </w:rPr>
     </w:lvl>
   </w:abstractNum>
-  <w:abstractNum w:abstractNumId="130" w15:restartNumberingAfterBreak="0">
+  <w:abstractNum w:abstractNumId="138" w15:restartNumberingAfterBreak="0">
     <w:nsid w:val="35BC192B"/>
     <w:multiLevelType w:val="multilevel"/>
     <w:tmpl w:val="6C4AC6CE"/>
@@ -28448,7 +29648,7 @@
       </w:rPr>
     </w:lvl>
   </w:abstractNum>
-  <w:abstractNum w:abstractNumId="131" w15:restartNumberingAfterBreak="0">
+  <w:abstractNum w:abstractNumId="139" w15:restartNumberingAfterBreak="0">
     <w:nsid w:val="36C725BD"/>
     <w:multiLevelType w:val="multilevel"/>
     <w:tmpl w:val="D704496E"/>
@@ -28597,7 +29797,7 @@
       </w:rPr>
     </w:lvl>
   </w:abstractNum>
-  <w:abstractNum w:abstractNumId="132" w15:restartNumberingAfterBreak="0">
+  <w:abstractNum w:abstractNumId="140" w15:restartNumberingAfterBreak="0">
     <w:nsid w:val="37213BF3"/>
     <w:multiLevelType w:val="multilevel"/>
     <w:tmpl w:val="3858E9AC"/>
@@ -28746,7 +29946,7 @@
       </w:rPr>
     </w:lvl>
   </w:abstractNum>
-  <w:abstractNum w:abstractNumId="133" w15:restartNumberingAfterBreak="0">
+  <w:abstractNum w:abstractNumId="141" w15:restartNumberingAfterBreak="0">
     <w:nsid w:val="377D6F44"/>
     <w:multiLevelType w:val="multilevel"/>
     <w:tmpl w:val="A24E3D2E"/>
@@ -28895,7 +30095,7 @@
       </w:rPr>
     </w:lvl>
   </w:abstractNum>
-  <w:abstractNum w:abstractNumId="134" w15:restartNumberingAfterBreak="0">
+  <w:abstractNum w:abstractNumId="142" w15:restartNumberingAfterBreak="0">
     <w:nsid w:val="37A3291E"/>
     <w:multiLevelType w:val="multilevel"/>
     <w:tmpl w:val="612EA35C"/>
@@ -29044,7 +30244,7 @@
       </w:rPr>
     </w:lvl>
   </w:abstractNum>
-  <w:abstractNum w:abstractNumId="135" w15:restartNumberingAfterBreak="0">
+  <w:abstractNum w:abstractNumId="143" w15:restartNumberingAfterBreak="0">
     <w:nsid w:val="380B4F68"/>
     <w:multiLevelType w:val="multilevel"/>
     <w:tmpl w:val="25B260F0"/>
@@ -29193,7 +30393,7 @@
       </w:rPr>
     </w:lvl>
   </w:abstractNum>
-  <w:abstractNum w:abstractNumId="136" w15:restartNumberingAfterBreak="0">
+  <w:abstractNum w:abstractNumId="144" w15:restartNumberingAfterBreak="0">
     <w:nsid w:val="384F7632"/>
     <w:multiLevelType w:val="multilevel"/>
     <w:tmpl w:val="508EEFEE"/>
@@ -29342,7 +30542,7 @@
       </w:rPr>
     </w:lvl>
   </w:abstractNum>
-  <w:abstractNum w:abstractNumId="137" w15:restartNumberingAfterBreak="0">
+  <w:abstractNum w:abstractNumId="145" w15:restartNumberingAfterBreak="0">
     <w:nsid w:val="38B549F7"/>
     <w:multiLevelType w:val="multilevel"/>
     <w:tmpl w:val="77F44E06"/>
@@ -29491,7 +30691,7 @@
       </w:rPr>
     </w:lvl>
   </w:abstractNum>
-  <w:abstractNum w:abstractNumId="138" w15:restartNumberingAfterBreak="0">
+  <w:abstractNum w:abstractNumId="146" w15:restartNumberingAfterBreak="0">
     <w:nsid w:val="391641B7"/>
     <w:multiLevelType w:val="multilevel"/>
     <w:tmpl w:val="9E64D74A"/>
@@ -29640,7 +30840,156 @@
       </w:rPr>
     </w:lvl>
   </w:abstractNum>
-  <w:abstractNum w:abstractNumId="139" w15:restartNumberingAfterBreak="0">
+  <w:abstractNum w:abstractNumId="147" w15:restartNumberingAfterBreak="0">
+    <w:nsid w:val="392F0EDD"/>
+    <w:multiLevelType w:val="multilevel"/>
+    <w:tmpl w:val="CBFCFE7E"/>
+    <w:lvl w:ilvl="0">
+      <w:start w:val="1"/>
+      <w:numFmt w:val="bullet"/>
+      <w:lvlText w:val=""/>
+      <w:lvlJc w:val="left"/>
+      <w:pPr>
+        <w:tabs>
+          <w:tab w:val="num" w:pos="720"/>
+        </w:tabs>
+        <w:ind w:left="720" w:hanging="360"/>
+      </w:pPr>
+      <w:rPr>
+        <w:rFonts w:ascii="Symbol" w:hAnsi="Symbol" w:hint="default"/>
+        <w:sz w:val="20"/>
+      </w:rPr>
+    </w:lvl>
+    <w:lvl w:ilvl="1" w:tentative="1">
+      <w:start w:val="1"/>
+      <w:numFmt w:val="bullet"/>
+      <w:lvlText w:val="o"/>
+      <w:lvlJc w:val="left"/>
+      <w:pPr>
+        <w:tabs>
+          <w:tab w:val="num" w:pos="1440"/>
+        </w:tabs>
+        <w:ind w:left="1440" w:hanging="360"/>
+      </w:pPr>
+      <w:rPr>
+        <w:rFonts w:ascii="Courier New" w:hAnsi="Courier New" w:hint="default"/>
+        <w:sz w:val="20"/>
+      </w:rPr>
+    </w:lvl>
+    <w:lvl w:ilvl="2" w:tentative="1">
+      <w:start w:val="1"/>
+      <w:numFmt w:val="bullet"/>
+      <w:lvlText w:val=""/>
+      <w:lvlJc w:val="left"/>
+      <w:pPr>
+        <w:tabs>
+          <w:tab w:val="num" w:pos="2160"/>
+        </w:tabs>
+        <w:ind w:left="2160" w:hanging="360"/>
+      </w:pPr>
+      <w:rPr>
+        <w:rFonts w:ascii="Wingdings" w:hAnsi="Wingdings" w:hint="default"/>
+        <w:sz w:val="20"/>
+      </w:rPr>
+    </w:lvl>
+    <w:lvl w:ilvl="3" w:tentative="1">
+      <w:start w:val="1"/>
+      <w:numFmt w:val="bullet"/>
+      <w:lvlText w:val=""/>
+      <w:lvlJc w:val="left"/>
+      <w:pPr>
+        <w:tabs>
+          <w:tab w:val="num" w:pos="2880"/>
+        </w:tabs>
+        <w:ind w:left="2880" w:hanging="360"/>
+      </w:pPr>
+      <w:rPr>
+        <w:rFonts w:ascii="Wingdings" w:hAnsi="Wingdings" w:hint="default"/>
+        <w:sz w:val="20"/>
+      </w:rPr>
+    </w:lvl>
+    <w:lvl w:ilvl="4" w:tentative="1">
+      <w:start w:val="1"/>
+      <w:numFmt w:val="bullet"/>
+      <w:lvlText w:val=""/>
+      <w:lvlJc w:val="left"/>
+      <w:pPr>
+        <w:tabs>
+          <w:tab w:val="num" w:pos="3600"/>
+        </w:tabs>
+        <w:ind w:left="3600" w:hanging="360"/>
+      </w:pPr>
+      <w:rPr>
+        <w:rFonts w:ascii="Wingdings" w:hAnsi="Wingdings" w:hint="default"/>
+        <w:sz w:val="20"/>
+      </w:rPr>
+    </w:lvl>
+    <w:lvl w:ilvl="5" w:tentative="1">
+      <w:start w:val="1"/>
+      <w:numFmt w:val="bullet"/>
+      <w:lvlText w:val=""/>
+      <w:lvlJc w:val="left"/>
+      <w:pPr>
+        <w:tabs>
+          <w:tab w:val="num" w:pos="4320"/>
+        </w:tabs>
+        <w:ind w:left="4320" w:hanging="360"/>
+      </w:pPr>
+      <w:rPr>
+        <w:rFonts w:ascii="Wingdings" w:hAnsi="Wingdings" w:hint="default"/>
+        <w:sz w:val="20"/>
+      </w:rPr>
+    </w:lvl>
+    <w:lvl w:ilvl="6" w:tentative="1">
+      <w:start w:val="1"/>
+      <w:numFmt w:val="bullet"/>
+      <w:lvlText w:val=""/>
+      <w:lvlJc w:val="left"/>
+      <w:pPr>
+        <w:tabs>
+          <w:tab w:val="num" w:pos="5040"/>
+        </w:tabs>
+        <w:ind w:left="5040" w:hanging="360"/>
+      </w:pPr>
+      <w:rPr>
+        <w:rFonts w:ascii="Wingdings" w:hAnsi="Wingdings" w:hint="default"/>
+        <w:sz w:val="20"/>
+      </w:rPr>
+    </w:lvl>
+    <w:lvl w:ilvl="7" w:tentative="1">
+      <w:start w:val="1"/>
+      <w:numFmt w:val="bullet"/>
+      <w:lvlText w:val=""/>
+      <w:lvlJc w:val="left"/>
+      <w:pPr>
+        <w:tabs>
+          <w:tab w:val="num" w:pos="5760"/>
+        </w:tabs>
+        <w:ind w:left="5760" w:hanging="360"/>
+      </w:pPr>
+      <w:rPr>
+        <w:rFonts w:ascii="Wingdings" w:hAnsi="Wingdings" w:hint="default"/>
+        <w:sz w:val="20"/>
+      </w:rPr>
+    </w:lvl>
+    <w:lvl w:ilvl="8" w:tentative="1">
+      <w:start w:val="1"/>
+      <w:numFmt w:val="bullet"/>
+      <w:lvlText w:val=""/>
+      <w:lvlJc w:val="left"/>
+      <w:pPr>
+        <w:tabs>
+          <w:tab w:val="num" w:pos="6480"/>
+        </w:tabs>
+        <w:ind w:left="6480" w:hanging="360"/>
+      </w:pPr>
+      <w:rPr>
+        <w:rFonts w:ascii="Wingdings" w:hAnsi="Wingdings" w:hint="default"/>
+        <w:sz w:val="20"/>
+      </w:rPr>
+    </w:lvl>
+  </w:abstractNum>
+  <w:abstractNum w:abstractNumId="148" w15:restartNumberingAfterBreak="0">
     <w:nsid w:val="39B052AE"/>
     <w:multiLevelType w:val="multilevel"/>
     <w:tmpl w:val="66F4222C"/>
@@ -29789,7 +31138,7 @@
       </w:rPr>
     </w:lvl>
   </w:abstractNum>
-  <w:abstractNum w:abstractNumId="140" w15:restartNumberingAfterBreak="0">
+  <w:abstractNum w:abstractNumId="149" w15:restartNumberingAfterBreak="0">
     <w:nsid w:val="39C20057"/>
     <w:multiLevelType w:val="multilevel"/>
     <w:tmpl w:val="568ED9E2"/>
@@ -29938,7 +31287,7 @@
       </w:rPr>
     </w:lvl>
   </w:abstractNum>
-  <w:abstractNum w:abstractNumId="141" w15:restartNumberingAfterBreak="0">
+  <w:abstractNum w:abstractNumId="150" w15:restartNumberingAfterBreak="0">
     <w:nsid w:val="39E6753D"/>
     <w:multiLevelType w:val="multilevel"/>
     <w:tmpl w:val="00C0FDAA"/>
@@ -30087,7 +31436,7 @@
       </w:rPr>
     </w:lvl>
   </w:abstractNum>
-  <w:abstractNum w:abstractNumId="142" w15:restartNumberingAfterBreak="0">
+  <w:abstractNum w:abstractNumId="151" w15:restartNumberingAfterBreak="0">
     <w:nsid w:val="39EB2EAE"/>
     <w:multiLevelType w:val="multilevel"/>
     <w:tmpl w:val="E8E08CAE"/>
@@ -30236,7 +31585,7 @@
       </w:rPr>
     </w:lvl>
   </w:abstractNum>
-  <w:abstractNum w:abstractNumId="143" w15:restartNumberingAfterBreak="0">
+  <w:abstractNum w:abstractNumId="152" w15:restartNumberingAfterBreak="0">
     <w:nsid w:val="3A807DD2"/>
     <w:multiLevelType w:val="multilevel"/>
     <w:tmpl w:val="54BE7702"/>
@@ -30385,7 +31734,7 @@
       </w:rPr>
     </w:lvl>
   </w:abstractNum>
-  <w:abstractNum w:abstractNumId="144" w15:restartNumberingAfterBreak="0">
+  <w:abstractNum w:abstractNumId="153" w15:restartNumberingAfterBreak="0">
     <w:nsid w:val="3B846F4B"/>
     <w:multiLevelType w:val="multilevel"/>
     <w:tmpl w:val="CF06CD26"/>
@@ -30534,7 +31883,7 @@
       </w:rPr>
     </w:lvl>
   </w:abstractNum>
-  <w:abstractNum w:abstractNumId="145" w15:restartNumberingAfterBreak="0">
+  <w:abstractNum w:abstractNumId="154" w15:restartNumberingAfterBreak="0">
     <w:nsid w:val="3BCC356E"/>
     <w:multiLevelType w:val="multilevel"/>
     <w:tmpl w:val="0B446D36"/>
@@ -30647,7 +31996,7 @@
       </w:pPr>
     </w:lvl>
   </w:abstractNum>
-  <w:abstractNum w:abstractNumId="146" w15:restartNumberingAfterBreak="0">
+  <w:abstractNum w:abstractNumId="155" w15:restartNumberingAfterBreak="0">
     <w:nsid w:val="3CE73C13"/>
     <w:multiLevelType w:val="multilevel"/>
     <w:tmpl w:val="D70473AA"/>
@@ -30796,7 +32145,7 @@
       </w:rPr>
     </w:lvl>
   </w:abstractNum>
-  <w:abstractNum w:abstractNumId="147" w15:restartNumberingAfterBreak="0">
+  <w:abstractNum w:abstractNumId="156" w15:restartNumberingAfterBreak="0">
     <w:nsid w:val="3D1B723B"/>
     <w:multiLevelType w:val="multilevel"/>
     <w:tmpl w:val="28FCAC9E"/>
@@ -30945,7 +32294,7 @@
       </w:rPr>
     </w:lvl>
   </w:abstractNum>
-  <w:abstractNum w:abstractNumId="148" w15:restartNumberingAfterBreak="0">
+  <w:abstractNum w:abstractNumId="157" w15:restartNumberingAfterBreak="0">
     <w:nsid w:val="3D355B03"/>
     <w:multiLevelType w:val="multilevel"/>
     <w:tmpl w:val="9F4CA440"/>
@@ -31094,7 +32443,7 @@
       </w:rPr>
     </w:lvl>
   </w:abstractNum>
-  <w:abstractNum w:abstractNumId="149" w15:restartNumberingAfterBreak="0">
+  <w:abstractNum w:abstractNumId="158" w15:restartNumberingAfterBreak="0">
     <w:nsid w:val="3D4E1A65"/>
     <w:multiLevelType w:val="multilevel"/>
     <w:tmpl w:val="AF8AE0E8"/>
@@ -31243,7 +32592,7 @@
       </w:rPr>
     </w:lvl>
   </w:abstractNum>
-  <w:abstractNum w:abstractNumId="150" w15:restartNumberingAfterBreak="0">
+  <w:abstractNum w:abstractNumId="159" w15:restartNumberingAfterBreak="0">
     <w:nsid w:val="3D716AAD"/>
     <w:multiLevelType w:val="multilevel"/>
     <w:tmpl w:val="895C3646"/>
@@ -31392,7 +32741,7 @@
       </w:rPr>
     </w:lvl>
   </w:abstractNum>
-  <w:abstractNum w:abstractNumId="151" w15:restartNumberingAfterBreak="0">
+  <w:abstractNum w:abstractNumId="160" w15:restartNumberingAfterBreak="0">
     <w:nsid w:val="3DBC291B"/>
     <w:multiLevelType w:val="multilevel"/>
     <w:tmpl w:val="4CD050A2"/>
@@ -31541,7 +32890,7 @@
       </w:rPr>
     </w:lvl>
   </w:abstractNum>
-  <w:abstractNum w:abstractNumId="152" w15:restartNumberingAfterBreak="0">
+  <w:abstractNum w:abstractNumId="161" w15:restartNumberingAfterBreak="0">
     <w:nsid w:val="3DC61249"/>
     <w:multiLevelType w:val="multilevel"/>
     <w:tmpl w:val="3F38CEC4"/>
@@ -31690,7 +33039,7 @@
       </w:rPr>
     </w:lvl>
   </w:abstractNum>
-  <w:abstractNum w:abstractNumId="153" w15:restartNumberingAfterBreak="0">
+  <w:abstractNum w:abstractNumId="162" w15:restartNumberingAfterBreak="0">
     <w:nsid w:val="3DD67138"/>
     <w:multiLevelType w:val="multilevel"/>
     <w:tmpl w:val="9A36B1E4"/>
@@ -31839,7 +33188,7 @@
       </w:rPr>
     </w:lvl>
   </w:abstractNum>
-  <w:abstractNum w:abstractNumId="154" w15:restartNumberingAfterBreak="0">
+  <w:abstractNum w:abstractNumId="163" w15:restartNumberingAfterBreak="0">
     <w:nsid w:val="3DDF50AC"/>
     <w:multiLevelType w:val="multilevel"/>
     <w:tmpl w:val="3280D0C0"/>
@@ -31988,7 +33337,7 @@
       </w:rPr>
     </w:lvl>
   </w:abstractNum>
-  <w:abstractNum w:abstractNumId="155" w15:restartNumberingAfterBreak="0">
+  <w:abstractNum w:abstractNumId="164" w15:restartNumberingAfterBreak="0">
     <w:nsid w:val="3E4C2630"/>
     <w:multiLevelType w:val="multilevel"/>
     <w:tmpl w:val="7388AA48"/>
@@ -32137,7 +33486,7 @@
       </w:rPr>
     </w:lvl>
   </w:abstractNum>
-  <w:abstractNum w:abstractNumId="156" w15:restartNumberingAfterBreak="0">
+  <w:abstractNum w:abstractNumId="165" w15:restartNumberingAfterBreak="0">
     <w:nsid w:val="3EA17329"/>
     <w:multiLevelType w:val="multilevel"/>
     <w:tmpl w:val="888268CE"/>
@@ -32286,7 +33635,7 @@
       </w:rPr>
     </w:lvl>
   </w:abstractNum>
-  <w:abstractNum w:abstractNumId="157" w15:restartNumberingAfterBreak="0">
+  <w:abstractNum w:abstractNumId="166" w15:restartNumberingAfterBreak="0">
     <w:nsid w:val="3F706ACF"/>
     <w:multiLevelType w:val="multilevel"/>
     <w:tmpl w:val="9EDCE982"/>
@@ -32435,7 +33784,7 @@
       </w:rPr>
     </w:lvl>
   </w:abstractNum>
-  <w:abstractNum w:abstractNumId="158" w15:restartNumberingAfterBreak="0">
+  <w:abstractNum w:abstractNumId="167" w15:restartNumberingAfterBreak="0">
     <w:nsid w:val="3FF31F31"/>
     <w:multiLevelType w:val="multilevel"/>
     <w:tmpl w:val="B1C6B016"/>
@@ -32584,7 +33933,7 @@
       </w:rPr>
     </w:lvl>
   </w:abstractNum>
-  <w:abstractNum w:abstractNumId="159" w15:restartNumberingAfterBreak="0">
+  <w:abstractNum w:abstractNumId="168" w15:restartNumberingAfterBreak="0">
     <w:nsid w:val="40506E5E"/>
     <w:multiLevelType w:val="multilevel"/>
     <w:tmpl w:val="D552471A"/>
@@ -32733,7 +34082,7 @@
       </w:rPr>
     </w:lvl>
   </w:abstractNum>
-  <w:abstractNum w:abstractNumId="160" w15:restartNumberingAfterBreak="0">
+  <w:abstractNum w:abstractNumId="169" w15:restartNumberingAfterBreak="0">
     <w:nsid w:val="41121643"/>
     <w:multiLevelType w:val="multilevel"/>
     <w:tmpl w:val="586C940E"/>
@@ -32882,7 +34231,7 @@
       </w:rPr>
     </w:lvl>
   </w:abstractNum>
-  <w:abstractNum w:abstractNumId="161" w15:restartNumberingAfterBreak="0">
+  <w:abstractNum w:abstractNumId="170" w15:restartNumberingAfterBreak="0">
     <w:nsid w:val="41884F96"/>
     <w:multiLevelType w:val="multilevel"/>
     <w:tmpl w:val="DA58090E"/>
@@ -33031,7 +34380,7 @@
       </w:rPr>
     </w:lvl>
   </w:abstractNum>
-  <w:abstractNum w:abstractNumId="162" w15:restartNumberingAfterBreak="0">
+  <w:abstractNum w:abstractNumId="171" w15:restartNumberingAfterBreak="0">
     <w:nsid w:val="41922D4B"/>
     <w:multiLevelType w:val="multilevel"/>
     <w:tmpl w:val="803881E6"/>
@@ -33180,7 +34529,7 @@
       </w:rPr>
     </w:lvl>
   </w:abstractNum>
-  <w:abstractNum w:abstractNumId="163" w15:restartNumberingAfterBreak="0">
+  <w:abstractNum w:abstractNumId="172" w15:restartNumberingAfterBreak="0">
     <w:nsid w:val="422140E2"/>
     <w:multiLevelType w:val="multilevel"/>
     <w:tmpl w:val="A032076C"/>
@@ -33329,7 +34678,7 @@
       </w:rPr>
     </w:lvl>
   </w:abstractNum>
-  <w:abstractNum w:abstractNumId="164" w15:restartNumberingAfterBreak="0">
+  <w:abstractNum w:abstractNumId="173" w15:restartNumberingAfterBreak="0">
     <w:nsid w:val="424A5E73"/>
     <w:multiLevelType w:val="multilevel"/>
     <w:tmpl w:val="7C58E356"/>
@@ -33478,7 +34827,7 @@
       </w:rPr>
     </w:lvl>
   </w:abstractNum>
-  <w:abstractNum w:abstractNumId="165" w15:restartNumberingAfterBreak="0">
+  <w:abstractNum w:abstractNumId="174" w15:restartNumberingAfterBreak="0">
     <w:nsid w:val="427013D4"/>
     <w:multiLevelType w:val="multilevel"/>
     <w:tmpl w:val="B67E9D44"/>
@@ -33627,7 +34976,7 @@
       </w:rPr>
     </w:lvl>
   </w:abstractNum>
-  <w:abstractNum w:abstractNumId="166" w15:restartNumberingAfterBreak="0">
+  <w:abstractNum w:abstractNumId="175" w15:restartNumberingAfterBreak="0">
     <w:nsid w:val="428A6ABF"/>
     <w:multiLevelType w:val="multilevel"/>
     <w:tmpl w:val="F14A2880"/>
@@ -33776,7 +35125,7 @@
       </w:rPr>
     </w:lvl>
   </w:abstractNum>
-  <w:abstractNum w:abstractNumId="167" w15:restartNumberingAfterBreak="0">
+  <w:abstractNum w:abstractNumId="176" w15:restartNumberingAfterBreak="0">
     <w:nsid w:val="42AC0C50"/>
     <w:multiLevelType w:val="multilevel"/>
     <w:tmpl w:val="205E1A00"/>
@@ -33925,7 +35274,7 @@
       </w:rPr>
     </w:lvl>
   </w:abstractNum>
-  <w:abstractNum w:abstractNumId="168" w15:restartNumberingAfterBreak="0">
+  <w:abstractNum w:abstractNumId="177" w15:restartNumberingAfterBreak="0">
     <w:nsid w:val="42F86FE2"/>
     <w:multiLevelType w:val="multilevel"/>
     <w:tmpl w:val="0C126290"/>
@@ -34074,7 +35423,7 @@
       </w:rPr>
     </w:lvl>
   </w:abstractNum>
-  <w:abstractNum w:abstractNumId="169" w15:restartNumberingAfterBreak="0">
+  <w:abstractNum w:abstractNumId="178" w15:restartNumberingAfterBreak="0">
     <w:nsid w:val="437E0003"/>
     <w:multiLevelType w:val="multilevel"/>
     <w:tmpl w:val="4906C958"/>
@@ -34223,7 +35572,7 @@
       </w:rPr>
     </w:lvl>
   </w:abstractNum>
-  <w:abstractNum w:abstractNumId="170" w15:restartNumberingAfterBreak="0">
+  <w:abstractNum w:abstractNumId="179" w15:restartNumberingAfterBreak="0">
     <w:nsid w:val="43C64F3A"/>
     <w:multiLevelType w:val="multilevel"/>
     <w:tmpl w:val="77765A80"/>
@@ -34372,7 +35721,7 @@
       </w:rPr>
     </w:lvl>
   </w:abstractNum>
-  <w:abstractNum w:abstractNumId="171" w15:restartNumberingAfterBreak="0">
+  <w:abstractNum w:abstractNumId="180" w15:restartNumberingAfterBreak="0">
     <w:nsid w:val="43DB6708"/>
     <w:multiLevelType w:val="multilevel"/>
     <w:tmpl w:val="B4362850"/>
@@ -34521,7 +35870,7 @@
       </w:rPr>
     </w:lvl>
   </w:abstractNum>
-  <w:abstractNum w:abstractNumId="172" w15:restartNumberingAfterBreak="0">
+  <w:abstractNum w:abstractNumId="181" w15:restartNumberingAfterBreak="0">
     <w:nsid w:val="4454078A"/>
     <w:multiLevelType w:val="multilevel"/>
     <w:tmpl w:val="F2123A18"/>
@@ -34670,7 +36019,7 @@
       </w:rPr>
     </w:lvl>
   </w:abstractNum>
-  <w:abstractNum w:abstractNumId="173" w15:restartNumberingAfterBreak="0">
+  <w:abstractNum w:abstractNumId="182" w15:restartNumberingAfterBreak="0">
     <w:nsid w:val="44687C24"/>
     <w:multiLevelType w:val="multilevel"/>
     <w:tmpl w:val="7B24707C"/>
@@ -34819,7 +36168,7 @@
       </w:rPr>
     </w:lvl>
   </w:abstractNum>
-  <w:abstractNum w:abstractNumId="174" w15:restartNumberingAfterBreak="0">
+  <w:abstractNum w:abstractNumId="183" w15:restartNumberingAfterBreak="0">
     <w:nsid w:val="45093DCF"/>
     <w:multiLevelType w:val="multilevel"/>
     <w:tmpl w:val="C1E6250C"/>
@@ -34968,7 +36317,305 @@
       </w:rPr>
     </w:lvl>
   </w:abstractNum>
-  <w:abstractNum w:abstractNumId="175" w15:restartNumberingAfterBreak="0">
+  <w:abstractNum w:abstractNumId="184" w15:restartNumberingAfterBreak="0">
+    <w:nsid w:val="4533706A"/>
+    <w:multiLevelType w:val="multilevel"/>
+    <w:tmpl w:val="AB02EAFE"/>
+    <w:lvl w:ilvl="0">
+      <w:start w:val="1"/>
+      <w:numFmt w:val="bullet"/>
+      <w:lvlText w:val=""/>
+      <w:lvlJc w:val="left"/>
+      <w:pPr>
+        <w:tabs>
+          <w:tab w:val="num" w:pos="720"/>
+        </w:tabs>
+        <w:ind w:left="720" w:hanging="360"/>
+      </w:pPr>
+      <w:rPr>
+        <w:rFonts w:ascii="Symbol" w:hAnsi="Symbol" w:hint="default"/>
+        <w:sz w:val="20"/>
+      </w:rPr>
+    </w:lvl>
+    <w:lvl w:ilvl="1" w:tentative="1">
+      <w:start w:val="1"/>
+      <w:numFmt w:val="bullet"/>
+      <w:lvlText w:val="o"/>
+      <w:lvlJc w:val="left"/>
+      <w:pPr>
+        <w:tabs>
+          <w:tab w:val="num" w:pos="1440"/>
+        </w:tabs>
+        <w:ind w:left="1440" w:hanging="360"/>
+      </w:pPr>
+      <w:rPr>
+        <w:rFonts w:ascii="Courier New" w:hAnsi="Courier New" w:hint="default"/>
+        <w:sz w:val="20"/>
+      </w:rPr>
+    </w:lvl>
+    <w:lvl w:ilvl="2" w:tentative="1">
+      <w:start w:val="1"/>
+      <w:numFmt w:val="bullet"/>
+      <w:lvlText w:val=""/>
+      <w:lvlJc w:val="left"/>
+      <w:pPr>
+        <w:tabs>
+          <w:tab w:val="num" w:pos="2160"/>
+        </w:tabs>
+        <w:ind w:left="2160" w:hanging="360"/>
+      </w:pPr>
+      <w:rPr>
+        <w:rFonts w:ascii="Wingdings" w:hAnsi="Wingdings" w:hint="default"/>
+        <w:sz w:val="20"/>
+      </w:rPr>
+    </w:lvl>
+    <w:lvl w:ilvl="3" w:tentative="1">
+      <w:start w:val="1"/>
+      <w:numFmt w:val="bullet"/>
+      <w:lvlText w:val=""/>
+      <w:lvlJc w:val="left"/>
+      <w:pPr>
+        <w:tabs>
+          <w:tab w:val="num" w:pos="2880"/>
+        </w:tabs>
+        <w:ind w:left="2880" w:hanging="360"/>
+      </w:pPr>
+      <w:rPr>
+        <w:rFonts w:ascii="Wingdings" w:hAnsi="Wingdings" w:hint="default"/>
+        <w:sz w:val="20"/>
+      </w:rPr>
+    </w:lvl>
+    <w:lvl w:ilvl="4" w:tentative="1">
+      <w:start w:val="1"/>
+      <w:numFmt w:val="bullet"/>
+      <w:lvlText w:val=""/>
+      <w:lvlJc w:val="left"/>
+      <w:pPr>
+        <w:tabs>
+          <w:tab w:val="num" w:pos="3600"/>
+        </w:tabs>
+        <w:ind w:left="3600" w:hanging="360"/>
+      </w:pPr>
+      <w:rPr>
+        <w:rFonts w:ascii="Wingdings" w:hAnsi="Wingdings" w:hint="default"/>
+        <w:sz w:val="20"/>
+      </w:rPr>
+    </w:lvl>
+    <w:lvl w:ilvl="5" w:tentative="1">
+      <w:start w:val="1"/>
+      <w:numFmt w:val="bullet"/>
+      <w:lvlText w:val=""/>
+      <w:lvlJc w:val="left"/>
+      <w:pPr>
+        <w:tabs>
+          <w:tab w:val="num" w:pos="4320"/>
+        </w:tabs>
+        <w:ind w:left="4320" w:hanging="360"/>
+      </w:pPr>
+      <w:rPr>
+        <w:rFonts w:ascii="Wingdings" w:hAnsi="Wingdings" w:hint="default"/>
+        <w:sz w:val="20"/>
+      </w:rPr>
+    </w:lvl>
+    <w:lvl w:ilvl="6" w:tentative="1">
+      <w:start w:val="1"/>
+      <w:numFmt w:val="bullet"/>
+      <w:lvlText w:val=""/>
+      <w:lvlJc w:val="left"/>
+      <w:pPr>
+        <w:tabs>
+          <w:tab w:val="num" w:pos="5040"/>
+        </w:tabs>
+        <w:ind w:left="5040" w:hanging="360"/>
+      </w:pPr>
+      <w:rPr>
+        <w:rFonts w:ascii="Wingdings" w:hAnsi="Wingdings" w:hint="default"/>
+        <w:sz w:val="20"/>
+      </w:rPr>
+    </w:lvl>
+    <w:lvl w:ilvl="7" w:tentative="1">
+      <w:start w:val="1"/>
+      <w:numFmt w:val="bullet"/>
+      <w:lvlText w:val=""/>
+      <w:lvlJc w:val="left"/>
+      <w:pPr>
+        <w:tabs>
+          <w:tab w:val="num" w:pos="5760"/>
+        </w:tabs>
+        <w:ind w:left="5760" w:hanging="360"/>
+      </w:pPr>
+      <w:rPr>
+        <w:rFonts w:ascii="Wingdings" w:hAnsi="Wingdings" w:hint="default"/>
+        <w:sz w:val="20"/>
+      </w:rPr>
+    </w:lvl>
+    <w:lvl w:ilvl="8" w:tentative="1">
+      <w:start w:val="1"/>
+      <w:numFmt w:val="bullet"/>
+      <w:lvlText w:val=""/>
+      <w:lvlJc w:val="left"/>
+      <w:pPr>
+        <w:tabs>
+          <w:tab w:val="num" w:pos="6480"/>
+        </w:tabs>
+        <w:ind w:left="6480" w:hanging="360"/>
+      </w:pPr>
+      <w:rPr>
+        <w:rFonts w:ascii="Wingdings" w:hAnsi="Wingdings" w:hint="default"/>
+        <w:sz w:val="20"/>
+      </w:rPr>
+    </w:lvl>
+  </w:abstractNum>
+  <w:abstractNum w:abstractNumId="185" w15:restartNumberingAfterBreak="0">
+    <w:nsid w:val="45453A38"/>
+    <w:multiLevelType w:val="multilevel"/>
+    <w:tmpl w:val="7DEA0A18"/>
+    <w:lvl w:ilvl="0">
+      <w:start w:val="1"/>
+      <w:numFmt w:val="bullet"/>
+      <w:lvlText w:val=""/>
+      <w:lvlJc w:val="left"/>
+      <w:pPr>
+        <w:tabs>
+          <w:tab w:val="num" w:pos="720"/>
+        </w:tabs>
+        <w:ind w:left="720" w:hanging="360"/>
+      </w:pPr>
+      <w:rPr>
+        <w:rFonts w:ascii="Symbol" w:hAnsi="Symbol" w:hint="default"/>
+        <w:sz w:val="20"/>
+      </w:rPr>
+    </w:lvl>
+    <w:lvl w:ilvl="1" w:tentative="1">
+      <w:start w:val="1"/>
+      <w:numFmt w:val="bullet"/>
+      <w:lvlText w:val="o"/>
+      <w:lvlJc w:val="left"/>
+      <w:pPr>
+        <w:tabs>
+          <w:tab w:val="num" w:pos="1440"/>
+        </w:tabs>
+        <w:ind w:left="1440" w:hanging="360"/>
+      </w:pPr>
+      <w:rPr>
+        <w:rFonts w:ascii="Courier New" w:hAnsi="Courier New" w:hint="default"/>
+        <w:sz w:val="20"/>
+      </w:rPr>
+    </w:lvl>
+    <w:lvl w:ilvl="2" w:tentative="1">
+      <w:start w:val="1"/>
+      <w:numFmt w:val="bullet"/>
+      <w:lvlText w:val=""/>
+      <w:lvlJc w:val="left"/>
+      <w:pPr>
+        <w:tabs>
+          <w:tab w:val="num" w:pos="2160"/>
+        </w:tabs>
+        <w:ind w:left="2160" w:hanging="360"/>
+      </w:pPr>
+      <w:rPr>
+        <w:rFonts w:ascii="Wingdings" w:hAnsi="Wingdings" w:hint="default"/>
+        <w:sz w:val="20"/>
+      </w:rPr>
+    </w:lvl>
+    <w:lvl w:ilvl="3" w:tentative="1">
+      <w:start w:val="1"/>
+      <w:numFmt w:val="bullet"/>
+      <w:lvlText w:val=""/>
+      <w:lvlJc w:val="left"/>
+      <w:pPr>
+        <w:tabs>
+          <w:tab w:val="num" w:pos="2880"/>
+        </w:tabs>
+        <w:ind w:left="2880" w:hanging="360"/>
+      </w:pPr>
+      <w:rPr>
+        <w:rFonts w:ascii="Wingdings" w:hAnsi="Wingdings" w:hint="default"/>
+        <w:sz w:val="20"/>
+      </w:rPr>
+    </w:lvl>
+    <w:lvl w:ilvl="4" w:tentative="1">
+      <w:start w:val="1"/>
+      <w:numFmt w:val="bullet"/>
+      <w:lvlText w:val=""/>
+      <w:lvlJc w:val="left"/>
+      <w:pPr>
+        <w:tabs>
+          <w:tab w:val="num" w:pos="3600"/>
+        </w:tabs>
+        <w:ind w:left="3600" w:hanging="360"/>
+      </w:pPr>
+      <w:rPr>
+        <w:rFonts w:ascii="Wingdings" w:hAnsi="Wingdings" w:hint="default"/>
+        <w:sz w:val="20"/>
+      </w:rPr>
+    </w:lvl>
+    <w:lvl w:ilvl="5" w:tentative="1">
+      <w:start w:val="1"/>
+      <w:numFmt w:val="bullet"/>
+      <w:lvlText w:val=""/>
+      <w:lvlJc w:val="left"/>
+      <w:pPr>
+        <w:tabs>
+          <w:tab w:val="num" w:pos="4320"/>
+        </w:tabs>
+        <w:ind w:left="4320" w:hanging="360"/>
+      </w:pPr>
+      <w:rPr>
+        <w:rFonts w:ascii="Wingdings" w:hAnsi="Wingdings" w:hint="default"/>
+        <w:sz w:val="20"/>
+      </w:rPr>
+    </w:lvl>
+    <w:lvl w:ilvl="6" w:tentative="1">
+      <w:start w:val="1"/>
+      <w:numFmt w:val="bullet"/>
+      <w:lvlText w:val=""/>
+      <w:lvlJc w:val="left"/>
+      <w:pPr>
+        <w:tabs>
+          <w:tab w:val="num" w:pos="5040"/>
+        </w:tabs>
+        <w:ind w:left="5040" w:hanging="360"/>
+      </w:pPr>
+      <w:rPr>
+        <w:rFonts w:ascii="Wingdings" w:hAnsi="Wingdings" w:hint="default"/>
+        <w:sz w:val="20"/>
+      </w:rPr>
+    </w:lvl>
+    <w:lvl w:ilvl="7" w:tentative="1">
+      <w:start w:val="1"/>
+      <w:numFmt w:val="bullet"/>
+      <w:lvlText w:val=""/>
+      <w:lvlJc w:val="left"/>
+      <w:pPr>
+        <w:tabs>
+          <w:tab w:val="num" w:pos="5760"/>
+        </w:tabs>
+        <w:ind w:left="5760" w:hanging="360"/>
+      </w:pPr>
+      <w:rPr>
+        <w:rFonts w:ascii="Wingdings" w:hAnsi="Wingdings" w:hint="default"/>
+        <w:sz w:val="20"/>
+      </w:rPr>
+    </w:lvl>
+    <w:lvl w:ilvl="8" w:tentative="1">
+      <w:start w:val="1"/>
+      <w:numFmt w:val="bullet"/>
+      <w:lvlText w:val=""/>
+      <w:lvlJc w:val="left"/>
+      <w:pPr>
+        <w:tabs>
+          <w:tab w:val="num" w:pos="6480"/>
+        </w:tabs>
+        <w:ind w:left="6480" w:hanging="360"/>
+      </w:pPr>
+      <w:rPr>
+        <w:rFonts w:ascii="Wingdings" w:hAnsi="Wingdings" w:hint="default"/>
+        <w:sz w:val="20"/>
+      </w:rPr>
+    </w:lvl>
+  </w:abstractNum>
+  <w:abstractNum w:abstractNumId="186" w15:restartNumberingAfterBreak="0">
     <w:nsid w:val="46310A6A"/>
     <w:multiLevelType w:val="multilevel"/>
     <w:tmpl w:val="5AA4CA94"/>
@@ -35117,7 +36764,7 @@
       </w:rPr>
     </w:lvl>
   </w:abstractNum>
-  <w:abstractNum w:abstractNumId="176" w15:restartNumberingAfterBreak="0">
+  <w:abstractNum w:abstractNumId="187" w15:restartNumberingAfterBreak="0">
     <w:nsid w:val="4666764B"/>
     <w:multiLevelType w:val="multilevel"/>
     <w:tmpl w:val="CEA2AC12"/>
@@ -35266,7 +36913,7 @@
       </w:rPr>
     </w:lvl>
   </w:abstractNum>
-  <w:abstractNum w:abstractNumId="177" w15:restartNumberingAfterBreak="0">
+  <w:abstractNum w:abstractNumId="188" w15:restartNumberingAfterBreak="0">
     <w:nsid w:val="468D4CC0"/>
     <w:multiLevelType w:val="multilevel"/>
     <w:tmpl w:val="446679C6"/>
@@ -35415,7 +37062,7 @@
       </w:rPr>
     </w:lvl>
   </w:abstractNum>
-  <w:abstractNum w:abstractNumId="178" w15:restartNumberingAfterBreak="0">
+  <w:abstractNum w:abstractNumId="189" w15:restartNumberingAfterBreak="0">
     <w:nsid w:val="483D0F8D"/>
     <w:multiLevelType w:val="multilevel"/>
     <w:tmpl w:val="B40EE9B2"/>
@@ -35564,7 +37211,7 @@
       </w:rPr>
     </w:lvl>
   </w:abstractNum>
-  <w:abstractNum w:abstractNumId="179" w15:restartNumberingAfterBreak="0">
+  <w:abstractNum w:abstractNumId="190" w15:restartNumberingAfterBreak="0">
     <w:nsid w:val="489C53A7"/>
     <w:multiLevelType w:val="multilevel"/>
     <w:tmpl w:val="D2906F56"/>
@@ -35713,7 +37360,7 @@
       </w:rPr>
     </w:lvl>
   </w:abstractNum>
-  <w:abstractNum w:abstractNumId="180" w15:restartNumberingAfterBreak="0">
+  <w:abstractNum w:abstractNumId="191" w15:restartNumberingAfterBreak="0">
     <w:nsid w:val="48A22FCB"/>
     <w:multiLevelType w:val="multilevel"/>
     <w:tmpl w:val="919EF788"/>
@@ -35862,7 +37509,7 @@
       </w:rPr>
     </w:lvl>
   </w:abstractNum>
-  <w:abstractNum w:abstractNumId="181" w15:restartNumberingAfterBreak="0">
+  <w:abstractNum w:abstractNumId="192" w15:restartNumberingAfterBreak="0">
     <w:nsid w:val="48D67656"/>
     <w:multiLevelType w:val="multilevel"/>
     <w:tmpl w:val="0144D586"/>
@@ -36011,7 +37658,7 @@
       </w:rPr>
     </w:lvl>
   </w:abstractNum>
-  <w:abstractNum w:abstractNumId="182" w15:restartNumberingAfterBreak="0">
+  <w:abstractNum w:abstractNumId="193" w15:restartNumberingAfterBreak="0">
     <w:nsid w:val="48F92EE9"/>
     <w:multiLevelType w:val="multilevel"/>
     <w:tmpl w:val="C4EE7554"/>
@@ -36160,7 +37807,7 @@
       </w:rPr>
     </w:lvl>
   </w:abstractNum>
-  <w:abstractNum w:abstractNumId="183" w15:restartNumberingAfterBreak="0">
+  <w:abstractNum w:abstractNumId="194" w15:restartNumberingAfterBreak="0">
     <w:nsid w:val="492D0C65"/>
     <w:multiLevelType w:val="multilevel"/>
     <w:tmpl w:val="6A3E3558"/>
@@ -36309,7 +37956,7 @@
       </w:rPr>
     </w:lvl>
   </w:abstractNum>
-  <w:abstractNum w:abstractNumId="184" w15:restartNumberingAfterBreak="0">
+  <w:abstractNum w:abstractNumId="195" w15:restartNumberingAfterBreak="0">
     <w:nsid w:val="49300A45"/>
     <w:multiLevelType w:val="multilevel"/>
     <w:tmpl w:val="5FFEF026"/>
@@ -36458,7 +38105,7 @@
       </w:rPr>
     </w:lvl>
   </w:abstractNum>
-  <w:abstractNum w:abstractNumId="185" w15:restartNumberingAfterBreak="0">
+  <w:abstractNum w:abstractNumId="196" w15:restartNumberingAfterBreak="0">
     <w:nsid w:val="4A2813DF"/>
     <w:multiLevelType w:val="multilevel"/>
     <w:tmpl w:val="EB164066"/>
@@ -36607,7 +38254,7 @@
       </w:rPr>
     </w:lvl>
   </w:abstractNum>
-  <w:abstractNum w:abstractNumId="186" w15:restartNumberingAfterBreak="0">
+  <w:abstractNum w:abstractNumId="197" w15:restartNumberingAfterBreak="0">
     <w:nsid w:val="4A40410F"/>
     <w:multiLevelType w:val="multilevel"/>
     <w:tmpl w:val="62887934"/>
@@ -36756,7 +38403,7 @@
       </w:rPr>
     </w:lvl>
   </w:abstractNum>
-  <w:abstractNum w:abstractNumId="187" w15:restartNumberingAfterBreak="0">
+  <w:abstractNum w:abstractNumId="198" w15:restartNumberingAfterBreak="0">
     <w:nsid w:val="4A5859C6"/>
     <w:multiLevelType w:val="multilevel"/>
     <w:tmpl w:val="8B20B1B8"/>
@@ -36905,7 +38552,7 @@
       </w:rPr>
     </w:lvl>
   </w:abstractNum>
-  <w:abstractNum w:abstractNumId="188" w15:restartNumberingAfterBreak="0">
+  <w:abstractNum w:abstractNumId="199" w15:restartNumberingAfterBreak="0">
     <w:nsid w:val="4A753BE4"/>
     <w:multiLevelType w:val="multilevel"/>
     <w:tmpl w:val="C21C64B4"/>
@@ -37054,7 +38701,7 @@
       </w:rPr>
     </w:lvl>
   </w:abstractNum>
-  <w:abstractNum w:abstractNumId="189" w15:restartNumberingAfterBreak="0">
+  <w:abstractNum w:abstractNumId="200" w15:restartNumberingAfterBreak="0">
     <w:nsid w:val="4B8564DC"/>
     <w:multiLevelType w:val="multilevel"/>
     <w:tmpl w:val="35707950"/>
@@ -37203,7 +38850,7 @@
       </w:rPr>
     </w:lvl>
   </w:abstractNum>
-  <w:abstractNum w:abstractNumId="190" w15:restartNumberingAfterBreak="0">
+  <w:abstractNum w:abstractNumId="201" w15:restartNumberingAfterBreak="0">
     <w:nsid w:val="4C372D70"/>
     <w:multiLevelType w:val="multilevel"/>
     <w:tmpl w:val="AD50682C"/>
@@ -37352,7 +38999,7 @@
       </w:rPr>
     </w:lvl>
   </w:abstractNum>
-  <w:abstractNum w:abstractNumId="191" w15:restartNumberingAfterBreak="0">
+  <w:abstractNum w:abstractNumId="202" w15:restartNumberingAfterBreak="0">
     <w:nsid w:val="4CC5681B"/>
     <w:multiLevelType w:val="multilevel"/>
     <w:tmpl w:val="3B442C4E"/>
@@ -37501,7 +39148,7 @@
       </w:rPr>
     </w:lvl>
   </w:abstractNum>
-  <w:abstractNum w:abstractNumId="192" w15:restartNumberingAfterBreak="0">
+  <w:abstractNum w:abstractNumId="203" w15:restartNumberingAfterBreak="0">
     <w:nsid w:val="4CDB2945"/>
     <w:multiLevelType w:val="multilevel"/>
     <w:tmpl w:val="087E029C"/>
@@ -37650,7 +39297,7 @@
       </w:rPr>
     </w:lvl>
   </w:abstractNum>
-  <w:abstractNum w:abstractNumId="193" w15:restartNumberingAfterBreak="0">
+  <w:abstractNum w:abstractNumId="204" w15:restartNumberingAfterBreak="0">
     <w:nsid w:val="4D236C99"/>
     <w:multiLevelType w:val="multilevel"/>
     <w:tmpl w:val="DC28896E"/>
@@ -37799,7 +39446,7 @@
       </w:rPr>
     </w:lvl>
   </w:abstractNum>
-  <w:abstractNum w:abstractNumId="194" w15:restartNumberingAfterBreak="0">
+  <w:abstractNum w:abstractNumId="205" w15:restartNumberingAfterBreak="0">
     <w:nsid w:val="4DA31B44"/>
     <w:multiLevelType w:val="multilevel"/>
     <w:tmpl w:val="9260FD06"/>
@@ -37948,7 +39595,7 @@
       </w:rPr>
     </w:lvl>
   </w:abstractNum>
-  <w:abstractNum w:abstractNumId="195" w15:restartNumberingAfterBreak="0">
+  <w:abstractNum w:abstractNumId="206" w15:restartNumberingAfterBreak="0">
     <w:nsid w:val="4DD076F7"/>
     <w:multiLevelType w:val="multilevel"/>
     <w:tmpl w:val="865AC7C0"/>
@@ -38097,7 +39744,7 @@
       </w:rPr>
     </w:lvl>
   </w:abstractNum>
-  <w:abstractNum w:abstractNumId="196" w15:restartNumberingAfterBreak="0">
+  <w:abstractNum w:abstractNumId="207" w15:restartNumberingAfterBreak="0">
     <w:nsid w:val="4EE14D9A"/>
     <w:multiLevelType w:val="multilevel"/>
     <w:tmpl w:val="881AE8DC"/>
@@ -38246,7 +39893,7 @@
       </w:rPr>
     </w:lvl>
   </w:abstractNum>
-  <w:abstractNum w:abstractNumId="197" w15:restartNumberingAfterBreak="0">
+  <w:abstractNum w:abstractNumId="208" w15:restartNumberingAfterBreak="0">
     <w:nsid w:val="4F25004F"/>
     <w:multiLevelType w:val="multilevel"/>
     <w:tmpl w:val="FFDAF818"/>
@@ -38359,7 +40006,7 @@
       </w:pPr>
     </w:lvl>
   </w:abstractNum>
-  <w:abstractNum w:abstractNumId="198" w15:restartNumberingAfterBreak="0">
+  <w:abstractNum w:abstractNumId="209" w15:restartNumberingAfterBreak="0">
     <w:nsid w:val="4FFD5438"/>
     <w:multiLevelType w:val="multilevel"/>
     <w:tmpl w:val="52529B7A"/>
@@ -38508,7 +40155,7 @@
       </w:rPr>
     </w:lvl>
   </w:abstractNum>
-  <w:abstractNum w:abstractNumId="199" w15:restartNumberingAfterBreak="0">
+  <w:abstractNum w:abstractNumId="210" w15:restartNumberingAfterBreak="0">
     <w:nsid w:val="503A1609"/>
     <w:multiLevelType w:val="multilevel"/>
     <w:tmpl w:val="F95001A2"/>
@@ -38657,7 +40304,7 @@
       </w:rPr>
     </w:lvl>
   </w:abstractNum>
-  <w:abstractNum w:abstractNumId="200" w15:restartNumberingAfterBreak="0">
+  <w:abstractNum w:abstractNumId="211" w15:restartNumberingAfterBreak="0">
     <w:nsid w:val="50DE20CD"/>
     <w:multiLevelType w:val="multilevel"/>
     <w:tmpl w:val="2DD0D82E"/>
@@ -38806,7 +40453,7 @@
       </w:rPr>
     </w:lvl>
   </w:abstractNum>
-  <w:abstractNum w:abstractNumId="201" w15:restartNumberingAfterBreak="0">
+  <w:abstractNum w:abstractNumId="212" w15:restartNumberingAfterBreak="0">
     <w:nsid w:val="51420C92"/>
     <w:multiLevelType w:val="multilevel"/>
     <w:tmpl w:val="FCF4BBBE"/>
@@ -38955,7 +40602,7 @@
       </w:rPr>
     </w:lvl>
   </w:abstractNum>
-  <w:abstractNum w:abstractNumId="202" w15:restartNumberingAfterBreak="0">
+  <w:abstractNum w:abstractNumId="213" w15:restartNumberingAfterBreak="0">
     <w:nsid w:val="515B66C3"/>
     <w:multiLevelType w:val="multilevel"/>
     <w:tmpl w:val="0FAEC470"/>
@@ -39104,7 +40751,120 @@
       </w:rPr>
     </w:lvl>
   </w:abstractNum>
-  <w:abstractNum w:abstractNumId="203" w15:restartNumberingAfterBreak="0">
+  <w:abstractNum w:abstractNumId="214" w15:restartNumberingAfterBreak="0">
+    <w:nsid w:val="5180563B"/>
+    <w:multiLevelType w:val="multilevel"/>
+    <w:tmpl w:val="D9DC8EBE"/>
+    <w:lvl w:ilvl="0">
+      <w:start w:val="1"/>
+      <w:numFmt w:val="decimal"/>
+      <w:lvlText w:val="%1."/>
+      <w:lvlJc w:val="left"/>
+      <w:pPr>
+        <w:tabs>
+          <w:tab w:val="num" w:pos="720"/>
+        </w:tabs>
+        <w:ind w:left="720" w:hanging="360"/>
+      </w:pPr>
+    </w:lvl>
+    <w:lvl w:ilvl="1" w:tentative="1">
+      <w:start w:val="1"/>
+      <w:numFmt w:val="decimal"/>
+      <w:lvlText w:val="%2."/>
+      <w:lvlJc w:val="left"/>
+      <w:pPr>
+        <w:tabs>
+          <w:tab w:val="num" w:pos="1440"/>
+        </w:tabs>
+        <w:ind w:left="1440" w:hanging="360"/>
+      </w:pPr>
+    </w:lvl>
+    <w:lvl w:ilvl="2" w:tentative="1">
+      <w:start w:val="1"/>
+      <w:numFmt w:val="decimal"/>
+      <w:lvlText w:val="%3."/>
+      <w:lvlJc w:val="left"/>
+      <w:pPr>
+        <w:tabs>
+          <w:tab w:val="num" w:pos="2160"/>
+        </w:tabs>
+        <w:ind w:left="2160" w:hanging="360"/>
+      </w:pPr>
+    </w:lvl>
+    <w:lvl w:ilvl="3" w:tentative="1">
+      <w:start w:val="1"/>
+      <w:numFmt w:val="decimal"/>
+      <w:lvlText w:val="%4."/>
+      <w:lvlJc w:val="left"/>
+      <w:pPr>
+        <w:tabs>
+          <w:tab w:val="num" w:pos="2880"/>
+        </w:tabs>
+        <w:ind w:left="2880" w:hanging="360"/>
+      </w:pPr>
+    </w:lvl>
+    <w:lvl w:ilvl="4" w:tentative="1">
+      <w:start w:val="1"/>
+      <w:numFmt w:val="decimal"/>
+      <w:lvlText w:val="%5."/>
+      <w:lvlJc w:val="left"/>
+      <w:pPr>
+        <w:tabs>
+          <w:tab w:val="num" w:pos="3600"/>
+        </w:tabs>
+        <w:ind w:left="3600" w:hanging="360"/>
+      </w:pPr>
+    </w:lvl>
+    <w:lvl w:ilvl="5" w:tentative="1">
+      <w:start w:val="1"/>
+      <w:numFmt w:val="decimal"/>
+      <w:lvlText w:val="%6."/>
+      <w:lvlJc w:val="left"/>
+      <w:pPr>
+        <w:tabs>
+          <w:tab w:val="num" w:pos="4320"/>
+        </w:tabs>
+        <w:ind w:left="4320" w:hanging="360"/>
+      </w:pPr>
+    </w:lvl>
+    <w:lvl w:ilvl="6" w:tentative="1">
+      <w:start w:val="1"/>
+      <w:numFmt w:val="decimal"/>
+      <w:lvlText w:val="%7."/>
+      <w:lvlJc w:val="left"/>
+      <w:pPr>
+        <w:tabs>
+          <w:tab w:val="num" w:pos="5040"/>
+        </w:tabs>
+        <w:ind w:left="5040" w:hanging="360"/>
+      </w:pPr>
+    </w:lvl>
+    <w:lvl w:ilvl="7" w:tentative="1">
+      <w:start w:val="1"/>
+      <w:numFmt w:val="decimal"/>
+      <w:lvlText w:val="%8."/>
+      <w:lvlJc w:val="left"/>
+      <w:pPr>
+        <w:tabs>
+          <w:tab w:val="num" w:pos="5760"/>
+        </w:tabs>
+        <w:ind w:left="5760" w:hanging="360"/>
+      </w:pPr>
+    </w:lvl>
+    <w:lvl w:ilvl="8" w:tentative="1">
+      <w:start w:val="1"/>
+      <w:numFmt w:val="decimal"/>
+      <w:lvlText w:val="%9."/>
+      <w:lvlJc w:val="left"/>
+      <w:pPr>
+        <w:tabs>
+          <w:tab w:val="num" w:pos="6480"/>
+        </w:tabs>
+        <w:ind w:left="6480" w:hanging="360"/>
+      </w:pPr>
+    </w:lvl>
+  </w:abstractNum>
+  <w:abstractNum w:abstractNumId="215" w15:restartNumberingAfterBreak="0">
     <w:nsid w:val="519E71EB"/>
     <w:multiLevelType w:val="multilevel"/>
     <w:tmpl w:val="07221910"/>
@@ -39253,7 +41013,7 @@
       </w:rPr>
     </w:lvl>
   </w:abstractNum>
-  <w:abstractNum w:abstractNumId="204" w15:restartNumberingAfterBreak="0">
+  <w:abstractNum w:abstractNumId="216" w15:restartNumberingAfterBreak="0">
     <w:nsid w:val="51BE39AA"/>
     <w:multiLevelType w:val="multilevel"/>
     <w:tmpl w:val="C2DE4F54"/>
@@ -39402,7 +41162,7 @@
       </w:rPr>
     </w:lvl>
   </w:abstractNum>
-  <w:abstractNum w:abstractNumId="205" w15:restartNumberingAfterBreak="0">
+  <w:abstractNum w:abstractNumId="217" w15:restartNumberingAfterBreak="0">
     <w:nsid w:val="524B5039"/>
     <w:multiLevelType w:val="multilevel"/>
     <w:tmpl w:val="C4B04CD4"/>
@@ -39551,7 +41311,7 @@
       </w:rPr>
     </w:lvl>
   </w:abstractNum>
-  <w:abstractNum w:abstractNumId="206" w15:restartNumberingAfterBreak="0">
+  <w:abstractNum w:abstractNumId="218" w15:restartNumberingAfterBreak="0">
     <w:nsid w:val="52500D94"/>
     <w:multiLevelType w:val="multilevel"/>
     <w:tmpl w:val="57281934"/>
@@ -39700,7 +41460,7 @@
       </w:rPr>
     </w:lvl>
   </w:abstractNum>
-  <w:abstractNum w:abstractNumId="207" w15:restartNumberingAfterBreak="0">
+  <w:abstractNum w:abstractNumId="219" w15:restartNumberingAfterBreak="0">
     <w:nsid w:val="527D4944"/>
     <w:multiLevelType w:val="multilevel"/>
     <w:tmpl w:val="FA4E04A2"/>
@@ -39849,7 +41609,7 @@
       </w:rPr>
     </w:lvl>
   </w:abstractNum>
-  <w:abstractNum w:abstractNumId="208" w15:restartNumberingAfterBreak="0">
+  <w:abstractNum w:abstractNumId="220" w15:restartNumberingAfterBreak="0">
     <w:nsid w:val="52A13A2D"/>
     <w:multiLevelType w:val="multilevel"/>
     <w:tmpl w:val="42B221B6"/>
@@ -39998,7 +41758,7 @@
       </w:rPr>
     </w:lvl>
   </w:abstractNum>
-  <w:abstractNum w:abstractNumId="209" w15:restartNumberingAfterBreak="0">
+  <w:abstractNum w:abstractNumId="221" w15:restartNumberingAfterBreak="0">
     <w:nsid w:val="53995811"/>
     <w:multiLevelType w:val="multilevel"/>
     <w:tmpl w:val="8B70D270"/>
@@ -40147,7 +41907,7 @@
       </w:rPr>
     </w:lvl>
   </w:abstractNum>
-  <w:abstractNum w:abstractNumId="210" w15:restartNumberingAfterBreak="0">
+  <w:abstractNum w:abstractNumId="222" w15:restartNumberingAfterBreak="0">
     <w:nsid w:val="53BB0744"/>
     <w:multiLevelType w:val="multilevel"/>
     <w:tmpl w:val="B8145A26"/>
@@ -40296,7 +42056,7 @@
       </w:rPr>
     </w:lvl>
   </w:abstractNum>
-  <w:abstractNum w:abstractNumId="211" w15:restartNumberingAfterBreak="0">
+  <w:abstractNum w:abstractNumId="223" w15:restartNumberingAfterBreak="0">
     <w:nsid w:val="53D43830"/>
     <w:multiLevelType w:val="multilevel"/>
     <w:tmpl w:val="941EBE88"/>
@@ -40445,7 +42205,7 @@
       </w:rPr>
     </w:lvl>
   </w:abstractNum>
-  <w:abstractNum w:abstractNumId="212" w15:restartNumberingAfterBreak="0">
+  <w:abstractNum w:abstractNumId="224" w15:restartNumberingAfterBreak="0">
     <w:nsid w:val="53DF484E"/>
     <w:multiLevelType w:val="multilevel"/>
     <w:tmpl w:val="2E6C6AB6"/>
@@ -40594,7 +42354,7 @@
       </w:rPr>
     </w:lvl>
   </w:abstractNum>
-  <w:abstractNum w:abstractNumId="213" w15:restartNumberingAfterBreak="0">
+  <w:abstractNum w:abstractNumId="225" w15:restartNumberingAfterBreak="0">
     <w:nsid w:val="54004256"/>
     <w:multiLevelType w:val="multilevel"/>
     <w:tmpl w:val="2CAC1316"/>
@@ -40743,7 +42503,7 @@
       </w:rPr>
     </w:lvl>
   </w:abstractNum>
-  <w:abstractNum w:abstractNumId="214" w15:restartNumberingAfterBreak="0">
+  <w:abstractNum w:abstractNumId="226" w15:restartNumberingAfterBreak="0">
     <w:nsid w:val="540506A2"/>
     <w:multiLevelType w:val="multilevel"/>
     <w:tmpl w:val="3528C25C"/>
@@ -40892,7 +42652,7 @@
       </w:rPr>
     </w:lvl>
   </w:abstractNum>
-  <w:abstractNum w:abstractNumId="215" w15:restartNumberingAfterBreak="0">
+  <w:abstractNum w:abstractNumId="227" w15:restartNumberingAfterBreak="0">
     <w:nsid w:val="5424346D"/>
     <w:multiLevelType w:val="multilevel"/>
     <w:tmpl w:val="FFAE3FD0"/>
@@ -41041,7 +42801,7 @@
       </w:rPr>
     </w:lvl>
   </w:abstractNum>
-  <w:abstractNum w:abstractNumId="216" w15:restartNumberingAfterBreak="0">
+  <w:abstractNum w:abstractNumId="228" w15:restartNumberingAfterBreak="0">
     <w:nsid w:val="54E81ECA"/>
     <w:multiLevelType w:val="multilevel"/>
     <w:tmpl w:val="A3B62DE6"/>
@@ -41190,7 +42950,7 @@
       </w:rPr>
     </w:lvl>
   </w:abstractNum>
-  <w:abstractNum w:abstractNumId="217" w15:restartNumberingAfterBreak="0">
+  <w:abstractNum w:abstractNumId="229" w15:restartNumberingAfterBreak="0">
     <w:nsid w:val="55003884"/>
     <w:multiLevelType w:val="multilevel"/>
     <w:tmpl w:val="CAAE16D6"/>
@@ -41339,7 +43099,7 @@
       </w:rPr>
     </w:lvl>
   </w:abstractNum>
-  <w:abstractNum w:abstractNumId="218" w15:restartNumberingAfterBreak="0">
+  <w:abstractNum w:abstractNumId="230" w15:restartNumberingAfterBreak="0">
     <w:nsid w:val="55974A53"/>
     <w:multiLevelType w:val="multilevel"/>
     <w:tmpl w:val="4D24E19A"/>
@@ -41488,7 +43248,7 @@
       </w:rPr>
     </w:lvl>
   </w:abstractNum>
-  <w:abstractNum w:abstractNumId="219" w15:restartNumberingAfterBreak="0">
+  <w:abstractNum w:abstractNumId="231" w15:restartNumberingAfterBreak="0">
     <w:nsid w:val="55E167B0"/>
     <w:multiLevelType w:val="multilevel"/>
     <w:tmpl w:val="0EF8BBC6"/>
@@ -41637,7 +43397,7 @@
       </w:rPr>
     </w:lvl>
   </w:abstractNum>
-  <w:abstractNum w:abstractNumId="220" w15:restartNumberingAfterBreak="0">
+  <w:abstractNum w:abstractNumId="232" w15:restartNumberingAfterBreak="0">
     <w:nsid w:val="55E61C1C"/>
     <w:multiLevelType w:val="multilevel"/>
     <w:tmpl w:val="34A2AFD8"/>
@@ -41786,7 +43546,7 @@
       </w:rPr>
     </w:lvl>
   </w:abstractNum>
-  <w:abstractNum w:abstractNumId="221" w15:restartNumberingAfterBreak="0">
+  <w:abstractNum w:abstractNumId="233" w15:restartNumberingAfterBreak="0">
     <w:nsid w:val="560B2E4D"/>
     <w:multiLevelType w:val="multilevel"/>
     <w:tmpl w:val="D94614EC"/>
@@ -41935,7 +43695,7 @@
       </w:rPr>
     </w:lvl>
   </w:abstractNum>
-  <w:abstractNum w:abstractNumId="222" w15:restartNumberingAfterBreak="0">
+  <w:abstractNum w:abstractNumId="234" w15:restartNumberingAfterBreak="0">
     <w:nsid w:val="56414B75"/>
     <w:multiLevelType w:val="multilevel"/>
     <w:tmpl w:val="26A8681E"/>
@@ -42084,7 +43844,7 @@
       </w:rPr>
     </w:lvl>
   </w:abstractNum>
-  <w:abstractNum w:abstractNumId="223" w15:restartNumberingAfterBreak="0">
+  <w:abstractNum w:abstractNumId="235" w15:restartNumberingAfterBreak="0">
     <w:nsid w:val="56710562"/>
     <w:multiLevelType w:val="multilevel"/>
     <w:tmpl w:val="7680915C"/>
@@ -42233,7 +43993,7 @@
       </w:rPr>
     </w:lvl>
   </w:abstractNum>
-  <w:abstractNum w:abstractNumId="224" w15:restartNumberingAfterBreak="0">
+  <w:abstractNum w:abstractNumId="236" w15:restartNumberingAfterBreak="0">
     <w:nsid w:val="56757F4D"/>
     <w:multiLevelType w:val="multilevel"/>
     <w:tmpl w:val="19924DE2"/>
@@ -42346,7 +44106,7 @@
       </w:pPr>
     </w:lvl>
   </w:abstractNum>
-  <w:abstractNum w:abstractNumId="225" w15:restartNumberingAfterBreak="0">
+  <w:abstractNum w:abstractNumId="237" w15:restartNumberingAfterBreak="0">
     <w:nsid w:val="579C312D"/>
     <w:multiLevelType w:val="multilevel"/>
     <w:tmpl w:val="8ABA903A"/>
@@ -42495,7 +44255,7 @@
       </w:rPr>
     </w:lvl>
   </w:abstractNum>
-  <w:abstractNum w:abstractNumId="226" w15:restartNumberingAfterBreak="0">
+  <w:abstractNum w:abstractNumId="238" w15:restartNumberingAfterBreak="0">
     <w:nsid w:val="58772889"/>
     <w:multiLevelType w:val="multilevel"/>
     <w:tmpl w:val="8272E22E"/>
@@ -42644,7 +44404,7 @@
       </w:rPr>
     </w:lvl>
   </w:abstractNum>
-  <w:abstractNum w:abstractNumId="227" w15:restartNumberingAfterBreak="0">
+  <w:abstractNum w:abstractNumId="239" w15:restartNumberingAfterBreak="0">
     <w:nsid w:val="59862CC4"/>
     <w:multiLevelType w:val="multilevel"/>
     <w:tmpl w:val="0926790C"/>
@@ -42793,7 +44553,7 @@
       </w:rPr>
     </w:lvl>
   </w:abstractNum>
-  <w:abstractNum w:abstractNumId="228" w15:restartNumberingAfterBreak="0">
+  <w:abstractNum w:abstractNumId="240" w15:restartNumberingAfterBreak="0">
     <w:nsid w:val="5990259F"/>
     <w:multiLevelType w:val="multilevel"/>
     <w:tmpl w:val="1284B7EC"/>
@@ -42942,7 +44702,7 @@
       </w:rPr>
     </w:lvl>
   </w:abstractNum>
-  <w:abstractNum w:abstractNumId="229" w15:restartNumberingAfterBreak="0">
+  <w:abstractNum w:abstractNumId="241" w15:restartNumberingAfterBreak="0">
     <w:nsid w:val="59BF3357"/>
     <w:multiLevelType w:val="multilevel"/>
     <w:tmpl w:val="9EE43A5C"/>
@@ -43091,7 +44851,7 @@
       </w:rPr>
     </w:lvl>
   </w:abstractNum>
-  <w:abstractNum w:abstractNumId="230" w15:restartNumberingAfterBreak="0">
+  <w:abstractNum w:abstractNumId="242" w15:restartNumberingAfterBreak="0">
     <w:nsid w:val="59C522DA"/>
     <w:multiLevelType w:val="multilevel"/>
     <w:tmpl w:val="6ACE0134"/>
@@ -43204,7 +44964,7 @@
       </w:pPr>
     </w:lvl>
   </w:abstractNum>
-  <w:abstractNum w:abstractNumId="231" w15:restartNumberingAfterBreak="0">
+  <w:abstractNum w:abstractNumId="243" w15:restartNumberingAfterBreak="0">
     <w:nsid w:val="59DC1A16"/>
     <w:multiLevelType w:val="multilevel"/>
     <w:tmpl w:val="F04090AE"/>
@@ -43353,7 +45113,7 @@
       </w:rPr>
     </w:lvl>
   </w:abstractNum>
-  <w:abstractNum w:abstractNumId="232" w15:restartNumberingAfterBreak="0">
+  <w:abstractNum w:abstractNumId="244" w15:restartNumberingAfterBreak="0">
     <w:nsid w:val="5A5548A9"/>
     <w:multiLevelType w:val="multilevel"/>
     <w:tmpl w:val="5BBE1846"/>
@@ -43502,7 +45262,7 @@
       </w:rPr>
     </w:lvl>
   </w:abstractNum>
-  <w:abstractNum w:abstractNumId="233" w15:restartNumberingAfterBreak="0">
+  <w:abstractNum w:abstractNumId="245" w15:restartNumberingAfterBreak="0">
     <w:nsid w:val="5AD606EF"/>
     <w:multiLevelType w:val="multilevel"/>
     <w:tmpl w:val="53B6E1D0"/>
@@ -43651,7 +45411,7 @@
       </w:rPr>
     </w:lvl>
   </w:abstractNum>
-  <w:abstractNum w:abstractNumId="234" w15:restartNumberingAfterBreak="0">
+  <w:abstractNum w:abstractNumId="246" w15:restartNumberingAfterBreak="0">
     <w:nsid w:val="5AE01059"/>
     <w:multiLevelType w:val="multilevel"/>
     <w:tmpl w:val="9864A65C"/>
@@ -43800,7 +45560,7 @@
       </w:rPr>
     </w:lvl>
   </w:abstractNum>
-  <w:abstractNum w:abstractNumId="235" w15:restartNumberingAfterBreak="0">
+  <w:abstractNum w:abstractNumId="247" w15:restartNumberingAfterBreak="0">
     <w:nsid w:val="5BC60BE0"/>
     <w:multiLevelType w:val="multilevel"/>
     <w:tmpl w:val="91F83B44"/>
@@ -43949,7 +45709,7 @@
       </w:rPr>
     </w:lvl>
   </w:abstractNum>
-  <w:abstractNum w:abstractNumId="236" w15:restartNumberingAfterBreak="0">
+  <w:abstractNum w:abstractNumId="248" w15:restartNumberingAfterBreak="0">
     <w:nsid w:val="5BEE0F4C"/>
     <w:multiLevelType w:val="multilevel"/>
     <w:tmpl w:val="1138F3B0"/>
@@ -44098,7 +45858,7 @@
       </w:rPr>
     </w:lvl>
   </w:abstractNum>
-  <w:abstractNum w:abstractNumId="237" w15:restartNumberingAfterBreak="0">
+  <w:abstractNum w:abstractNumId="249" w15:restartNumberingAfterBreak="0">
     <w:nsid w:val="5C2E0E69"/>
     <w:multiLevelType w:val="multilevel"/>
     <w:tmpl w:val="0EF8B786"/>
@@ -44247,7 +46007,7 @@
       </w:rPr>
     </w:lvl>
   </w:abstractNum>
-  <w:abstractNum w:abstractNumId="238" w15:restartNumberingAfterBreak="0">
+  <w:abstractNum w:abstractNumId="250" w15:restartNumberingAfterBreak="0">
     <w:nsid w:val="5C393E18"/>
     <w:multiLevelType w:val="multilevel"/>
     <w:tmpl w:val="C1E0487E"/>
@@ -44396,7 +46156,7 @@
       </w:rPr>
     </w:lvl>
   </w:abstractNum>
-  <w:abstractNum w:abstractNumId="239" w15:restartNumberingAfterBreak="0">
+  <w:abstractNum w:abstractNumId="251" w15:restartNumberingAfterBreak="0">
     <w:nsid w:val="5C822ACF"/>
     <w:multiLevelType w:val="multilevel"/>
     <w:tmpl w:val="0B728AEA"/>
@@ -44509,7 +46269,156 @@
       </w:pPr>
     </w:lvl>
   </w:abstractNum>
-  <w:abstractNum w:abstractNumId="240" w15:restartNumberingAfterBreak="0">
+  <w:abstractNum w:abstractNumId="252" w15:restartNumberingAfterBreak="0">
+    <w:nsid w:val="5D2641EE"/>
+    <w:multiLevelType w:val="multilevel"/>
+    <w:tmpl w:val="21287588"/>
+    <w:lvl w:ilvl="0">
+      <w:start w:val="1"/>
+      <w:numFmt w:val="bullet"/>
+      <w:lvlText w:val=""/>
+      <w:lvlJc w:val="left"/>
+      <w:pPr>
+        <w:tabs>
+          <w:tab w:val="num" w:pos="720"/>
+        </w:tabs>
+        <w:ind w:left="720" w:hanging="360"/>
+      </w:pPr>
+      <w:rPr>
+        <w:rFonts w:ascii="Symbol" w:hAnsi="Symbol" w:hint="default"/>
+        <w:sz w:val="20"/>
+      </w:rPr>
+    </w:lvl>
+    <w:lvl w:ilvl="1" w:tentative="1">
+      <w:start w:val="1"/>
+      <w:numFmt w:val="bullet"/>
+      <w:lvlText w:val="o"/>
+      <w:lvlJc w:val="left"/>
+      <w:pPr>
+        <w:tabs>
+          <w:tab w:val="num" w:pos="1440"/>
+        </w:tabs>
+        <w:ind w:left="1440" w:hanging="360"/>
+      </w:pPr>
+      <w:rPr>
+        <w:rFonts w:ascii="Courier New" w:hAnsi="Courier New" w:hint="default"/>
+        <w:sz w:val="20"/>
+      </w:rPr>
+    </w:lvl>
+    <w:lvl w:ilvl="2" w:tentative="1">
+      <w:start w:val="1"/>
+      <w:numFmt w:val="bullet"/>
+      <w:lvlText w:val=""/>
+      <w:lvlJc w:val="left"/>
+      <w:pPr>
+        <w:tabs>
+          <w:tab w:val="num" w:pos="2160"/>
+        </w:tabs>
+        <w:ind w:left="2160" w:hanging="360"/>
+      </w:pPr>
+      <w:rPr>
+        <w:rFonts w:ascii="Wingdings" w:hAnsi="Wingdings" w:hint="default"/>
+        <w:sz w:val="20"/>
+      </w:rPr>
+    </w:lvl>
+    <w:lvl w:ilvl="3" w:tentative="1">
+      <w:start w:val="1"/>
+      <w:numFmt w:val="bullet"/>
+      <w:lvlText w:val=""/>
+      <w:lvlJc w:val="left"/>
+      <w:pPr>
+        <w:tabs>
+          <w:tab w:val="num" w:pos="2880"/>
+        </w:tabs>
+        <w:ind w:left="2880" w:hanging="360"/>
+      </w:pPr>
+      <w:rPr>
+        <w:rFonts w:ascii="Wingdings" w:hAnsi="Wingdings" w:hint="default"/>
+        <w:sz w:val="20"/>
+      </w:rPr>
+    </w:lvl>
+    <w:lvl w:ilvl="4" w:tentative="1">
+      <w:start w:val="1"/>
+      <w:numFmt w:val="bullet"/>
+      <w:lvlText w:val=""/>
+      <w:lvlJc w:val="left"/>
+      <w:pPr>
+        <w:tabs>
+          <w:tab w:val="num" w:pos="3600"/>
+        </w:tabs>
+        <w:ind w:left="3600" w:hanging="360"/>
+      </w:pPr>
+      <w:rPr>
+        <w:rFonts w:ascii="Wingdings" w:hAnsi="Wingdings" w:hint="default"/>
+        <w:sz w:val="20"/>
+      </w:rPr>
+    </w:lvl>
+    <w:lvl w:ilvl="5" w:tentative="1">
+      <w:start w:val="1"/>
+      <w:numFmt w:val="bullet"/>
+      <w:lvlText w:val=""/>
+      <w:lvlJc w:val="left"/>
+      <w:pPr>
+        <w:tabs>
+          <w:tab w:val="num" w:pos="4320"/>
+        </w:tabs>
+        <w:ind w:left="4320" w:hanging="360"/>
+      </w:pPr>
+      <w:rPr>
+        <w:rFonts w:ascii="Wingdings" w:hAnsi="Wingdings" w:hint="default"/>
+        <w:sz w:val="20"/>
+      </w:rPr>
+    </w:lvl>
+    <w:lvl w:ilvl="6" w:tentative="1">
+      <w:start w:val="1"/>
+      <w:numFmt w:val="bullet"/>
+      <w:lvlText w:val=""/>
+      <w:lvlJc w:val="left"/>
+      <w:pPr>
+        <w:tabs>
+          <w:tab w:val="num" w:pos="5040"/>
+        </w:tabs>
+        <w:ind w:left="5040" w:hanging="360"/>
+      </w:pPr>
+      <w:rPr>
+        <w:rFonts w:ascii="Wingdings" w:hAnsi="Wingdings" w:hint="default"/>
+        <w:sz w:val="20"/>
+      </w:rPr>
+    </w:lvl>
+    <w:lvl w:ilvl="7" w:tentative="1">
+      <w:start w:val="1"/>
+      <w:numFmt w:val="bullet"/>
+      <w:lvlText w:val=""/>
+      <w:lvlJc w:val="left"/>
+      <w:pPr>
+        <w:tabs>
+          <w:tab w:val="num" w:pos="5760"/>
+        </w:tabs>
+        <w:ind w:left="5760" w:hanging="360"/>
+      </w:pPr>
+      <w:rPr>
+        <w:rFonts w:ascii="Wingdings" w:hAnsi="Wingdings" w:hint="default"/>
+        <w:sz w:val="20"/>
+      </w:rPr>
+    </w:lvl>
+    <w:lvl w:ilvl="8" w:tentative="1">
+      <w:start w:val="1"/>
+      <w:numFmt w:val="bullet"/>
+      <w:lvlText w:val=""/>
+      <w:lvlJc w:val="left"/>
+      <w:pPr>
+        <w:tabs>
+          <w:tab w:val="num" w:pos="6480"/>
+        </w:tabs>
+        <w:ind w:left="6480" w:hanging="360"/>
+      </w:pPr>
+      <w:rPr>
+        <w:rFonts w:ascii="Wingdings" w:hAnsi="Wingdings" w:hint="default"/>
+        <w:sz w:val="20"/>
+      </w:rPr>
+    </w:lvl>
+  </w:abstractNum>
+  <w:abstractNum w:abstractNumId="253" w15:restartNumberingAfterBreak="0">
     <w:nsid w:val="5D98657F"/>
     <w:multiLevelType w:val="multilevel"/>
     <w:tmpl w:val="FE98C894"/>
@@ -44658,7 +46567,7 @@
       </w:rPr>
     </w:lvl>
   </w:abstractNum>
-  <w:abstractNum w:abstractNumId="241" w15:restartNumberingAfterBreak="0">
+  <w:abstractNum w:abstractNumId="254" w15:restartNumberingAfterBreak="0">
     <w:nsid w:val="5E5B16A6"/>
     <w:multiLevelType w:val="multilevel"/>
     <w:tmpl w:val="059465A8"/>
@@ -44807,7 +46716,7 @@
       </w:rPr>
     </w:lvl>
   </w:abstractNum>
-  <w:abstractNum w:abstractNumId="242" w15:restartNumberingAfterBreak="0">
+  <w:abstractNum w:abstractNumId="255" w15:restartNumberingAfterBreak="0">
     <w:nsid w:val="5EE71D41"/>
     <w:multiLevelType w:val="multilevel"/>
     <w:tmpl w:val="F15CDF86"/>
@@ -44956,7 +46865,7 @@
       </w:rPr>
     </w:lvl>
   </w:abstractNum>
-  <w:abstractNum w:abstractNumId="243" w15:restartNumberingAfterBreak="0">
+  <w:abstractNum w:abstractNumId="256" w15:restartNumberingAfterBreak="0">
     <w:nsid w:val="5F7902AC"/>
     <w:multiLevelType w:val="multilevel"/>
     <w:tmpl w:val="581A4FAA"/>
@@ -45105,7 +47014,7 @@
       </w:rPr>
     </w:lvl>
   </w:abstractNum>
-  <w:abstractNum w:abstractNumId="244" w15:restartNumberingAfterBreak="0">
+  <w:abstractNum w:abstractNumId="257" w15:restartNumberingAfterBreak="0">
     <w:nsid w:val="5F8408B7"/>
     <w:multiLevelType w:val="multilevel"/>
     <w:tmpl w:val="E92E24C2"/>
@@ -45254,7 +47163,7 @@
       </w:rPr>
     </w:lvl>
   </w:abstractNum>
-  <w:abstractNum w:abstractNumId="245" w15:restartNumberingAfterBreak="0">
+  <w:abstractNum w:abstractNumId="258" w15:restartNumberingAfterBreak="0">
     <w:nsid w:val="602A0597"/>
     <w:multiLevelType w:val="multilevel"/>
     <w:tmpl w:val="690ED0B6"/>
@@ -45403,7 +47312,7 @@
       </w:rPr>
     </w:lvl>
   </w:abstractNum>
-  <w:abstractNum w:abstractNumId="246" w15:restartNumberingAfterBreak="0">
+  <w:abstractNum w:abstractNumId="259" w15:restartNumberingAfterBreak="0">
     <w:nsid w:val="602B0C19"/>
     <w:multiLevelType w:val="multilevel"/>
     <w:tmpl w:val="95708D70"/>
@@ -45552,7 +47461,305 @@
       </w:rPr>
     </w:lvl>
   </w:abstractNum>
-  <w:abstractNum w:abstractNumId="247" w15:restartNumberingAfterBreak="0">
+  <w:abstractNum w:abstractNumId="260" w15:restartNumberingAfterBreak="0">
+    <w:nsid w:val="605D2C0C"/>
+    <w:multiLevelType w:val="multilevel"/>
+    <w:tmpl w:val="E272B05A"/>
+    <w:lvl w:ilvl="0">
+      <w:start w:val="1"/>
+      <w:numFmt w:val="bullet"/>
+      <w:lvlText w:val=""/>
+      <w:lvlJc w:val="left"/>
+      <w:pPr>
+        <w:tabs>
+          <w:tab w:val="num" w:pos="720"/>
+        </w:tabs>
+        <w:ind w:left="720" w:hanging="360"/>
+      </w:pPr>
+      <w:rPr>
+        <w:rFonts w:ascii="Symbol" w:hAnsi="Symbol" w:hint="default"/>
+        <w:sz w:val="20"/>
+      </w:rPr>
+    </w:lvl>
+    <w:lvl w:ilvl="1" w:tentative="1">
+      <w:start w:val="1"/>
+      <w:numFmt w:val="bullet"/>
+      <w:lvlText w:val="o"/>
+      <w:lvlJc w:val="left"/>
+      <w:pPr>
+        <w:tabs>
+          <w:tab w:val="num" w:pos="1440"/>
+        </w:tabs>
+        <w:ind w:left="1440" w:hanging="360"/>
+      </w:pPr>
+      <w:rPr>
+        <w:rFonts w:ascii="Courier New" w:hAnsi="Courier New" w:hint="default"/>
+        <w:sz w:val="20"/>
+      </w:rPr>
+    </w:lvl>
+    <w:lvl w:ilvl="2" w:tentative="1">
+      <w:start w:val="1"/>
+      <w:numFmt w:val="bullet"/>
+      <w:lvlText w:val=""/>
+      <w:lvlJc w:val="left"/>
+      <w:pPr>
+        <w:tabs>
+          <w:tab w:val="num" w:pos="2160"/>
+        </w:tabs>
+        <w:ind w:left="2160" w:hanging="360"/>
+      </w:pPr>
+      <w:rPr>
+        <w:rFonts w:ascii="Wingdings" w:hAnsi="Wingdings" w:hint="default"/>
+        <w:sz w:val="20"/>
+      </w:rPr>
+    </w:lvl>
+    <w:lvl w:ilvl="3" w:tentative="1">
+      <w:start w:val="1"/>
+      <w:numFmt w:val="bullet"/>
+      <w:lvlText w:val=""/>
+      <w:lvlJc w:val="left"/>
+      <w:pPr>
+        <w:tabs>
+          <w:tab w:val="num" w:pos="2880"/>
+        </w:tabs>
+        <w:ind w:left="2880" w:hanging="360"/>
+      </w:pPr>
+      <w:rPr>
+        <w:rFonts w:ascii="Wingdings" w:hAnsi="Wingdings" w:hint="default"/>
+        <w:sz w:val="20"/>
+      </w:rPr>
+    </w:lvl>
+    <w:lvl w:ilvl="4" w:tentative="1">
+      <w:start w:val="1"/>
+      <w:numFmt w:val="bullet"/>
+      <w:lvlText w:val=""/>
+      <w:lvlJc w:val="left"/>
+      <w:pPr>
+        <w:tabs>
+          <w:tab w:val="num" w:pos="3600"/>
+        </w:tabs>
+        <w:ind w:left="3600" w:hanging="360"/>
+      </w:pPr>
+      <w:rPr>
+        <w:rFonts w:ascii="Wingdings" w:hAnsi="Wingdings" w:hint="default"/>
+        <w:sz w:val="20"/>
+      </w:rPr>
+    </w:lvl>
+    <w:lvl w:ilvl="5" w:tentative="1">
+      <w:start w:val="1"/>
+      <w:numFmt w:val="bullet"/>
+      <w:lvlText w:val=""/>
+      <w:lvlJc w:val="left"/>
+      <w:pPr>
+        <w:tabs>
+          <w:tab w:val="num" w:pos="4320"/>
+        </w:tabs>
+        <w:ind w:left="4320" w:hanging="360"/>
+      </w:pPr>
+      <w:rPr>
+        <w:rFonts w:ascii="Wingdings" w:hAnsi="Wingdings" w:hint="default"/>
+        <w:sz w:val="20"/>
+      </w:rPr>
+    </w:lvl>
+    <w:lvl w:ilvl="6" w:tentative="1">
+      <w:start w:val="1"/>
+      <w:numFmt w:val="bullet"/>
+      <w:lvlText w:val=""/>
+      <w:lvlJc w:val="left"/>
+      <w:pPr>
+        <w:tabs>
+          <w:tab w:val="num" w:pos="5040"/>
+        </w:tabs>
+        <w:ind w:left="5040" w:hanging="360"/>
+      </w:pPr>
+      <w:rPr>
+        <w:rFonts w:ascii="Wingdings" w:hAnsi="Wingdings" w:hint="default"/>
+        <w:sz w:val="20"/>
+      </w:rPr>
+    </w:lvl>
+    <w:lvl w:ilvl="7" w:tentative="1">
+      <w:start w:val="1"/>
+      <w:numFmt w:val="bullet"/>
+      <w:lvlText w:val=""/>
+      <w:lvlJc w:val="left"/>
+      <w:pPr>
+        <w:tabs>
+          <w:tab w:val="num" w:pos="5760"/>
+        </w:tabs>
+        <w:ind w:left="5760" w:hanging="360"/>
+      </w:pPr>
+      <w:rPr>
+        <w:rFonts w:ascii="Wingdings" w:hAnsi="Wingdings" w:hint="default"/>
+        <w:sz w:val="20"/>
+      </w:rPr>
+    </w:lvl>
+    <w:lvl w:ilvl="8" w:tentative="1">
+      <w:start w:val="1"/>
+      <w:numFmt w:val="bullet"/>
+      <w:lvlText w:val=""/>
+      <w:lvlJc w:val="left"/>
+      <w:pPr>
+        <w:tabs>
+          <w:tab w:val="num" w:pos="6480"/>
+        </w:tabs>
+        <w:ind w:left="6480" w:hanging="360"/>
+      </w:pPr>
+      <w:rPr>
+        <w:rFonts w:ascii="Wingdings" w:hAnsi="Wingdings" w:hint="default"/>
+        <w:sz w:val="20"/>
+      </w:rPr>
+    </w:lvl>
+  </w:abstractNum>
+  <w:abstractNum w:abstractNumId="261" w15:restartNumberingAfterBreak="0">
+    <w:nsid w:val="606A0126"/>
+    <w:multiLevelType w:val="multilevel"/>
+    <w:tmpl w:val="9D901916"/>
+    <w:lvl w:ilvl="0">
+      <w:start w:val="1"/>
+      <w:numFmt w:val="bullet"/>
+      <w:lvlText w:val=""/>
+      <w:lvlJc w:val="left"/>
+      <w:pPr>
+        <w:tabs>
+          <w:tab w:val="num" w:pos="720"/>
+        </w:tabs>
+        <w:ind w:left="720" w:hanging="360"/>
+      </w:pPr>
+      <w:rPr>
+        <w:rFonts w:ascii="Symbol" w:hAnsi="Symbol" w:hint="default"/>
+        <w:sz w:val="20"/>
+      </w:rPr>
+    </w:lvl>
+    <w:lvl w:ilvl="1" w:tentative="1">
+      <w:start w:val="1"/>
+      <w:numFmt w:val="bullet"/>
+      <w:lvlText w:val="o"/>
+      <w:lvlJc w:val="left"/>
+      <w:pPr>
+        <w:tabs>
+          <w:tab w:val="num" w:pos="1440"/>
+        </w:tabs>
+        <w:ind w:left="1440" w:hanging="360"/>
+      </w:pPr>
+      <w:rPr>
+        <w:rFonts w:ascii="Courier New" w:hAnsi="Courier New" w:hint="default"/>
+        <w:sz w:val="20"/>
+      </w:rPr>
+    </w:lvl>
+    <w:lvl w:ilvl="2" w:tentative="1">
+      <w:start w:val="1"/>
+      <w:numFmt w:val="bullet"/>
+      <w:lvlText w:val=""/>
+      <w:lvlJc w:val="left"/>
+      <w:pPr>
+        <w:tabs>
+          <w:tab w:val="num" w:pos="2160"/>
+        </w:tabs>
+        <w:ind w:left="2160" w:hanging="360"/>
+      </w:pPr>
+      <w:rPr>
+        <w:rFonts w:ascii="Wingdings" w:hAnsi="Wingdings" w:hint="default"/>
+        <w:sz w:val="20"/>
+      </w:rPr>
+    </w:lvl>
+    <w:lvl w:ilvl="3" w:tentative="1">
+      <w:start w:val="1"/>
+      <w:numFmt w:val="bullet"/>
+      <w:lvlText w:val=""/>
+      <w:lvlJc w:val="left"/>
+      <w:pPr>
+        <w:tabs>
+          <w:tab w:val="num" w:pos="2880"/>
+        </w:tabs>
+        <w:ind w:left="2880" w:hanging="360"/>
+      </w:pPr>
+      <w:rPr>
+        <w:rFonts w:ascii="Wingdings" w:hAnsi="Wingdings" w:hint="default"/>
+        <w:sz w:val="20"/>
+      </w:rPr>
+    </w:lvl>
+    <w:lvl w:ilvl="4" w:tentative="1">
+      <w:start w:val="1"/>
+      <w:numFmt w:val="bullet"/>
+      <w:lvlText w:val=""/>
+      <w:lvlJc w:val="left"/>
+      <w:pPr>
+        <w:tabs>
+          <w:tab w:val="num" w:pos="3600"/>
+        </w:tabs>
+        <w:ind w:left="3600" w:hanging="360"/>
+      </w:pPr>
+      <w:rPr>
+        <w:rFonts w:ascii="Wingdings" w:hAnsi="Wingdings" w:hint="default"/>
+        <w:sz w:val="20"/>
+      </w:rPr>
+    </w:lvl>
+    <w:lvl w:ilvl="5" w:tentative="1">
+      <w:start w:val="1"/>
+      <w:numFmt w:val="bullet"/>
+      <w:lvlText w:val=""/>
+      <w:lvlJc w:val="left"/>
+      <w:pPr>
+        <w:tabs>
+          <w:tab w:val="num" w:pos="4320"/>
+        </w:tabs>
+        <w:ind w:left="4320" w:hanging="360"/>
+      </w:pPr>
+      <w:rPr>
+        <w:rFonts w:ascii="Wingdings" w:hAnsi="Wingdings" w:hint="default"/>
+        <w:sz w:val="20"/>
+      </w:rPr>
+    </w:lvl>
+    <w:lvl w:ilvl="6" w:tentative="1">
+      <w:start w:val="1"/>
+      <w:numFmt w:val="bullet"/>
+      <w:lvlText w:val=""/>
+      <w:lvlJc w:val="left"/>
+      <w:pPr>
+        <w:tabs>
+          <w:tab w:val="num" w:pos="5040"/>
+        </w:tabs>
+        <w:ind w:left="5040" w:hanging="360"/>
+      </w:pPr>
+      <w:rPr>
+        <w:rFonts w:ascii="Wingdings" w:hAnsi="Wingdings" w:hint="default"/>
+        <w:sz w:val="20"/>
+      </w:rPr>
+    </w:lvl>
+    <w:lvl w:ilvl="7" w:tentative="1">
+      <w:start w:val="1"/>
+      <w:numFmt w:val="bullet"/>
+      <w:lvlText w:val=""/>
+      <w:lvlJc w:val="left"/>
+      <w:pPr>
+        <w:tabs>
+          <w:tab w:val="num" w:pos="5760"/>
+        </w:tabs>
+        <w:ind w:left="5760" w:hanging="360"/>
+      </w:pPr>
+      <w:rPr>
+        <w:rFonts w:ascii="Wingdings" w:hAnsi="Wingdings" w:hint="default"/>
+        <w:sz w:val="20"/>
+      </w:rPr>
+    </w:lvl>
+    <w:lvl w:ilvl="8" w:tentative="1">
+      <w:start w:val="1"/>
+      <w:numFmt w:val="bullet"/>
+      <w:lvlText w:val=""/>
+      <w:lvlJc w:val="left"/>
+      <w:pPr>
+        <w:tabs>
+          <w:tab w:val="num" w:pos="6480"/>
+        </w:tabs>
+        <w:ind w:left="6480" w:hanging="360"/>
+      </w:pPr>
+      <w:rPr>
+        <w:rFonts w:ascii="Wingdings" w:hAnsi="Wingdings" w:hint="default"/>
+        <w:sz w:val="20"/>
+      </w:rPr>
+    </w:lvl>
+  </w:abstractNum>
+  <w:abstractNum w:abstractNumId="262" w15:restartNumberingAfterBreak="0">
     <w:nsid w:val="60C404E7"/>
     <w:multiLevelType w:val="multilevel"/>
     <w:tmpl w:val="7250C078"/>
@@ -45701,7 +47908,7 @@
       </w:rPr>
     </w:lvl>
   </w:abstractNum>
-  <w:abstractNum w:abstractNumId="248" w15:restartNumberingAfterBreak="0">
+  <w:abstractNum w:abstractNumId="263" w15:restartNumberingAfterBreak="0">
     <w:nsid w:val="60E87D10"/>
     <w:multiLevelType w:val="multilevel"/>
     <w:tmpl w:val="5A3ABA66"/>
@@ -45850,7 +48057,7 @@
       </w:rPr>
     </w:lvl>
   </w:abstractNum>
-  <w:abstractNum w:abstractNumId="249" w15:restartNumberingAfterBreak="0">
+  <w:abstractNum w:abstractNumId="264" w15:restartNumberingAfterBreak="0">
     <w:nsid w:val="614F5083"/>
     <w:multiLevelType w:val="multilevel"/>
     <w:tmpl w:val="1296691E"/>
@@ -45999,7 +48206,7 @@
       </w:rPr>
     </w:lvl>
   </w:abstractNum>
-  <w:abstractNum w:abstractNumId="250" w15:restartNumberingAfterBreak="0">
+  <w:abstractNum w:abstractNumId="265" w15:restartNumberingAfterBreak="0">
     <w:nsid w:val="625A57E9"/>
     <w:multiLevelType w:val="multilevel"/>
     <w:tmpl w:val="7B144B3A"/>
@@ -46148,7 +48355,7 @@
       </w:rPr>
     </w:lvl>
   </w:abstractNum>
-  <w:abstractNum w:abstractNumId="251" w15:restartNumberingAfterBreak="0">
+  <w:abstractNum w:abstractNumId="266" w15:restartNumberingAfterBreak="0">
     <w:nsid w:val="62DD0FEF"/>
     <w:multiLevelType w:val="multilevel"/>
     <w:tmpl w:val="04127C86"/>
@@ -46297,7 +48504,7 @@
       </w:rPr>
     </w:lvl>
   </w:abstractNum>
-  <w:abstractNum w:abstractNumId="252" w15:restartNumberingAfterBreak="0">
+  <w:abstractNum w:abstractNumId="267" w15:restartNumberingAfterBreak="0">
     <w:nsid w:val="63D05E69"/>
     <w:multiLevelType w:val="multilevel"/>
     <w:tmpl w:val="6980F582"/>
@@ -46446,7 +48653,7 @@
       </w:rPr>
     </w:lvl>
   </w:abstractNum>
-  <w:abstractNum w:abstractNumId="253" w15:restartNumberingAfterBreak="0">
+  <w:abstractNum w:abstractNumId="268" w15:restartNumberingAfterBreak="0">
     <w:nsid w:val="63E46F30"/>
     <w:multiLevelType w:val="multilevel"/>
     <w:tmpl w:val="C87EFD4A"/>
@@ -46595,7 +48802,7 @@
       </w:rPr>
     </w:lvl>
   </w:abstractNum>
-  <w:abstractNum w:abstractNumId="254" w15:restartNumberingAfterBreak="0">
+  <w:abstractNum w:abstractNumId="269" w15:restartNumberingAfterBreak="0">
     <w:nsid w:val="64C76E34"/>
     <w:multiLevelType w:val="multilevel"/>
     <w:tmpl w:val="0F32660E"/>
@@ -46744,7 +48951,7 @@
       </w:rPr>
     </w:lvl>
   </w:abstractNum>
-  <w:abstractNum w:abstractNumId="255" w15:restartNumberingAfterBreak="0">
+  <w:abstractNum w:abstractNumId="270" w15:restartNumberingAfterBreak="0">
     <w:nsid w:val="64D50420"/>
     <w:multiLevelType w:val="multilevel"/>
     <w:tmpl w:val="D91A7972"/>
@@ -46893,7 +49100,7 @@
       </w:rPr>
     </w:lvl>
   </w:abstractNum>
-  <w:abstractNum w:abstractNumId="256" w15:restartNumberingAfterBreak="0">
+  <w:abstractNum w:abstractNumId="271" w15:restartNumberingAfterBreak="0">
     <w:nsid w:val="65194482"/>
     <w:multiLevelType w:val="multilevel"/>
     <w:tmpl w:val="037041D8"/>
@@ -47042,7 +49249,7 @@
       </w:rPr>
     </w:lvl>
   </w:abstractNum>
-  <w:abstractNum w:abstractNumId="257" w15:restartNumberingAfterBreak="0">
+  <w:abstractNum w:abstractNumId="272" w15:restartNumberingAfterBreak="0">
     <w:nsid w:val="651D617E"/>
     <w:multiLevelType w:val="multilevel"/>
     <w:tmpl w:val="D53C1734"/>
@@ -47191,7 +49398,7 @@
       </w:rPr>
     </w:lvl>
   </w:abstractNum>
-  <w:abstractNum w:abstractNumId="258" w15:restartNumberingAfterBreak="0">
+  <w:abstractNum w:abstractNumId="273" w15:restartNumberingAfterBreak="0">
     <w:nsid w:val="655E2192"/>
     <w:multiLevelType w:val="multilevel"/>
     <w:tmpl w:val="1D968B3E"/>
@@ -47340,7 +49547,7 @@
       </w:rPr>
     </w:lvl>
   </w:abstractNum>
-  <w:abstractNum w:abstractNumId="259" w15:restartNumberingAfterBreak="0">
+  <w:abstractNum w:abstractNumId="274" w15:restartNumberingAfterBreak="0">
     <w:nsid w:val="65745BF4"/>
     <w:multiLevelType w:val="multilevel"/>
     <w:tmpl w:val="E44CFA4A"/>
@@ -47489,7 +49696,156 @@
       </w:rPr>
     </w:lvl>
   </w:abstractNum>
-  <w:abstractNum w:abstractNumId="260" w15:restartNumberingAfterBreak="0">
+  <w:abstractNum w:abstractNumId="275" w15:restartNumberingAfterBreak="0">
+    <w:nsid w:val="65BA5F2A"/>
+    <w:multiLevelType w:val="multilevel"/>
+    <w:tmpl w:val="13F84ED2"/>
+    <w:lvl w:ilvl="0">
+      <w:start w:val="1"/>
+      <w:numFmt w:val="bullet"/>
+      <w:lvlText w:val=""/>
+      <w:lvlJc w:val="left"/>
+      <w:pPr>
+        <w:tabs>
+          <w:tab w:val="num" w:pos="720"/>
+        </w:tabs>
+        <w:ind w:left="720" w:hanging="360"/>
+      </w:pPr>
+      <w:rPr>
+        <w:rFonts w:ascii="Symbol" w:hAnsi="Symbol" w:hint="default"/>
+        <w:sz w:val="20"/>
+      </w:rPr>
+    </w:lvl>
+    <w:lvl w:ilvl="1" w:tentative="1">
+      <w:start w:val="1"/>
+      <w:numFmt w:val="bullet"/>
+      <w:lvlText w:val="o"/>
+      <w:lvlJc w:val="left"/>
+      <w:pPr>
+        <w:tabs>
+          <w:tab w:val="num" w:pos="1440"/>
+        </w:tabs>
+        <w:ind w:left="1440" w:hanging="360"/>
+      </w:pPr>
+      <w:rPr>
+        <w:rFonts w:ascii="Courier New" w:hAnsi="Courier New" w:hint="default"/>
+        <w:sz w:val="20"/>
+      </w:rPr>
+    </w:lvl>
+    <w:lvl w:ilvl="2" w:tentative="1">
+      <w:start w:val="1"/>
+      <w:numFmt w:val="bullet"/>
+      <w:lvlText w:val=""/>
+      <w:lvlJc w:val="left"/>
+      <w:pPr>
+        <w:tabs>
+          <w:tab w:val="num" w:pos="2160"/>
+        </w:tabs>
+        <w:ind w:left="2160" w:hanging="360"/>
+      </w:pPr>
+      <w:rPr>
+        <w:rFonts w:ascii="Wingdings" w:hAnsi="Wingdings" w:hint="default"/>
+        <w:sz w:val="20"/>
+      </w:rPr>
+    </w:lvl>
+    <w:lvl w:ilvl="3" w:tentative="1">
+      <w:start w:val="1"/>
+      <w:numFmt w:val="bullet"/>
+      <w:lvlText w:val=""/>
+      <w:lvlJc w:val="left"/>
+      <w:pPr>
+        <w:tabs>
+          <w:tab w:val="num" w:pos="2880"/>
+        </w:tabs>
+        <w:ind w:left="2880" w:hanging="360"/>
+      </w:pPr>
+      <w:rPr>
+        <w:rFonts w:ascii="Wingdings" w:hAnsi="Wingdings" w:hint="default"/>
+        <w:sz w:val="20"/>
+      </w:rPr>
+    </w:lvl>
+    <w:lvl w:ilvl="4" w:tentative="1">
+      <w:start w:val="1"/>
+      <w:numFmt w:val="bullet"/>
+      <w:lvlText w:val=""/>
+      <w:lvlJc w:val="left"/>
+      <w:pPr>
+        <w:tabs>
+          <w:tab w:val="num" w:pos="3600"/>
+        </w:tabs>
+        <w:ind w:left="3600" w:hanging="360"/>
+      </w:pPr>
+      <w:rPr>
+        <w:rFonts w:ascii="Wingdings" w:hAnsi="Wingdings" w:hint="default"/>
+        <w:sz w:val="20"/>
+      </w:rPr>
+    </w:lvl>
+    <w:lvl w:ilvl="5" w:tentative="1">
+      <w:start w:val="1"/>
+      <w:numFmt w:val="bullet"/>
+      <w:lvlText w:val=""/>
+      <w:lvlJc w:val="left"/>
+      <w:pPr>
+        <w:tabs>
+          <w:tab w:val="num" w:pos="4320"/>
+        </w:tabs>
+        <w:ind w:left="4320" w:hanging="360"/>
+      </w:pPr>
+      <w:rPr>
+        <w:rFonts w:ascii="Wingdings" w:hAnsi="Wingdings" w:hint="default"/>
+        <w:sz w:val="20"/>
+      </w:rPr>
+    </w:lvl>
+    <w:lvl w:ilvl="6" w:tentative="1">
+      <w:start w:val="1"/>
+      <w:numFmt w:val="bullet"/>
+      <w:lvlText w:val=""/>
+      <w:lvlJc w:val="left"/>
+      <w:pPr>
+        <w:tabs>
+          <w:tab w:val="num" w:pos="5040"/>
+        </w:tabs>
+        <w:ind w:left="5040" w:hanging="360"/>
+      </w:pPr>
+      <w:rPr>
+        <w:rFonts w:ascii="Wingdings" w:hAnsi="Wingdings" w:hint="default"/>
+        <w:sz w:val="20"/>
+      </w:rPr>
+    </w:lvl>
+    <w:lvl w:ilvl="7" w:tentative="1">
+      <w:start w:val="1"/>
+      <w:numFmt w:val="bullet"/>
+      <w:lvlText w:val=""/>
+      <w:lvlJc w:val="left"/>
+      <w:pPr>
+        <w:tabs>
+          <w:tab w:val="num" w:pos="5760"/>
+        </w:tabs>
+        <w:ind w:left="5760" w:hanging="360"/>
+      </w:pPr>
+      <w:rPr>
+        <w:rFonts w:ascii="Wingdings" w:hAnsi="Wingdings" w:hint="default"/>
+        <w:sz w:val="20"/>
+      </w:rPr>
+    </w:lvl>
+    <w:lvl w:ilvl="8" w:tentative="1">
+      <w:start w:val="1"/>
+      <w:numFmt w:val="bullet"/>
+      <w:lvlText w:val=""/>
+      <w:lvlJc w:val="left"/>
+      <w:pPr>
+        <w:tabs>
+          <w:tab w:val="num" w:pos="6480"/>
+        </w:tabs>
+        <w:ind w:left="6480" w:hanging="360"/>
+      </w:pPr>
+      <w:rPr>
+        <w:rFonts w:ascii="Wingdings" w:hAnsi="Wingdings" w:hint="default"/>
+        <w:sz w:val="20"/>
+      </w:rPr>
+    </w:lvl>
+  </w:abstractNum>
+  <w:abstractNum w:abstractNumId="276" w15:restartNumberingAfterBreak="0">
     <w:nsid w:val="65C34975"/>
     <w:multiLevelType w:val="multilevel"/>
     <w:tmpl w:val="7F8A446C"/>
@@ -47638,7 +49994,7 @@
       </w:rPr>
     </w:lvl>
   </w:abstractNum>
-  <w:abstractNum w:abstractNumId="261" w15:restartNumberingAfterBreak="0">
+  <w:abstractNum w:abstractNumId="277" w15:restartNumberingAfterBreak="0">
     <w:nsid w:val="65E014BD"/>
     <w:multiLevelType w:val="multilevel"/>
     <w:tmpl w:val="9FA89C34"/>
@@ -47787,7 +50143,7 @@
       </w:rPr>
     </w:lvl>
   </w:abstractNum>
-  <w:abstractNum w:abstractNumId="262" w15:restartNumberingAfterBreak="0">
+  <w:abstractNum w:abstractNumId="278" w15:restartNumberingAfterBreak="0">
     <w:nsid w:val="6608124B"/>
     <w:multiLevelType w:val="multilevel"/>
     <w:tmpl w:val="1AF4780C"/>
@@ -47936,7 +50292,305 @@
       </w:rPr>
     </w:lvl>
   </w:abstractNum>
-  <w:abstractNum w:abstractNumId="263" w15:restartNumberingAfterBreak="0">
+  <w:abstractNum w:abstractNumId="279" w15:restartNumberingAfterBreak="0">
+    <w:nsid w:val="666A3CF8"/>
+    <w:multiLevelType w:val="multilevel"/>
+    <w:tmpl w:val="5240C118"/>
+    <w:lvl w:ilvl="0">
+      <w:start w:val="1"/>
+      <w:numFmt w:val="bullet"/>
+      <w:lvlText w:val=""/>
+      <w:lvlJc w:val="left"/>
+      <w:pPr>
+        <w:tabs>
+          <w:tab w:val="num" w:pos="720"/>
+        </w:tabs>
+        <w:ind w:left="720" w:hanging="360"/>
+      </w:pPr>
+      <w:rPr>
+        <w:rFonts w:ascii="Symbol" w:hAnsi="Symbol" w:hint="default"/>
+        <w:sz w:val="20"/>
+      </w:rPr>
+    </w:lvl>
+    <w:lvl w:ilvl="1" w:tentative="1">
+      <w:start w:val="1"/>
+      <w:numFmt w:val="bullet"/>
+      <w:lvlText w:val="o"/>
+      <w:lvlJc w:val="left"/>
+      <w:pPr>
+        <w:tabs>
+          <w:tab w:val="num" w:pos="1440"/>
+        </w:tabs>
+        <w:ind w:left="1440" w:hanging="360"/>
+      </w:pPr>
+      <w:rPr>
+        <w:rFonts w:ascii="Courier New" w:hAnsi="Courier New" w:hint="default"/>
+        <w:sz w:val="20"/>
+      </w:rPr>
+    </w:lvl>
+    <w:lvl w:ilvl="2" w:tentative="1">
+      <w:start w:val="1"/>
+      <w:numFmt w:val="bullet"/>
+      <w:lvlText w:val=""/>
+      <w:lvlJc w:val="left"/>
+      <w:pPr>
+        <w:tabs>
+          <w:tab w:val="num" w:pos="2160"/>
+        </w:tabs>
+        <w:ind w:left="2160" w:hanging="360"/>
+      </w:pPr>
+      <w:rPr>
+        <w:rFonts w:ascii="Wingdings" w:hAnsi="Wingdings" w:hint="default"/>
+        <w:sz w:val="20"/>
+      </w:rPr>
+    </w:lvl>
+    <w:lvl w:ilvl="3" w:tentative="1">
+      <w:start w:val="1"/>
+      <w:numFmt w:val="bullet"/>
+      <w:lvlText w:val=""/>
+      <w:lvlJc w:val="left"/>
+      <w:pPr>
+        <w:tabs>
+          <w:tab w:val="num" w:pos="2880"/>
+        </w:tabs>
+        <w:ind w:left="2880" w:hanging="360"/>
+      </w:pPr>
+      <w:rPr>
+        <w:rFonts w:ascii="Wingdings" w:hAnsi="Wingdings" w:hint="default"/>
+        <w:sz w:val="20"/>
+      </w:rPr>
+    </w:lvl>
+    <w:lvl w:ilvl="4" w:tentative="1">
+      <w:start w:val="1"/>
+      <w:numFmt w:val="bullet"/>
+      <w:lvlText w:val=""/>
+      <w:lvlJc w:val="left"/>
+      <w:pPr>
+        <w:tabs>
+          <w:tab w:val="num" w:pos="3600"/>
+        </w:tabs>
+        <w:ind w:left="3600" w:hanging="360"/>
+      </w:pPr>
+      <w:rPr>
+        <w:rFonts w:ascii="Wingdings" w:hAnsi="Wingdings" w:hint="default"/>
+        <w:sz w:val="20"/>
+      </w:rPr>
+    </w:lvl>
+    <w:lvl w:ilvl="5" w:tentative="1">
+      <w:start w:val="1"/>
+      <w:numFmt w:val="bullet"/>
+      <w:lvlText w:val=""/>
+      <w:lvlJc w:val="left"/>
+      <w:pPr>
+        <w:tabs>
+          <w:tab w:val="num" w:pos="4320"/>
+        </w:tabs>
+        <w:ind w:left="4320" w:hanging="360"/>
+      </w:pPr>
+      <w:rPr>
+        <w:rFonts w:ascii="Wingdings" w:hAnsi="Wingdings" w:hint="default"/>
+        <w:sz w:val="20"/>
+      </w:rPr>
+    </w:lvl>
+    <w:lvl w:ilvl="6" w:tentative="1">
+      <w:start w:val="1"/>
+      <w:numFmt w:val="bullet"/>
+      <w:lvlText w:val=""/>
+      <w:lvlJc w:val="left"/>
+      <w:pPr>
+        <w:tabs>
+          <w:tab w:val="num" w:pos="5040"/>
+        </w:tabs>
+        <w:ind w:left="5040" w:hanging="360"/>
+      </w:pPr>
+      <w:rPr>
+        <w:rFonts w:ascii="Wingdings" w:hAnsi="Wingdings" w:hint="default"/>
+        <w:sz w:val="20"/>
+      </w:rPr>
+    </w:lvl>
+    <w:lvl w:ilvl="7" w:tentative="1">
+      <w:start w:val="1"/>
+      <w:numFmt w:val="bullet"/>
+      <w:lvlText w:val=""/>
+      <w:lvlJc w:val="left"/>
+      <w:pPr>
+        <w:tabs>
+          <w:tab w:val="num" w:pos="5760"/>
+        </w:tabs>
+        <w:ind w:left="5760" w:hanging="360"/>
+      </w:pPr>
+      <w:rPr>
+        <w:rFonts w:ascii="Wingdings" w:hAnsi="Wingdings" w:hint="default"/>
+        <w:sz w:val="20"/>
+      </w:rPr>
+    </w:lvl>
+    <w:lvl w:ilvl="8" w:tentative="1">
+      <w:start w:val="1"/>
+      <w:numFmt w:val="bullet"/>
+      <w:lvlText w:val=""/>
+      <w:lvlJc w:val="left"/>
+      <w:pPr>
+        <w:tabs>
+          <w:tab w:val="num" w:pos="6480"/>
+        </w:tabs>
+        <w:ind w:left="6480" w:hanging="360"/>
+      </w:pPr>
+      <w:rPr>
+        <w:rFonts w:ascii="Wingdings" w:hAnsi="Wingdings" w:hint="default"/>
+        <w:sz w:val="20"/>
+      </w:rPr>
+    </w:lvl>
+  </w:abstractNum>
+  <w:abstractNum w:abstractNumId="280" w15:restartNumberingAfterBreak="0">
+    <w:nsid w:val="667146C3"/>
+    <w:multiLevelType w:val="multilevel"/>
+    <w:tmpl w:val="C4EE7EAC"/>
+    <w:lvl w:ilvl="0">
+      <w:start w:val="1"/>
+      <w:numFmt w:val="bullet"/>
+      <w:lvlText w:val=""/>
+      <w:lvlJc w:val="left"/>
+      <w:pPr>
+        <w:tabs>
+          <w:tab w:val="num" w:pos="720"/>
+        </w:tabs>
+        <w:ind w:left="720" w:hanging="360"/>
+      </w:pPr>
+      <w:rPr>
+        <w:rFonts w:ascii="Symbol" w:hAnsi="Symbol" w:hint="default"/>
+        <w:sz w:val="20"/>
+      </w:rPr>
+    </w:lvl>
+    <w:lvl w:ilvl="1" w:tentative="1">
+      <w:start w:val="1"/>
+      <w:numFmt w:val="bullet"/>
+      <w:lvlText w:val="o"/>
+      <w:lvlJc w:val="left"/>
+      <w:pPr>
+        <w:tabs>
+          <w:tab w:val="num" w:pos="1440"/>
+        </w:tabs>
+        <w:ind w:left="1440" w:hanging="360"/>
+      </w:pPr>
+      <w:rPr>
+        <w:rFonts w:ascii="Courier New" w:hAnsi="Courier New" w:hint="default"/>
+        <w:sz w:val="20"/>
+      </w:rPr>
+    </w:lvl>
+    <w:lvl w:ilvl="2" w:tentative="1">
+      <w:start w:val="1"/>
+      <w:numFmt w:val="bullet"/>
+      <w:lvlText w:val=""/>
+      <w:lvlJc w:val="left"/>
+      <w:pPr>
+        <w:tabs>
+          <w:tab w:val="num" w:pos="2160"/>
+        </w:tabs>
+        <w:ind w:left="2160" w:hanging="360"/>
+      </w:pPr>
+      <w:rPr>
+        <w:rFonts w:ascii="Wingdings" w:hAnsi="Wingdings" w:hint="default"/>
+        <w:sz w:val="20"/>
+      </w:rPr>
+    </w:lvl>
+    <w:lvl w:ilvl="3" w:tentative="1">
+      <w:start w:val="1"/>
+      <w:numFmt w:val="bullet"/>
+      <w:lvlText w:val=""/>
+      <w:lvlJc w:val="left"/>
+      <w:pPr>
+        <w:tabs>
+          <w:tab w:val="num" w:pos="2880"/>
+        </w:tabs>
+        <w:ind w:left="2880" w:hanging="360"/>
+      </w:pPr>
+      <w:rPr>
+        <w:rFonts w:ascii="Wingdings" w:hAnsi="Wingdings" w:hint="default"/>
+        <w:sz w:val="20"/>
+      </w:rPr>
+    </w:lvl>
+    <w:lvl w:ilvl="4" w:tentative="1">
+      <w:start w:val="1"/>
+      <w:numFmt w:val="bullet"/>
+      <w:lvlText w:val=""/>
+      <w:lvlJc w:val="left"/>
+      <w:pPr>
+        <w:tabs>
+          <w:tab w:val="num" w:pos="3600"/>
+        </w:tabs>
+        <w:ind w:left="3600" w:hanging="360"/>
+      </w:pPr>
+      <w:rPr>
+        <w:rFonts w:ascii="Wingdings" w:hAnsi="Wingdings" w:hint="default"/>
+        <w:sz w:val="20"/>
+      </w:rPr>
+    </w:lvl>
+    <w:lvl w:ilvl="5" w:tentative="1">
+      <w:start w:val="1"/>
+      <w:numFmt w:val="bullet"/>
+      <w:lvlText w:val=""/>
+      <w:lvlJc w:val="left"/>
+      <w:pPr>
+        <w:tabs>
+          <w:tab w:val="num" w:pos="4320"/>
+        </w:tabs>
+        <w:ind w:left="4320" w:hanging="360"/>
+      </w:pPr>
+      <w:rPr>
+        <w:rFonts w:ascii="Wingdings" w:hAnsi="Wingdings" w:hint="default"/>
+        <w:sz w:val="20"/>
+      </w:rPr>
+    </w:lvl>
+    <w:lvl w:ilvl="6" w:tentative="1">
+      <w:start w:val="1"/>
+      <w:numFmt w:val="bullet"/>
+      <w:lvlText w:val=""/>
+      <w:lvlJc w:val="left"/>
+      <w:pPr>
+        <w:tabs>
+          <w:tab w:val="num" w:pos="5040"/>
+        </w:tabs>
+        <w:ind w:left="5040" w:hanging="360"/>
+      </w:pPr>
+      <w:rPr>
+        <w:rFonts w:ascii="Wingdings" w:hAnsi="Wingdings" w:hint="default"/>
+        <w:sz w:val="20"/>
+      </w:rPr>
+    </w:lvl>
+    <w:lvl w:ilvl="7" w:tentative="1">
+      <w:start w:val="1"/>
+      <w:numFmt w:val="bullet"/>
+      <w:lvlText w:val=""/>
+      <w:lvlJc w:val="left"/>
+      <w:pPr>
+        <w:tabs>
+          <w:tab w:val="num" w:pos="5760"/>
+        </w:tabs>
+        <w:ind w:left="5760" w:hanging="360"/>
+      </w:pPr>
+      <w:rPr>
+        <w:rFonts w:ascii="Wingdings" w:hAnsi="Wingdings" w:hint="default"/>
+        <w:sz w:val="20"/>
+      </w:rPr>
+    </w:lvl>
+    <w:lvl w:ilvl="8" w:tentative="1">
+      <w:start w:val="1"/>
+      <w:numFmt w:val="bullet"/>
+      <w:lvlText w:val=""/>
+      <w:lvlJc w:val="left"/>
+      <w:pPr>
+        <w:tabs>
+          <w:tab w:val="num" w:pos="6480"/>
+        </w:tabs>
+        <w:ind w:left="6480" w:hanging="360"/>
+      </w:pPr>
+      <w:rPr>
+        <w:rFonts w:ascii="Wingdings" w:hAnsi="Wingdings" w:hint="default"/>
+        <w:sz w:val="20"/>
+      </w:rPr>
+    </w:lvl>
+  </w:abstractNum>
+  <w:abstractNum w:abstractNumId="281" w15:restartNumberingAfterBreak="0">
     <w:nsid w:val="67284588"/>
     <w:multiLevelType w:val="multilevel"/>
     <w:tmpl w:val="8AF09998"/>
@@ -48085,7 +50739,7 @@
       </w:rPr>
     </w:lvl>
   </w:abstractNum>
-  <w:abstractNum w:abstractNumId="264" w15:restartNumberingAfterBreak="0">
+  <w:abstractNum w:abstractNumId="282" w15:restartNumberingAfterBreak="0">
     <w:nsid w:val="67C23E0B"/>
     <w:multiLevelType w:val="multilevel"/>
     <w:tmpl w:val="CE60DECE"/>
@@ -48234,7 +50888,7 @@
       </w:rPr>
     </w:lvl>
   </w:abstractNum>
-  <w:abstractNum w:abstractNumId="265" w15:restartNumberingAfterBreak="0">
+  <w:abstractNum w:abstractNumId="283" w15:restartNumberingAfterBreak="0">
     <w:nsid w:val="684F68B8"/>
     <w:multiLevelType w:val="multilevel"/>
     <w:tmpl w:val="364699FE"/>
@@ -48383,7 +51037,7 @@
       </w:rPr>
     </w:lvl>
   </w:abstractNum>
-  <w:abstractNum w:abstractNumId="266" w15:restartNumberingAfterBreak="0">
+  <w:abstractNum w:abstractNumId="284" w15:restartNumberingAfterBreak="0">
     <w:nsid w:val="693272B5"/>
     <w:multiLevelType w:val="multilevel"/>
     <w:tmpl w:val="BCE65730"/>
@@ -48532,7 +51186,7 @@
       </w:rPr>
     </w:lvl>
   </w:abstractNum>
-  <w:abstractNum w:abstractNumId="267" w15:restartNumberingAfterBreak="0">
+  <w:abstractNum w:abstractNumId="285" w15:restartNumberingAfterBreak="0">
     <w:nsid w:val="693E2C25"/>
     <w:multiLevelType w:val="multilevel"/>
     <w:tmpl w:val="95EAD860"/>
@@ -48681,7 +51335,7 @@
       </w:rPr>
     </w:lvl>
   </w:abstractNum>
-  <w:abstractNum w:abstractNumId="268" w15:restartNumberingAfterBreak="0">
+  <w:abstractNum w:abstractNumId="286" w15:restartNumberingAfterBreak="0">
     <w:nsid w:val="69970F79"/>
     <w:multiLevelType w:val="multilevel"/>
     <w:tmpl w:val="9FA62D1E"/>
@@ -48830,7 +51484,7 @@
       </w:rPr>
     </w:lvl>
   </w:abstractNum>
-  <w:abstractNum w:abstractNumId="269" w15:restartNumberingAfterBreak="0">
+  <w:abstractNum w:abstractNumId="287" w15:restartNumberingAfterBreak="0">
     <w:nsid w:val="69F81239"/>
     <w:multiLevelType w:val="multilevel"/>
     <w:tmpl w:val="847AA7B0"/>
@@ -48979,7 +51633,7 @@
       </w:rPr>
     </w:lvl>
   </w:abstractNum>
-  <w:abstractNum w:abstractNumId="270" w15:restartNumberingAfterBreak="0">
+  <w:abstractNum w:abstractNumId="288" w15:restartNumberingAfterBreak="0">
     <w:nsid w:val="6A434B51"/>
     <w:multiLevelType w:val="multilevel"/>
     <w:tmpl w:val="39D03AB6"/>
@@ -49128,7 +51782,7 @@
       </w:rPr>
     </w:lvl>
   </w:abstractNum>
-  <w:abstractNum w:abstractNumId="271" w15:restartNumberingAfterBreak="0">
+  <w:abstractNum w:abstractNumId="289" w15:restartNumberingAfterBreak="0">
     <w:nsid w:val="6A576373"/>
     <w:multiLevelType w:val="multilevel"/>
     <w:tmpl w:val="123CF028"/>
@@ -49277,7 +51931,7 @@
       </w:rPr>
     </w:lvl>
   </w:abstractNum>
-  <w:abstractNum w:abstractNumId="272" w15:restartNumberingAfterBreak="0">
+  <w:abstractNum w:abstractNumId="290" w15:restartNumberingAfterBreak="0">
     <w:nsid w:val="6C053A7D"/>
     <w:multiLevelType w:val="multilevel"/>
     <w:tmpl w:val="FBE62CD4"/>
@@ -49426,7 +52080,7 @@
       </w:rPr>
     </w:lvl>
   </w:abstractNum>
-  <w:abstractNum w:abstractNumId="273" w15:restartNumberingAfterBreak="0">
+  <w:abstractNum w:abstractNumId="291" w15:restartNumberingAfterBreak="0">
     <w:nsid w:val="6CBB06EB"/>
     <w:multiLevelType w:val="multilevel"/>
     <w:tmpl w:val="1B4A6C62"/>
@@ -49539,7 +52193,7 @@
       </w:pPr>
     </w:lvl>
   </w:abstractNum>
-  <w:abstractNum w:abstractNumId="274" w15:restartNumberingAfterBreak="0">
+  <w:abstractNum w:abstractNumId="292" w15:restartNumberingAfterBreak="0">
     <w:nsid w:val="6CD46303"/>
     <w:multiLevelType w:val="multilevel"/>
     <w:tmpl w:val="6FE04E4C"/>
@@ -49688,7 +52342,7 @@
       </w:rPr>
     </w:lvl>
   </w:abstractNum>
-  <w:abstractNum w:abstractNumId="275" w15:restartNumberingAfterBreak="0">
+  <w:abstractNum w:abstractNumId="293" w15:restartNumberingAfterBreak="0">
     <w:nsid w:val="6D8E33E5"/>
     <w:multiLevelType w:val="multilevel"/>
     <w:tmpl w:val="39ACD4A8"/>
@@ -49837,7 +52491,7 @@
       </w:rPr>
     </w:lvl>
   </w:abstractNum>
-  <w:abstractNum w:abstractNumId="276" w15:restartNumberingAfterBreak="0">
+  <w:abstractNum w:abstractNumId="294" w15:restartNumberingAfterBreak="0">
     <w:nsid w:val="6E1F75D4"/>
     <w:multiLevelType w:val="multilevel"/>
     <w:tmpl w:val="31F05398"/>
@@ -49986,7 +52640,7 @@
       </w:rPr>
     </w:lvl>
   </w:abstractNum>
-  <w:abstractNum w:abstractNumId="277" w15:restartNumberingAfterBreak="0">
+  <w:abstractNum w:abstractNumId="295" w15:restartNumberingAfterBreak="0">
     <w:nsid w:val="6E9F0FA2"/>
     <w:multiLevelType w:val="multilevel"/>
     <w:tmpl w:val="E12AB1F8"/>
@@ -50135,7 +52789,7 @@
       </w:rPr>
     </w:lvl>
   </w:abstractNum>
-  <w:abstractNum w:abstractNumId="278" w15:restartNumberingAfterBreak="0">
+  <w:abstractNum w:abstractNumId="296" w15:restartNumberingAfterBreak="0">
     <w:nsid w:val="6EC70DA5"/>
     <w:multiLevelType w:val="multilevel"/>
     <w:tmpl w:val="4D704A08"/>
@@ -50284,7 +52938,7 @@
       </w:rPr>
     </w:lvl>
   </w:abstractNum>
-  <w:abstractNum w:abstractNumId="279" w15:restartNumberingAfterBreak="0">
+  <w:abstractNum w:abstractNumId="297" w15:restartNumberingAfterBreak="0">
     <w:nsid w:val="6F0A2BC1"/>
     <w:multiLevelType w:val="multilevel"/>
     <w:tmpl w:val="B218F616"/>
@@ -50433,7 +53087,7 @@
       </w:rPr>
     </w:lvl>
   </w:abstractNum>
-  <w:abstractNum w:abstractNumId="280" w15:restartNumberingAfterBreak="0">
+  <w:abstractNum w:abstractNumId="298" w15:restartNumberingAfterBreak="0">
     <w:nsid w:val="70A071B4"/>
     <w:multiLevelType w:val="multilevel"/>
     <w:tmpl w:val="B40A88BC"/>
@@ -50582,7 +53236,7 @@
       </w:rPr>
     </w:lvl>
   </w:abstractNum>
-  <w:abstractNum w:abstractNumId="281" w15:restartNumberingAfterBreak="0">
+  <w:abstractNum w:abstractNumId="299" w15:restartNumberingAfterBreak="0">
     <w:nsid w:val="712B5B3D"/>
     <w:multiLevelType w:val="multilevel"/>
     <w:tmpl w:val="E52A43C2"/>
@@ -50731,7 +53385,7 @@
       </w:rPr>
     </w:lvl>
   </w:abstractNum>
-  <w:abstractNum w:abstractNumId="282" w15:restartNumberingAfterBreak="0">
+  <w:abstractNum w:abstractNumId="300" w15:restartNumberingAfterBreak="0">
     <w:nsid w:val="721D0DD4"/>
     <w:multiLevelType w:val="multilevel"/>
     <w:tmpl w:val="77E88BC4"/>
@@ -50880,7 +53534,7 @@
       </w:rPr>
     </w:lvl>
   </w:abstractNum>
-  <w:abstractNum w:abstractNumId="283" w15:restartNumberingAfterBreak="0">
+  <w:abstractNum w:abstractNumId="301" w15:restartNumberingAfterBreak="0">
     <w:nsid w:val="72A277CD"/>
     <w:multiLevelType w:val="multilevel"/>
     <w:tmpl w:val="90940C5C"/>
@@ -50993,7 +53647,7 @@
       </w:pPr>
     </w:lvl>
   </w:abstractNum>
-  <w:abstractNum w:abstractNumId="284" w15:restartNumberingAfterBreak="0">
+  <w:abstractNum w:abstractNumId="302" w15:restartNumberingAfterBreak="0">
     <w:nsid w:val="72EE6283"/>
     <w:multiLevelType w:val="multilevel"/>
     <w:tmpl w:val="2E3C2C70"/>
@@ -51142,7 +53796,7 @@
       </w:rPr>
     </w:lvl>
   </w:abstractNum>
-  <w:abstractNum w:abstractNumId="285" w15:restartNumberingAfterBreak="0">
+  <w:abstractNum w:abstractNumId="303" w15:restartNumberingAfterBreak="0">
     <w:nsid w:val="733A443F"/>
     <w:multiLevelType w:val="multilevel"/>
     <w:tmpl w:val="DA849FD2"/>
@@ -51291,7 +53945,7 @@
       </w:rPr>
     </w:lvl>
   </w:abstractNum>
-  <w:abstractNum w:abstractNumId="286" w15:restartNumberingAfterBreak="0">
+  <w:abstractNum w:abstractNumId="304" w15:restartNumberingAfterBreak="0">
     <w:nsid w:val="736E1A1F"/>
     <w:multiLevelType w:val="multilevel"/>
     <w:tmpl w:val="80BE97D0"/>
@@ -51440,7 +54094,7 @@
       </w:rPr>
     </w:lvl>
   </w:abstractNum>
-  <w:abstractNum w:abstractNumId="287" w15:restartNumberingAfterBreak="0">
+  <w:abstractNum w:abstractNumId="305" w15:restartNumberingAfterBreak="0">
     <w:nsid w:val="73C055DD"/>
     <w:multiLevelType w:val="multilevel"/>
     <w:tmpl w:val="6BDAF4D8"/>
@@ -51589,7 +54243,7 @@
       </w:rPr>
     </w:lvl>
   </w:abstractNum>
-  <w:abstractNum w:abstractNumId="288" w15:restartNumberingAfterBreak="0">
+  <w:abstractNum w:abstractNumId="306" w15:restartNumberingAfterBreak="0">
     <w:nsid w:val="752E39E2"/>
     <w:multiLevelType w:val="multilevel"/>
     <w:tmpl w:val="8438ED3C"/>
@@ -51738,7 +54392,7 @@
       </w:rPr>
     </w:lvl>
   </w:abstractNum>
-  <w:abstractNum w:abstractNumId="289" w15:restartNumberingAfterBreak="0">
+  <w:abstractNum w:abstractNumId="307" w15:restartNumberingAfterBreak="0">
     <w:nsid w:val="758D72B0"/>
     <w:multiLevelType w:val="multilevel"/>
     <w:tmpl w:val="4CC6A71C"/>
@@ -51887,7 +54541,7 @@
       </w:rPr>
     </w:lvl>
   </w:abstractNum>
-  <w:abstractNum w:abstractNumId="290" w15:restartNumberingAfterBreak="0">
+  <w:abstractNum w:abstractNumId="308" w15:restartNumberingAfterBreak="0">
     <w:nsid w:val="75C84490"/>
     <w:multiLevelType w:val="multilevel"/>
     <w:tmpl w:val="F46EE912"/>
@@ -52000,7 +54654,7 @@
       </w:pPr>
     </w:lvl>
   </w:abstractNum>
-  <w:abstractNum w:abstractNumId="291" w15:restartNumberingAfterBreak="0">
+  <w:abstractNum w:abstractNumId="309" w15:restartNumberingAfterBreak="0">
     <w:nsid w:val="767F26E0"/>
     <w:multiLevelType w:val="multilevel"/>
     <w:tmpl w:val="30DCF334"/>
@@ -52149,7 +54803,7 @@
       </w:rPr>
     </w:lvl>
   </w:abstractNum>
-  <w:abstractNum w:abstractNumId="292" w15:restartNumberingAfterBreak="0">
+  <w:abstractNum w:abstractNumId="310" w15:restartNumberingAfterBreak="0">
     <w:nsid w:val="768818E0"/>
     <w:multiLevelType w:val="multilevel"/>
     <w:tmpl w:val="EBD8684A"/>
@@ -52298,7 +54952,7 @@
       </w:rPr>
     </w:lvl>
   </w:abstractNum>
-  <w:abstractNum w:abstractNumId="293" w15:restartNumberingAfterBreak="0">
+  <w:abstractNum w:abstractNumId="311" w15:restartNumberingAfterBreak="0">
     <w:nsid w:val="77467927"/>
     <w:multiLevelType w:val="multilevel"/>
     <w:tmpl w:val="463E08A0"/>
@@ -52447,7 +55101,7 @@
       </w:rPr>
     </w:lvl>
   </w:abstractNum>
-  <w:abstractNum w:abstractNumId="294" w15:restartNumberingAfterBreak="0">
+  <w:abstractNum w:abstractNumId="312" w15:restartNumberingAfterBreak="0">
     <w:nsid w:val="77861CE6"/>
     <w:multiLevelType w:val="multilevel"/>
     <w:tmpl w:val="D5A0E116"/>
@@ -52596,7 +55250,7 @@
       </w:rPr>
     </w:lvl>
   </w:abstractNum>
-  <w:abstractNum w:abstractNumId="295" w15:restartNumberingAfterBreak="0">
+  <w:abstractNum w:abstractNumId="313" w15:restartNumberingAfterBreak="0">
     <w:nsid w:val="77F304A9"/>
     <w:multiLevelType w:val="multilevel"/>
     <w:tmpl w:val="0686A304"/>
@@ -52745,7 +55399,7 @@
       </w:rPr>
     </w:lvl>
   </w:abstractNum>
-  <w:abstractNum w:abstractNumId="296" w15:restartNumberingAfterBreak="0">
+  <w:abstractNum w:abstractNumId="314" w15:restartNumberingAfterBreak="0">
     <w:nsid w:val="78094893"/>
     <w:multiLevelType w:val="multilevel"/>
     <w:tmpl w:val="E1E25010"/>
@@ -52894,7 +55548,7 @@
       </w:rPr>
     </w:lvl>
   </w:abstractNum>
-  <w:abstractNum w:abstractNumId="297" w15:restartNumberingAfterBreak="0">
+  <w:abstractNum w:abstractNumId="315" w15:restartNumberingAfterBreak="0">
     <w:nsid w:val="78EF2B55"/>
     <w:multiLevelType w:val="multilevel"/>
     <w:tmpl w:val="28469360"/>
@@ -53043,7 +55697,7 @@
       </w:rPr>
     </w:lvl>
   </w:abstractNum>
-  <w:abstractNum w:abstractNumId="298" w15:restartNumberingAfterBreak="0">
+  <w:abstractNum w:abstractNumId="316" w15:restartNumberingAfterBreak="0">
     <w:nsid w:val="78F52C8A"/>
     <w:multiLevelType w:val="multilevel"/>
     <w:tmpl w:val="D0386BC4"/>
@@ -53192,7 +55846,7 @@
       </w:rPr>
     </w:lvl>
   </w:abstractNum>
-  <w:abstractNum w:abstractNumId="299" w15:restartNumberingAfterBreak="0">
+  <w:abstractNum w:abstractNumId="317" w15:restartNumberingAfterBreak="0">
     <w:nsid w:val="79494620"/>
     <w:multiLevelType w:val="multilevel"/>
     <w:tmpl w:val="E6A01762"/>
@@ -53341,7 +55995,7 @@
       </w:rPr>
     </w:lvl>
   </w:abstractNum>
-  <w:abstractNum w:abstractNumId="300" w15:restartNumberingAfterBreak="0">
+  <w:abstractNum w:abstractNumId="318" w15:restartNumberingAfterBreak="0">
     <w:nsid w:val="79772992"/>
     <w:multiLevelType w:val="multilevel"/>
     <w:tmpl w:val="EE7CB578"/>
@@ -53490,7 +56144,7 @@
       </w:rPr>
     </w:lvl>
   </w:abstractNum>
-  <w:abstractNum w:abstractNumId="301" w15:restartNumberingAfterBreak="0">
+  <w:abstractNum w:abstractNumId="319" w15:restartNumberingAfterBreak="0">
     <w:nsid w:val="797B3EEA"/>
     <w:multiLevelType w:val="multilevel"/>
     <w:tmpl w:val="B22AA854"/>
@@ -53639,7 +56293,7 @@
       </w:rPr>
     </w:lvl>
   </w:abstractNum>
-  <w:abstractNum w:abstractNumId="302" w15:restartNumberingAfterBreak="0">
+  <w:abstractNum w:abstractNumId="320" w15:restartNumberingAfterBreak="0">
     <w:nsid w:val="798357B4"/>
     <w:multiLevelType w:val="multilevel"/>
     <w:tmpl w:val="93A6B34A"/>
@@ -53788,7 +56442,7 @@
       </w:rPr>
     </w:lvl>
   </w:abstractNum>
-  <w:abstractNum w:abstractNumId="303" w15:restartNumberingAfterBreak="0">
+  <w:abstractNum w:abstractNumId="321" w15:restartNumberingAfterBreak="0">
     <w:nsid w:val="79F5719E"/>
     <w:multiLevelType w:val="multilevel"/>
     <w:tmpl w:val="FE46830C"/>
@@ -53937,7 +56591,156 @@
       </w:rPr>
     </w:lvl>
   </w:abstractNum>
-  <w:abstractNum w:abstractNumId="304" w15:restartNumberingAfterBreak="0">
+  <w:abstractNum w:abstractNumId="322" w15:restartNumberingAfterBreak="0">
+    <w:nsid w:val="7A130785"/>
+    <w:multiLevelType w:val="multilevel"/>
+    <w:tmpl w:val="5074CF96"/>
+    <w:lvl w:ilvl="0">
+      <w:start w:val="1"/>
+      <w:numFmt w:val="bullet"/>
+      <w:lvlText w:val=""/>
+      <w:lvlJc w:val="left"/>
+      <w:pPr>
+        <w:tabs>
+          <w:tab w:val="num" w:pos="720"/>
+        </w:tabs>
+        <w:ind w:left="720" w:hanging="360"/>
+      </w:pPr>
+      <w:rPr>
+        <w:rFonts w:ascii="Symbol" w:hAnsi="Symbol" w:hint="default"/>
+        <w:sz w:val="20"/>
+      </w:rPr>
+    </w:lvl>
+    <w:lvl w:ilvl="1" w:tentative="1">
+      <w:start w:val="1"/>
+      <w:numFmt w:val="bullet"/>
+      <w:lvlText w:val="o"/>
+      <w:lvlJc w:val="left"/>
+      <w:pPr>
+        <w:tabs>
+          <w:tab w:val="num" w:pos="1440"/>
+        </w:tabs>
+        <w:ind w:left="1440" w:hanging="360"/>
+      </w:pPr>
+      <w:rPr>
+        <w:rFonts w:ascii="Courier New" w:hAnsi="Courier New" w:hint="default"/>
+        <w:sz w:val="20"/>
+      </w:rPr>
+    </w:lvl>
+    <w:lvl w:ilvl="2" w:tentative="1">
+      <w:start w:val="1"/>
+      <w:numFmt w:val="bullet"/>
+      <w:lvlText w:val=""/>
+      <w:lvlJc w:val="left"/>
+      <w:pPr>
+        <w:tabs>
+          <w:tab w:val="num" w:pos="2160"/>
+        </w:tabs>
+        <w:ind w:left="2160" w:hanging="360"/>
+      </w:pPr>
+      <w:rPr>
+        <w:rFonts w:ascii="Wingdings" w:hAnsi="Wingdings" w:hint="default"/>
+        <w:sz w:val="20"/>
+      </w:rPr>
+    </w:lvl>
+    <w:lvl w:ilvl="3" w:tentative="1">
+      <w:start w:val="1"/>
+      <w:numFmt w:val="bullet"/>
+      <w:lvlText w:val=""/>
+      <w:lvlJc w:val="left"/>
+      <w:pPr>
+        <w:tabs>
+          <w:tab w:val="num" w:pos="2880"/>
+        </w:tabs>
+        <w:ind w:left="2880" w:hanging="360"/>
+      </w:pPr>
+      <w:rPr>
+        <w:rFonts w:ascii="Wingdings" w:hAnsi="Wingdings" w:hint="default"/>
+        <w:sz w:val="20"/>
+      </w:rPr>
+    </w:lvl>
+    <w:lvl w:ilvl="4" w:tentative="1">
+      <w:start w:val="1"/>
+      <w:numFmt w:val="bullet"/>
+      <w:lvlText w:val=""/>
+      <w:lvlJc w:val="left"/>
+      <w:pPr>
+        <w:tabs>
+          <w:tab w:val="num" w:pos="3600"/>
+        </w:tabs>
+        <w:ind w:left="3600" w:hanging="360"/>
+      </w:pPr>
+      <w:rPr>
+        <w:rFonts w:ascii="Wingdings" w:hAnsi="Wingdings" w:hint="default"/>
+        <w:sz w:val="20"/>
+      </w:rPr>
+    </w:lvl>
+    <w:lvl w:ilvl="5" w:tentative="1">
+      <w:start w:val="1"/>
+      <w:numFmt w:val="bullet"/>
+      <w:lvlText w:val=""/>
+      <w:lvlJc w:val="left"/>
+      <w:pPr>
+        <w:tabs>
+          <w:tab w:val="num" w:pos="4320"/>
+        </w:tabs>
+        <w:ind w:left="4320" w:hanging="360"/>
+      </w:pPr>
+      <w:rPr>
+        <w:rFonts w:ascii="Wingdings" w:hAnsi="Wingdings" w:hint="default"/>
+        <w:sz w:val="20"/>
+      </w:rPr>
+    </w:lvl>
+    <w:lvl w:ilvl="6" w:tentative="1">
+      <w:start w:val="1"/>
+      <w:numFmt w:val="bullet"/>
+      <w:lvlText w:val=""/>
+      <w:lvlJc w:val="left"/>
+      <w:pPr>
+        <w:tabs>
+          <w:tab w:val="num" w:pos="5040"/>
+        </w:tabs>
+        <w:ind w:left="5040" w:hanging="360"/>
+      </w:pPr>
+      <w:rPr>
+        <w:rFonts w:ascii="Wingdings" w:hAnsi="Wingdings" w:hint="default"/>
+        <w:sz w:val="20"/>
+      </w:rPr>
+    </w:lvl>
+    <w:lvl w:ilvl="7" w:tentative="1">
+      <w:start w:val="1"/>
+      <w:numFmt w:val="bullet"/>
+      <w:lvlText w:val=""/>
+      <w:lvlJc w:val="left"/>
+      <w:pPr>
+        <w:tabs>
+          <w:tab w:val="num" w:pos="5760"/>
+        </w:tabs>
+        <w:ind w:left="5760" w:hanging="360"/>
+      </w:pPr>
+      <w:rPr>
+        <w:rFonts w:ascii="Wingdings" w:hAnsi="Wingdings" w:hint="default"/>
+        <w:sz w:val="20"/>
+      </w:rPr>
+    </w:lvl>
+    <w:lvl w:ilvl="8" w:tentative="1">
+      <w:start w:val="1"/>
+      <w:numFmt w:val="bullet"/>
+      <w:lvlText w:val=""/>
+      <w:lvlJc w:val="left"/>
+      <w:pPr>
+        <w:tabs>
+          <w:tab w:val="num" w:pos="6480"/>
+        </w:tabs>
+        <w:ind w:left="6480" w:hanging="360"/>
+      </w:pPr>
+      <w:rPr>
+        <w:rFonts w:ascii="Wingdings" w:hAnsi="Wingdings" w:hint="default"/>
+        <w:sz w:val="20"/>
+      </w:rPr>
+    </w:lvl>
+  </w:abstractNum>
+  <w:abstractNum w:abstractNumId="323" w15:restartNumberingAfterBreak="0">
     <w:nsid w:val="7A957803"/>
     <w:multiLevelType w:val="multilevel"/>
     <w:tmpl w:val="D1D0BCF4"/>
@@ -54086,7 +56889,7 @@
       </w:rPr>
     </w:lvl>
   </w:abstractNum>
-  <w:abstractNum w:abstractNumId="305" w15:restartNumberingAfterBreak="0">
+  <w:abstractNum w:abstractNumId="324" w15:restartNumberingAfterBreak="0">
     <w:nsid w:val="7B275F6B"/>
     <w:multiLevelType w:val="multilevel"/>
     <w:tmpl w:val="CD98C874"/>
@@ -54235,7 +57038,7 @@
       </w:rPr>
     </w:lvl>
   </w:abstractNum>
-  <w:abstractNum w:abstractNumId="306" w15:restartNumberingAfterBreak="0">
+  <w:abstractNum w:abstractNumId="325" w15:restartNumberingAfterBreak="0">
     <w:nsid w:val="7B3F0562"/>
     <w:multiLevelType w:val="multilevel"/>
     <w:tmpl w:val="66949A98"/>
@@ -54384,7 +57187,7 @@
       </w:rPr>
     </w:lvl>
   </w:abstractNum>
-  <w:abstractNum w:abstractNumId="307" w15:restartNumberingAfterBreak="0">
+  <w:abstractNum w:abstractNumId="326" w15:restartNumberingAfterBreak="0">
     <w:nsid w:val="7B791E56"/>
     <w:multiLevelType w:val="multilevel"/>
     <w:tmpl w:val="E966B602"/>
@@ -54533,7 +57336,7 @@
       </w:rPr>
     </w:lvl>
   </w:abstractNum>
-  <w:abstractNum w:abstractNumId="308" w15:restartNumberingAfterBreak="0">
+  <w:abstractNum w:abstractNumId="327" w15:restartNumberingAfterBreak="0">
     <w:nsid w:val="7B856299"/>
     <w:multiLevelType w:val="multilevel"/>
     <w:tmpl w:val="9BE88452"/>
@@ -54682,7 +57485,7 @@
       </w:rPr>
     </w:lvl>
   </w:abstractNum>
-  <w:abstractNum w:abstractNumId="309" w15:restartNumberingAfterBreak="0">
+  <w:abstractNum w:abstractNumId="328" w15:restartNumberingAfterBreak="0">
     <w:nsid w:val="7BEC58CC"/>
     <w:multiLevelType w:val="multilevel"/>
     <w:tmpl w:val="BF722E40"/>
@@ -54831,7 +57634,7 @@
       </w:rPr>
     </w:lvl>
   </w:abstractNum>
-  <w:abstractNum w:abstractNumId="310" w15:restartNumberingAfterBreak="0">
+  <w:abstractNum w:abstractNumId="329" w15:restartNumberingAfterBreak="0">
     <w:nsid w:val="7C727ACC"/>
     <w:multiLevelType w:val="multilevel"/>
     <w:tmpl w:val="5EB83AB0"/>
@@ -54980,7 +57783,7 @@
       </w:rPr>
     </w:lvl>
   </w:abstractNum>
-  <w:abstractNum w:abstractNumId="311" w15:restartNumberingAfterBreak="0">
+  <w:abstractNum w:abstractNumId="330" w15:restartNumberingAfterBreak="0">
     <w:nsid w:val="7D446159"/>
     <w:multiLevelType w:val="multilevel"/>
     <w:tmpl w:val="D5D29012"/>
@@ -55129,7 +57932,7 @@
       </w:rPr>
     </w:lvl>
   </w:abstractNum>
-  <w:abstractNum w:abstractNumId="312" w15:restartNumberingAfterBreak="0">
+  <w:abstractNum w:abstractNumId="331" w15:restartNumberingAfterBreak="0">
     <w:nsid w:val="7F1D5334"/>
     <w:multiLevelType w:val="multilevel"/>
     <w:tmpl w:val="7A9C276C"/>
@@ -55278,7 +58081,7 @@
       </w:rPr>
     </w:lvl>
   </w:abstractNum>
-  <w:abstractNum w:abstractNumId="313" w15:restartNumberingAfterBreak="0">
+  <w:abstractNum w:abstractNumId="332" w15:restartNumberingAfterBreak="0">
     <w:nsid w:val="7F7B610E"/>
     <w:multiLevelType w:val="multilevel"/>
     <w:tmpl w:val="2CA4D5B4"/>
@@ -55427,7 +58230,7 @@
       </w:rPr>
     </w:lvl>
   </w:abstractNum>
-  <w:abstractNum w:abstractNumId="314" w15:restartNumberingAfterBreak="0">
+  <w:abstractNum w:abstractNumId="333" w15:restartNumberingAfterBreak="0">
     <w:nsid w:val="7FB478E5"/>
     <w:multiLevelType w:val="multilevel"/>
     <w:tmpl w:val="5D3C4DBE"/>
@@ -55577,949 +58380,1006 @@
     </w:lvl>
   </w:abstractNum>
   <w:num w:numId="1" w16cid:durableId="434717968">
+    <w:abstractNumId w:val="50"/>
+  </w:num>
+  <w:num w:numId="2" w16cid:durableId="2025545893">
+    <w:abstractNumId w:val="176"/>
+  </w:num>
+  <w:num w:numId="3" w16cid:durableId="338167359">
+    <w:abstractNumId w:val="231"/>
+  </w:num>
+  <w:num w:numId="4" w16cid:durableId="329067770">
+    <w:abstractNumId w:val="172"/>
+  </w:num>
+  <w:num w:numId="5" w16cid:durableId="1664316589">
+    <w:abstractNumId w:val="97"/>
+  </w:num>
+  <w:num w:numId="6" w16cid:durableId="1495948063">
+    <w:abstractNumId w:val="221"/>
+  </w:num>
+  <w:num w:numId="7" w16cid:durableId="1470636281">
+    <w:abstractNumId w:val="316"/>
+  </w:num>
+  <w:num w:numId="8" w16cid:durableId="1000741435">
+    <w:abstractNumId w:val="110"/>
+  </w:num>
+  <w:num w:numId="9" w16cid:durableId="661354451">
+    <w:abstractNumId w:val="310"/>
+  </w:num>
+  <w:num w:numId="10" w16cid:durableId="853572530">
+    <w:abstractNumId w:val="66"/>
+  </w:num>
+  <w:num w:numId="11" w16cid:durableId="268780225">
+    <w:abstractNumId w:val="168"/>
+  </w:num>
+  <w:num w:numId="12" w16cid:durableId="1611551792">
+    <w:abstractNumId w:val="108"/>
+  </w:num>
+  <w:num w:numId="13" w16cid:durableId="2108765332">
+    <w:abstractNumId w:val="19"/>
+  </w:num>
+  <w:num w:numId="14" w16cid:durableId="726881714">
+    <w:abstractNumId w:val="228"/>
+  </w:num>
+  <w:num w:numId="15" w16cid:durableId="298386906">
+    <w:abstractNumId w:val="202"/>
+  </w:num>
+  <w:num w:numId="16" w16cid:durableId="407774092">
+    <w:abstractNumId w:val="114"/>
+  </w:num>
+  <w:num w:numId="17" w16cid:durableId="1168906470">
+    <w:abstractNumId w:val="269"/>
+  </w:num>
+  <w:num w:numId="18" w16cid:durableId="1112434247">
+    <w:abstractNumId w:val="263"/>
+  </w:num>
+  <w:num w:numId="19" w16cid:durableId="1543908714">
+    <w:abstractNumId w:val="14"/>
+  </w:num>
+  <w:num w:numId="20" w16cid:durableId="908346185">
+    <w:abstractNumId w:val="313"/>
+  </w:num>
+  <w:num w:numId="21" w16cid:durableId="154037117">
+    <w:abstractNumId w:val="51"/>
+  </w:num>
+  <w:num w:numId="22" w16cid:durableId="656029532">
+    <w:abstractNumId w:val="302"/>
+  </w:num>
+  <w:num w:numId="23" w16cid:durableId="1319075375">
+    <w:abstractNumId w:val="312"/>
+  </w:num>
+  <w:num w:numId="24" w16cid:durableId="1917201234">
+    <w:abstractNumId w:val="72"/>
+  </w:num>
+  <w:num w:numId="25" w16cid:durableId="817770634">
+    <w:abstractNumId w:val="134"/>
+  </w:num>
+  <w:num w:numId="26" w16cid:durableId="1586692832">
+    <w:abstractNumId w:val="268"/>
+  </w:num>
+  <w:num w:numId="27" w16cid:durableId="964892089">
+    <w:abstractNumId w:val="291"/>
+  </w:num>
+  <w:num w:numId="28" w16cid:durableId="739645062">
+    <w:abstractNumId w:val="31"/>
+  </w:num>
+  <w:num w:numId="29" w16cid:durableId="1717585888">
+    <w:abstractNumId w:val="216"/>
+  </w:num>
+  <w:num w:numId="30" w16cid:durableId="717240682">
+    <w:abstractNumId w:val="88"/>
+  </w:num>
+  <w:num w:numId="31" w16cid:durableId="1348023714">
+    <w:abstractNumId w:val="170"/>
+  </w:num>
+  <w:num w:numId="32" w16cid:durableId="209922122">
+    <w:abstractNumId w:val="131"/>
+  </w:num>
+  <w:num w:numId="33" w16cid:durableId="1594512901">
+    <w:abstractNumId w:val="234"/>
+  </w:num>
+  <w:num w:numId="34" w16cid:durableId="1916939618">
+    <w:abstractNumId w:val="223"/>
+  </w:num>
+  <w:num w:numId="35" w16cid:durableId="1853300981">
+    <w:abstractNumId w:val="217"/>
+  </w:num>
+  <w:num w:numId="36" w16cid:durableId="1324625018">
+    <w:abstractNumId w:val="53"/>
+  </w:num>
+  <w:num w:numId="37" w16cid:durableId="1698190956">
+    <w:abstractNumId w:val="333"/>
+  </w:num>
+  <w:num w:numId="38" w16cid:durableId="1682396749">
+    <w:abstractNumId w:val="87"/>
+  </w:num>
+  <w:num w:numId="39" w16cid:durableId="1544634587">
+    <w:abstractNumId w:val="64"/>
+  </w:num>
+  <w:num w:numId="40" w16cid:durableId="270206218">
+    <w:abstractNumId w:val="247"/>
+  </w:num>
+  <w:num w:numId="41" w16cid:durableId="398670702">
+    <w:abstractNumId w:val="315"/>
+  </w:num>
+  <w:num w:numId="42" w16cid:durableId="2130394493">
+    <w:abstractNumId w:val="75"/>
+  </w:num>
+  <w:num w:numId="43" w16cid:durableId="1661619600">
+    <w:abstractNumId w:val="90"/>
+  </w:num>
+  <w:num w:numId="44" w16cid:durableId="993680397">
+    <w:abstractNumId w:val="240"/>
+  </w:num>
+  <w:num w:numId="45" w16cid:durableId="502092923">
+    <w:abstractNumId w:val="144"/>
+  </w:num>
+  <w:num w:numId="46" w16cid:durableId="1852329649">
+    <w:abstractNumId w:val="163"/>
+  </w:num>
+  <w:num w:numId="47" w16cid:durableId="815999641">
+    <w:abstractNumId w:val="93"/>
+  </w:num>
+  <w:num w:numId="48" w16cid:durableId="886843315">
+    <w:abstractNumId w:val="259"/>
+  </w:num>
+  <w:num w:numId="49" w16cid:durableId="1919829718">
+    <w:abstractNumId w:val="146"/>
+  </w:num>
+  <w:num w:numId="50" w16cid:durableId="118840383">
+    <w:abstractNumId w:val="132"/>
+  </w:num>
+  <w:num w:numId="51" w16cid:durableId="467287659">
+    <w:abstractNumId w:val="55"/>
+  </w:num>
+  <w:num w:numId="52" w16cid:durableId="429008485">
+    <w:abstractNumId w:val="264"/>
+  </w:num>
+  <w:num w:numId="53" w16cid:durableId="10036666">
+    <w:abstractNumId w:val="117"/>
+  </w:num>
+  <w:num w:numId="54" w16cid:durableId="640575675">
+    <w:abstractNumId w:val="47"/>
+  </w:num>
+  <w:num w:numId="55" w16cid:durableId="2076780723">
+    <w:abstractNumId w:val="81"/>
+  </w:num>
+  <w:num w:numId="56" w16cid:durableId="369653803">
+    <w:abstractNumId w:val="39"/>
+  </w:num>
+  <w:num w:numId="57" w16cid:durableId="912348075">
+    <w:abstractNumId w:val="208"/>
+  </w:num>
+  <w:num w:numId="58" w16cid:durableId="1730885084">
+    <w:abstractNumId w:val="80"/>
+  </w:num>
+  <w:num w:numId="59" w16cid:durableId="1463579518">
+    <w:abstractNumId w:val="13"/>
+  </w:num>
+  <w:num w:numId="60" w16cid:durableId="1377705806">
+    <w:abstractNumId w:val="77"/>
+  </w:num>
+  <w:num w:numId="61" w16cid:durableId="985550794">
+    <w:abstractNumId w:val="61"/>
+  </w:num>
+  <w:num w:numId="62" w16cid:durableId="754478805">
+    <w:abstractNumId w:val="179"/>
+  </w:num>
+  <w:num w:numId="63" w16cid:durableId="1139567305">
+    <w:abstractNumId w:val="95"/>
+  </w:num>
+  <w:num w:numId="64" w16cid:durableId="631641300">
+    <w:abstractNumId w:val="325"/>
+  </w:num>
+  <w:num w:numId="65" w16cid:durableId="361056784">
+    <w:abstractNumId w:val="188"/>
+  </w:num>
+  <w:num w:numId="66" w16cid:durableId="37510918">
+    <w:abstractNumId w:val="29"/>
+  </w:num>
+  <w:num w:numId="67" w16cid:durableId="691344883">
+    <w:abstractNumId w:val="149"/>
+  </w:num>
+  <w:num w:numId="68" w16cid:durableId="291448521">
+    <w:abstractNumId w:val="175"/>
+  </w:num>
+  <w:num w:numId="69" w16cid:durableId="1951233167">
+    <w:abstractNumId w:val="136"/>
+  </w:num>
+  <w:num w:numId="70" w16cid:durableId="1076050837">
+    <w:abstractNumId w:val="265"/>
+  </w:num>
+  <w:num w:numId="71" w16cid:durableId="1424260978">
+    <w:abstractNumId w:val="305"/>
+  </w:num>
+  <w:num w:numId="72" w16cid:durableId="1807042262">
+    <w:abstractNumId w:val="12"/>
+  </w:num>
+  <w:num w:numId="73" w16cid:durableId="1578904573">
+    <w:abstractNumId w:val="166"/>
+  </w:num>
+  <w:num w:numId="74" w16cid:durableId="1577088383">
+    <w:abstractNumId w:val="226"/>
+  </w:num>
+  <w:num w:numId="75" w16cid:durableId="1105542047">
+    <w:abstractNumId w:val="266"/>
+  </w:num>
+  <w:num w:numId="76" w16cid:durableId="1333799701">
+    <w:abstractNumId w:val="20"/>
+  </w:num>
+  <w:num w:numId="77" w16cid:durableId="2008744901">
+    <w:abstractNumId w:val="34"/>
+  </w:num>
+  <w:num w:numId="78" w16cid:durableId="2094818698">
+    <w:abstractNumId w:val="233"/>
+  </w:num>
+  <w:num w:numId="79" w16cid:durableId="652608094">
+    <w:abstractNumId w:val="84"/>
+  </w:num>
+  <w:num w:numId="80" w16cid:durableId="1614945435">
+    <w:abstractNumId w:val="327"/>
+  </w:num>
+  <w:num w:numId="81" w16cid:durableId="1759132606">
+    <w:abstractNumId w:val="103"/>
+  </w:num>
+  <w:num w:numId="82" w16cid:durableId="240718697">
+    <w:abstractNumId w:val="140"/>
+  </w:num>
+  <w:num w:numId="83" w16cid:durableId="427887991">
+    <w:abstractNumId w:val="239"/>
+  </w:num>
+  <w:num w:numId="84" w16cid:durableId="1742555763">
+    <w:abstractNumId w:val="190"/>
+  </w:num>
+  <w:num w:numId="85" w16cid:durableId="921915306">
+    <w:abstractNumId w:val="245"/>
+  </w:num>
+  <w:num w:numId="86" w16cid:durableId="1981761231">
+    <w:abstractNumId w:val="308"/>
+  </w:num>
+  <w:num w:numId="87" w16cid:durableId="1869445809">
+    <w:abstractNumId w:val="187"/>
+  </w:num>
+  <w:num w:numId="88" w16cid:durableId="1444496235">
+    <w:abstractNumId w:val="62"/>
+  </w:num>
+  <w:num w:numId="89" w16cid:durableId="1399094259">
+    <w:abstractNumId w:val="85"/>
+  </w:num>
+  <w:num w:numId="90" w16cid:durableId="1960799260">
+    <w:abstractNumId w:val="211"/>
+  </w:num>
+  <w:num w:numId="91" w16cid:durableId="1530028017">
+    <w:abstractNumId w:val="174"/>
+  </w:num>
+  <w:num w:numId="92" w16cid:durableId="613445980">
+    <w:abstractNumId w:val="318"/>
+  </w:num>
+  <w:num w:numId="93" w16cid:durableId="1574391727">
+    <w:abstractNumId w:val="145"/>
+  </w:num>
+  <w:num w:numId="94" w16cid:durableId="254241916">
+    <w:abstractNumId w:val="137"/>
+  </w:num>
+  <w:num w:numId="95" w16cid:durableId="1923904519">
+    <w:abstractNumId w:val="59"/>
+  </w:num>
+  <w:num w:numId="96" w16cid:durableId="116602388">
+    <w:abstractNumId w:val="314"/>
+  </w:num>
+  <w:num w:numId="97" w16cid:durableId="1125932632">
+    <w:abstractNumId w:val="205"/>
+  </w:num>
+  <w:num w:numId="98" w16cid:durableId="1153067195">
     <w:abstractNumId w:val="46"/>
   </w:num>
-  <w:num w:numId="2" w16cid:durableId="2025545893">
-    <w:abstractNumId w:val="167"/>
-  </w:num>
-  <w:num w:numId="3" w16cid:durableId="338167359">
-    <w:abstractNumId w:val="219"/>
-  </w:num>
-  <w:num w:numId="4" w16cid:durableId="329067770">
-    <w:abstractNumId w:val="163"/>
-  </w:num>
-  <w:num w:numId="5" w16cid:durableId="1664316589">
-    <w:abstractNumId w:val="91"/>
-  </w:num>
-  <w:num w:numId="6" w16cid:durableId="1495948063">
-    <w:abstractNumId w:val="209"/>
-  </w:num>
-  <w:num w:numId="7" w16cid:durableId="1470636281">
-    <w:abstractNumId w:val="298"/>
-  </w:num>
-  <w:num w:numId="8" w16cid:durableId="1000741435">
-    <w:abstractNumId w:val="104"/>
-  </w:num>
-  <w:num w:numId="9" w16cid:durableId="661354451">
-    <w:abstractNumId w:val="292"/>
-  </w:num>
-  <w:num w:numId="10" w16cid:durableId="853572530">
-    <w:abstractNumId w:val="62"/>
-  </w:num>
-  <w:num w:numId="11" w16cid:durableId="268780225">
-    <w:abstractNumId w:val="159"/>
-  </w:num>
-  <w:num w:numId="12" w16cid:durableId="1611551792">
-    <w:abstractNumId w:val="102"/>
-  </w:num>
-  <w:num w:numId="13" w16cid:durableId="2108765332">
-    <w:abstractNumId w:val="18"/>
-  </w:num>
-  <w:num w:numId="14" w16cid:durableId="726881714">
-    <w:abstractNumId w:val="216"/>
-  </w:num>
-  <w:num w:numId="15" w16cid:durableId="298386906">
-    <w:abstractNumId w:val="191"/>
-  </w:num>
-  <w:num w:numId="16" w16cid:durableId="407774092">
-    <w:abstractNumId w:val="107"/>
-  </w:num>
-  <w:num w:numId="17" w16cid:durableId="1168906470">
-    <w:abstractNumId w:val="254"/>
-  </w:num>
-  <w:num w:numId="18" w16cid:durableId="1112434247">
-    <w:abstractNumId w:val="248"/>
-  </w:num>
-  <w:num w:numId="19" w16cid:durableId="1543908714">
-    <w:abstractNumId w:val="13"/>
-  </w:num>
-  <w:num w:numId="20" w16cid:durableId="908346185">
-    <w:abstractNumId w:val="295"/>
-  </w:num>
-  <w:num w:numId="21" w16cid:durableId="154037117">
-    <w:abstractNumId w:val="47"/>
-  </w:num>
-  <w:num w:numId="22" w16cid:durableId="656029532">
-    <w:abstractNumId w:val="284"/>
-  </w:num>
-  <w:num w:numId="23" w16cid:durableId="1319075375">
-    <w:abstractNumId w:val="294"/>
-  </w:num>
-  <w:num w:numId="24" w16cid:durableId="1917201234">
-    <w:abstractNumId w:val="68"/>
-  </w:num>
-  <w:num w:numId="25" w16cid:durableId="817770634">
-    <w:abstractNumId w:val="126"/>
-  </w:num>
-  <w:num w:numId="26" w16cid:durableId="1586692832">
-    <w:abstractNumId w:val="253"/>
-  </w:num>
-  <w:num w:numId="27" w16cid:durableId="964892089">
-    <w:abstractNumId w:val="273"/>
-  </w:num>
-  <w:num w:numId="28" w16cid:durableId="739645062">
-    <w:abstractNumId w:val="30"/>
-  </w:num>
-  <w:num w:numId="29" w16cid:durableId="1717585888">
-    <w:abstractNumId w:val="204"/>
-  </w:num>
-  <w:num w:numId="30" w16cid:durableId="717240682">
-    <w:abstractNumId w:val="83"/>
-  </w:num>
-  <w:num w:numId="31" w16cid:durableId="1348023714">
-    <w:abstractNumId w:val="161"/>
-  </w:num>
-  <w:num w:numId="32" w16cid:durableId="209922122">
-    <w:abstractNumId w:val="123"/>
-  </w:num>
-  <w:num w:numId="33" w16cid:durableId="1594512901">
-    <w:abstractNumId w:val="222"/>
-  </w:num>
-  <w:num w:numId="34" w16cid:durableId="1916939618">
-    <w:abstractNumId w:val="211"/>
-  </w:num>
-  <w:num w:numId="35" w16cid:durableId="1853300981">
-    <w:abstractNumId w:val="205"/>
-  </w:num>
-  <w:num w:numId="36" w16cid:durableId="1324625018">
-    <w:abstractNumId w:val="49"/>
-  </w:num>
-  <w:num w:numId="37" w16cid:durableId="1698190956">
-    <w:abstractNumId w:val="314"/>
-  </w:num>
-  <w:num w:numId="38" w16cid:durableId="1682396749">
-    <w:abstractNumId w:val="82"/>
-  </w:num>
-  <w:num w:numId="39" w16cid:durableId="1544634587">
-    <w:abstractNumId w:val="60"/>
-  </w:num>
-  <w:num w:numId="40" w16cid:durableId="270206218">
-    <w:abstractNumId w:val="235"/>
-  </w:num>
-  <w:num w:numId="41" w16cid:durableId="398670702">
-    <w:abstractNumId w:val="297"/>
-  </w:num>
-  <w:num w:numId="42" w16cid:durableId="2130394493">
-    <w:abstractNumId w:val="71"/>
-  </w:num>
-  <w:num w:numId="43" w16cid:durableId="1661619600">
-    <w:abstractNumId w:val="84"/>
-  </w:num>
-  <w:num w:numId="44" w16cid:durableId="993680397">
-    <w:abstractNumId w:val="228"/>
-  </w:num>
-  <w:num w:numId="45" w16cid:durableId="502092923">
-    <w:abstractNumId w:val="136"/>
-  </w:num>
-  <w:num w:numId="46" w16cid:durableId="1852329649">
-    <w:abstractNumId w:val="154"/>
-  </w:num>
-  <w:num w:numId="47" w16cid:durableId="815999641">
-    <w:abstractNumId w:val="87"/>
-  </w:num>
-  <w:num w:numId="48" w16cid:durableId="886843315">
-    <w:abstractNumId w:val="246"/>
-  </w:num>
-  <w:num w:numId="49" w16cid:durableId="1919829718">
-    <w:abstractNumId w:val="138"/>
-  </w:num>
-  <w:num w:numId="50" w16cid:durableId="118840383">
-    <w:abstractNumId w:val="124"/>
-  </w:num>
-  <w:num w:numId="51" w16cid:durableId="467287659">
-    <w:abstractNumId w:val="51"/>
-  </w:num>
-  <w:num w:numId="52" w16cid:durableId="429008485">
-    <w:abstractNumId w:val="249"/>
-  </w:num>
-  <w:num w:numId="53" w16cid:durableId="10036666">
-    <w:abstractNumId w:val="110"/>
-  </w:num>
-  <w:num w:numId="54" w16cid:durableId="640575675">
-    <w:abstractNumId w:val="43"/>
-  </w:num>
-  <w:num w:numId="55" w16cid:durableId="2076780723">
-    <w:abstractNumId w:val="76"/>
-  </w:num>
-  <w:num w:numId="56" w16cid:durableId="369653803">
-    <w:abstractNumId w:val="36"/>
-  </w:num>
-  <w:num w:numId="57" w16cid:durableId="912348075">
-    <w:abstractNumId w:val="197"/>
-  </w:num>
-  <w:num w:numId="58" w16cid:durableId="1730885084">
-    <w:abstractNumId w:val="75"/>
-  </w:num>
-  <w:num w:numId="59" w16cid:durableId="1463579518">
-    <w:abstractNumId w:val="12"/>
-  </w:num>
-  <w:num w:numId="60" w16cid:durableId="1377705806">
-    <w:abstractNumId w:val="72"/>
-  </w:num>
-  <w:num w:numId="61" w16cid:durableId="985550794">
-    <w:abstractNumId w:val="57"/>
-  </w:num>
-  <w:num w:numId="62" w16cid:durableId="754478805">
-    <w:abstractNumId w:val="170"/>
-  </w:num>
-  <w:num w:numId="63" w16cid:durableId="1139567305">
-    <w:abstractNumId w:val="89"/>
-  </w:num>
-  <w:num w:numId="64" w16cid:durableId="631641300">
-    <w:abstractNumId w:val="306"/>
-  </w:num>
-  <w:num w:numId="65" w16cid:durableId="361056784">
-    <w:abstractNumId w:val="177"/>
-  </w:num>
-  <w:num w:numId="66" w16cid:durableId="37510918">
-    <w:abstractNumId w:val="28"/>
-  </w:num>
-  <w:num w:numId="67" w16cid:durableId="691344883">
-    <w:abstractNumId w:val="140"/>
-  </w:num>
-  <w:num w:numId="68" w16cid:durableId="291448521">
-    <w:abstractNumId w:val="166"/>
-  </w:num>
-  <w:num w:numId="69" w16cid:durableId="1951233167">
-    <w:abstractNumId w:val="128"/>
-  </w:num>
-  <w:num w:numId="70" w16cid:durableId="1076050837">
-    <w:abstractNumId w:val="250"/>
-  </w:num>
-  <w:num w:numId="71" w16cid:durableId="1424260978">
-    <w:abstractNumId w:val="287"/>
-  </w:num>
-  <w:num w:numId="72" w16cid:durableId="1807042262">
-    <w:abstractNumId w:val="11"/>
-  </w:num>
-  <w:num w:numId="73" w16cid:durableId="1578904573">
-    <w:abstractNumId w:val="157"/>
-  </w:num>
-  <w:num w:numId="74" w16cid:durableId="1577088383">
-    <w:abstractNumId w:val="214"/>
-  </w:num>
-  <w:num w:numId="75" w16cid:durableId="1105542047">
-    <w:abstractNumId w:val="251"/>
-  </w:num>
-  <w:num w:numId="76" w16cid:durableId="1333799701">
-    <w:abstractNumId w:val="19"/>
-  </w:num>
-  <w:num w:numId="77" w16cid:durableId="2008744901">
-    <w:abstractNumId w:val="33"/>
-  </w:num>
-  <w:num w:numId="78" w16cid:durableId="2094818698">
-    <w:abstractNumId w:val="221"/>
-  </w:num>
-  <w:num w:numId="79" w16cid:durableId="652608094">
-    <w:abstractNumId w:val="79"/>
-  </w:num>
-  <w:num w:numId="80" w16cid:durableId="1614945435">
-    <w:abstractNumId w:val="308"/>
-  </w:num>
-  <w:num w:numId="81" w16cid:durableId="1759132606">
-    <w:abstractNumId w:val="97"/>
-  </w:num>
-  <w:num w:numId="82" w16cid:durableId="240718697">
-    <w:abstractNumId w:val="132"/>
-  </w:num>
-  <w:num w:numId="83" w16cid:durableId="427887991">
-    <w:abstractNumId w:val="227"/>
-  </w:num>
-  <w:num w:numId="84" w16cid:durableId="1742555763">
-    <w:abstractNumId w:val="179"/>
-  </w:num>
-  <w:num w:numId="85" w16cid:durableId="921915306">
-    <w:abstractNumId w:val="233"/>
-  </w:num>
-  <w:num w:numId="86" w16cid:durableId="1981761231">
-    <w:abstractNumId w:val="290"/>
-  </w:num>
-  <w:num w:numId="87" w16cid:durableId="1869445809">
-    <w:abstractNumId w:val="176"/>
-  </w:num>
-  <w:num w:numId="88" w16cid:durableId="1444496235">
+  <w:num w:numId="99" w16cid:durableId="129057942">
     <w:abstractNumId w:val="58"/>
   </w:num>
-  <w:num w:numId="89" w16cid:durableId="1399094259">
-    <w:abstractNumId w:val="80"/>
+  <w:num w:numId="100" w16cid:durableId="1736271233">
+    <w:abstractNumId w:val="321"/>
   </w:num>
-  <w:num w:numId="90" w16cid:durableId="1960799260">
-    <w:abstractNumId w:val="200"/>
+  <w:num w:numId="101" w16cid:durableId="218369277">
+    <w:abstractNumId w:val="181"/>
   </w:num>
-  <w:num w:numId="91" w16cid:durableId="1530028017">
-    <w:abstractNumId w:val="165"/>
+  <w:num w:numId="102" w16cid:durableId="1652516879">
+    <w:abstractNumId w:val="16"/>
   </w:num>
-  <w:num w:numId="92" w16cid:durableId="613445980">
-    <w:abstractNumId w:val="300"/>
-  </w:num>
-  <w:num w:numId="93" w16cid:durableId="1574391727">
-    <w:abstractNumId w:val="137"/>
-  </w:num>
-  <w:num w:numId="94" w16cid:durableId="254241916">
-    <w:abstractNumId w:val="129"/>
-  </w:num>
-  <w:num w:numId="95" w16cid:durableId="1923904519">
-    <w:abstractNumId w:val="55"/>
-  </w:num>
-  <w:num w:numId="96" w16cid:durableId="116602388">
-    <w:abstractNumId w:val="296"/>
-  </w:num>
-  <w:num w:numId="97" w16cid:durableId="1125932632">
+  <w:num w:numId="103" w16cid:durableId="2026129407">
     <w:abstractNumId w:val="194"/>
   </w:num>
-  <w:num w:numId="98" w16cid:durableId="1153067195">
-    <w:abstractNumId w:val="42"/>
-  </w:num>
-  <w:num w:numId="99" w16cid:durableId="129057942">
-    <w:abstractNumId w:val="54"/>
-  </w:num>
-  <w:num w:numId="100" w16cid:durableId="1736271233">
-    <w:abstractNumId w:val="303"/>
-  </w:num>
-  <w:num w:numId="101" w16cid:durableId="218369277">
-    <w:abstractNumId w:val="172"/>
-  </w:num>
-  <w:num w:numId="102" w16cid:durableId="1652516879">
-    <w:abstractNumId w:val="15"/>
-  </w:num>
-  <w:num w:numId="103" w16cid:durableId="2026129407">
-    <w:abstractNumId w:val="183"/>
-  </w:num>
   <w:num w:numId="104" w16cid:durableId="801730286">
-    <w:abstractNumId w:val="218"/>
+    <w:abstractNumId w:val="230"/>
   </w:num>
   <w:num w:numId="105" w16cid:durableId="553079914">
     <w:abstractNumId w:val="2"/>
   </w:num>
   <w:num w:numId="106" w16cid:durableId="1787888821">
-    <w:abstractNumId w:val="118"/>
+    <w:abstractNumId w:val="126"/>
   </w:num>
   <w:num w:numId="107" w16cid:durableId="225799615">
+    <w:abstractNumId w:val="197"/>
+  </w:num>
+  <w:num w:numId="108" w16cid:durableId="1368876844">
+    <w:abstractNumId w:val="324"/>
+  </w:num>
+  <w:num w:numId="109" w16cid:durableId="595598222">
+    <w:abstractNumId w:val="241"/>
+  </w:num>
+  <w:num w:numId="110" w16cid:durableId="534542488">
+    <w:abstractNumId w:val="236"/>
+  </w:num>
+  <w:num w:numId="111" w16cid:durableId="1774399298">
+    <w:abstractNumId w:val="120"/>
+  </w:num>
+  <w:num w:numId="112" w16cid:durableId="613901821">
+    <w:abstractNumId w:val="127"/>
+  </w:num>
+  <w:num w:numId="113" w16cid:durableId="684745898">
+    <w:abstractNumId w:val="297"/>
+  </w:num>
+  <w:num w:numId="114" w16cid:durableId="404575797">
+    <w:abstractNumId w:val="28"/>
+  </w:num>
+  <w:num w:numId="115" w16cid:durableId="252055008">
+    <w:abstractNumId w:val="292"/>
+  </w:num>
+  <w:num w:numId="116" w16cid:durableId="849493801">
+    <w:abstractNumId w:val="300"/>
+  </w:num>
+  <w:num w:numId="117" w16cid:durableId="1928494106">
+    <w:abstractNumId w:val="173"/>
+  </w:num>
+  <w:num w:numId="118" w16cid:durableId="1349215533">
+    <w:abstractNumId w:val="232"/>
+  </w:num>
+  <w:num w:numId="119" w16cid:durableId="1700159130">
+    <w:abstractNumId w:val="191"/>
+  </w:num>
+  <w:num w:numId="120" w16cid:durableId="1233659580">
+    <w:abstractNumId w:val="18"/>
+  </w:num>
+  <w:num w:numId="121" w16cid:durableId="1720129412">
+    <w:abstractNumId w:val="104"/>
+  </w:num>
+  <w:num w:numId="122" w16cid:durableId="186531827">
+    <w:abstractNumId w:val="219"/>
+  </w:num>
+  <w:num w:numId="123" w16cid:durableId="142821599">
+    <w:abstractNumId w:val="71"/>
+  </w:num>
+  <w:num w:numId="124" w16cid:durableId="1509638856">
+    <w:abstractNumId w:val="183"/>
+  </w:num>
+  <w:num w:numId="125" w16cid:durableId="844713657">
+    <w:abstractNumId w:val="133"/>
+  </w:num>
+  <w:num w:numId="126" w16cid:durableId="1463232234">
+    <w:abstractNumId w:val="274"/>
+  </w:num>
+  <w:num w:numId="127" w16cid:durableId="1886527366">
+    <w:abstractNumId w:val="15"/>
+  </w:num>
+  <w:num w:numId="128" w16cid:durableId="2009408468">
+    <w:abstractNumId w:val="36"/>
+  </w:num>
+  <w:num w:numId="129" w16cid:durableId="1482037091">
+    <w:abstractNumId w:val="135"/>
+  </w:num>
+  <w:num w:numId="130" w16cid:durableId="2115854205">
+    <w:abstractNumId w:val="277"/>
+  </w:num>
+  <w:num w:numId="131" w16cid:durableId="494996959">
+    <w:abstractNumId w:val="7"/>
+  </w:num>
+  <w:num w:numId="132" w16cid:durableId="1108891573">
+    <w:abstractNumId w:val="285"/>
+  </w:num>
+  <w:num w:numId="133" w16cid:durableId="324747913">
+    <w:abstractNumId w:val="10"/>
+  </w:num>
+  <w:num w:numId="134" w16cid:durableId="33358841">
+    <w:abstractNumId w:val="235"/>
+  </w:num>
+  <w:num w:numId="135" w16cid:durableId="244387271">
+    <w:abstractNumId w:val="94"/>
+  </w:num>
+  <w:num w:numId="136" w16cid:durableId="1821967638">
+    <w:abstractNumId w:val="113"/>
+  </w:num>
+  <w:num w:numId="137" w16cid:durableId="726296435">
+    <w:abstractNumId w:val="218"/>
+  </w:num>
+  <w:num w:numId="138" w16cid:durableId="1498425946">
+    <w:abstractNumId w:val="287"/>
+  </w:num>
+  <w:num w:numId="139" w16cid:durableId="1317682769">
+    <w:abstractNumId w:val="213"/>
+  </w:num>
+  <w:num w:numId="140" w16cid:durableId="1170754726">
+    <w:abstractNumId w:val="193"/>
+  </w:num>
+  <w:num w:numId="141" w16cid:durableId="2145153192">
+    <w:abstractNumId w:val="165"/>
+  </w:num>
+  <w:num w:numId="142" w16cid:durableId="1004625133">
+    <w:abstractNumId w:val="151"/>
+  </w:num>
+  <w:num w:numId="143" w16cid:durableId="502286690">
+    <w:abstractNumId w:val="148"/>
+  </w:num>
+  <w:num w:numId="144" w16cid:durableId="349374813">
+    <w:abstractNumId w:val="319"/>
+  </w:num>
+  <w:num w:numId="145" w16cid:durableId="611979776">
+    <w:abstractNumId w:val="224"/>
+  </w:num>
+  <w:num w:numId="146" w16cid:durableId="340282782">
+    <w:abstractNumId w:val="150"/>
+  </w:num>
+  <w:num w:numId="147" w16cid:durableId="1136143767">
+    <w:abstractNumId w:val="250"/>
+  </w:num>
+  <w:num w:numId="148" w16cid:durableId="1410427550">
+    <w:abstractNumId w:val="107"/>
+  </w:num>
+  <w:num w:numId="149" w16cid:durableId="1088500544">
+    <w:abstractNumId w:val="304"/>
+  </w:num>
+  <w:num w:numId="150" w16cid:durableId="1318731971">
+    <w:abstractNumId w:val="227"/>
+  </w:num>
+  <w:num w:numId="151" w16cid:durableId="1748070025">
+    <w:abstractNumId w:val="119"/>
+  </w:num>
+  <w:num w:numId="152" w16cid:durableId="527960375">
+    <w:abstractNumId w:val="209"/>
+  </w:num>
+  <w:num w:numId="153" w16cid:durableId="1883638535">
+    <w:abstractNumId w:val="86"/>
+  </w:num>
+  <w:num w:numId="154" w16cid:durableId="213391720">
+    <w:abstractNumId w:val="125"/>
+  </w:num>
+  <w:num w:numId="155" w16cid:durableId="1052077424">
+    <w:abstractNumId w:val="257"/>
+  </w:num>
+  <w:num w:numId="156" w16cid:durableId="576674483">
+    <w:abstractNumId w:val="109"/>
+  </w:num>
+  <w:num w:numId="157" w16cid:durableId="1722971944">
+    <w:abstractNumId w:val="243"/>
+  </w:num>
+  <w:num w:numId="158" w16cid:durableId="1825658596">
+    <w:abstractNumId w:val="25"/>
+  </w:num>
+  <w:num w:numId="159" w16cid:durableId="746540900">
+    <w:abstractNumId w:val="143"/>
+  </w:num>
+  <w:num w:numId="160" w16cid:durableId="1156260382">
+    <w:abstractNumId w:val="301"/>
+  </w:num>
+  <w:num w:numId="161" w16cid:durableId="1699350983">
+    <w:abstractNumId w:val="43"/>
+  </w:num>
+  <w:num w:numId="162" w16cid:durableId="853760960">
+    <w:abstractNumId w:val="198"/>
+  </w:num>
+  <w:num w:numId="163" w16cid:durableId="953631824">
+    <w:abstractNumId w:val="57"/>
+  </w:num>
+  <w:num w:numId="164" w16cid:durableId="1927419379">
+    <w:abstractNumId w:val="222"/>
+  </w:num>
+  <w:num w:numId="165" w16cid:durableId="1493066247">
+    <w:abstractNumId w:val="255"/>
+  </w:num>
+  <w:num w:numId="166" w16cid:durableId="1350253981">
+    <w:abstractNumId w:val="272"/>
+  </w:num>
+  <w:num w:numId="167" w16cid:durableId="1797676448">
+    <w:abstractNumId w:val="329"/>
+  </w:num>
+  <w:num w:numId="168" w16cid:durableId="187328903">
+    <w:abstractNumId w:val="68"/>
+  </w:num>
+  <w:num w:numId="169" w16cid:durableId="2126119315">
+    <w:abstractNumId w:val="105"/>
+  </w:num>
+  <w:num w:numId="170" w16cid:durableId="743338541">
+    <w:abstractNumId w:val="32"/>
+  </w:num>
+  <w:num w:numId="171" w16cid:durableId="1398016825">
+    <w:abstractNumId w:val="288"/>
+  </w:num>
+  <w:num w:numId="172" w16cid:durableId="839975988">
+    <w:abstractNumId w:val="203"/>
+  </w:num>
+  <w:num w:numId="173" w16cid:durableId="741148294">
+    <w:abstractNumId w:val="262"/>
+  </w:num>
+  <w:num w:numId="174" w16cid:durableId="653989990">
+    <w:abstractNumId w:val="273"/>
+  </w:num>
+  <w:num w:numId="175" w16cid:durableId="1457484065">
+    <w:abstractNumId w:val="158"/>
+  </w:num>
+  <w:num w:numId="176" w16cid:durableId="1907033485">
+    <w:abstractNumId w:val="180"/>
+  </w:num>
+  <w:num w:numId="177" w16cid:durableId="1881046989">
+    <w:abstractNumId w:val="121"/>
+  </w:num>
+  <w:num w:numId="178" w16cid:durableId="1158762373">
+    <w:abstractNumId w:val="142"/>
+  </w:num>
+  <w:num w:numId="179" w16cid:durableId="1380862692">
+    <w:abstractNumId w:val="251"/>
+  </w:num>
+  <w:num w:numId="180" w16cid:durableId="1532645035">
+    <w:abstractNumId w:val="225"/>
+  </w:num>
+  <w:num w:numId="181" w16cid:durableId="1424913666">
+    <w:abstractNumId w:val="159"/>
+  </w:num>
+  <w:num w:numId="182" w16cid:durableId="322634771">
+    <w:abstractNumId w:val="49"/>
+  </w:num>
+  <w:num w:numId="183" w16cid:durableId="95714389">
     <w:abstractNumId w:val="186"/>
   </w:num>
-  <w:num w:numId="108" w16cid:durableId="1368876844">
-    <w:abstractNumId w:val="305"/>
-  </w:num>
-  <w:num w:numId="109" w16cid:durableId="595598222">
+  <w:num w:numId="184" w16cid:durableId="815494464">
     <w:abstractNumId w:val="229"/>
   </w:num>
-  <w:num w:numId="110" w16cid:durableId="534542488">
-    <w:abstractNumId w:val="224"/>
-  </w:num>
-  <w:num w:numId="111" w16cid:durableId="1774399298">
-    <w:abstractNumId w:val="113"/>
-  </w:num>
-  <w:num w:numId="112" w16cid:durableId="613901821">
-    <w:abstractNumId w:val="119"/>
-  </w:num>
-  <w:num w:numId="113" w16cid:durableId="684745898">
-    <w:abstractNumId w:val="279"/>
-  </w:num>
-  <w:num w:numId="114" w16cid:durableId="404575797">
-    <w:abstractNumId w:val="27"/>
-  </w:num>
-  <w:num w:numId="115" w16cid:durableId="252055008">
-    <w:abstractNumId w:val="274"/>
-  </w:num>
-  <w:num w:numId="116" w16cid:durableId="849493801">
-    <w:abstractNumId w:val="282"/>
-  </w:num>
-  <w:num w:numId="117" w16cid:durableId="1928494106">
-    <w:abstractNumId w:val="164"/>
-  </w:num>
-  <w:num w:numId="118" w16cid:durableId="1349215533">
-    <w:abstractNumId w:val="220"/>
-  </w:num>
-  <w:num w:numId="119" w16cid:durableId="1700159130">
-    <w:abstractNumId w:val="180"/>
-  </w:num>
-  <w:num w:numId="120" w16cid:durableId="1233659580">
-    <w:abstractNumId w:val="17"/>
-  </w:num>
-  <w:num w:numId="121" w16cid:durableId="1720129412">
-    <w:abstractNumId w:val="98"/>
-  </w:num>
-  <w:num w:numId="122" w16cid:durableId="186531827">
-    <w:abstractNumId w:val="207"/>
-  </w:num>
-  <w:num w:numId="123" w16cid:durableId="142821599">
-    <w:abstractNumId w:val="67"/>
-  </w:num>
-  <w:num w:numId="124" w16cid:durableId="1509638856">
-    <w:abstractNumId w:val="174"/>
-  </w:num>
-  <w:num w:numId="125" w16cid:durableId="844713657">
-    <w:abstractNumId w:val="125"/>
-  </w:num>
-  <w:num w:numId="126" w16cid:durableId="1463232234">
-    <w:abstractNumId w:val="259"/>
-  </w:num>
-  <w:num w:numId="127" w16cid:durableId="1886527366">
-    <w:abstractNumId w:val="14"/>
-  </w:num>
-  <w:num w:numId="128" w16cid:durableId="2009408468">
-    <w:abstractNumId w:val="34"/>
-  </w:num>
-  <w:num w:numId="129" w16cid:durableId="1482037091">
-    <w:abstractNumId w:val="127"/>
-  </w:num>
-  <w:num w:numId="130" w16cid:durableId="2115854205">
-    <w:abstractNumId w:val="261"/>
-  </w:num>
-  <w:num w:numId="131" w16cid:durableId="494996959">
-    <w:abstractNumId w:val="6"/>
-  </w:num>
-  <w:num w:numId="132" w16cid:durableId="1108891573">
-    <w:abstractNumId w:val="267"/>
-  </w:num>
-  <w:num w:numId="133" w16cid:durableId="324747913">
-    <w:abstractNumId w:val="9"/>
-  </w:num>
-  <w:num w:numId="134" w16cid:durableId="33358841">
-    <w:abstractNumId w:val="223"/>
-  </w:num>
-  <w:num w:numId="135" w16cid:durableId="244387271">
-    <w:abstractNumId w:val="88"/>
-  </w:num>
-  <w:num w:numId="136" w16cid:durableId="1821967638">
-    <w:abstractNumId w:val="106"/>
-  </w:num>
-  <w:num w:numId="137" w16cid:durableId="726296435">
-    <w:abstractNumId w:val="206"/>
-  </w:num>
-  <w:num w:numId="138" w16cid:durableId="1498425946">
-    <w:abstractNumId w:val="269"/>
-  </w:num>
-  <w:num w:numId="139" w16cid:durableId="1317682769">
-    <w:abstractNumId w:val="202"/>
-  </w:num>
-  <w:num w:numId="140" w16cid:durableId="1170754726">
-    <w:abstractNumId w:val="182"/>
-  </w:num>
-  <w:num w:numId="141" w16cid:durableId="2145153192">
-    <w:abstractNumId w:val="156"/>
-  </w:num>
-  <w:num w:numId="142" w16cid:durableId="1004625133">
-    <w:abstractNumId w:val="142"/>
-  </w:num>
-  <w:num w:numId="143" w16cid:durableId="502286690">
-    <w:abstractNumId w:val="139"/>
-  </w:num>
-  <w:num w:numId="144" w16cid:durableId="349374813">
-    <w:abstractNumId w:val="301"/>
-  </w:num>
-  <w:num w:numId="145" w16cid:durableId="611979776">
-    <w:abstractNumId w:val="212"/>
-  </w:num>
-  <w:num w:numId="146" w16cid:durableId="340282782">
-    <w:abstractNumId w:val="141"/>
-  </w:num>
-  <w:num w:numId="147" w16cid:durableId="1136143767">
-    <w:abstractNumId w:val="238"/>
-  </w:num>
-  <w:num w:numId="148" w16cid:durableId="1410427550">
-    <w:abstractNumId w:val="101"/>
-  </w:num>
-  <w:num w:numId="149" w16cid:durableId="1088500544">
-    <w:abstractNumId w:val="286"/>
-  </w:num>
-  <w:num w:numId="150" w16cid:durableId="1318731971">
-    <w:abstractNumId w:val="215"/>
-  </w:num>
-  <w:num w:numId="151" w16cid:durableId="1748070025">
-    <w:abstractNumId w:val="112"/>
-  </w:num>
-  <w:num w:numId="152" w16cid:durableId="527960375">
-    <w:abstractNumId w:val="198"/>
-  </w:num>
-  <w:num w:numId="153" w16cid:durableId="1883638535">
-    <w:abstractNumId w:val="81"/>
-  </w:num>
-  <w:num w:numId="154" w16cid:durableId="213391720">
-    <w:abstractNumId w:val="117"/>
-  </w:num>
-  <w:num w:numId="155" w16cid:durableId="1052077424">
-    <w:abstractNumId w:val="244"/>
-  </w:num>
-  <w:num w:numId="156" w16cid:durableId="576674483">
-    <w:abstractNumId w:val="103"/>
-  </w:num>
-  <w:num w:numId="157" w16cid:durableId="1722971944">
-    <w:abstractNumId w:val="231"/>
-  </w:num>
-  <w:num w:numId="158" w16cid:durableId="1825658596">
-    <w:abstractNumId w:val="24"/>
-  </w:num>
-  <w:num w:numId="159" w16cid:durableId="746540900">
-    <w:abstractNumId w:val="135"/>
-  </w:num>
-  <w:num w:numId="160" w16cid:durableId="1156260382">
-    <w:abstractNumId w:val="283"/>
-  </w:num>
-  <w:num w:numId="161" w16cid:durableId="1699350983">
-    <w:abstractNumId w:val="40"/>
-  </w:num>
-  <w:num w:numId="162" w16cid:durableId="853760960">
-    <w:abstractNumId w:val="187"/>
-  </w:num>
-  <w:num w:numId="163" w16cid:durableId="953631824">
-    <w:abstractNumId w:val="53"/>
-  </w:num>
-  <w:num w:numId="164" w16cid:durableId="1927419379">
-    <w:abstractNumId w:val="210"/>
-  </w:num>
-  <w:num w:numId="165" w16cid:durableId="1493066247">
-    <w:abstractNumId w:val="242"/>
-  </w:num>
-  <w:num w:numId="166" w16cid:durableId="1350253981">
-    <w:abstractNumId w:val="257"/>
-  </w:num>
-  <w:num w:numId="167" w16cid:durableId="1797676448">
-    <w:abstractNumId w:val="310"/>
-  </w:num>
-  <w:num w:numId="168" w16cid:durableId="187328903">
-    <w:abstractNumId w:val="64"/>
-  </w:num>
-  <w:num w:numId="169" w16cid:durableId="2126119315">
-    <w:abstractNumId w:val="99"/>
-  </w:num>
-  <w:num w:numId="170" w16cid:durableId="743338541">
-    <w:abstractNumId w:val="31"/>
-  </w:num>
-  <w:num w:numId="171" w16cid:durableId="1398016825">
-    <w:abstractNumId w:val="270"/>
-  </w:num>
-  <w:num w:numId="172" w16cid:durableId="839975988">
-    <w:abstractNumId w:val="192"/>
-  </w:num>
-  <w:num w:numId="173" w16cid:durableId="741148294">
-    <w:abstractNumId w:val="247"/>
-  </w:num>
-  <w:num w:numId="174" w16cid:durableId="653989990">
-    <w:abstractNumId w:val="258"/>
-  </w:num>
-  <w:num w:numId="175" w16cid:durableId="1457484065">
-    <w:abstractNumId w:val="149"/>
-  </w:num>
-  <w:num w:numId="176" w16cid:durableId="1907033485">
-    <w:abstractNumId w:val="171"/>
-  </w:num>
-  <w:num w:numId="177" w16cid:durableId="1881046989">
-    <w:abstractNumId w:val="114"/>
-  </w:num>
-  <w:num w:numId="178" w16cid:durableId="1158762373">
-    <w:abstractNumId w:val="134"/>
-  </w:num>
-  <w:num w:numId="179" w16cid:durableId="1380862692">
-    <w:abstractNumId w:val="239"/>
-  </w:num>
-  <w:num w:numId="180" w16cid:durableId="1532645035">
-    <w:abstractNumId w:val="213"/>
-  </w:num>
-  <w:num w:numId="181" w16cid:durableId="1424913666">
-    <w:abstractNumId w:val="150"/>
-  </w:num>
-  <w:num w:numId="182" w16cid:durableId="322634771">
-    <w:abstractNumId w:val="45"/>
-  </w:num>
-  <w:num w:numId="183" w16cid:durableId="95714389">
-    <w:abstractNumId w:val="175"/>
-  </w:num>
-  <w:num w:numId="184" w16cid:durableId="815494464">
-    <w:abstractNumId w:val="217"/>
-  </w:num>
   <w:num w:numId="185" w16cid:durableId="341081226">
-    <w:abstractNumId w:val="277"/>
+    <w:abstractNumId w:val="295"/>
   </w:num>
   <w:num w:numId="186" w16cid:durableId="74523892">
     <w:abstractNumId w:val="0"/>
   </w:num>
   <w:num w:numId="187" w16cid:durableId="682442691">
-    <w:abstractNumId w:val="240"/>
+    <w:abstractNumId w:val="253"/>
   </w:num>
   <w:num w:numId="188" w16cid:durableId="1087653050">
-    <w:abstractNumId w:val="278"/>
+    <w:abstractNumId w:val="296"/>
   </w:num>
   <w:num w:numId="189" w16cid:durableId="2064208776">
-    <w:abstractNumId w:val="199"/>
+    <w:abstractNumId w:val="210"/>
   </w:num>
   <w:num w:numId="190" w16cid:durableId="1767996191">
-    <w:abstractNumId w:val="193"/>
+    <w:abstractNumId w:val="204"/>
   </w:num>
   <w:num w:numId="191" w16cid:durableId="1062682264">
-    <w:abstractNumId w:val="56"/>
+    <w:abstractNumId w:val="60"/>
   </w:num>
   <w:num w:numId="192" w16cid:durableId="791442085">
-    <w:abstractNumId w:val="74"/>
+    <w:abstractNumId w:val="79"/>
   </w:num>
   <w:num w:numId="193" w16cid:durableId="1334526972">
-    <w:abstractNumId w:val="8"/>
+    <w:abstractNumId w:val="9"/>
   </w:num>
   <w:num w:numId="194" w16cid:durableId="2143574146">
+    <w:abstractNumId w:val="212"/>
+  </w:num>
+  <w:num w:numId="195" w16cid:durableId="1428382061">
+    <w:abstractNumId w:val="160"/>
+  </w:num>
+  <w:num w:numId="196" w16cid:durableId="467548810">
+    <w:abstractNumId w:val="276"/>
+  </w:num>
+  <w:num w:numId="197" w16cid:durableId="682588172">
+    <w:abstractNumId w:val="311"/>
+  </w:num>
+  <w:num w:numId="198" w16cid:durableId="542063571">
+    <w:abstractNumId w:val="154"/>
+  </w:num>
+  <w:num w:numId="199" w16cid:durableId="1755777425">
+    <w:abstractNumId w:val="215"/>
+  </w:num>
+  <w:num w:numId="200" w16cid:durableId="141165851">
+    <w:abstractNumId w:val="152"/>
+  </w:num>
+  <w:num w:numId="201" w16cid:durableId="103576263">
+    <w:abstractNumId w:val="326"/>
+  </w:num>
+  <w:num w:numId="202" w16cid:durableId="779106171">
+    <w:abstractNumId w:val="139"/>
+  </w:num>
+  <w:num w:numId="203" w16cid:durableId="1131706879">
+    <w:abstractNumId w:val="238"/>
+  </w:num>
+  <w:num w:numId="204" w16cid:durableId="1035227798">
+    <w:abstractNumId w:val="294"/>
+  </w:num>
+  <w:num w:numId="205" w16cid:durableId="1364987630">
+    <w:abstractNumId w:val="44"/>
+  </w:num>
+  <w:num w:numId="206" w16cid:durableId="1782610112">
+    <w:abstractNumId w:val="293"/>
+  </w:num>
+  <w:num w:numId="207" w16cid:durableId="466818270">
+    <w:abstractNumId w:val="83"/>
+  </w:num>
+  <w:num w:numId="208" w16cid:durableId="233508786">
+    <w:abstractNumId w:val="196"/>
+  </w:num>
+  <w:num w:numId="209" w16cid:durableId="1018312322">
+    <w:abstractNumId w:val="200"/>
+  </w:num>
+  <w:num w:numId="210" w16cid:durableId="1782914012">
     <w:abstractNumId w:val="201"/>
   </w:num>
-  <w:num w:numId="195" w16cid:durableId="1428382061">
-    <w:abstractNumId w:val="151"/>
+  <w:num w:numId="211" w16cid:durableId="2018802149">
+    <w:abstractNumId w:val="289"/>
   </w:num>
-  <w:num w:numId="196" w16cid:durableId="467548810">
-    <w:abstractNumId w:val="260"/>
+  <w:num w:numId="212" w16cid:durableId="1292905095">
+    <w:abstractNumId w:val="82"/>
   </w:num>
-  <w:num w:numId="197" w16cid:durableId="682588172">
-    <w:abstractNumId w:val="293"/>
+  <w:num w:numId="213" w16cid:durableId="1993826420">
+    <w:abstractNumId w:val="162"/>
   </w:num>
-  <w:num w:numId="198" w16cid:durableId="542063571">
-    <w:abstractNumId w:val="145"/>
+  <w:num w:numId="214" w16cid:durableId="1250850671">
+    <w:abstractNumId w:val="78"/>
   </w:num>
-  <w:num w:numId="199" w16cid:durableId="1755777425">
-    <w:abstractNumId w:val="203"/>
+  <w:num w:numId="215" w16cid:durableId="1990478594">
+    <w:abstractNumId w:val="70"/>
   </w:num>
-  <w:num w:numId="200" w16cid:durableId="141165851">
-    <w:abstractNumId w:val="143"/>
+  <w:num w:numId="216" w16cid:durableId="1822502295">
+    <w:abstractNumId w:val="178"/>
   </w:num>
-  <w:num w:numId="201" w16cid:durableId="103576263">
+  <w:num w:numId="217" w16cid:durableId="1019430699">
+    <w:abstractNumId w:val="92"/>
+  </w:num>
+  <w:num w:numId="218" w16cid:durableId="1310860480">
+    <w:abstractNumId w:val="331"/>
+  </w:num>
+  <w:num w:numId="219" w16cid:durableId="1763137992">
+    <w:abstractNumId w:val="67"/>
+  </w:num>
+  <w:num w:numId="220" w16cid:durableId="524253036">
+    <w:abstractNumId w:val="40"/>
+  </w:num>
+  <w:num w:numId="221" w16cid:durableId="2089033038">
+    <w:abstractNumId w:val="41"/>
+  </w:num>
+  <w:num w:numId="222" w16cid:durableId="1554662123">
+    <w:abstractNumId w:val="256"/>
+  </w:num>
+  <w:num w:numId="223" w16cid:durableId="1014648257">
     <w:abstractNumId w:val="307"/>
   </w:num>
-  <w:num w:numId="202" w16cid:durableId="779106171">
-    <w:abstractNumId w:val="131"/>
+  <w:num w:numId="224" w16cid:durableId="301738488">
+    <w:abstractNumId w:val="73"/>
   </w:num>
-  <w:num w:numId="203" w16cid:durableId="1131706879">
-    <w:abstractNumId w:val="226"/>
+  <w:num w:numId="225" w16cid:durableId="1734427761">
+    <w:abstractNumId w:val="156"/>
   </w:num>
-  <w:num w:numId="204" w16cid:durableId="1035227798">
-    <w:abstractNumId w:val="276"/>
+  <w:num w:numId="226" w16cid:durableId="156579825">
+    <w:abstractNumId w:val="290"/>
   </w:num>
-  <w:num w:numId="205" w16cid:durableId="1364987630">
-    <w:abstractNumId w:val="41"/>
-  </w:num>
-  <w:num w:numId="206" w16cid:durableId="1782610112">
-    <w:abstractNumId w:val="275"/>
-  </w:num>
-  <w:num w:numId="207" w16cid:durableId="466818270">
-    <w:abstractNumId w:val="78"/>
-  </w:num>
-  <w:num w:numId="208" w16cid:durableId="233508786">
-    <w:abstractNumId w:val="185"/>
-  </w:num>
-  <w:num w:numId="209" w16cid:durableId="1018312322">
+  <w:num w:numId="227" w16cid:durableId="193463515">
     <w:abstractNumId w:val="189"/>
   </w:num>
-  <w:num w:numId="210" w16cid:durableId="1782914012">
-    <w:abstractNumId w:val="190"/>
+  <w:num w:numId="228" w16cid:durableId="518277267">
+    <w:abstractNumId w:val="286"/>
   </w:num>
-  <w:num w:numId="211" w16cid:durableId="2018802149">
-    <w:abstractNumId w:val="271"/>
+  <w:num w:numId="229" w16cid:durableId="1885366358">
+    <w:abstractNumId w:val="299"/>
   </w:num>
-  <w:num w:numId="212" w16cid:durableId="1292905095">
-    <w:abstractNumId w:val="77"/>
+  <w:num w:numId="230" w16cid:durableId="1824544390">
+    <w:abstractNumId w:val="23"/>
   </w:num>
-  <w:num w:numId="213" w16cid:durableId="1993826420">
+  <w:num w:numId="231" w16cid:durableId="952323731">
+    <w:abstractNumId w:val="17"/>
+  </w:num>
+  <w:num w:numId="232" w16cid:durableId="1049840283">
+    <w:abstractNumId w:val="102"/>
+  </w:num>
+  <w:num w:numId="233" w16cid:durableId="823275894">
+    <w:abstractNumId w:val="284"/>
+  </w:num>
+  <w:num w:numId="234" w16cid:durableId="1738630315">
     <w:abstractNumId w:val="153"/>
   </w:num>
-  <w:num w:numId="214" w16cid:durableId="1250850671">
-    <w:abstractNumId w:val="73"/>
+  <w:num w:numId="235" w16cid:durableId="1316450924">
+    <w:abstractNumId w:val="220"/>
   </w:num>
-  <w:num w:numId="215" w16cid:durableId="1990478594">
-    <w:abstractNumId w:val="66"/>
+  <w:num w:numId="236" w16cid:durableId="1178886934">
+    <w:abstractNumId w:val="242"/>
   </w:num>
-  <w:num w:numId="216" w16cid:durableId="1822502295">
+  <w:num w:numId="237" w16cid:durableId="335151658">
+    <w:abstractNumId w:val="24"/>
+  </w:num>
+  <w:num w:numId="238" w16cid:durableId="2010518257">
+    <w:abstractNumId w:val="161"/>
+  </w:num>
+  <w:num w:numId="239" w16cid:durableId="1106999264">
+    <w:abstractNumId w:val="246"/>
+  </w:num>
+  <w:num w:numId="240" w16cid:durableId="1195733866">
+    <w:abstractNumId w:val="33"/>
+  </w:num>
+  <w:num w:numId="241" w16cid:durableId="1687826599">
+    <w:abstractNumId w:val="306"/>
+  </w:num>
+  <w:num w:numId="242" w16cid:durableId="1926566993">
+    <w:abstractNumId w:val="171"/>
+  </w:num>
+  <w:num w:numId="243" w16cid:durableId="1798989535">
+    <w:abstractNumId w:val="48"/>
+  </w:num>
+  <w:num w:numId="244" w16cid:durableId="1019702204">
     <w:abstractNumId w:val="169"/>
   </w:num>
-  <w:num w:numId="217" w16cid:durableId="1019430699">
-    <w:abstractNumId w:val="86"/>
+  <w:num w:numId="245" w16cid:durableId="1347975935">
+    <w:abstractNumId w:val="270"/>
   </w:num>
-  <w:num w:numId="218" w16cid:durableId="1310860480">
-    <w:abstractNumId w:val="312"/>
+  <w:num w:numId="246" w16cid:durableId="284846027">
+    <w:abstractNumId w:val="267"/>
   </w:num>
-  <w:num w:numId="219" w16cid:durableId="1763137992">
-    <w:abstractNumId w:val="63"/>
+  <w:num w:numId="247" w16cid:durableId="463432060">
+    <w:abstractNumId w:val="106"/>
   </w:num>
-  <w:num w:numId="220" w16cid:durableId="524253036">
-    <w:abstractNumId w:val="37"/>
+  <w:num w:numId="248" w16cid:durableId="1296722028">
+    <w:abstractNumId w:val="309"/>
   </w:num>
-  <w:num w:numId="221" w16cid:durableId="2089033038">
-    <w:abstractNumId w:val="38"/>
+  <w:num w:numId="249" w16cid:durableId="1387754659">
+    <w:abstractNumId w:val="128"/>
   </w:num>
-  <w:num w:numId="222" w16cid:durableId="1554662123">
-    <w:abstractNumId w:val="243"/>
-  </w:num>
-  <w:num w:numId="223" w16cid:durableId="1014648257">
-    <w:abstractNumId w:val="289"/>
-  </w:num>
-  <w:num w:numId="224" w16cid:durableId="301738488">
-    <w:abstractNumId w:val="69"/>
-  </w:num>
-  <w:num w:numId="225" w16cid:durableId="1734427761">
-    <w:abstractNumId w:val="147"/>
-  </w:num>
-  <w:num w:numId="226" w16cid:durableId="156579825">
-    <w:abstractNumId w:val="272"/>
-  </w:num>
-  <w:num w:numId="227" w16cid:durableId="193463515">
-    <w:abstractNumId w:val="178"/>
-  </w:num>
-  <w:num w:numId="228" w16cid:durableId="518277267">
-    <w:abstractNumId w:val="268"/>
-  </w:num>
-  <w:num w:numId="229" w16cid:durableId="1885366358">
+  <w:num w:numId="250" w16cid:durableId="57753538">
     <w:abstractNumId w:val="281"/>
   </w:num>
-  <w:num w:numId="230" w16cid:durableId="1824544390">
-    <w:abstractNumId w:val="22"/>
-  </w:num>
-  <w:num w:numId="231" w16cid:durableId="952323731">
-    <w:abstractNumId w:val="16"/>
-  </w:num>
-  <w:num w:numId="232" w16cid:durableId="1049840283">
-    <w:abstractNumId w:val="96"/>
-  </w:num>
-  <w:num w:numId="233" w16cid:durableId="823275894">
-    <w:abstractNumId w:val="266"/>
-  </w:num>
-  <w:num w:numId="234" w16cid:durableId="1738630315">
-    <w:abstractNumId w:val="144"/>
-  </w:num>
-  <w:num w:numId="235" w16cid:durableId="1316450924">
-    <w:abstractNumId w:val="208"/>
-  </w:num>
-  <w:num w:numId="236" w16cid:durableId="1178886934">
-    <w:abstractNumId w:val="230"/>
-  </w:num>
-  <w:num w:numId="237" w16cid:durableId="335151658">
-    <w:abstractNumId w:val="23"/>
-  </w:num>
-  <w:num w:numId="238" w16cid:durableId="2010518257">
-    <w:abstractNumId w:val="152"/>
-  </w:num>
-  <w:num w:numId="239" w16cid:durableId="1106999264">
-    <w:abstractNumId w:val="234"/>
-  </w:num>
-  <w:num w:numId="240" w16cid:durableId="1195733866">
-    <w:abstractNumId w:val="32"/>
-  </w:num>
-  <w:num w:numId="241" w16cid:durableId="1687826599">
-    <w:abstractNumId w:val="288"/>
-  </w:num>
-  <w:num w:numId="242" w16cid:durableId="1926566993">
-    <w:abstractNumId w:val="162"/>
-  </w:num>
-  <w:num w:numId="243" w16cid:durableId="1798989535">
-    <w:abstractNumId w:val="44"/>
-  </w:num>
-  <w:num w:numId="244" w16cid:durableId="1019702204">
-    <w:abstractNumId w:val="160"/>
-  </w:num>
-  <w:num w:numId="245" w16cid:durableId="1347975935">
-    <w:abstractNumId w:val="255"/>
-  </w:num>
-  <w:num w:numId="246" w16cid:durableId="284846027">
-    <w:abstractNumId w:val="252"/>
-  </w:num>
-  <w:num w:numId="247" w16cid:durableId="463432060">
-    <w:abstractNumId w:val="100"/>
-  </w:num>
-  <w:num w:numId="248" w16cid:durableId="1296722028">
-    <w:abstractNumId w:val="291"/>
-  </w:num>
-  <w:num w:numId="249" w16cid:durableId="1387754659">
-    <w:abstractNumId w:val="120"/>
-  </w:num>
-  <w:num w:numId="250" w16cid:durableId="57753538">
-    <w:abstractNumId w:val="263"/>
-  </w:num>
   <w:num w:numId="251" w16cid:durableId="1909882304">
-    <w:abstractNumId w:val="105"/>
+    <w:abstractNumId w:val="111"/>
   </w:num>
   <w:num w:numId="252" w16cid:durableId="571239133">
-    <w:abstractNumId w:val="29"/>
+    <w:abstractNumId w:val="30"/>
   </w:num>
   <w:num w:numId="253" w16cid:durableId="623847639">
-    <w:abstractNumId w:val="299"/>
+    <w:abstractNumId w:val="317"/>
   </w:num>
   <w:num w:numId="254" w16cid:durableId="1394621101">
     <w:abstractNumId w:val="1"/>
   </w:num>
   <w:num w:numId="255" w16cid:durableId="34502507">
-    <w:abstractNumId w:val="111"/>
+    <w:abstractNumId w:val="118"/>
   </w:num>
   <w:num w:numId="256" w16cid:durableId="1759060949">
+    <w:abstractNumId w:val="22"/>
+  </w:num>
+  <w:num w:numId="257" w16cid:durableId="439034982">
+    <w:abstractNumId w:val="192"/>
+  </w:num>
+  <w:num w:numId="258" w16cid:durableId="451442806">
+    <w:abstractNumId w:val="63"/>
+  </w:num>
+  <w:num w:numId="259" w16cid:durableId="1244485214">
+    <w:abstractNumId w:val="206"/>
+  </w:num>
+  <w:num w:numId="260" w16cid:durableId="1727215520">
+    <w:abstractNumId w:val="182"/>
+  </w:num>
+  <w:num w:numId="261" w16cid:durableId="1185098151">
+    <w:abstractNumId w:val="99"/>
+  </w:num>
+  <w:num w:numId="262" w16cid:durableId="125704378">
+    <w:abstractNumId w:val="122"/>
+  </w:num>
+  <w:num w:numId="263" w16cid:durableId="2026324924">
+    <w:abstractNumId w:val="207"/>
+  </w:num>
+  <w:num w:numId="264" w16cid:durableId="1206671941">
+    <w:abstractNumId w:val="237"/>
+  </w:num>
+  <w:num w:numId="265" w16cid:durableId="1415972186">
+    <w:abstractNumId w:val="177"/>
+  </w:num>
+  <w:num w:numId="266" w16cid:durableId="906762013">
+    <w:abstractNumId w:val="330"/>
+  </w:num>
+  <w:num w:numId="267" w16cid:durableId="642927321">
+    <w:abstractNumId w:val="254"/>
+  </w:num>
+  <w:num w:numId="268" w16cid:durableId="1677688669">
+    <w:abstractNumId w:val="74"/>
+  </w:num>
+  <w:num w:numId="269" w16cid:durableId="684942669">
+    <w:abstractNumId w:val="248"/>
+  </w:num>
+  <w:num w:numId="270" w16cid:durableId="2099787905">
+    <w:abstractNumId w:val="52"/>
+  </w:num>
+  <w:num w:numId="271" w16cid:durableId="1688017157">
+    <w:abstractNumId w:val="320"/>
+  </w:num>
+  <w:num w:numId="272" w16cid:durableId="910236615">
+    <w:abstractNumId w:val="323"/>
+  </w:num>
+  <w:num w:numId="273" w16cid:durableId="53088576">
+    <w:abstractNumId w:val="282"/>
+  </w:num>
+  <w:num w:numId="274" w16cid:durableId="1936550311">
+    <w:abstractNumId w:val="11"/>
+  </w:num>
+  <w:num w:numId="275" w16cid:durableId="799300943">
+    <w:abstractNumId w:val="4"/>
+  </w:num>
+  <w:num w:numId="276" w16cid:durableId="1660185290">
+    <w:abstractNumId w:val="328"/>
+  </w:num>
+  <w:num w:numId="277" w16cid:durableId="665013454">
+    <w:abstractNumId w:val="38"/>
+  </w:num>
+  <w:num w:numId="278" w16cid:durableId="1427770580">
+    <w:abstractNumId w:val="130"/>
+  </w:num>
+  <w:num w:numId="279" w16cid:durableId="1272468463">
+    <w:abstractNumId w:val="116"/>
+  </w:num>
+  <w:num w:numId="280" w16cid:durableId="440146137">
+    <w:abstractNumId w:val="164"/>
+  </w:num>
+  <w:num w:numId="281" w16cid:durableId="2018312813">
+    <w:abstractNumId w:val="332"/>
+  </w:num>
+  <w:num w:numId="282" w16cid:durableId="964458071">
+    <w:abstractNumId w:val="195"/>
+  </w:num>
+  <w:num w:numId="283" w16cid:durableId="641428578">
+    <w:abstractNumId w:val="129"/>
+  </w:num>
+  <w:num w:numId="284" w16cid:durableId="1676417270">
+    <w:abstractNumId w:val="155"/>
+  </w:num>
+  <w:num w:numId="285" w16cid:durableId="1089275027">
+    <w:abstractNumId w:val="244"/>
+  </w:num>
+  <w:num w:numId="286" w16cid:durableId="1868175842">
+    <w:abstractNumId w:val="157"/>
+  </w:num>
+  <w:num w:numId="287" w16cid:durableId="1453861814">
+    <w:abstractNumId w:val="69"/>
+  </w:num>
+  <w:num w:numId="288" w16cid:durableId="1961952406">
+    <w:abstractNumId w:val="123"/>
+  </w:num>
+  <w:num w:numId="289" w16cid:durableId="120731848">
+    <w:abstractNumId w:val="98"/>
+  </w:num>
+  <w:num w:numId="290" w16cid:durableId="908223336">
+    <w:abstractNumId w:val="54"/>
+  </w:num>
+  <w:num w:numId="291" w16cid:durableId="235555482">
+    <w:abstractNumId w:val="283"/>
+  </w:num>
+  <w:num w:numId="292" w16cid:durableId="1061438668">
+    <w:abstractNumId w:val="141"/>
+  </w:num>
+  <w:num w:numId="293" w16cid:durableId="1578176214">
+    <w:abstractNumId w:val="8"/>
+  </w:num>
+  <w:num w:numId="294" w16cid:durableId="39206659">
+    <w:abstractNumId w:val="249"/>
+  </w:num>
+  <w:num w:numId="295" w16cid:durableId="1045327195">
+    <w:abstractNumId w:val="101"/>
+  </w:num>
+  <w:num w:numId="296" w16cid:durableId="1292976579">
+    <w:abstractNumId w:val="42"/>
+  </w:num>
+  <w:num w:numId="297" w16cid:durableId="957487170">
+    <w:abstractNumId w:val="91"/>
+  </w:num>
+  <w:num w:numId="298" w16cid:durableId="1686009072">
+    <w:abstractNumId w:val="167"/>
+  </w:num>
+  <w:num w:numId="299" w16cid:durableId="672680451">
+    <w:abstractNumId w:val="258"/>
+  </w:num>
+  <w:num w:numId="300" w16cid:durableId="926575872">
+    <w:abstractNumId w:val="27"/>
+  </w:num>
+  <w:num w:numId="301" w16cid:durableId="386952263">
+    <w:abstractNumId w:val="298"/>
+  </w:num>
+  <w:num w:numId="302" w16cid:durableId="358042879">
+    <w:abstractNumId w:val="100"/>
+  </w:num>
+  <w:num w:numId="303" w16cid:durableId="1514296416">
+    <w:abstractNumId w:val="65"/>
+  </w:num>
+  <w:num w:numId="304" w16cid:durableId="2059933157">
+    <w:abstractNumId w:val="115"/>
+  </w:num>
+  <w:num w:numId="305" w16cid:durableId="2126805813">
+    <w:abstractNumId w:val="96"/>
+  </w:num>
+  <w:num w:numId="306" w16cid:durableId="1681203114">
+    <w:abstractNumId w:val="5"/>
+  </w:num>
+  <w:num w:numId="307" w16cid:durableId="782840444">
+    <w:abstractNumId w:val="271"/>
+  </w:num>
+  <w:num w:numId="308" w16cid:durableId="767965174">
+    <w:abstractNumId w:val="26"/>
+  </w:num>
+  <w:num w:numId="309" w16cid:durableId="1068116338">
     <w:abstractNumId w:val="21"/>
   </w:num>
-  <w:num w:numId="257" w16cid:durableId="439034982">
-    <w:abstractNumId w:val="181"/>
+  <w:num w:numId="310" w16cid:durableId="768353668">
+    <w:abstractNumId w:val="138"/>
   </w:num>
-  <w:num w:numId="258" w16cid:durableId="451442806">
-    <w:abstractNumId w:val="59"/>
+  <w:num w:numId="311" w16cid:durableId="135533576">
+    <w:abstractNumId w:val="6"/>
   </w:num>
-  <w:num w:numId="259" w16cid:durableId="1244485214">
-    <w:abstractNumId w:val="195"/>
+  <w:num w:numId="312" w16cid:durableId="1872064108">
+    <w:abstractNumId w:val="56"/>
   </w:num>
-  <w:num w:numId="260" w16cid:durableId="1727215520">
-    <w:abstractNumId w:val="173"/>
+  <w:num w:numId="313" w16cid:durableId="56562304">
+    <w:abstractNumId w:val="278"/>
   </w:num>
-  <w:num w:numId="261" w16cid:durableId="1185098151">
-    <w:abstractNumId w:val="93"/>
+  <w:num w:numId="314" w16cid:durableId="1981350012">
+    <w:abstractNumId w:val="303"/>
   </w:num>
-  <w:num w:numId="262" w16cid:durableId="125704378">
-    <w:abstractNumId w:val="115"/>
+  <w:num w:numId="315" w16cid:durableId="1761172975">
+    <w:abstractNumId w:val="199"/>
   </w:num>
-  <w:num w:numId="263" w16cid:durableId="2026324924">
-    <w:abstractNumId w:val="196"/>
+  <w:num w:numId="316" w16cid:durableId="754745091">
+    <w:abstractNumId w:val="112"/>
   </w:num>
-  <w:num w:numId="264" w16cid:durableId="1206671941">
-    <w:abstractNumId w:val="225"/>
+  <w:num w:numId="317" w16cid:durableId="1764839472">
+    <w:abstractNumId w:val="147"/>
   </w:num>
-  <w:num w:numId="265" w16cid:durableId="1415972186">
-    <w:abstractNumId w:val="168"/>
+  <w:num w:numId="318" w16cid:durableId="1920823235">
+    <w:abstractNumId w:val="35"/>
   </w:num>
-  <w:num w:numId="266" w16cid:durableId="906762013">
-    <w:abstractNumId w:val="311"/>
+  <w:num w:numId="319" w16cid:durableId="2128085761">
+    <w:abstractNumId w:val="260"/>
   </w:num>
-  <w:num w:numId="267" w16cid:durableId="642927321">
-    <w:abstractNumId w:val="241"/>
+  <w:num w:numId="320" w16cid:durableId="432936877">
+    <w:abstractNumId w:val="275"/>
   </w:num>
-  <w:num w:numId="268" w16cid:durableId="1677688669">
-    <w:abstractNumId w:val="70"/>
+  <w:num w:numId="321" w16cid:durableId="1856266940">
+    <w:abstractNumId w:val="37"/>
   </w:num>
-  <w:num w:numId="269" w16cid:durableId="684942669">
-    <w:abstractNumId w:val="236"/>
+  <w:num w:numId="322" w16cid:durableId="1793132700">
+    <w:abstractNumId w:val="89"/>
   </w:num>
-  <w:num w:numId="270" w16cid:durableId="2099787905">
-    <w:abstractNumId w:val="48"/>
+  <w:num w:numId="323" w16cid:durableId="738291101">
+    <w:abstractNumId w:val="322"/>
   </w:num>
-  <w:num w:numId="271" w16cid:durableId="1688017157">
-    <w:abstractNumId w:val="302"/>
+  <w:num w:numId="324" w16cid:durableId="718867584">
+    <w:abstractNumId w:val="252"/>
   </w:num>
-  <w:num w:numId="272" w16cid:durableId="910236615">
-    <w:abstractNumId w:val="304"/>
+  <w:num w:numId="325" w16cid:durableId="1613442707">
+    <w:abstractNumId w:val="184"/>
   </w:num>
-  <w:num w:numId="273" w16cid:durableId="53088576">
-    <w:abstractNumId w:val="264"/>
+  <w:num w:numId="326" w16cid:durableId="145050454">
+    <w:abstractNumId w:val="280"/>
   </w:num>
-  <w:num w:numId="274" w16cid:durableId="1936550311">
-    <w:abstractNumId w:val="10"/>
+  <w:num w:numId="327" w16cid:durableId="1484196559">
+    <w:abstractNumId w:val="261"/>
   </w:num>
-  <w:num w:numId="275" w16cid:durableId="799300943">
+  <w:num w:numId="328" w16cid:durableId="499080802">
+    <w:abstractNumId w:val="279"/>
+  </w:num>
+  <w:num w:numId="329" w16cid:durableId="979576164">
+    <w:abstractNumId w:val="124"/>
+  </w:num>
+  <w:num w:numId="330" w16cid:durableId="2070641450">
+    <w:abstractNumId w:val="76"/>
+  </w:num>
+  <w:num w:numId="331" w16cid:durableId="1090350337">
+    <w:abstractNumId w:val="214"/>
+  </w:num>
+  <w:num w:numId="332" w16cid:durableId="279264240">
     <w:abstractNumId w:val="3"/>
   </w:num>
-  <w:num w:numId="276" w16cid:durableId="1660185290">
-    <w:abstractNumId w:val="309"/>
+  <w:num w:numId="333" w16cid:durableId="1199198171">
+    <w:abstractNumId w:val="45"/>
   </w:num>
-  <w:num w:numId="277" w16cid:durableId="665013454">
-    <w:abstractNumId w:val="35"/>
-  </w:num>
-  <w:num w:numId="278" w16cid:durableId="1427770580">
-    <w:abstractNumId w:val="122"/>
-  </w:num>
-  <w:num w:numId="279" w16cid:durableId="1272468463">
-    <w:abstractNumId w:val="109"/>
-  </w:num>
-  <w:num w:numId="280" w16cid:durableId="440146137">
-    <w:abstractNumId w:val="155"/>
-  </w:num>
-  <w:num w:numId="281" w16cid:durableId="2018312813">
-    <w:abstractNumId w:val="313"/>
-  </w:num>
-  <w:num w:numId="282" w16cid:durableId="964458071">
-    <w:abstractNumId w:val="184"/>
-  </w:num>
-  <w:num w:numId="283" w16cid:durableId="641428578">
-    <w:abstractNumId w:val="121"/>
-  </w:num>
-  <w:num w:numId="284" w16cid:durableId="1676417270">
-    <w:abstractNumId w:val="146"/>
-  </w:num>
-  <w:num w:numId="285" w16cid:durableId="1089275027">
-    <w:abstractNumId w:val="232"/>
-  </w:num>
-  <w:num w:numId="286" w16cid:durableId="1868175842">
-    <w:abstractNumId w:val="148"/>
-  </w:num>
-  <w:num w:numId="287" w16cid:durableId="1453861814">
-    <w:abstractNumId w:val="65"/>
-  </w:num>
-  <w:num w:numId="288" w16cid:durableId="1961952406">
-    <w:abstractNumId w:val="116"/>
-  </w:num>
-  <w:num w:numId="289" w16cid:durableId="120731848">
-    <w:abstractNumId w:val="92"/>
-  </w:num>
-  <w:num w:numId="290" w16cid:durableId="908223336">
-    <w:abstractNumId w:val="50"/>
-  </w:num>
-  <w:num w:numId="291" w16cid:durableId="235555482">
-    <w:abstractNumId w:val="265"/>
-  </w:num>
-  <w:num w:numId="292" w16cid:durableId="1061438668">
-    <w:abstractNumId w:val="133"/>
-  </w:num>
-  <w:num w:numId="293" w16cid:durableId="1578176214">
-    <w:abstractNumId w:val="7"/>
-  </w:num>
-  <w:num w:numId="294" w16cid:durableId="39206659">
-    <w:abstractNumId w:val="237"/>
-  </w:num>
-  <w:num w:numId="295" w16cid:durableId="1045327195">
-    <w:abstractNumId w:val="95"/>
-  </w:num>
-  <w:num w:numId="296" w16cid:durableId="1292976579">
-    <w:abstractNumId w:val="39"/>
-  </w:num>
-  <w:num w:numId="297" w16cid:durableId="957487170">
-    <w:abstractNumId w:val="85"/>
-  </w:num>
-  <w:num w:numId="298" w16cid:durableId="1686009072">
-    <w:abstractNumId w:val="158"/>
-  </w:num>
-  <w:num w:numId="299" w16cid:durableId="672680451">
-    <w:abstractNumId w:val="245"/>
-  </w:num>
-  <w:num w:numId="300" w16cid:durableId="926575872">
-    <w:abstractNumId w:val="26"/>
-  </w:num>
-  <w:num w:numId="301" w16cid:durableId="386952263">
-    <w:abstractNumId w:val="280"/>
-  </w:num>
-  <w:num w:numId="302" w16cid:durableId="358042879">
-    <w:abstractNumId w:val="94"/>
-  </w:num>
-  <w:num w:numId="303" w16cid:durableId="1514296416">
-    <w:abstractNumId w:val="61"/>
-  </w:num>
-  <w:num w:numId="304" w16cid:durableId="2059933157">
-    <w:abstractNumId w:val="108"/>
-  </w:num>
-  <w:num w:numId="305" w16cid:durableId="2126805813">
-    <w:abstractNumId w:val="90"/>
-  </w:num>
-  <w:num w:numId="306" w16cid:durableId="1681203114">
-    <w:abstractNumId w:val="4"/>
-  </w:num>
-  <w:num w:numId="307" w16cid:durableId="782840444">
-    <w:abstractNumId w:val="256"/>
-  </w:num>
-  <w:num w:numId="308" w16cid:durableId="767965174">
-    <w:abstractNumId w:val="25"/>
-  </w:num>
-  <w:num w:numId="309" w16cid:durableId="1068116338">
-    <w:abstractNumId w:val="20"/>
-  </w:num>
-  <w:num w:numId="310" w16cid:durableId="768353668">
-    <w:abstractNumId w:val="130"/>
-  </w:num>
-  <w:num w:numId="311" w16cid:durableId="135533576">
-    <w:abstractNumId w:val="5"/>
-  </w:num>
-  <w:num w:numId="312" w16cid:durableId="1872064108">
-    <w:abstractNumId w:val="52"/>
-  </w:num>
-  <w:num w:numId="313" w16cid:durableId="56562304">
-    <w:abstractNumId w:val="262"/>
-  </w:num>
-  <w:num w:numId="314" w16cid:durableId="1981350012">
-    <w:abstractNumId w:val="285"/>
-  </w:num>
-  <w:num w:numId="315" w16cid:durableId="1761172975">
-    <w:abstractNumId w:val="188"/>
+  <w:num w:numId="334" w16cid:durableId="1399523734">
+    <w:abstractNumId w:val="185"/>
   </w:num>
 </w:numbering>
 </file>
